--- a/Text/ВКР Давыдов Никита Анатольевич.docx
+++ b/Text/ВКР Давыдов Никита Анатольевич.docx
@@ -765,6 +765,7 @@
           <w:docPartUnique/>
         </w:docPartObj>
       </w:sdtPr>
+      <w:sdtEndPr/>
       <w:sdtContent>
         <w:p>
           <w:pPr>
@@ -6865,8 +6866,6 @@
         </w:rPr>
         <w:t>]</w:t>
       </w:r>
-      <w:bookmarkStart w:id="11" w:name="_GoBack"/>
-      <w:bookmarkEnd w:id="11"/>
     </w:p>
     <w:p>
       <w:pPr>
@@ -12691,13 +12690,7 @@
       </w:r>
       <w:proofErr w:type="spellEnd"/>
       <w:r>
-        <w:t>. (</w:t>
-      </w:r>
-      <w:r>
-        <w:t>5600</w:t>
-      </w:r>
-      <w:r>
-        <w:t>, 20)</w:t>
+        <w:t>. (5600, 20)</w:t>
       </w:r>
     </w:p>
     <w:tbl>
@@ -13499,10 +13492,7 @@
       </w:r>
       <w:proofErr w:type="spellEnd"/>
       <w:r>
-        <w:t>. (5600</w:t>
-      </w:r>
-      <w:r>
-        <w:t xml:space="preserve">, </w:t>
+        <w:t xml:space="preserve">. (5600, </w:t>
       </w:r>
       <w:r>
         <w:rPr>
@@ -14283,13 +14273,7 @@
         <w:t xml:space="preserve">ручной выбор </w:t>
       </w:r>
       <w:r>
-        <w:t>1</w:t>
-      </w:r>
-      <w:r>
-        <w:t>0</w:t>
-      </w:r>
-      <w:r>
-        <w:t xml:space="preserve"> </w:t>
+        <w:t xml:space="preserve">10 </w:t>
       </w:r>
       <w:r>
         <w:t xml:space="preserve">используемых </w:t>
@@ -15021,6 +15005,925 @@
     </w:p>
     <w:p>
       <w:pPr>
+        <w:pStyle w:val="afe"/>
+        <w:rPr>
+          <w:lang w:val="en-US"/>
+        </w:rPr>
+      </w:pPr>
+      <w:r>
+        <w:rPr>
+          <w:b/>
+          <w:u w:val="single"/>
+        </w:rPr>
+        <w:t>Второй</w:t>
+      </w:r>
+      <w:r>
+        <w:rPr>
+          <w:b/>
+          <w:u w:val="single"/>
+        </w:rPr>
+        <w:t xml:space="preserve"> </w:t>
+      </w:r>
+      <w:proofErr w:type="spellStart"/>
+      <w:r>
+        <w:rPr>
+          <w:b/>
+          <w:u w:val="single"/>
+        </w:rPr>
+        <w:t>датасет</w:t>
+      </w:r>
+      <w:proofErr w:type="spellEnd"/>
+      <w:r>
+        <w:t xml:space="preserve">. </w:t>
+      </w:r>
+      <w:r>
+        <w:rPr>
+          <w:lang w:val="en-US"/>
+        </w:rPr>
+        <w:t>Test</w:t>
+      </w:r>
+      <w:r>
+        <w:t>/</w:t>
+      </w:r>
+      <w:r>
+        <w:rPr>
+          <w:lang w:val="en-US"/>
+        </w:rPr>
+        <w:t>train</w:t>
+      </w:r>
+      <w:r>
+        <w:t xml:space="preserve"> </w:t>
+      </w:r>
+      <w:r>
+        <w:rPr>
+          <w:lang w:val="en-US"/>
+        </w:rPr>
+        <w:t>split</w:t>
+      </w:r>
+      <w:r>
+        <w:t xml:space="preserve">, </w:t>
+      </w:r>
+      <w:r>
+        <w:t>без</w:t>
+      </w:r>
+      <w:r>
+        <w:t xml:space="preserve"> </w:t>
+      </w:r>
+      <w:proofErr w:type="spellStart"/>
+      <w:r>
+        <w:t>эмбеддингов</w:t>
+      </w:r>
+      <w:proofErr w:type="spellEnd"/>
+      <w:r>
+        <w:t xml:space="preserve">, </w:t>
+      </w:r>
+      <w:r>
+        <w:t>без</w:t>
+      </w:r>
+      <w:r>
+        <w:t xml:space="preserve"> </w:t>
+      </w:r>
+      <w:r>
+        <w:t>аугментации</w:t>
+      </w:r>
+      <w:r>
+        <w:t xml:space="preserve"> </w:t>
+      </w:r>
+      <w:r>
+        <w:t>данных</w:t>
+      </w:r>
+      <w:r>
+        <w:t xml:space="preserve">, </w:t>
+      </w:r>
+      <w:proofErr w:type="spellStart"/>
+      <w:r>
+        <w:t>клиппинг</w:t>
+      </w:r>
+      <w:proofErr w:type="spellEnd"/>
+      <w:r>
+        <w:t xml:space="preserve"> </w:t>
+      </w:r>
+      <w:r>
+        <w:t>при</w:t>
+      </w:r>
+      <w:r>
+        <w:t xml:space="preserve"> </w:t>
+      </w:r>
+      <w:r>
+        <w:t>удалении</w:t>
+      </w:r>
+      <w:r>
+        <w:t xml:space="preserve"> </w:t>
+      </w:r>
+      <w:r>
+        <w:t>выбросов</w:t>
+      </w:r>
+      <w:r>
+        <w:t xml:space="preserve">, </w:t>
+      </w:r>
+      <w:r>
+        <w:t>стратификация</w:t>
+      </w:r>
+      <w:r>
+        <w:t xml:space="preserve"> </w:t>
+      </w:r>
+      <w:r>
+        <w:t>при</w:t>
+      </w:r>
+      <w:r>
+        <w:t xml:space="preserve"> </w:t>
+      </w:r>
+      <w:r>
+        <w:t>сплите</w:t>
+      </w:r>
+      <w:r>
+        <w:t xml:space="preserve">, </w:t>
+      </w:r>
+      <w:r>
+        <w:t>выбор</w:t>
+      </w:r>
+      <w:r>
+        <w:t xml:space="preserve"> </w:t>
+      </w:r>
+      <w:proofErr w:type="spellStart"/>
+      <w:r>
+        <w:t>фич</w:t>
+      </w:r>
+      <w:proofErr w:type="spellEnd"/>
+      <w:r>
+        <w:t xml:space="preserve"> </w:t>
+      </w:r>
+      <w:r>
+        <w:t>по</w:t>
+      </w:r>
+      <w:r>
+        <w:t xml:space="preserve"> </w:t>
+      </w:r>
+      <w:r>
+        <w:t>порогу</w:t>
+      </w:r>
+      <w:r>
+        <w:t xml:space="preserve"> </w:t>
+      </w:r>
+      <w:r>
+        <w:t>корреляции</w:t>
+      </w:r>
+      <w:r>
+        <w:t xml:space="preserve"> (0.95), </w:t>
+      </w:r>
+      <w:r>
+        <w:t>без</w:t>
+      </w:r>
+      <w:r>
+        <w:t xml:space="preserve"> </w:t>
+      </w:r>
+      <w:proofErr w:type="spellStart"/>
+      <w:r>
+        <w:t>гиперпараметров</w:t>
+      </w:r>
+      <w:proofErr w:type="spellEnd"/>
+      <w:r>
+        <w:t xml:space="preserve">. </w:t>
+      </w:r>
+      <w:r>
+        <w:rPr>
+          <w:lang w:val="en-US"/>
+        </w:rPr>
+        <w:t>(</w:t>
+      </w:r>
+      <w:r>
+        <w:rPr>
+          <w:lang w:val="en-US"/>
+        </w:rPr>
+        <w:t>289</w:t>
+      </w:r>
+      <w:r>
+        <w:rPr>
+          <w:lang w:val="en-US"/>
+        </w:rPr>
+        <w:t xml:space="preserve">, </w:t>
+      </w:r>
+      <w:r>
+        <w:rPr>
+          <w:lang w:val="en-US"/>
+        </w:rPr>
+        <w:t>44</w:t>
+      </w:r>
+      <w:r>
+        <w:rPr>
+          <w:lang w:val="en-US"/>
+        </w:rPr>
+        <w:t>)</w:t>
+      </w:r>
+    </w:p>
+    <w:tbl>
+      <w:tblPr>
+        <w:tblStyle w:val="af3"/>
+        <w:tblW w:w="0" w:type="auto"/>
+        <w:tblLook w:val="04A0" w:firstRow="1" w:lastRow="0" w:firstColumn="1" w:lastColumn="0" w:noHBand="0" w:noVBand="1"/>
+      </w:tblPr>
+      <w:tblGrid>
+        <w:gridCol w:w="1316"/>
+        <w:gridCol w:w="1265"/>
+        <w:gridCol w:w="1203"/>
+        <w:gridCol w:w="1198"/>
+        <w:gridCol w:w="1298"/>
+        <w:gridCol w:w="1234"/>
+        <w:gridCol w:w="1141"/>
+        <w:gridCol w:w="1199"/>
+      </w:tblGrid>
+      <w:tr>
+        <w:tc>
+          <w:tcPr>
+            <w:tcW w:w="1316" w:type="dxa"/>
+          </w:tcPr>
+          <w:p>
+            <w:pPr>
+              <w:pStyle w:val="afe"/>
+              <w:ind w:firstLine="0"/>
+              <w:rPr>
+                <w:lang w:val="en-US"/>
+              </w:rPr>
+            </w:pPr>
+            <w:r>
+              <w:t>Модель</w:t>
+            </w:r>
+          </w:p>
+        </w:tc>
+        <w:tc>
+          <w:tcPr>
+            <w:tcW w:w="1265" w:type="dxa"/>
+          </w:tcPr>
+          <w:p>
+            <w:pPr>
+              <w:pStyle w:val="afe"/>
+              <w:ind w:firstLine="0"/>
+              <w:rPr>
+                <w:lang w:val="en-US"/>
+              </w:rPr>
+            </w:pPr>
+            <w:r>
+              <w:rPr>
+                <w:lang w:val="en-US"/>
+              </w:rPr>
+              <w:t>Linear</w:t>
+            </w:r>
+          </w:p>
+        </w:tc>
+        <w:tc>
+          <w:tcPr>
+            <w:tcW w:w="1203" w:type="dxa"/>
+          </w:tcPr>
+          <w:p>
+            <w:pPr>
+              <w:pStyle w:val="afe"/>
+              <w:ind w:firstLine="0"/>
+              <w:rPr>
+                <w:lang w:val="en-US"/>
+              </w:rPr>
+            </w:pPr>
+            <w:r>
+              <w:rPr>
+                <w:lang w:val="en-US"/>
+              </w:rPr>
+              <w:t>DT</w:t>
+            </w:r>
+          </w:p>
+        </w:tc>
+        <w:tc>
+          <w:tcPr>
+            <w:tcW w:w="1198" w:type="dxa"/>
+          </w:tcPr>
+          <w:p>
+            <w:pPr>
+              <w:pStyle w:val="afe"/>
+              <w:ind w:firstLine="0"/>
+              <w:rPr>
+                <w:lang w:val="en-US"/>
+              </w:rPr>
+            </w:pPr>
+            <w:r>
+              <w:rPr>
+                <w:lang w:val="en-US"/>
+              </w:rPr>
+              <w:t>RF</w:t>
+            </w:r>
+          </w:p>
+        </w:tc>
+        <w:tc>
+          <w:tcPr>
+            <w:tcW w:w="1298" w:type="dxa"/>
+          </w:tcPr>
+          <w:p>
+            <w:pPr>
+              <w:pStyle w:val="afe"/>
+              <w:ind w:firstLine="0"/>
+              <w:rPr>
+                <w:lang w:val="en-US"/>
+              </w:rPr>
+            </w:pPr>
+            <w:proofErr w:type="spellStart"/>
+            <w:r>
+              <w:rPr>
+                <w:lang w:val="en-US"/>
+              </w:rPr>
+              <w:t>GBoost</w:t>
+            </w:r>
+            <w:proofErr w:type="spellEnd"/>
+          </w:p>
+        </w:tc>
+        <w:tc>
+          <w:tcPr>
+            <w:tcW w:w="1234" w:type="dxa"/>
+          </w:tcPr>
+          <w:p>
+            <w:pPr>
+              <w:pStyle w:val="afe"/>
+              <w:ind w:firstLine="0"/>
+              <w:rPr>
+                <w:lang w:val="en-US"/>
+              </w:rPr>
+            </w:pPr>
+            <w:r>
+              <w:rPr>
+                <w:lang w:val="en-US"/>
+              </w:rPr>
+              <w:t>KNN</w:t>
+            </w:r>
+          </w:p>
+        </w:tc>
+        <w:tc>
+          <w:tcPr>
+            <w:tcW w:w="1141" w:type="dxa"/>
+          </w:tcPr>
+          <w:p>
+            <w:pPr>
+              <w:pStyle w:val="afe"/>
+              <w:ind w:firstLine="0"/>
+              <w:rPr>
+                <w:lang w:val="en-US"/>
+              </w:rPr>
+            </w:pPr>
+            <w:proofErr w:type="spellStart"/>
+            <w:r>
+              <w:rPr>
+                <w:lang w:val="en-US"/>
+              </w:rPr>
+              <w:t>Catboost</w:t>
+            </w:r>
+            <w:proofErr w:type="spellEnd"/>
+          </w:p>
+        </w:tc>
+        <w:tc>
+          <w:tcPr>
+            <w:tcW w:w="1199" w:type="dxa"/>
+          </w:tcPr>
+          <w:p>
+            <w:pPr>
+              <w:pStyle w:val="afe"/>
+              <w:ind w:firstLine="0"/>
+              <w:rPr>
+                <w:lang w:val="en-US"/>
+              </w:rPr>
+            </w:pPr>
+            <w:proofErr w:type="spellStart"/>
+            <w:r>
+              <w:rPr>
+                <w:lang w:val="en-US"/>
+              </w:rPr>
+              <w:t>XGBoost</w:t>
+            </w:r>
+            <w:proofErr w:type="spellEnd"/>
+          </w:p>
+        </w:tc>
+      </w:tr>
+      <w:tr>
+        <w:tc>
+          <w:tcPr>
+            <w:tcW w:w="1316" w:type="dxa"/>
+          </w:tcPr>
+          <w:p>
+            <w:pPr>
+              <w:pStyle w:val="afe"/>
+              <w:ind w:firstLine="0"/>
+              <w:rPr>
+                <w:lang w:val="en-US"/>
+              </w:rPr>
+            </w:pPr>
+            <w:r>
+              <w:rPr>
+                <w:lang w:val="en-US"/>
+              </w:rPr>
+              <w:lastRenderedPageBreak/>
+              <w:t>R</w:t>
+            </w:r>
+            <w:r>
+              <w:rPr>
+                <w:vertAlign w:val="superscript"/>
+                <w:lang w:val="en-US"/>
+              </w:rPr>
+              <w:t>2</w:t>
+            </w:r>
+            <w:r>
+              <w:rPr>
+                <w:lang w:val="en-US"/>
+              </w:rPr>
+              <w:t xml:space="preserve"> (t</w:t>
+            </w:r>
+            <w:r>
+              <w:rPr>
+                <w:lang w:val="en-US"/>
+              </w:rPr>
+              <w:t>rain</w:t>
+            </w:r>
+            <w:r>
+              <w:rPr>
+                <w:lang w:val="en-US"/>
+              </w:rPr>
+              <w:t>)</w:t>
+            </w:r>
+          </w:p>
+        </w:tc>
+        <w:tc>
+          <w:tcPr>
+            <w:tcW w:w="1265" w:type="dxa"/>
+          </w:tcPr>
+          <w:p>
+            <w:pPr>
+              <w:pStyle w:val="afe"/>
+              <w:ind w:firstLine="0"/>
+              <w:rPr>
+                <w:lang w:val="en-US"/>
+              </w:rPr>
+            </w:pPr>
+            <w:r>
+              <w:rPr>
+                <w:lang w:val="en-US"/>
+              </w:rPr>
+              <w:t>0.64</w:t>
+            </w:r>
+          </w:p>
+        </w:tc>
+        <w:tc>
+          <w:tcPr>
+            <w:tcW w:w="1203" w:type="dxa"/>
+          </w:tcPr>
+          <w:p>
+            <w:pPr>
+              <w:pStyle w:val="afe"/>
+              <w:ind w:firstLine="0"/>
+              <w:rPr>
+                <w:lang w:val="en-US"/>
+              </w:rPr>
+            </w:pPr>
+            <w:r>
+              <w:rPr>
+                <w:lang w:val="en-US"/>
+              </w:rPr>
+              <w:t>0.99</w:t>
+            </w:r>
+          </w:p>
+        </w:tc>
+        <w:tc>
+          <w:tcPr>
+            <w:tcW w:w="1198" w:type="dxa"/>
+          </w:tcPr>
+          <w:p>
+            <w:pPr>
+              <w:pStyle w:val="afe"/>
+              <w:ind w:firstLine="0"/>
+              <w:rPr>
+                <w:lang w:val="en-US"/>
+              </w:rPr>
+            </w:pPr>
+            <w:r>
+              <w:rPr>
+                <w:lang w:val="en-US"/>
+              </w:rPr>
+              <w:t>0.65</w:t>
+            </w:r>
+          </w:p>
+        </w:tc>
+        <w:tc>
+          <w:tcPr>
+            <w:tcW w:w="1298" w:type="dxa"/>
+          </w:tcPr>
+          <w:p>
+            <w:pPr>
+              <w:pStyle w:val="afe"/>
+              <w:ind w:firstLine="0"/>
+              <w:rPr>
+                <w:lang w:val="en-US"/>
+              </w:rPr>
+            </w:pPr>
+            <w:r>
+              <w:rPr>
+                <w:lang w:val="en-US"/>
+              </w:rPr>
+              <w:t>0.96</w:t>
+            </w:r>
+          </w:p>
+        </w:tc>
+        <w:tc>
+          <w:tcPr>
+            <w:tcW w:w="1234" w:type="dxa"/>
+          </w:tcPr>
+          <w:p>
+            <w:pPr>
+              <w:pStyle w:val="afe"/>
+              <w:ind w:firstLine="0"/>
+              <w:rPr>
+                <w:lang w:val="en-US"/>
+              </w:rPr>
+            </w:pPr>
+            <w:r>
+              <w:rPr>
+                <w:lang w:val="en-US"/>
+              </w:rPr>
+              <w:t>0.48</w:t>
+            </w:r>
+          </w:p>
+        </w:tc>
+        <w:tc>
+          <w:tcPr>
+            <w:tcW w:w="1141" w:type="dxa"/>
+          </w:tcPr>
+          <w:p>
+            <w:pPr>
+              <w:pStyle w:val="afe"/>
+              <w:ind w:firstLine="0"/>
+              <w:rPr>
+                <w:lang w:val="en-US"/>
+              </w:rPr>
+            </w:pPr>
+            <w:r>
+              <w:rPr>
+                <w:lang w:val="en-US"/>
+              </w:rPr>
+              <w:t>0.98</w:t>
+            </w:r>
+          </w:p>
+        </w:tc>
+        <w:tc>
+          <w:tcPr>
+            <w:tcW w:w="1199" w:type="dxa"/>
+          </w:tcPr>
+          <w:p>
+            <w:pPr>
+              <w:pStyle w:val="afe"/>
+              <w:ind w:firstLine="0"/>
+              <w:rPr>
+                <w:lang w:val="en-US"/>
+              </w:rPr>
+            </w:pPr>
+            <w:r>
+              <w:rPr>
+                <w:lang w:val="en-US"/>
+              </w:rPr>
+              <w:t>0.97</w:t>
+            </w:r>
+          </w:p>
+        </w:tc>
+      </w:tr>
+      <w:tr>
+        <w:tc>
+          <w:tcPr>
+            <w:tcW w:w="1316" w:type="dxa"/>
+          </w:tcPr>
+          <w:p>
+            <w:pPr>
+              <w:pStyle w:val="afe"/>
+              <w:ind w:firstLine="0"/>
+              <w:rPr>
+                <w:lang w:val="en-US"/>
+              </w:rPr>
+            </w:pPr>
+            <w:r>
+              <w:rPr>
+                <w:lang w:val="en-US"/>
+              </w:rPr>
+              <w:t>R</w:t>
+            </w:r>
+            <w:r>
+              <w:rPr>
+                <w:vertAlign w:val="superscript"/>
+              </w:rPr>
+              <w:t>2</w:t>
+            </w:r>
+            <w:r>
+              <w:rPr>
+                <w:lang w:val="en-US"/>
+              </w:rPr>
+              <w:t xml:space="preserve"> (test)</w:t>
+            </w:r>
+          </w:p>
+        </w:tc>
+        <w:tc>
+          <w:tcPr>
+            <w:tcW w:w="1265" w:type="dxa"/>
+          </w:tcPr>
+          <w:p>
+            <w:pPr>
+              <w:pStyle w:val="afe"/>
+              <w:ind w:firstLine="0"/>
+              <w:rPr>
+                <w:lang w:val="en-US"/>
+              </w:rPr>
+            </w:pPr>
+            <w:r>
+              <w:rPr>
+                <w:lang w:val="en-US"/>
+              </w:rPr>
+              <w:t>0.26</w:t>
+            </w:r>
+          </w:p>
+        </w:tc>
+        <w:tc>
+          <w:tcPr>
+            <w:tcW w:w="1203" w:type="dxa"/>
+          </w:tcPr>
+          <w:p>
+            <w:pPr>
+              <w:pStyle w:val="afe"/>
+              <w:ind w:firstLine="0"/>
+              <w:rPr>
+                <w:lang w:val="en-US"/>
+              </w:rPr>
+            </w:pPr>
+            <w:r>
+              <w:rPr>
+                <w:lang w:val="en-US"/>
+              </w:rPr>
+              <w:t>0.32</w:t>
+            </w:r>
+          </w:p>
+        </w:tc>
+        <w:tc>
+          <w:tcPr>
+            <w:tcW w:w="1198" w:type="dxa"/>
+          </w:tcPr>
+          <w:p>
+            <w:pPr>
+              <w:pStyle w:val="afe"/>
+              <w:ind w:firstLine="0"/>
+              <w:rPr>
+                <w:lang w:val="en-US"/>
+              </w:rPr>
+            </w:pPr>
+            <w:r>
+              <w:rPr>
+                <w:lang w:val="en-US"/>
+              </w:rPr>
+              <w:t>0.33</w:t>
+            </w:r>
+          </w:p>
+        </w:tc>
+        <w:tc>
+          <w:tcPr>
+            <w:tcW w:w="1298" w:type="dxa"/>
+          </w:tcPr>
+          <w:p>
+            <w:pPr>
+              <w:pStyle w:val="afe"/>
+              <w:ind w:firstLine="0"/>
+              <w:rPr>
+                <w:lang w:val="en-US"/>
+              </w:rPr>
+            </w:pPr>
+            <w:r>
+              <w:rPr>
+                <w:lang w:val="en-US"/>
+              </w:rPr>
+              <w:t>0.51</w:t>
+            </w:r>
+          </w:p>
+        </w:tc>
+        <w:tc>
+          <w:tcPr>
+            <w:tcW w:w="1234" w:type="dxa"/>
+          </w:tcPr>
+          <w:p>
+            <w:pPr>
+              <w:pStyle w:val="afe"/>
+              <w:ind w:firstLine="0"/>
+              <w:rPr>
+                <w:lang w:val="en-US"/>
+              </w:rPr>
+            </w:pPr>
+            <w:r>
+              <w:rPr>
+                <w:lang w:val="en-US"/>
+              </w:rPr>
+              <w:t>0.30</w:t>
+            </w:r>
+          </w:p>
+        </w:tc>
+        <w:tc>
+          <w:tcPr>
+            <w:tcW w:w="1141" w:type="dxa"/>
+          </w:tcPr>
+          <w:p>
+            <w:pPr>
+              <w:pStyle w:val="afe"/>
+              <w:ind w:firstLine="0"/>
+              <w:rPr>
+                <w:lang w:val="en-US"/>
+              </w:rPr>
+            </w:pPr>
+            <w:r>
+              <w:rPr>
+                <w:lang w:val="en-US"/>
+              </w:rPr>
+              <w:t>0.52</w:t>
+            </w:r>
+          </w:p>
+        </w:tc>
+        <w:tc>
+          <w:tcPr>
+            <w:tcW w:w="1199" w:type="dxa"/>
+          </w:tcPr>
+          <w:p>
+            <w:pPr>
+              <w:pStyle w:val="afe"/>
+              <w:ind w:firstLine="0"/>
+              <w:rPr>
+                <w:lang w:val="en-US"/>
+              </w:rPr>
+            </w:pPr>
+            <w:r>
+              <w:rPr>
+                <w:lang w:val="en-US"/>
+              </w:rPr>
+              <w:t>0.57</w:t>
+            </w:r>
+          </w:p>
+        </w:tc>
+      </w:tr>
+      <w:tr>
+        <w:tc>
+          <w:tcPr>
+            <w:tcW w:w="1316" w:type="dxa"/>
+          </w:tcPr>
+          <w:p>
+            <w:pPr>
+              <w:pStyle w:val="afe"/>
+              <w:ind w:firstLine="0"/>
+              <w:rPr>
+                <w:lang w:val="en-US"/>
+              </w:rPr>
+            </w:pPr>
+            <w:r>
+              <w:rPr>
+                <w:lang w:val="en-US"/>
+              </w:rPr>
+              <w:t>RMSE</w:t>
+            </w:r>
+          </w:p>
+        </w:tc>
+        <w:tc>
+          <w:tcPr>
+            <w:tcW w:w="1265" w:type="dxa"/>
+          </w:tcPr>
+          <w:p>
+            <w:pPr>
+              <w:pStyle w:val="afe"/>
+              <w:ind w:firstLine="0"/>
+              <w:rPr>
+                <w:lang w:val="en-US"/>
+              </w:rPr>
+            </w:pPr>
+            <w:r>
+              <w:rPr>
+                <w:lang w:val="en-US"/>
+              </w:rPr>
+              <w:t>2.41</w:t>
+            </w:r>
+          </w:p>
+        </w:tc>
+        <w:tc>
+          <w:tcPr>
+            <w:tcW w:w="1203" w:type="dxa"/>
+          </w:tcPr>
+          <w:p>
+            <w:pPr>
+              <w:pStyle w:val="afe"/>
+              <w:ind w:firstLine="0"/>
+              <w:rPr>
+                <w:lang w:val="en-US"/>
+              </w:rPr>
+            </w:pPr>
+            <w:r>
+              <w:rPr>
+                <w:lang w:val="en-US"/>
+              </w:rPr>
+              <w:t>2.31</w:t>
+            </w:r>
+          </w:p>
+        </w:tc>
+        <w:tc>
+          <w:tcPr>
+            <w:tcW w:w="1198" w:type="dxa"/>
+          </w:tcPr>
+          <w:p>
+            <w:pPr>
+              <w:pStyle w:val="afe"/>
+              <w:ind w:firstLine="0"/>
+              <w:rPr>
+                <w:lang w:val="en-US"/>
+              </w:rPr>
+            </w:pPr>
+            <w:r>
+              <w:rPr>
+                <w:lang w:val="en-US"/>
+              </w:rPr>
+              <w:t>2.29</w:t>
+            </w:r>
+          </w:p>
+        </w:tc>
+        <w:tc>
+          <w:tcPr>
+            <w:tcW w:w="1298" w:type="dxa"/>
+          </w:tcPr>
+          <w:p>
+            <w:pPr>
+              <w:pStyle w:val="afe"/>
+              <w:ind w:firstLine="0"/>
+              <w:rPr>
+                <w:lang w:val="en-US"/>
+              </w:rPr>
+            </w:pPr>
+            <w:r>
+              <w:rPr>
+                <w:lang w:val="en-US"/>
+              </w:rPr>
+              <w:t>1.96</w:t>
+            </w:r>
+          </w:p>
+        </w:tc>
+        <w:tc>
+          <w:tcPr>
+            <w:tcW w:w="1234" w:type="dxa"/>
+          </w:tcPr>
+          <w:p>
+            <w:pPr>
+              <w:pStyle w:val="afe"/>
+              <w:ind w:firstLine="0"/>
+              <w:rPr>
+                <w:lang w:val="en-US"/>
+              </w:rPr>
+            </w:pPr>
+            <w:r>
+              <w:rPr>
+                <w:lang w:val="en-US"/>
+              </w:rPr>
+              <w:t>2.35</w:t>
+            </w:r>
+          </w:p>
+        </w:tc>
+        <w:tc>
+          <w:tcPr>
+            <w:tcW w:w="1141" w:type="dxa"/>
+          </w:tcPr>
+          <w:p>
+            <w:pPr>
+              <w:pStyle w:val="afe"/>
+              <w:ind w:firstLine="0"/>
+              <w:rPr>
+                <w:lang w:val="en-US"/>
+              </w:rPr>
+            </w:pPr>
+            <w:r>
+              <w:rPr>
+                <w:lang w:val="en-US"/>
+              </w:rPr>
+              <w:t>1.93</w:t>
+            </w:r>
+          </w:p>
+        </w:tc>
+        <w:tc>
+          <w:tcPr>
+            <w:tcW w:w="1199" w:type="dxa"/>
+          </w:tcPr>
+          <w:p>
+            <w:pPr>
+              <w:pStyle w:val="afe"/>
+              <w:ind w:firstLine="0"/>
+              <w:rPr>
+                <w:lang w:val="en-US"/>
+              </w:rPr>
+            </w:pPr>
+            <w:r>
+              <w:rPr>
+                <w:lang w:val="en-US"/>
+              </w:rPr>
+              <w:t>1.83</w:t>
+            </w:r>
+          </w:p>
+        </w:tc>
+      </w:tr>
+    </w:tbl>
+    <w:p>
+      <w:pPr>
         <w:rPr>
           <w:lang w:val="en-US"/>
         </w:rPr>
@@ -15028,6 +15931,927 @@
     </w:p>
     <w:p>
       <w:pPr>
+        <w:pStyle w:val="afe"/>
+        <w:rPr>
+          <w:lang w:val="en-US"/>
+        </w:rPr>
+      </w:pPr>
+      <w:r>
+        <w:rPr>
+          <w:b/>
+          <w:u w:val="single"/>
+        </w:rPr>
+        <w:t>Объединенный</w:t>
+      </w:r>
+      <w:r>
+        <w:rPr>
+          <w:b/>
+          <w:u w:val="single"/>
+        </w:rPr>
+        <w:t xml:space="preserve"> </w:t>
+      </w:r>
+      <w:proofErr w:type="spellStart"/>
+      <w:r>
+        <w:rPr>
+          <w:b/>
+          <w:u w:val="single"/>
+        </w:rPr>
+        <w:t>датасет</w:t>
+      </w:r>
+      <w:proofErr w:type="spellEnd"/>
+      <w:r>
+        <w:t xml:space="preserve">. </w:t>
+      </w:r>
+      <w:r>
+        <w:rPr>
+          <w:lang w:val="en-US"/>
+        </w:rPr>
+        <w:t>Test</w:t>
+      </w:r>
+      <w:r>
+        <w:t>/</w:t>
+      </w:r>
+      <w:r>
+        <w:rPr>
+          <w:lang w:val="en-US"/>
+        </w:rPr>
+        <w:t>train</w:t>
+      </w:r>
+      <w:r>
+        <w:t xml:space="preserve"> </w:t>
+      </w:r>
+      <w:r>
+        <w:rPr>
+          <w:lang w:val="en-US"/>
+        </w:rPr>
+        <w:t>split</w:t>
+      </w:r>
+      <w:r>
+        <w:t xml:space="preserve">, </w:t>
+      </w:r>
+      <w:r>
+        <w:t>без</w:t>
+      </w:r>
+      <w:r>
+        <w:t xml:space="preserve"> </w:t>
+      </w:r>
+      <w:proofErr w:type="spellStart"/>
+      <w:r>
+        <w:t>эмбеддингов</w:t>
+      </w:r>
+      <w:proofErr w:type="spellEnd"/>
+      <w:r>
+        <w:t xml:space="preserve">, </w:t>
+      </w:r>
+      <w:r>
+        <w:t>без</w:t>
+      </w:r>
+      <w:r>
+        <w:t xml:space="preserve"> </w:t>
+      </w:r>
+      <w:r>
+        <w:t>аугментации</w:t>
+      </w:r>
+      <w:r>
+        <w:t xml:space="preserve"> </w:t>
+      </w:r>
+      <w:r>
+        <w:t>данных</w:t>
+      </w:r>
+      <w:r>
+        <w:t xml:space="preserve">, </w:t>
+      </w:r>
+      <w:proofErr w:type="spellStart"/>
+      <w:r>
+        <w:t>клиппинг</w:t>
+      </w:r>
+      <w:proofErr w:type="spellEnd"/>
+      <w:r>
+        <w:t xml:space="preserve"> </w:t>
+      </w:r>
+      <w:r>
+        <w:t>при</w:t>
+      </w:r>
+      <w:r>
+        <w:t xml:space="preserve"> </w:t>
+      </w:r>
+      <w:r>
+        <w:t>удалении</w:t>
+      </w:r>
+      <w:r>
+        <w:t xml:space="preserve"> </w:t>
+      </w:r>
+      <w:r>
+        <w:t>выбросов</w:t>
+      </w:r>
+      <w:r>
+        <w:t xml:space="preserve">, </w:t>
+      </w:r>
+      <w:r>
+        <w:t>стратификация</w:t>
+      </w:r>
+      <w:r>
+        <w:t xml:space="preserve"> </w:t>
+      </w:r>
+      <w:r>
+        <w:t>при</w:t>
+      </w:r>
+      <w:r>
+        <w:t xml:space="preserve"> </w:t>
+      </w:r>
+      <w:r>
+        <w:t>сплите</w:t>
+      </w:r>
+      <w:r>
+        <w:t xml:space="preserve">, </w:t>
+      </w:r>
+      <w:r>
+        <w:t>выбор</w:t>
+      </w:r>
+      <w:r>
+        <w:t xml:space="preserve"> </w:t>
+      </w:r>
+      <w:proofErr w:type="spellStart"/>
+      <w:r>
+        <w:t>фич</w:t>
+      </w:r>
+      <w:proofErr w:type="spellEnd"/>
+      <w:r>
+        <w:t xml:space="preserve"> </w:t>
+      </w:r>
+      <w:r>
+        <w:t>по</w:t>
+      </w:r>
+      <w:r>
+        <w:t xml:space="preserve"> </w:t>
+      </w:r>
+      <w:r>
+        <w:t>порогу</w:t>
+      </w:r>
+      <w:r>
+        <w:t xml:space="preserve"> </w:t>
+      </w:r>
+      <w:r>
+        <w:t>корреляции</w:t>
+      </w:r>
+      <w:r>
+        <w:t xml:space="preserve"> (0.95), </w:t>
+      </w:r>
+      <w:r>
+        <w:t>без</w:t>
+      </w:r>
+      <w:r>
+        <w:t xml:space="preserve"> </w:t>
+      </w:r>
+      <w:proofErr w:type="spellStart"/>
+      <w:r>
+        <w:t>гиперпараметров</w:t>
+      </w:r>
+      <w:proofErr w:type="spellEnd"/>
+      <w:r>
+        <w:t xml:space="preserve">. </w:t>
+      </w:r>
+      <w:r>
+        <w:rPr>
+          <w:lang w:val="en-US"/>
+        </w:rPr>
+        <w:t>(</w:t>
+      </w:r>
+      <w:r>
+        <w:t>7</w:t>
+      </w:r>
+      <w:r>
+        <w:rPr>
+          <w:lang w:val="en-US"/>
+        </w:rPr>
+        <w:t>89</w:t>
+      </w:r>
+      <w:r>
+        <w:rPr>
+          <w:lang w:val="en-US"/>
+        </w:rPr>
+        <w:t xml:space="preserve">, </w:t>
+      </w:r>
+      <w:r>
+        <w:t>59</w:t>
+      </w:r>
+      <w:r>
+        <w:rPr>
+          <w:lang w:val="en-US"/>
+        </w:rPr>
+        <w:t>)</w:t>
+      </w:r>
+    </w:p>
+    <w:tbl>
+      <w:tblPr>
+        <w:tblStyle w:val="af3"/>
+        <w:tblW w:w="0" w:type="auto"/>
+        <w:tblLook w:val="04A0" w:firstRow="1" w:lastRow="0" w:firstColumn="1" w:lastColumn="0" w:noHBand="0" w:noVBand="1"/>
+      </w:tblPr>
+      <w:tblGrid>
+        <w:gridCol w:w="1316"/>
+        <w:gridCol w:w="1265"/>
+        <w:gridCol w:w="1203"/>
+        <w:gridCol w:w="1198"/>
+        <w:gridCol w:w="1298"/>
+        <w:gridCol w:w="1234"/>
+        <w:gridCol w:w="1141"/>
+        <w:gridCol w:w="1199"/>
+      </w:tblGrid>
+      <w:tr>
+        <w:tc>
+          <w:tcPr>
+            <w:tcW w:w="1316" w:type="dxa"/>
+          </w:tcPr>
+          <w:p>
+            <w:pPr>
+              <w:pStyle w:val="afe"/>
+              <w:ind w:firstLine="0"/>
+              <w:rPr>
+                <w:lang w:val="en-US"/>
+              </w:rPr>
+            </w:pPr>
+            <w:r>
+              <w:t>Модель</w:t>
+            </w:r>
+          </w:p>
+        </w:tc>
+        <w:tc>
+          <w:tcPr>
+            <w:tcW w:w="1265" w:type="dxa"/>
+          </w:tcPr>
+          <w:p>
+            <w:pPr>
+              <w:pStyle w:val="afe"/>
+              <w:ind w:firstLine="0"/>
+              <w:rPr>
+                <w:lang w:val="en-US"/>
+              </w:rPr>
+            </w:pPr>
+            <w:r>
+              <w:rPr>
+                <w:lang w:val="en-US"/>
+              </w:rPr>
+              <w:t>Linear</w:t>
+            </w:r>
+          </w:p>
+        </w:tc>
+        <w:tc>
+          <w:tcPr>
+            <w:tcW w:w="1203" w:type="dxa"/>
+          </w:tcPr>
+          <w:p>
+            <w:pPr>
+              <w:pStyle w:val="afe"/>
+              <w:ind w:firstLine="0"/>
+              <w:rPr>
+                <w:lang w:val="en-US"/>
+              </w:rPr>
+            </w:pPr>
+            <w:r>
+              <w:rPr>
+                <w:lang w:val="en-US"/>
+              </w:rPr>
+              <w:t>DT</w:t>
+            </w:r>
+          </w:p>
+        </w:tc>
+        <w:tc>
+          <w:tcPr>
+            <w:tcW w:w="1198" w:type="dxa"/>
+          </w:tcPr>
+          <w:p>
+            <w:pPr>
+              <w:pStyle w:val="afe"/>
+              <w:ind w:firstLine="0"/>
+              <w:rPr>
+                <w:lang w:val="en-US"/>
+              </w:rPr>
+            </w:pPr>
+            <w:r>
+              <w:rPr>
+                <w:lang w:val="en-US"/>
+              </w:rPr>
+              <w:t>RF</w:t>
+            </w:r>
+          </w:p>
+        </w:tc>
+        <w:tc>
+          <w:tcPr>
+            <w:tcW w:w="1298" w:type="dxa"/>
+          </w:tcPr>
+          <w:p>
+            <w:pPr>
+              <w:pStyle w:val="afe"/>
+              <w:ind w:firstLine="0"/>
+              <w:rPr>
+                <w:lang w:val="en-US"/>
+              </w:rPr>
+            </w:pPr>
+            <w:proofErr w:type="spellStart"/>
+            <w:r>
+              <w:rPr>
+                <w:lang w:val="en-US"/>
+              </w:rPr>
+              <w:t>GBoost</w:t>
+            </w:r>
+            <w:proofErr w:type="spellEnd"/>
+          </w:p>
+        </w:tc>
+        <w:tc>
+          <w:tcPr>
+            <w:tcW w:w="1234" w:type="dxa"/>
+          </w:tcPr>
+          <w:p>
+            <w:pPr>
+              <w:pStyle w:val="afe"/>
+              <w:ind w:firstLine="0"/>
+              <w:rPr>
+                <w:lang w:val="en-US"/>
+              </w:rPr>
+            </w:pPr>
+            <w:r>
+              <w:rPr>
+                <w:lang w:val="en-US"/>
+              </w:rPr>
+              <w:t>KNN</w:t>
+            </w:r>
+          </w:p>
+        </w:tc>
+        <w:tc>
+          <w:tcPr>
+            <w:tcW w:w="1141" w:type="dxa"/>
+          </w:tcPr>
+          <w:p>
+            <w:pPr>
+              <w:pStyle w:val="afe"/>
+              <w:ind w:firstLine="0"/>
+              <w:rPr>
+                <w:lang w:val="en-US"/>
+              </w:rPr>
+            </w:pPr>
+            <w:proofErr w:type="spellStart"/>
+            <w:r>
+              <w:rPr>
+                <w:lang w:val="en-US"/>
+              </w:rPr>
+              <w:t>Catboost</w:t>
+            </w:r>
+            <w:proofErr w:type="spellEnd"/>
+          </w:p>
+        </w:tc>
+        <w:tc>
+          <w:tcPr>
+            <w:tcW w:w="1199" w:type="dxa"/>
+          </w:tcPr>
+          <w:p>
+            <w:pPr>
+              <w:pStyle w:val="afe"/>
+              <w:ind w:firstLine="0"/>
+              <w:rPr>
+                <w:lang w:val="en-US"/>
+              </w:rPr>
+            </w:pPr>
+            <w:proofErr w:type="spellStart"/>
+            <w:r>
+              <w:rPr>
+                <w:lang w:val="en-US"/>
+              </w:rPr>
+              <w:t>XGBoost</w:t>
+            </w:r>
+            <w:proofErr w:type="spellEnd"/>
+          </w:p>
+        </w:tc>
+      </w:tr>
+      <w:tr>
+        <w:tc>
+          <w:tcPr>
+            <w:tcW w:w="1316" w:type="dxa"/>
+          </w:tcPr>
+          <w:p>
+            <w:pPr>
+              <w:pStyle w:val="afe"/>
+              <w:ind w:firstLine="0"/>
+              <w:rPr>
+                <w:lang w:val="en-US"/>
+              </w:rPr>
+            </w:pPr>
+            <w:r>
+              <w:rPr>
+                <w:lang w:val="en-US"/>
+              </w:rPr>
+              <w:t>R</w:t>
+            </w:r>
+            <w:r>
+              <w:rPr>
+                <w:vertAlign w:val="superscript"/>
+                <w:lang w:val="en-US"/>
+              </w:rPr>
+              <w:t>2</w:t>
+            </w:r>
+            <w:r>
+              <w:rPr>
+                <w:lang w:val="en-US"/>
+              </w:rPr>
+              <w:t xml:space="preserve"> (t</w:t>
+            </w:r>
+            <w:r>
+              <w:rPr>
+                <w:lang w:val="en-US"/>
+              </w:rPr>
+              <w:t>rain</w:t>
+            </w:r>
+            <w:r>
+              <w:rPr>
+                <w:lang w:val="en-US"/>
+              </w:rPr>
+              <w:t>)</w:t>
+            </w:r>
+          </w:p>
+        </w:tc>
+        <w:tc>
+          <w:tcPr>
+            <w:tcW w:w="1265" w:type="dxa"/>
+          </w:tcPr>
+          <w:p>
+            <w:pPr>
+              <w:pStyle w:val="afe"/>
+              <w:ind w:firstLine="0"/>
+              <w:rPr>
+                <w:lang w:val="en-US"/>
+              </w:rPr>
+            </w:pPr>
+            <w:r>
+              <w:t>0</w:t>
+            </w:r>
+            <w:r>
+              <w:rPr>
+                <w:lang w:val="en-US"/>
+              </w:rPr>
+              <w:t>.58</w:t>
+            </w:r>
+          </w:p>
+        </w:tc>
+        <w:tc>
+          <w:tcPr>
+            <w:tcW w:w="1203" w:type="dxa"/>
+          </w:tcPr>
+          <w:p>
+            <w:pPr>
+              <w:pStyle w:val="afe"/>
+              <w:ind w:firstLine="0"/>
+              <w:rPr>
+                <w:lang w:val="en-US"/>
+              </w:rPr>
+            </w:pPr>
+            <w:r>
+              <w:rPr>
+                <w:lang w:val="en-US"/>
+              </w:rPr>
+              <w:t>1</w:t>
+            </w:r>
+          </w:p>
+        </w:tc>
+        <w:tc>
+          <w:tcPr>
+            <w:tcW w:w="1198" w:type="dxa"/>
+          </w:tcPr>
+          <w:p>
+            <w:pPr>
+              <w:pStyle w:val="afe"/>
+              <w:ind w:firstLine="0"/>
+              <w:rPr>
+                <w:lang w:val="en-US"/>
+              </w:rPr>
+            </w:pPr>
+            <w:r>
+              <w:rPr>
+                <w:lang w:val="en-US"/>
+              </w:rPr>
+              <w:t>0.50</w:t>
+            </w:r>
+          </w:p>
+        </w:tc>
+        <w:tc>
+          <w:tcPr>
+            <w:tcW w:w="1298" w:type="dxa"/>
+          </w:tcPr>
+          <w:p>
+            <w:pPr>
+              <w:pStyle w:val="afe"/>
+              <w:ind w:firstLine="0"/>
+              <w:rPr>
+                <w:lang w:val="en-US"/>
+              </w:rPr>
+            </w:pPr>
+            <w:r>
+              <w:rPr>
+                <w:lang w:val="en-US"/>
+              </w:rPr>
+              <w:t>0.92</w:t>
+            </w:r>
+          </w:p>
+        </w:tc>
+        <w:tc>
+          <w:tcPr>
+            <w:tcW w:w="1234" w:type="dxa"/>
+          </w:tcPr>
+          <w:p>
+            <w:pPr>
+              <w:pStyle w:val="afe"/>
+              <w:ind w:firstLine="0"/>
+              <w:rPr>
+                <w:lang w:val="en-US"/>
+              </w:rPr>
+            </w:pPr>
+            <w:r>
+              <w:rPr>
+                <w:lang w:val="en-US"/>
+              </w:rPr>
+              <w:t>0.53</w:t>
+            </w:r>
+          </w:p>
+        </w:tc>
+        <w:tc>
+          <w:tcPr>
+            <w:tcW w:w="1141" w:type="dxa"/>
+          </w:tcPr>
+          <w:p>
+            <w:pPr>
+              <w:pStyle w:val="afe"/>
+              <w:ind w:firstLine="0"/>
+              <w:rPr>
+                <w:lang w:val="en-US"/>
+              </w:rPr>
+            </w:pPr>
+            <w:r>
+              <w:rPr>
+                <w:lang w:val="en-US"/>
+              </w:rPr>
+              <w:t>0.94</w:t>
+            </w:r>
+          </w:p>
+        </w:tc>
+        <w:tc>
+          <w:tcPr>
+            <w:tcW w:w="1199" w:type="dxa"/>
+          </w:tcPr>
+          <w:p>
+            <w:pPr>
+              <w:pStyle w:val="afe"/>
+              <w:ind w:firstLine="0"/>
+              <w:rPr>
+                <w:lang w:val="en-US"/>
+              </w:rPr>
+            </w:pPr>
+            <w:r>
+              <w:rPr>
+                <w:lang w:val="en-US"/>
+              </w:rPr>
+              <w:t>0.94</w:t>
+            </w:r>
+          </w:p>
+        </w:tc>
+      </w:tr>
+      <w:tr>
+        <w:tc>
+          <w:tcPr>
+            <w:tcW w:w="1316" w:type="dxa"/>
+          </w:tcPr>
+          <w:p>
+            <w:pPr>
+              <w:pStyle w:val="afe"/>
+              <w:ind w:firstLine="0"/>
+              <w:rPr>
+                <w:lang w:val="en-US"/>
+              </w:rPr>
+            </w:pPr>
+            <w:r>
+              <w:rPr>
+                <w:lang w:val="en-US"/>
+              </w:rPr>
+              <w:t>R</w:t>
+            </w:r>
+            <w:r>
+              <w:rPr>
+                <w:vertAlign w:val="superscript"/>
+              </w:rPr>
+              <w:t>2</w:t>
+            </w:r>
+            <w:r>
+              <w:rPr>
+                <w:lang w:val="en-US"/>
+              </w:rPr>
+              <w:t xml:space="preserve"> (test)</w:t>
+            </w:r>
+          </w:p>
+        </w:tc>
+        <w:tc>
+          <w:tcPr>
+            <w:tcW w:w="1265" w:type="dxa"/>
+          </w:tcPr>
+          <w:p>
+            <w:pPr>
+              <w:pStyle w:val="afe"/>
+              <w:ind w:firstLine="0"/>
+              <w:rPr>
+                <w:lang w:val="en-US"/>
+              </w:rPr>
+            </w:pPr>
+            <w:r>
+              <w:rPr>
+                <w:lang w:val="en-US"/>
+              </w:rPr>
+              <w:t>0.36</w:t>
+            </w:r>
+          </w:p>
+        </w:tc>
+        <w:tc>
+          <w:tcPr>
+            <w:tcW w:w="1203" w:type="dxa"/>
+          </w:tcPr>
+          <w:p>
+            <w:pPr>
+              <w:pStyle w:val="afe"/>
+              <w:ind w:firstLine="0"/>
+              <w:rPr>
+                <w:lang w:val="en-US"/>
+              </w:rPr>
+            </w:pPr>
+            <w:r>
+              <w:rPr>
+                <w:lang w:val="en-US"/>
+              </w:rPr>
+              <w:t>0.51</w:t>
+            </w:r>
+          </w:p>
+        </w:tc>
+        <w:tc>
+          <w:tcPr>
+            <w:tcW w:w="1198" w:type="dxa"/>
+          </w:tcPr>
+          <w:p>
+            <w:pPr>
+              <w:pStyle w:val="afe"/>
+              <w:ind w:firstLine="0"/>
+              <w:rPr>
+                <w:lang w:val="en-US"/>
+              </w:rPr>
+            </w:pPr>
+            <w:r>
+              <w:rPr>
+                <w:lang w:val="en-US"/>
+              </w:rPr>
+              <w:t>0.41</w:t>
+            </w:r>
+          </w:p>
+        </w:tc>
+        <w:tc>
+          <w:tcPr>
+            <w:tcW w:w="1298" w:type="dxa"/>
+          </w:tcPr>
+          <w:p>
+            <w:pPr>
+              <w:pStyle w:val="afe"/>
+              <w:ind w:firstLine="0"/>
+              <w:rPr>
+                <w:lang w:val="en-US"/>
+              </w:rPr>
+            </w:pPr>
+            <w:r>
+              <w:rPr>
+                <w:lang w:val="en-US"/>
+              </w:rPr>
+              <w:t>0.71</w:t>
+            </w:r>
+          </w:p>
+        </w:tc>
+        <w:tc>
+          <w:tcPr>
+            <w:tcW w:w="1234" w:type="dxa"/>
+          </w:tcPr>
+          <w:p>
+            <w:pPr>
+              <w:pStyle w:val="afe"/>
+              <w:ind w:firstLine="0"/>
+              <w:rPr>
+                <w:lang w:val="en-US"/>
+              </w:rPr>
+            </w:pPr>
+            <w:r>
+              <w:rPr>
+                <w:lang w:val="en-US"/>
+              </w:rPr>
+              <w:t>0.47</w:t>
+            </w:r>
+          </w:p>
+        </w:tc>
+        <w:tc>
+          <w:tcPr>
+            <w:tcW w:w="1141" w:type="dxa"/>
+          </w:tcPr>
+          <w:p>
+            <w:pPr>
+              <w:pStyle w:val="afe"/>
+              <w:ind w:firstLine="0"/>
+              <w:rPr>
+                <w:lang w:val="en-US"/>
+              </w:rPr>
+            </w:pPr>
+            <w:r>
+              <w:rPr>
+                <w:lang w:val="en-US"/>
+              </w:rPr>
+              <w:t>0.73</w:t>
+            </w:r>
+          </w:p>
+        </w:tc>
+        <w:tc>
+          <w:tcPr>
+            <w:tcW w:w="1199" w:type="dxa"/>
+          </w:tcPr>
+          <w:p>
+            <w:pPr>
+              <w:pStyle w:val="afe"/>
+              <w:ind w:firstLine="0"/>
+              <w:rPr>
+                <w:lang w:val="en-US"/>
+              </w:rPr>
+            </w:pPr>
+            <w:r>
+              <w:rPr>
+                <w:lang w:val="en-US"/>
+              </w:rPr>
+              <w:t>0.70</w:t>
+            </w:r>
+          </w:p>
+        </w:tc>
+      </w:tr>
+      <w:tr>
+        <w:tc>
+          <w:tcPr>
+            <w:tcW w:w="1316" w:type="dxa"/>
+          </w:tcPr>
+          <w:p>
+            <w:pPr>
+              <w:pStyle w:val="afe"/>
+              <w:ind w:firstLine="0"/>
+              <w:rPr>
+                <w:lang w:val="en-US"/>
+              </w:rPr>
+            </w:pPr>
+            <w:r>
+              <w:rPr>
+                <w:lang w:val="en-US"/>
+              </w:rPr>
+              <w:t>RMSE</w:t>
+            </w:r>
+          </w:p>
+        </w:tc>
+        <w:tc>
+          <w:tcPr>
+            <w:tcW w:w="1265" w:type="dxa"/>
+          </w:tcPr>
+          <w:p>
+            <w:pPr>
+              <w:pStyle w:val="afe"/>
+              <w:ind w:firstLine="0"/>
+              <w:rPr>
+                <w:lang w:val="en-US"/>
+              </w:rPr>
+            </w:pPr>
+            <w:r>
+              <w:rPr>
+                <w:lang w:val="en-US"/>
+              </w:rPr>
+              <w:t>2.54</w:t>
+            </w:r>
+          </w:p>
+        </w:tc>
+        <w:tc>
+          <w:tcPr>
+            <w:tcW w:w="1203" w:type="dxa"/>
+          </w:tcPr>
+          <w:p>
+            <w:pPr>
+              <w:pStyle w:val="afe"/>
+              <w:ind w:firstLine="0"/>
+              <w:rPr>
+                <w:lang w:val="en-US"/>
+              </w:rPr>
+            </w:pPr>
+            <w:r>
+              <w:rPr>
+                <w:lang w:val="en-US"/>
+              </w:rPr>
+              <w:t>2.22</w:t>
+            </w:r>
+          </w:p>
+        </w:tc>
+        <w:tc>
+          <w:tcPr>
+            <w:tcW w:w="1198" w:type="dxa"/>
+          </w:tcPr>
+          <w:p>
+            <w:pPr>
+              <w:pStyle w:val="afe"/>
+              <w:ind w:firstLine="0"/>
+              <w:rPr>
+                <w:lang w:val="en-US"/>
+              </w:rPr>
+            </w:pPr>
+            <w:r>
+              <w:rPr>
+                <w:lang w:val="en-US"/>
+              </w:rPr>
+              <w:t>2.44</w:t>
+            </w:r>
+          </w:p>
+        </w:tc>
+        <w:tc>
+          <w:tcPr>
+            <w:tcW w:w="1298" w:type="dxa"/>
+          </w:tcPr>
+          <w:p>
+            <w:pPr>
+              <w:pStyle w:val="afe"/>
+              <w:ind w:firstLine="0"/>
+              <w:rPr>
+                <w:lang w:val="en-US"/>
+              </w:rPr>
+            </w:pPr>
+            <w:r>
+              <w:rPr>
+                <w:lang w:val="en-US"/>
+              </w:rPr>
+              <w:t>1.70</w:t>
+            </w:r>
+          </w:p>
+        </w:tc>
+        <w:tc>
+          <w:tcPr>
+            <w:tcW w:w="1234" w:type="dxa"/>
+          </w:tcPr>
+          <w:p>
+            <w:pPr>
+              <w:pStyle w:val="afe"/>
+              <w:ind w:firstLine="0"/>
+              <w:rPr>
+                <w:lang w:val="en-US"/>
+              </w:rPr>
+            </w:pPr>
+            <w:r>
+              <w:rPr>
+                <w:lang w:val="en-US"/>
+              </w:rPr>
+              <w:t>2.32</w:t>
+            </w:r>
+          </w:p>
+        </w:tc>
+        <w:tc>
+          <w:tcPr>
+            <w:tcW w:w="1141" w:type="dxa"/>
+          </w:tcPr>
+          <w:p>
+            <w:pPr>
+              <w:pStyle w:val="afe"/>
+              <w:ind w:firstLine="0"/>
+              <w:rPr>
+                <w:lang w:val="en-US"/>
+              </w:rPr>
+            </w:pPr>
+            <w:r>
+              <w:rPr>
+                <w:lang w:val="en-US"/>
+              </w:rPr>
+              <w:t>1.66</w:t>
+            </w:r>
+          </w:p>
+        </w:tc>
+        <w:tc>
+          <w:tcPr>
+            <w:tcW w:w="1199" w:type="dxa"/>
+          </w:tcPr>
+          <w:p>
+            <w:pPr>
+              <w:pStyle w:val="afe"/>
+              <w:ind w:firstLine="0"/>
+              <w:rPr>
+                <w:lang w:val="en-US"/>
+              </w:rPr>
+            </w:pPr>
+            <w:r>
+              <w:rPr>
+                <w:lang w:val="en-US"/>
+              </w:rPr>
+              <w:t>1.73</w:t>
+            </w:r>
+          </w:p>
+        </w:tc>
+      </w:tr>
+    </w:tbl>
+    <w:p>
+      <w:pPr>
         <w:rPr>
           <w:lang w:val="en-US"/>
         </w:rPr>
@@ -15035,24 +16859,1828 @@
     </w:p>
     <w:p>
       <w:pPr>
+        <w:pStyle w:val="afe"/>
+      </w:pPr>
+      <w:r>
+        <w:t xml:space="preserve">Объединенный </w:t>
+      </w:r>
+      <w:proofErr w:type="spellStart"/>
+      <w:r>
+        <w:t>датасет</w:t>
+      </w:r>
+      <w:proofErr w:type="spellEnd"/>
+      <w:r>
+        <w:t>.</w:t>
+      </w:r>
+      <w:r>
+        <w:t xml:space="preserve"> </w:t>
+      </w:r>
+      <w:r>
         <w:rPr>
           <w:lang w:val="en-US"/>
         </w:rPr>
-      </w:pPr>
+        <w:t>Test</w:t>
+      </w:r>
+      <w:r>
+        <w:t>/</w:t>
+      </w:r>
       <w:r>
         <w:rPr>
           <w:lang w:val="en-US"/>
         </w:rPr>
-        <w:t>Small dataset</w:t>
-      </w:r>
+        <w:t>train</w:t>
+      </w:r>
+      <w:r>
+        <w:t xml:space="preserve"> </w:t>
+      </w:r>
+      <w:r>
+        <w:rPr>
+          <w:lang w:val="en-US"/>
+        </w:rPr>
+        <w:t>split</w:t>
+      </w:r>
+      <w:r>
+        <w:t xml:space="preserve">, </w:t>
+      </w:r>
+      <w:r>
+        <w:t>без</w:t>
+      </w:r>
+      <w:r>
+        <w:t xml:space="preserve"> </w:t>
+      </w:r>
+      <w:proofErr w:type="spellStart"/>
+      <w:r>
+        <w:t>эмбеддингов</w:t>
+      </w:r>
+      <w:proofErr w:type="spellEnd"/>
+      <w:r>
+        <w:t xml:space="preserve">, </w:t>
+      </w:r>
+      <w:r>
+        <w:t>без</w:t>
+      </w:r>
+      <w:r>
+        <w:t xml:space="preserve"> </w:t>
+      </w:r>
+      <w:r>
+        <w:t>аугментации</w:t>
+      </w:r>
+      <w:r>
+        <w:t xml:space="preserve"> </w:t>
+      </w:r>
+      <w:r>
+        <w:t>данных</w:t>
+      </w:r>
+      <w:r>
+        <w:t xml:space="preserve">, </w:t>
+      </w:r>
+      <w:proofErr w:type="spellStart"/>
+      <w:r>
+        <w:t>клиппинг</w:t>
+      </w:r>
+      <w:proofErr w:type="spellEnd"/>
+      <w:r>
+        <w:t xml:space="preserve"> </w:t>
+      </w:r>
+      <w:r>
+        <w:t>при</w:t>
+      </w:r>
+      <w:r>
+        <w:t xml:space="preserve"> </w:t>
+      </w:r>
+      <w:r>
+        <w:t>удалении</w:t>
+      </w:r>
+      <w:r>
+        <w:t xml:space="preserve"> </w:t>
+      </w:r>
+      <w:r>
+        <w:t>выбросов</w:t>
+      </w:r>
+      <w:r>
+        <w:t xml:space="preserve">, </w:t>
+      </w:r>
+      <w:r>
+        <w:t>стратификация</w:t>
+      </w:r>
+      <w:r>
+        <w:t xml:space="preserve"> </w:t>
+      </w:r>
+      <w:r>
+        <w:t>при</w:t>
+      </w:r>
+      <w:r>
+        <w:t xml:space="preserve"> </w:t>
+      </w:r>
+      <w:r>
+        <w:t>сплите</w:t>
+      </w:r>
+      <w:r>
+        <w:t xml:space="preserve">, </w:t>
+      </w:r>
+      <w:r>
+        <w:t xml:space="preserve">ручной выбор второго набора </w:t>
+      </w:r>
+      <w:proofErr w:type="spellStart"/>
+      <w:r>
+        <w:t>фич</w:t>
+      </w:r>
+      <w:proofErr w:type="spellEnd"/>
+      <w:r>
+        <w:t>,</w:t>
+      </w:r>
+      <w:r>
+        <w:t xml:space="preserve"> </w:t>
+      </w:r>
+      <w:r>
+        <w:t>без</w:t>
+      </w:r>
+      <w:r>
+        <w:t xml:space="preserve"> </w:t>
+      </w:r>
+      <w:proofErr w:type="spellStart"/>
+      <w:r>
+        <w:t>гиперпараметров</w:t>
+      </w:r>
+      <w:proofErr w:type="spellEnd"/>
+      <w:r>
+        <w:t xml:space="preserve">. </w:t>
+      </w:r>
+      <w:r>
+        <w:t>(</w:t>
+      </w:r>
+      <w:r>
+        <w:t>7</w:t>
+      </w:r>
+      <w:r>
+        <w:t xml:space="preserve">89, </w:t>
+      </w:r>
+      <w:r>
+        <w:t>12</w:t>
+      </w:r>
+      <w:r>
+        <w:t>)</w:t>
+      </w:r>
+    </w:p>
+    <w:tbl>
+      <w:tblPr>
+        <w:tblStyle w:val="af3"/>
+        <w:tblW w:w="0" w:type="auto"/>
+        <w:tblLook w:val="04A0" w:firstRow="1" w:lastRow="0" w:firstColumn="1" w:lastColumn="0" w:noHBand="0" w:noVBand="1"/>
+      </w:tblPr>
+      <w:tblGrid>
+        <w:gridCol w:w="1316"/>
+        <w:gridCol w:w="1265"/>
+        <w:gridCol w:w="1203"/>
+        <w:gridCol w:w="1198"/>
+        <w:gridCol w:w="1298"/>
+        <w:gridCol w:w="1234"/>
+        <w:gridCol w:w="1141"/>
+        <w:gridCol w:w="1199"/>
+      </w:tblGrid>
+      <w:tr>
+        <w:tc>
+          <w:tcPr>
+            <w:tcW w:w="1316" w:type="dxa"/>
+          </w:tcPr>
+          <w:p>
+            <w:pPr>
+              <w:pStyle w:val="afe"/>
+              <w:ind w:firstLine="0"/>
+              <w:rPr>
+                <w:lang w:val="en-US"/>
+              </w:rPr>
+            </w:pPr>
+            <w:r>
+              <w:t>Модель</w:t>
+            </w:r>
+          </w:p>
+        </w:tc>
+        <w:tc>
+          <w:tcPr>
+            <w:tcW w:w="1265" w:type="dxa"/>
+          </w:tcPr>
+          <w:p>
+            <w:pPr>
+              <w:pStyle w:val="afe"/>
+              <w:ind w:firstLine="0"/>
+              <w:rPr>
+                <w:lang w:val="en-US"/>
+              </w:rPr>
+            </w:pPr>
+            <w:r>
+              <w:rPr>
+                <w:lang w:val="en-US"/>
+              </w:rPr>
+              <w:t>Linear</w:t>
+            </w:r>
+          </w:p>
+        </w:tc>
+        <w:tc>
+          <w:tcPr>
+            <w:tcW w:w="1203" w:type="dxa"/>
+          </w:tcPr>
+          <w:p>
+            <w:pPr>
+              <w:pStyle w:val="afe"/>
+              <w:ind w:firstLine="0"/>
+              <w:rPr>
+                <w:lang w:val="en-US"/>
+              </w:rPr>
+            </w:pPr>
+            <w:r>
+              <w:rPr>
+                <w:lang w:val="en-US"/>
+              </w:rPr>
+              <w:t>DT</w:t>
+            </w:r>
+          </w:p>
+        </w:tc>
+        <w:tc>
+          <w:tcPr>
+            <w:tcW w:w="1198" w:type="dxa"/>
+          </w:tcPr>
+          <w:p>
+            <w:pPr>
+              <w:pStyle w:val="afe"/>
+              <w:ind w:firstLine="0"/>
+              <w:rPr>
+                <w:lang w:val="en-US"/>
+              </w:rPr>
+            </w:pPr>
+            <w:r>
+              <w:rPr>
+                <w:lang w:val="en-US"/>
+              </w:rPr>
+              <w:t>RF</w:t>
+            </w:r>
+          </w:p>
+        </w:tc>
+        <w:tc>
+          <w:tcPr>
+            <w:tcW w:w="1298" w:type="dxa"/>
+          </w:tcPr>
+          <w:p>
+            <w:pPr>
+              <w:pStyle w:val="afe"/>
+              <w:ind w:firstLine="0"/>
+              <w:rPr>
+                <w:lang w:val="en-US"/>
+              </w:rPr>
+            </w:pPr>
+            <w:proofErr w:type="spellStart"/>
+            <w:r>
+              <w:rPr>
+                <w:lang w:val="en-US"/>
+              </w:rPr>
+              <w:t>GBoost</w:t>
+            </w:r>
+            <w:proofErr w:type="spellEnd"/>
+          </w:p>
+        </w:tc>
+        <w:tc>
+          <w:tcPr>
+            <w:tcW w:w="1234" w:type="dxa"/>
+          </w:tcPr>
+          <w:p>
+            <w:pPr>
+              <w:pStyle w:val="afe"/>
+              <w:ind w:firstLine="0"/>
+              <w:rPr>
+                <w:lang w:val="en-US"/>
+              </w:rPr>
+            </w:pPr>
+            <w:r>
+              <w:rPr>
+                <w:lang w:val="en-US"/>
+              </w:rPr>
+              <w:t>KNN</w:t>
+            </w:r>
+          </w:p>
+        </w:tc>
+        <w:tc>
+          <w:tcPr>
+            <w:tcW w:w="1141" w:type="dxa"/>
+          </w:tcPr>
+          <w:p>
+            <w:pPr>
+              <w:pStyle w:val="afe"/>
+              <w:ind w:firstLine="0"/>
+              <w:rPr>
+                <w:lang w:val="en-US"/>
+              </w:rPr>
+            </w:pPr>
+            <w:proofErr w:type="spellStart"/>
+            <w:r>
+              <w:rPr>
+                <w:lang w:val="en-US"/>
+              </w:rPr>
+              <w:t>Catboost</w:t>
+            </w:r>
+            <w:proofErr w:type="spellEnd"/>
+          </w:p>
+        </w:tc>
+        <w:tc>
+          <w:tcPr>
+            <w:tcW w:w="1199" w:type="dxa"/>
+          </w:tcPr>
+          <w:p>
+            <w:pPr>
+              <w:pStyle w:val="afe"/>
+              <w:ind w:firstLine="0"/>
+              <w:rPr>
+                <w:lang w:val="en-US"/>
+              </w:rPr>
+            </w:pPr>
+            <w:proofErr w:type="spellStart"/>
+            <w:r>
+              <w:rPr>
+                <w:lang w:val="en-US"/>
+              </w:rPr>
+              <w:t>XGBoost</w:t>
+            </w:r>
+            <w:proofErr w:type="spellEnd"/>
+          </w:p>
+        </w:tc>
+      </w:tr>
+      <w:tr>
+        <w:tc>
+          <w:tcPr>
+            <w:tcW w:w="1316" w:type="dxa"/>
+          </w:tcPr>
+          <w:p>
+            <w:pPr>
+              <w:pStyle w:val="afe"/>
+              <w:ind w:firstLine="0"/>
+              <w:rPr>
+                <w:lang w:val="en-US"/>
+              </w:rPr>
+            </w:pPr>
+            <w:r>
+              <w:rPr>
+                <w:lang w:val="en-US"/>
+              </w:rPr>
+              <w:t>R</w:t>
+            </w:r>
+            <w:r>
+              <w:rPr>
+                <w:vertAlign w:val="superscript"/>
+                <w:lang w:val="en-US"/>
+              </w:rPr>
+              <w:t>2</w:t>
+            </w:r>
+            <w:r>
+              <w:rPr>
+                <w:lang w:val="en-US"/>
+              </w:rPr>
+              <w:t xml:space="preserve"> (t</w:t>
+            </w:r>
+            <w:r>
+              <w:rPr>
+                <w:lang w:val="en-US"/>
+              </w:rPr>
+              <w:t>rain</w:t>
+            </w:r>
+            <w:r>
+              <w:rPr>
+                <w:lang w:val="en-US"/>
+              </w:rPr>
+              <w:t>)</w:t>
+            </w:r>
+          </w:p>
+        </w:tc>
+        <w:tc>
+          <w:tcPr>
+            <w:tcW w:w="1265" w:type="dxa"/>
+          </w:tcPr>
+          <w:p>
+            <w:pPr>
+              <w:pStyle w:val="afe"/>
+              <w:ind w:firstLine="0"/>
+              <w:rPr>
+                <w:lang w:val="en-US"/>
+              </w:rPr>
+            </w:pPr>
+            <w:r>
+              <w:rPr>
+                <w:lang w:val="en-US"/>
+              </w:rPr>
+              <w:t>0.30</w:t>
+            </w:r>
+          </w:p>
+        </w:tc>
+        <w:tc>
+          <w:tcPr>
+            <w:tcW w:w="1203" w:type="dxa"/>
+          </w:tcPr>
+          <w:p>
+            <w:pPr>
+              <w:pStyle w:val="afe"/>
+              <w:ind w:firstLine="0"/>
+              <w:rPr>
+                <w:lang w:val="en-US"/>
+              </w:rPr>
+            </w:pPr>
+            <w:r>
+              <w:rPr>
+                <w:lang w:val="en-US"/>
+              </w:rPr>
+              <w:t>0.99</w:t>
+            </w:r>
+          </w:p>
+        </w:tc>
+        <w:tc>
+          <w:tcPr>
+            <w:tcW w:w="1198" w:type="dxa"/>
+          </w:tcPr>
+          <w:p>
+            <w:pPr>
+              <w:pStyle w:val="afe"/>
+              <w:ind w:firstLine="0"/>
+              <w:rPr>
+                <w:lang w:val="en-US"/>
+              </w:rPr>
+            </w:pPr>
+            <w:r>
+              <w:rPr>
+                <w:lang w:val="en-US"/>
+              </w:rPr>
+              <w:t>0.58</w:t>
+            </w:r>
+          </w:p>
+        </w:tc>
+        <w:tc>
+          <w:tcPr>
+            <w:tcW w:w="1298" w:type="dxa"/>
+          </w:tcPr>
+          <w:p>
+            <w:pPr>
+              <w:pStyle w:val="afe"/>
+              <w:ind w:firstLine="0"/>
+              <w:rPr>
+                <w:lang w:val="en-US"/>
+              </w:rPr>
+            </w:pPr>
+            <w:r>
+              <w:rPr>
+                <w:lang w:val="en-US"/>
+              </w:rPr>
+              <w:t>0.90</w:t>
+            </w:r>
+          </w:p>
+        </w:tc>
+        <w:tc>
+          <w:tcPr>
+            <w:tcW w:w="1234" w:type="dxa"/>
+          </w:tcPr>
+          <w:p>
+            <w:pPr>
+              <w:pStyle w:val="afe"/>
+              <w:ind w:firstLine="0"/>
+              <w:rPr>
+                <w:lang w:val="en-US"/>
+              </w:rPr>
+            </w:pPr>
+            <w:r>
+              <w:rPr>
+                <w:lang w:val="en-US"/>
+              </w:rPr>
+              <w:t>0.53</w:t>
+            </w:r>
+          </w:p>
+        </w:tc>
+        <w:tc>
+          <w:tcPr>
+            <w:tcW w:w="1141" w:type="dxa"/>
+          </w:tcPr>
+          <w:p>
+            <w:pPr>
+              <w:pStyle w:val="afe"/>
+              <w:ind w:firstLine="0"/>
+              <w:rPr>
+                <w:lang w:val="en-US"/>
+              </w:rPr>
+            </w:pPr>
+            <w:r>
+              <w:rPr>
+                <w:lang w:val="en-US"/>
+              </w:rPr>
+              <w:t>0.93</w:t>
+            </w:r>
+          </w:p>
+        </w:tc>
+        <w:tc>
+          <w:tcPr>
+            <w:tcW w:w="1199" w:type="dxa"/>
+          </w:tcPr>
+          <w:p>
+            <w:pPr>
+              <w:pStyle w:val="afe"/>
+              <w:ind w:firstLine="0"/>
+              <w:rPr>
+                <w:lang w:val="en-US"/>
+              </w:rPr>
+            </w:pPr>
+            <w:r>
+              <w:rPr>
+                <w:lang w:val="en-US"/>
+              </w:rPr>
+              <w:t>0.93</w:t>
+            </w:r>
+          </w:p>
+        </w:tc>
+      </w:tr>
+      <w:tr>
+        <w:tc>
+          <w:tcPr>
+            <w:tcW w:w="1316" w:type="dxa"/>
+          </w:tcPr>
+          <w:p>
+            <w:pPr>
+              <w:pStyle w:val="afe"/>
+              <w:ind w:firstLine="0"/>
+              <w:rPr>
+                <w:lang w:val="en-US"/>
+              </w:rPr>
+            </w:pPr>
+            <w:r>
+              <w:rPr>
+                <w:lang w:val="en-US"/>
+              </w:rPr>
+              <w:t>R</w:t>
+            </w:r>
+            <w:r>
+              <w:rPr>
+                <w:vertAlign w:val="superscript"/>
+              </w:rPr>
+              <w:t>2</w:t>
+            </w:r>
+            <w:r>
+              <w:rPr>
+                <w:lang w:val="en-US"/>
+              </w:rPr>
+              <w:t xml:space="preserve"> (test)</w:t>
+            </w:r>
+          </w:p>
+        </w:tc>
+        <w:tc>
+          <w:tcPr>
+            <w:tcW w:w="1265" w:type="dxa"/>
+          </w:tcPr>
+          <w:p>
+            <w:pPr>
+              <w:pStyle w:val="afe"/>
+              <w:ind w:firstLine="0"/>
+              <w:rPr>
+                <w:lang w:val="en-US"/>
+              </w:rPr>
+            </w:pPr>
+            <w:r>
+              <w:rPr>
+                <w:lang w:val="en-US"/>
+              </w:rPr>
+              <w:t>0.30</w:t>
+            </w:r>
+          </w:p>
+        </w:tc>
+        <w:tc>
+          <w:tcPr>
+            <w:tcW w:w="1203" w:type="dxa"/>
+          </w:tcPr>
+          <w:p>
+            <w:pPr>
+              <w:pStyle w:val="afe"/>
+              <w:ind w:firstLine="0"/>
+              <w:rPr>
+                <w:lang w:val="en-US"/>
+              </w:rPr>
+            </w:pPr>
+            <w:r>
+              <w:rPr>
+                <w:lang w:val="en-US"/>
+              </w:rPr>
+              <w:t>0.58</w:t>
+            </w:r>
+          </w:p>
+        </w:tc>
+        <w:tc>
+          <w:tcPr>
+            <w:tcW w:w="1198" w:type="dxa"/>
+          </w:tcPr>
+          <w:p>
+            <w:pPr>
+              <w:pStyle w:val="afe"/>
+              <w:ind w:firstLine="0"/>
+              <w:rPr>
+                <w:lang w:val="en-US"/>
+              </w:rPr>
+            </w:pPr>
+            <w:r>
+              <w:rPr>
+                <w:lang w:val="en-US"/>
+              </w:rPr>
+              <w:t>0.49</w:t>
+            </w:r>
+          </w:p>
+        </w:tc>
+        <w:tc>
+          <w:tcPr>
+            <w:tcW w:w="1298" w:type="dxa"/>
+          </w:tcPr>
+          <w:p>
+            <w:pPr>
+              <w:pStyle w:val="afe"/>
+              <w:ind w:firstLine="0"/>
+              <w:rPr>
+                <w:lang w:val="en-US"/>
+              </w:rPr>
+            </w:pPr>
+            <w:r>
+              <w:rPr>
+                <w:lang w:val="en-US"/>
+              </w:rPr>
+              <w:t>0.66</w:t>
+            </w:r>
+          </w:p>
+        </w:tc>
+        <w:tc>
+          <w:tcPr>
+            <w:tcW w:w="1234" w:type="dxa"/>
+          </w:tcPr>
+          <w:p>
+            <w:pPr>
+              <w:pStyle w:val="afe"/>
+              <w:ind w:firstLine="0"/>
+              <w:rPr>
+                <w:lang w:val="en-US"/>
+              </w:rPr>
+            </w:pPr>
+            <w:r>
+              <w:rPr>
+                <w:lang w:val="en-US"/>
+              </w:rPr>
+              <w:t>0.44</w:t>
+            </w:r>
+          </w:p>
+        </w:tc>
+        <w:tc>
+          <w:tcPr>
+            <w:tcW w:w="1141" w:type="dxa"/>
+          </w:tcPr>
+          <w:p>
+            <w:pPr>
+              <w:pStyle w:val="afe"/>
+              <w:ind w:firstLine="0"/>
+              <w:rPr>
+                <w:lang w:val="en-US"/>
+              </w:rPr>
+            </w:pPr>
+            <w:r>
+              <w:rPr>
+                <w:lang w:val="en-US"/>
+              </w:rPr>
+              <w:t>0.70</w:t>
+            </w:r>
+          </w:p>
+        </w:tc>
+        <w:tc>
+          <w:tcPr>
+            <w:tcW w:w="1199" w:type="dxa"/>
+          </w:tcPr>
+          <w:p>
+            <w:pPr>
+              <w:pStyle w:val="afe"/>
+              <w:ind w:firstLine="0"/>
+              <w:rPr>
+                <w:lang w:val="en-US"/>
+              </w:rPr>
+            </w:pPr>
+            <w:r>
+              <w:rPr>
+                <w:lang w:val="en-US"/>
+              </w:rPr>
+              <w:t>0.68</w:t>
+            </w:r>
+          </w:p>
+        </w:tc>
+      </w:tr>
+      <w:tr>
+        <w:tc>
+          <w:tcPr>
+            <w:tcW w:w="1316" w:type="dxa"/>
+          </w:tcPr>
+          <w:p>
+            <w:pPr>
+              <w:pStyle w:val="afe"/>
+              <w:ind w:firstLine="0"/>
+              <w:rPr>
+                <w:lang w:val="en-US"/>
+              </w:rPr>
+            </w:pPr>
+            <w:r>
+              <w:rPr>
+                <w:lang w:val="en-US"/>
+              </w:rPr>
+              <w:t>RMSE</w:t>
+            </w:r>
+          </w:p>
+        </w:tc>
+        <w:tc>
+          <w:tcPr>
+            <w:tcW w:w="1265" w:type="dxa"/>
+          </w:tcPr>
+          <w:p>
+            <w:pPr>
+              <w:pStyle w:val="afe"/>
+              <w:ind w:firstLine="0"/>
+              <w:rPr>
+                <w:lang w:val="en-US"/>
+              </w:rPr>
+            </w:pPr>
+            <w:r>
+              <w:rPr>
+                <w:lang w:val="en-US"/>
+              </w:rPr>
+              <w:t>2.66</w:t>
+            </w:r>
+          </w:p>
+        </w:tc>
+        <w:tc>
+          <w:tcPr>
+            <w:tcW w:w="1203" w:type="dxa"/>
+          </w:tcPr>
+          <w:p>
+            <w:pPr>
+              <w:pStyle w:val="afe"/>
+              <w:ind w:firstLine="0"/>
+              <w:rPr>
+                <w:lang w:val="en-US"/>
+              </w:rPr>
+            </w:pPr>
+            <w:r>
+              <w:rPr>
+                <w:lang w:val="en-US"/>
+              </w:rPr>
+              <w:t>2.04</w:t>
+            </w:r>
+          </w:p>
+        </w:tc>
+        <w:tc>
+          <w:tcPr>
+            <w:tcW w:w="1198" w:type="dxa"/>
+          </w:tcPr>
+          <w:p>
+            <w:pPr>
+              <w:pStyle w:val="afe"/>
+              <w:ind w:firstLine="0"/>
+              <w:rPr>
+                <w:lang w:val="en-US"/>
+              </w:rPr>
+            </w:pPr>
+            <w:r>
+              <w:rPr>
+                <w:lang w:val="en-US"/>
+              </w:rPr>
+              <w:t>2.25</w:t>
+            </w:r>
+          </w:p>
+        </w:tc>
+        <w:tc>
+          <w:tcPr>
+            <w:tcW w:w="1298" w:type="dxa"/>
+          </w:tcPr>
+          <w:p>
+            <w:pPr>
+              <w:pStyle w:val="afe"/>
+              <w:ind w:firstLine="0"/>
+              <w:rPr>
+                <w:lang w:val="en-US"/>
+              </w:rPr>
+            </w:pPr>
+            <w:r>
+              <w:rPr>
+                <w:lang w:val="en-US"/>
+              </w:rPr>
+              <w:t>1.80</w:t>
+            </w:r>
+          </w:p>
+        </w:tc>
+        <w:tc>
+          <w:tcPr>
+            <w:tcW w:w="1234" w:type="dxa"/>
+          </w:tcPr>
+          <w:p>
+            <w:pPr>
+              <w:pStyle w:val="afe"/>
+              <w:ind w:firstLine="0"/>
+              <w:rPr>
+                <w:lang w:val="en-US"/>
+              </w:rPr>
+            </w:pPr>
+            <w:r>
+              <w:rPr>
+                <w:lang w:val="en-US"/>
+              </w:rPr>
+              <w:t>2.36</w:t>
+            </w:r>
+          </w:p>
+        </w:tc>
+        <w:tc>
+          <w:tcPr>
+            <w:tcW w:w="1141" w:type="dxa"/>
+          </w:tcPr>
+          <w:p>
+            <w:pPr>
+              <w:pStyle w:val="afe"/>
+              <w:ind w:firstLine="0"/>
+              <w:rPr>
+                <w:lang w:val="en-US"/>
+              </w:rPr>
+            </w:pPr>
+            <w:r>
+              <w:rPr>
+                <w:lang w:val="en-US"/>
+              </w:rPr>
+              <w:t>1.74</w:t>
+            </w:r>
+          </w:p>
+        </w:tc>
+        <w:tc>
+          <w:tcPr>
+            <w:tcW w:w="1199" w:type="dxa"/>
+          </w:tcPr>
+          <w:p>
+            <w:pPr>
+              <w:pStyle w:val="afe"/>
+              <w:ind w:firstLine="0"/>
+              <w:rPr>
+                <w:lang w:val="en-US"/>
+              </w:rPr>
+            </w:pPr>
+            <w:r>
+              <w:rPr>
+                <w:lang w:val="en-US"/>
+              </w:rPr>
+              <w:t>1.79</w:t>
+            </w:r>
+          </w:p>
+        </w:tc>
+      </w:tr>
+    </w:tbl>
+    <w:p/>
+    <w:p>
+      <w:pPr>
+        <w:pStyle w:val="afe"/>
+      </w:pPr>
+      <w:r>
+        <w:t xml:space="preserve">Объединенный </w:t>
+      </w:r>
+      <w:proofErr w:type="spellStart"/>
+      <w:r>
+        <w:t>датасет</w:t>
+      </w:r>
+      <w:proofErr w:type="spellEnd"/>
+      <w:r>
+        <w:t>.</w:t>
+      </w:r>
+      <w:r>
+        <w:t xml:space="preserve"> </w:t>
+      </w:r>
+      <w:r>
+        <w:rPr>
+          <w:lang w:val="en-US"/>
+        </w:rPr>
+        <w:t>Test</w:t>
+      </w:r>
+      <w:r>
+        <w:t>/</w:t>
+      </w:r>
+      <w:r>
+        <w:rPr>
+          <w:lang w:val="en-US"/>
+        </w:rPr>
+        <w:t>train</w:t>
+      </w:r>
+      <w:r>
+        <w:t xml:space="preserve"> </w:t>
+      </w:r>
+      <w:r>
+        <w:rPr>
+          <w:lang w:val="en-US"/>
+        </w:rPr>
+        <w:t>split</w:t>
+      </w:r>
+      <w:r>
+        <w:t xml:space="preserve">, </w:t>
+      </w:r>
+      <w:r>
+        <w:t>без</w:t>
+      </w:r>
+      <w:r>
+        <w:t xml:space="preserve"> </w:t>
+      </w:r>
+      <w:proofErr w:type="spellStart"/>
+      <w:r>
+        <w:t>эмбеддингов</w:t>
+      </w:r>
+      <w:proofErr w:type="spellEnd"/>
+      <w:r>
+        <w:t xml:space="preserve">, </w:t>
+      </w:r>
+      <w:r>
+        <w:t>без</w:t>
+      </w:r>
+      <w:r>
+        <w:t xml:space="preserve"> </w:t>
+      </w:r>
+      <w:r>
+        <w:t>аугментации</w:t>
+      </w:r>
+      <w:r>
+        <w:t xml:space="preserve"> </w:t>
+      </w:r>
+      <w:r>
+        <w:t>данных</w:t>
+      </w:r>
+      <w:r>
+        <w:t xml:space="preserve">, </w:t>
+      </w:r>
+      <w:proofErr w:type="spellStart"/>
+      <w:r>
+        <w:t>клиппинг</w:t>
+      </w:r>
+      <w:proofErr w:type="spellEnd"/>
+      <w:r>
+        <w:t xml:space="preserve"> </w:t>
+      </w:r>
+      <w:r>
+        <w:t>при</w:t>
+      </w:r>
+      <w:r>
+        <w:t xml:space="preserve"> </w:t>
+      </w:r>
+      <w:r>
+        <w:t>удалении</w:t>
+      </w:r>
+      <w:r>
+        <w:t xml:space="preserve"> </w:t>
+      </w:r>
+      <w:r>
+        <w:t>выбросов</w:t>
+      </w:r>
+      <w:r>
+        <w:t xml:space="preserve">, </w:t>
+      </w:r>
+      <w:r>
+        <w:t>стратификация</w:t>
+      </w:r>
+      <w:r>
+        <w:t xml:space="preserve"> </w:t>
+      </w:r>
+      <w:r>
+        <w:t>при</w:t>
+      </w:r>
+      <w:r>
+        <w:t xml:space="preserve"> </w:t>
+      </w:r>
+      <w:r>
+        <w:t>сплите</w:t>
+      </w:r>
+      <w:r>
+        <w:t xml:space="preserve">, </w:t>
+      </w:r>
+      <w:r>
+        <w:t>выбор</w:t>
+      </w:r>
+      <w:r>
+        <w:t xml:space="preserve"> </w:t>
+      </w:r>
+      <w:proofErr w:type="spellStart"/>
+      <w:r>
+        <w:t>фич</w:t>
+      </w:r>
+      <w:proofErr w:type="spellEnd"/>
+      <w:r>
+        <w:t xml:space="preserve"> </w:t>
+      </w:r>
+      <w:r>
+        <w:t>по</w:t>
+      </w:r>
+      <w:r>
+        <w:t xml:space="preserve"> </w:t>
+      </w:r>
+      <w:r>
+        <w:t>порогу</w:t>
+      </w:r>
+      <w:r>
+        <w:t xml:space="preserve"> </w:t>
+      </w:r>
+      <w:r>
+        <w:t>корреляции</w:t>
+      </w:r>
+      <w:r>
+        <w:t xml:space="preserve"> (0.95)</w:t>
+      </w:r>
+      <w:r>
+        <w:t>,</w:t>
+      </w:r>
+      <w:r>
+        <w:t xml:space="preserve"> </w:t>
+      </w:r>
+      <w:r>
+        <w:rPr>
+          <w:b/>
+          <w:u w:val="single"/>
+        </w:rPr>
+        <w:t>добавление ‘</w:t>
+      </w:r>
+      <w:r>
+        <w:rPr>
+          <w:b/>
+          <w:u w:val="single"/>
+          <w:lang w:val="en-US"/>
+        </w:rPr>
+        <w:t>Combined</w:t>
+      </w:r>
+      <w:r>
+        <w:rPr>
+          <w:b/>
+          <w:u w:val="single"/>
+        </w:rPr>
+        <w:t xml:space="preserve"> </w:t>
+      </w:r>
+      <w:r>
+        <w:rPr>
+          <w:b/>
+          <w:u w:val="single"/>
+          <w:lang w:val="en-US"/>
+        </w:rPr>
+        <w:t>feature</w:t>
+      </w:r>
+      <w:r>
+        <w:rPr>
+          <w:b/>
+          <w:u w:val="single"/>
+        </w:rPr>
+        <w:t>’</w:t>
+      </w:r>
+      <w:r>
+        <w:t>,</w:t>
+      </w:r>
+      <w:r>
+        <w:t xml:space="preserve"> </w:t>
+      </w:r>
+      <w:r>
+        <w:t>без</w:t>
+      </w:r>
+      <w:r>
+        <w:t xml:space="preserve"> </w:t>
+      </w:r>
+      <w:proofErr w:type="spellStart"/>
+      <w:r>
+        <w:t>гиперпараметров</w:t>
+      </w:r>
+      <w:proofErr w:type="spellEnd"/>
+      <w:r>
+        <w:t xml:space="preserve">. </w:t>
+      </w:r>
+      <w:r>
+        <w:t>(</w:t>
+      </w:r>
+      <w:r>
+        <w:t>7</w:t>
+      </w:r>
+      <w:r>
+        <w:t xml:space="preserve">89, </w:t>
+      </w:r>
+      <w:r>
+        <w:t>12</w:t>
+      </w:r>
+      <w:r>
+        <w:t>)</w:t>
+      </w:r>
+    </w:p>
+    <w:tbl>
+      <w:tblPr>
+        <w:tblStyle w:val="af3"/>
+        <w:tblW w:w="0" w:type="auto"/>
+        <w:tblLook w:val="04A0" w:firstRow="1" w:lastRow="0" w:firstColumn="1" w:lastColumn="0" w:noHBand="0" w:noVBand="1"/>
+      </w:tblPr>
+      <w:tblGrid>
+        <w:gridCol w:w="1316"/>
+        <w:gridCol w:w="1265"/>
+        <w:gridCol w:w="1203"/>
+        <w:gridCol w:w="1198"/>
+        <w:gridCol w:w="1298"/>
+        <w:gridCol w:w="1234"/>
+        <w:gridCol w:w="1141"/>
+        <w:gridCol w:w="1199"/>
+      </w:tblGrid>
+      <w:tr>
+        <w:tc>
+          <w:tcPr>
+            <w:tcW w:w="1316" w:type="dxa"/>
+          </w:tcPr>
+          <w:p>
+            <w:pPr>
+              <w:pStyle w:val="afe"/>
+              <w:ind w:firstLine="0"/>
+              <w:rPr>
+                <w:lang w:val="en-US"/>
+              </w:rPr>
+            </w:pPr>
+            <w:r>
+              <w:t>Модель</w:t>
+            </w:r>
+          </w:p>
+        </w:tc>
+        <w:tc>
+          <w:tcPr>
+            <w:tcW w:w="1265" w:type="dxa"/>
+          </w:tcPr>
+          <w:p>
+            <w:pPr>
+              <w:pStyle w:val="afe"/>
+              <w:ind w:firstLine="0"/>
+              <w:rPr>
+                <w:lang w:val="en-US"/>
+              </w:rPr>
+            </w:pPr>
+            <w:r>
+              <w:rPr>
+                <w:lang w:val="en-US"/>
+              </w:rPr>
+              <w:t>Linear</w:t>
+            </w:r>
+          </w:p>
+        </w:tc>
+        <w:tc>
+          <w:tcPr>
+            <w:tcW w:w="1203" w:type="dxa"/>
+          </w:tcPr>
+          <w:p>
+            <w:pPr>
+              <w:pStyle w:val="afe"/>
+              <w:ind w:firstLine="0"/>
+              <w:rPr>
+                <w:lang w:val="en-US"/>
+              </w:rPr>
+            </w:pPr>
+            <w:r>
+              <w:rPr>
+                <w:lang w:val="en-US"/>
+              </w:rPr>
+              <w:t>DT</w:t>
+            </w:r>
+          </w:p>
+        </w:tc>
+        <w:tc>
+          <w:tcPr>
+            <w:tcW w:w="1198" w:type="dxa"/>
+          </w:tcPr>
+          <w:p>
+            <w:pPr>
+              <w:pStyle w:val="afe"/>
+              <w:ind w:firstLine="0"/>
+              <w:rPr>
+                <w:lang w:val="en-US"/>
+              </w:rPr>
+            </w:pPr>
+            <w:r>
+              <w:rPr>
+                <w:lang w:val="en-US"/>
+              </w:rPr>
+              <w:t>RF</w:t>
+            </w:r>
+          </w:p>
+        </w:tc>
+        <w:tc>
+          <w:tcPr>
+            <w:tcW w:w="1298" w:type="dxa"/>
+          </w:tcPr>
+          <w:p>
+            <w:pPr>
+              <w:pStyle w:val="afe"/>
+              <w:ind w:firstLine="0"/>
+              <w:rPr>
+                <w:lang w:val="en-US"/>
+              </w:rPr>
+            </w:pPr>
+            <w:proofErr w:type="spellStart"/>
+            <w:r>
+              <w:rPr>
+                <w:lang w:val="en-US"/>
+              </w:rPr>
+              <w:t>GBoost</w:t>
+            </w:r>
+            <w:proofErr w:type="spellEnd"/>
+          </w:p>
+        </w:tc>
+        <w:tc>
+          <w:tcPr>
+            <w:tcW w:w="1234" w:type="dxa"/>
+          </w:tcPr>
+          <w:p>
+            <w:pPr>
+              <w:pStyle w:val="afe"/>
+              <w:ind w:firstLine="0"/>
+              <w:rPr>
+                <w:lang w:val="en-US"/>
+              </w:rPr>
+            </w:pPr>
+            <w:r>
+              <w:rPr>
+                <w:lang w:val="en-US"/>
+              </w:rPr>
+              <w:t>KNN</w:t>
+            </w:r>
+          </w:p>
+        </w:tc>
+        <w:tc>
+          <w:tcPr>
+            <w:tcW w:w="1141" w:type="dxa"/>
+          </w:tcPr>
+          <w:p>
+            <w:pPr>
+              <w:pStyle w:val="afe"/>
+              <w:ind w:firstLine="0"/>
+              <w:rPr>
+                <w:lang w:val="en-US"/>
+              </w:rPr>
+            </w:pPr>
+            <w:proofErr w:type="spellStart"/>
+            <w:r>
+              <w:rPr>
+                <w:lang w:val="en-US"/>
+              </w:rPr>
+              <w:t>Catboost</w:t>
+            </w:r>
+            <w:proofErr w:type="spellEnd"/>
+          </w:p>
+        </w:tc>
+        <w:tc>
+          <w:tcPr>
+            <w:tcW w:w="1199" w:type="dxa"/>
+          </w:tcPr>
+          <w:p>
+            <w:pPr>
+              <w:pStyle w:val="afe"/>
+              <w:ind w:firstLine="0"/>
+              <w:rPr>
+                <w:lang w:val="en-US"/>
+              </w:rPr>
+            </w:pPr>
+            <w:proofErr w:type="spellStart"/>
+            <w:r>
+              <w:rPr>
+                <w:lang w:val="en-US"/>
+              </w:rPr>
+              <w:t>XGBoost</w:t>
+            </w:r>
+            <w:proofErr w:type="spellEnd"/>
+          </w:p>
+        </w:tc>
+      </w:tr>
+      <w:tr>
+        <w:tc>
+          <w:tcPr>
+            <w:tcW w:w="1316" w:type="dxa"/>
+          </w:tcPr>
+          <w:p>
+            <w:pPr>
+              <w:pStyle w:val="afe"/>
+              <w:ind w:firstLine="0"/>
+              <w:rPr>
+                <w:lang w:val="en-US"/>
+              </w:rPr>
+            </w:pPr>
+            <w:r>
+              <w:rPr>
+                <w:lang w:val="en-US"/>
+              </w:rPr>
+              <w:t>R</w:t>
+            </w:r>
+            <w:r>
+              <w:rPr>
+                <w:vertAlign w:val="superscript"/>
+                <w:lang w:val="en-US"/>
+              </w:rPr>
+              <w:t>2</w:t>
+            </w:r>
+            <w:r>
+              <w:rPr>
+                <w:lang w:val="en-US"/>
+              </w:rPr>
+              <w:t xml:space="preserve"> (t</w:t>
+            </w:r>
+            <w:r>
+              <w:rPr>
+                <w:lang w:val="en-US"/>
+              </w:rPr>
+              <w:t>rain</w:t>
+            </w:r>
+            <w:r>
+              <w:rPr>
+                <w:lang w:val="en-US"/>
+              </w:rPr>
+              <w:t>)</w:t>
+            </w:r>
+          </w:p>
+        </w:tc>
+        <w:tc>
+          <w:tcPr>
+            <w:tcW w:w="1265" w:type="dxa"/>
+          </w:tcPr>
+          <w:p>
+            <w:pPr>
+              <w:pStyle w:val="afe"/>
+              <w:ind w:firstLine="0"/>
+              <w:rPr>
+                <w:lang w:val="en-US"/>
+              </w:rPr>
+            </w:pPr>
+            <w:r>
+              <w:rPr>
+                <w:lang w:val="en-US"/>
+              </w:rPr>
+              <w:t>0.58</w:t>
+            </w:r>
+          </w:p>
+        </w:tc>
+        <w:tc>
+          <w:tcPr>
+            <w:tcW w:w="1203" w:type="dxa"/>
+          </w:tcPr>
+          <w:p>
+            <w:pPr>
+              <w:pStyle w:val="afe"/>
+              <w:ind w:firstLine="0"/>
+              <w:rPr>
+                <w:lang w:val="en-US"/>
+              </w:rPr>
+            </w:pPr>
+            <w:r>
+              <w:rPr>
+                <w:lang w:val="en-US"/>
+              </w:rPr>
+              <w:t>1</w:t>
+            </w:r>
+          </w:p>
+        </w:tc>
+        <w:tc>
+          <w:tcPr>
+            <w:tcW w:w="1198" w:type="dxa"/>
+          </w:tcPr>
+          <w:p>
+            <w:pPr>
+              <w:pStyle w:val="afe"/>
+              <w:ind w:firstLine="0"/>
+              <w:rPr>
+                <w:lang w:val="en-US"/>
+              </w:rPr>
+            </w:pPr>
+            <w:r>
+              <w:rPr>
+                <w:lang w:val="en-US"/>
+              </w:rPr>
+              <w:t>0.49</w:t>
+            </w:r>
+          </w:p>
+        </w:tc>
+        <w:tc>
+          <w:tcPr>
+            <w:tcW w:w="1298" w:type="dxa"/>
+          </w:tcPr>
+          <w:p>
+            <w:pPr>
+              <w:pStyle w:val="afe"/>
+              <w:ind w:firstLine="0"/>
+              <w:rPr>
+                <w:lang w:val="en-US"/>
+              </w:rPr>
+            </w:pPr>
+            <w:r>
+              <w:rPr>
+                <w:lang w:val="en-US"/>
+              </w:rPr>
+              <w:t>0.92</w:t>
+            </w:r>
+          </w:p>
+        </w:tc>
+        <w:tc>
+          <w:tcPr>
+            <w:tcW w:w="1234" w:type="dxa"/>
+          </w:tcPr>
+          <w:p>
+            <w:pPr>
+              <w:pStyle w:val="afe"/>
+              <w:ind w:firstLine="0"/>
+              <w:rPr>
+                <w:lang w:val="en-US"/>
+              </w:rPr>
+            </w:pPr>
+            <w:r>
+              <w:rPr>
+                <w:lang w:val="en-US"/>
+              </w:rPr>
+              <w:t>0.53</w:t>
+            </w:r>
+          </w:p>
+        </w:tc>
+        <w:tc>
+          <w:tcPr>
+            <w:tcW w:w="1141" w:type="dxa"/>
+          </w:tcPr>
+          <w:p>
+            <w:pPr>
+              <w:pStyle w:val="afe"/>
+              <w:ind w:firstLine="0"/>
+              <w:rPr>
+                <w:lang w:val="en-US"/>
+              </w:rPr>
+            </w:pPr>
+            <w:r>
+              <w:rPr>
+                <w:lang w:val="en-US"/>
+              </w:rPr>
+              <w:t>0.93</w:t>
+            </w:r>
+          </w:p>
+        </w:tc>
+        <w:tc>
+          <w:tcPr>
+            <w:tcW w:w="1199" w:type="dxa"/>
+          </w:tcPr>
+          <w:p>
+            <w:pPr>
+              <w:pStyle w:val="afe"/>
+              <w:ind w:firstLine="0"/>
+              <w:rPr>
+                <w:lang w:val="en-US"/>
+              </w:rPr>
+            </w:pPr>
+            <w:r>
+              <w:rPr>
+                <w:lang w:val="en-US"/>
+              </w:rPr>
+              <w:t>0.94</w:t>
+            </w:r>
+          </w:p>
+        </w:tc>
+        <w:bookmarkStart w:id="11" w:name="_GoBack"/>
+        <w:bookmarkEnd w:id="11"/>
+      </w:tr>
+      <w:tr>
+        <w:tc>
+          <w:tcPr>
+            <w:tcW w:w="1316" w:type="dxa"/>
+          </w:tcPr>
+          <w:p>
+            <w:pPr>
+              <w:pStyle w:val="afe"/>
+              <w:ind w:firstLine="0"/>
+              <w:rPr>
+                <w:lang w:val="en-US"/>
+              </w:rPr>
+            </w:pPr>
+            <w:r>
+              <w:rPr>
+                <w:lang w:val="en-US"/>
+              </w:rPr>
+              <w:t>R</w:t>
+            </w:r>
+            <w:r>
+              <w:rPr>
+                <w:vertAlign w:val="superscript"/>
+              </w:rPr>
+              <w:t>2</w:t>
+            </w:r>
+            <w:r>
+              <w:rPr>
+                <w:lang w:val="en-US"/>
+              </w:rPr>
+              <w:t xml:space="preserve"> (test)</w:t>
+            </w:r>
+          </w:p>
+        </w:tc>
+        <w:tc>
+          <w:tcPr>
+            <w:tcW w:w="1265" w:type="dxa"/>
+          </w:tcPr>
+          <w:p>
+            <w:pPr>
+              <w:pStyle w:val="afe"/>
+              <w:ind w:firstLine="0"/>
+              <w:rPr>
+                <w:lang w:val="en-US"/>
+              </w:rPr>
+            </w:pPr>
+            <w:r>
+              <w:rPr>
+                <w:lang w:val="en-US"/>
+              </w:rPr>
+              <w:t>0.33</w:t>
+            </w:r>
+          </w:p>
+        </w:tc>
+        <w:tc>
+          <w:tcPr>
+            <w:tcW w:w="1203" w:type="dxa"/>
+          </w:tcPr>
+          <w:p>
+            <w:pPr>
+              <w:pStyle w:val="afe"/>
+              <w:ind w:firstLine="0"/>
+              <w:rPr>
+                <w:lang w:val="en-US"/>
+              </w:rPr>
+            </w:pPr>
+            <w:r>
+              <w:rPr>
+                <w:lang w:val="en-US"/>
+              </w:rPr>
+              <w:t>0.55</w:t>
+            </w:r>
+          </w:p>
+        </w:tc>
+        <w:tc>
+          <w:tcPr>
+            <w:tcW w:w="1198" w:type="dxa"/>
+          </w:tcPr>
+          <w:p>
+            <w:pPr>
+              <w:pStyle w:val="afe"/>
+              <w:ind w:firstLine="0"/>
+              <w:rPr>
+                <w:lang w:val="en-US"/>
+              </w:rPr>
+            </w:pPr>
+            <w:r>
+              <w:rPr>
+                <w:lang w:val="en-US"/>
+              </w:rPr>
+              <w:t>0.41</w:t>
+            </w:r>
+          </w:p>
+        </w:tc>
+        <w:tc>
+          <w:tcPr>
+            <w:tcW w:w="1298" w:type="dxa"/>
+          </w:tcPr>
+          <w:p>
+            <w:pPr>
+              <w:pStyle w:val="afe"/>
+              <w:ind w:firstLine="0"/>
+              <w:rPr>
+                <w:lang w:val="en-US"/>
+              </w:rPr>
+            </w:pPr>
+            <w:r>
+              <w:rPr>
+                <w:lang w:val="en-US"/>
+              </w:rPr>
+              <w:t>0.69</w:t>
+            </w:r>
+          </w:p>
+        </w:tc>
+        <w:tc>
+          <w:tcPr>
+            <w:tcW w:w="1234" w:type="dxa"/>
+          </w:tcPr>
+          <w:p>
+            <w:pPr>
+              <w:pStyle w:val="afe"/>
+              <w:ind w:firstLine="0"/>
+              <w:rPr>
+                <w:lang w:val="en-US"/>
+              </w:rPr>
+            </w:pPr>
+            <w:r>
+              <w:rPr>
+                <w:lang w:val="en-US"/>
+              </w:rPr>
+              <w:t>0.46</w:t>
+            </w:r>
+          </w:p>
+        </w:tc>
+        <w:tc>
+          <w:tcPr>
+            <w:tcW w:w="1141" w:type="dxa"/>
+          </w:tcPr>
+          <w:p>
+            <w:pPr>
+              <w:pStyle w:val="afe"/>
+              <w:ind w:firstLine="0"/>
+              <w:rPr>
+                <w:lang w:val="en-US"/>
+              </w:rPr>
+            </w:pPr>
+            <w:r>
+              <w:rPr>
+                <w:lang w:val="en-US"/>
+              </w:rPr>
+              <w:t>0.70</w:t>
+            </w:r>
+          </w:p>
+        </w:tc>
+        <w:tc>
+          <w:tcPr>
+            <w:tcW w:w="1199" w:type="dxa"/>
+          </w:tcPr>
+          <w:p>
+            <w:pPr>
+              <w:pStyle w:val="afe"/>
+              <w:ind w:firstLine="0"/>
+              <w:rPr>
+                <w:lang w:val="en-US"/>
+              </w:rPr>
+            </w:pPr>
+            <w:r>
+              <w:rPr>
+                <w:lang w:val="en-US"/>
+              </w:rPr>
+              <w:t>0.71</w:t>
+            </w:r>
+          </w:p>
+        </w:tc>
+      </w:tr>
+      <w:tr>
+        <w:tc>
+          <w:tcPr>
+            <w:tcW w:w="1316" w:type="dxa"/>
+          </w:tcPr>
+          <w:p>
+            <w:pPr>
+              <w:pStyle w:val="afe"/>
+              <w:ind w:firstLine="0"/>
+              <w:rPr>
+                <w:lang w:val="en-US"/>
+              </w:rPr>
+            </w:pPr>
+            <w:r>
+              <w:rPr>
+                <w:lang w:val="en-US"/>
+              </w:rPr>
+              <w:t>RMSE</w:t>
+            </w:r>
+          </w:p>
+        </w:tc>
+        <w:tc>
+          <w:tcPr>
+            <w:tcW w:w="1265" w:type="dxa"/>
+          </w:tcPr>
+          <w:p>
+            <w:pPr>
+              <w:pStyle w:val="afe"/>
+              <w:ind w:firstLine="0"/>
+              <w:rPr>
+                <w:lang w:val="en-US"/>
+              </w:rPr>
+            </w:pPr>
+            <w:r>
+              <w:rPr>
+                <w:lang w:val="en-US"/>
+              </w:rPr>
+              <w:t>2.58</w:t>
+            </w:r>
+          </w:p>
+        </w:tc>
+        <w:tc>
+          <w:tcPr>
+            <w:tcW w:w="1203" w:type="dxa"/>
+          </w:tcPr>
+          <w:p>
+            <w:pPr>
+              <w:pStyle w:val="afe"/>
+              <w:ind w:firstLine="0"/>
+              <w:rPr>
+                <w:lang w:val="en-US"/>
+              </w:rPr>
+            </w:pPr>
+            <w:r>
+              <w:rPr>
+                <w:lang w:val="en-US"/>
+              </w:rPr>
+              <w:t>2.11</w:t>
+            </w:r>
+          </w:p>
+        </w:tc>
+        <w:tc>
+          <w:tcPr>
+            <w:tcW w:w="1198" w:type="dxa"/>
+          </w:tcPr>
+          <w:p>
+            <w:pPr>
+              <w:pStyle w:val="afe"/>
+              <w:ind w:firstLine="0"/>
+              <w:rPr>
+                <w:lang w:val="en-US"/>
+              </w:rPr>
+            </w:pPr>
+            <w:r>
+              <w:rPr>
+                <w:lang w:val="en-US"/>
+              </w:rPr>
+              <w:t>2.43</w:t>
+            </w:r>
+          </w:p>
+        </w:tc>
+        <w:tc>
+          <w:tcPr>
+            <w:tcW w:w="1298" w:type="dxa"/>
+          </w:tcPr>
+          <w:p>
+            <w:pPr>
+              <w:pStyle w:val="afe"/>
+              <w:ind w:firstLine="0"/>
+              <w:rPr>
+                <w:lang w:val="en-US"/>
+              </w:rPr>
+            </w:pPr>
+            <w:r>
+              <w:rPr>
+                <w:lang w:val="en-US"/>
+              </w:rPr>
+              <w:t>1.75</w:t>
+            </w:r>
+          </w:p>
+        </w:tc>
+        <w:tc>
+          <w:tcPr>
+            <w:tcW w:w="1234" w:type="dxa"/>
+          </w:tcPr>
+          <w:p>
+            <w:pPr>
+              <w:pStyle w:val="afe"/>
+              <w:ind w:firstLine="0"/>
+              <w:rPr>
+                <w:lang w:val="en-US"/>
+              </w:rPr>
+            </w:pPr>
+            <w:r>
+              <w:rPr>
+                <w:lang w:val="en-US"/>
+              </w:rPr>
+              <w:t>2.32</w:t>
+            </w:r>
+          </w:p>
+        </w:tc>
+        <w:tc>
+          <w:tcPr>
+            <w:tcW w:w="1141" w:type="dxa"/>
+          </w:tcPr>
+          <w:p>
+            <w:pPr>
+              <w:pStyle w:val="afe"/>
+              <w:ind w:firstLine="0"/>
+              <w:rPr>
+                <w:lang w:val="en-US"/>
+              </w:rPr>
+            </w:pPr>
+            <w:r>
+              <w:rPr>
+                <w:lang w:val="en-US"/>
+              </w:rPr>
+              <w:t>1.73</w:t>
+            </w:r>
+          </w:p>
+        </w:tc>
+        <w:tc>
+          <w:tcPr>
+            <w:tcW w:w="1199" w:type="dxa"/>
+          </w:tcPr>
+          <w:p>
+            <w:pPr>
+              <w:pStyle w:val="afe"/>
+              <w:ind w:firstLine="0"/>
+              <w:rPr>
+                <w:lang w:val="en-US"/>
+              </w:rPr>
+            </w:pPr>
+            <w:r>
+              <w:rPr>
+                <w:lang w:val="en-US"/>
+              </w:rPr>
+              <w:t>1.72</w:t>
+            </w:r>
+          </w:p>
+        </w:tc>
+      </w:tr>
+    </w:tbl>
+    <w:p/>
+    <w:p>
+      <w:pPr>
+        <w:rPr>
+          <w:lang w:val="en-US"/>
+        </w:rPr>
+      </w:pPr>
     </w:p>
     <w:p>
-      <w:r>
+      <w:pPr>
         <w:rPr>
           <w:lang w:val="en-US"/>
         </w:rPr>
-        <w:t>Noisy data</w:t>
-      </w:r>
+      </w:pPr>
     </w:p>
     <w:p>
       <w:pPr>
@@ -15064,7 +18692,7 @@
         <w:rPr>
           <w:lang w:val="en-US"/>
         </w:rPr>
-        <w:t>Irrelevant features</w:t>
+        <w:t>Small dataset</w:t>
       </w:r>
     </w:p>
     <w:p>
@@ -15077,7 +18705,7 @@
         <w:rPr>
           <w:lang w:val="en-US"/>
         </w:rPr>
-        <w:t>Complex models such as deep neural networks can detect subtle patterns in the data,</w:t>
+        <w:t>Noisy data</w:t>
       </w:r>
     </w:p>
     <w:p>
@@ -15086,19 +18714,11 @@
           <w:lang w:val="en-US"/>
         </w:rPr>
       </w:pPr>
-      <w:proofErr w:type="gramStart"/>
       <w:r>
         <w:rPr>
           <w:lang w:val="en-US"/>
         </w:rPr>
-        <w:t>but</w:t>
-      </w:r>
-      <w:proofErr w:type="gramEnd"/>
-      <w:r>
-        <w:rPr>
-          <w:lang w:val="en-US"/>
-        </w:rPr>
-        <w:t xml:space="preserve"> if the training set is noisy, or if it is too small (which introduces sampling noise),</w:t>
+        <w:t>Irrelevant features</w:t>
       </w:r>
     </w:p>
     <w:p>
@@ -15107,11 +18727,46 @@
           <w:lang w:val="en-US"/>
         </w:rPr>
       </w:pPr>
+      <w:r>
+        <w:rPr>
+          <w:lang w:val="en-US"/>
+        </w:rPr>
+        <w:t>Complex models such as deep neural networks can detect subtle patterns in the data,</w:t>
+      </w:r>
+    </w:p>
+    <w:p>
+      <w:pPr>
+        <w:rPr>
+          <w:lang w:val="en-US"/>
+        </w:rPr>
+      </w:pPr>
       <w:proofErr w:type="gramStart"/>
       <w:r>
         <w:rPr>
           <w:lang w:val="en-US"/>
         </w:rPr>
+        <w:t>but</w:t>
+      </w:r>
+      <w:proofErr w:type="gramEnd"/>
+      <w:r>
+        <w:rPr>
+          <w:lang w:val="en-US"/>
+        </w:rPr>
+        <w:t xml:space="preserve"> if the training set is noisy, or if it is too small (which introduces sampling noise),</w:t>
+      </w:r>
+    </w:p>
+    <w:p>
+      <w:pPr>
+        <w:rPr>
+          <w:lang w:val="en-US"/>
+        </w:rPr>
+      </w:pPr>
+      <w:proofErr w:type="gramStart"/>
+      <w:r>
+        <w:rPr>
+          <w:lang w:val="en-US"/>
+        </w:rPr>
+        <w:lastRenderedPageBreak/>
         <w:t>then</w:t>
       </w:r>
       <w:proofErr w:type="gramEnd"/>
@@ -15597,7 +19252,7 @@
             <w:sz w:val="26"/>
             <w:szCs w:val="26"/>
           </w:rPr>
-          <w:t>17</w:t>
+          <w:t>20</w:t>
         </w:r>
         <w:r>
           <w:rPr>
@@ -18906,7 +22561,7 @@
   <w:style w:type="paragraph" w:default="1" w:styleId="a0">
     <w:name w:val="Normal"/>
     <w:qFormat/>
-    <w:rsid w:val="00B12E6E"/>
+    <w:rsid w:val="005A70AC"/>
   </w:style>
   <w:style w:type="paragraph" w:styleId="1">
     <w:name w:val="heading 1"/>
@@ -20751,7 +24406,7 @@
   <w:style w:type="paragraph" w:default="1" w:styleId="a0">
     <w:name w:val="Normal"/>
     <w:qFormat/>
-    <w:rsid w:val="00B12E6E"/>
+    <w:rsid w:val="005A70AC"/>
   </w:style>
   <w:style w:type="paragraph" w:styleId="1">
     <w:name w:val="heading 1"/>
@@ -22731,7 +26386,7 @@
 </file>
 
 <file path=customXml/itemProps1.xml><?xml version="1.0" encoding="utf-8"?>
-<ds:datastoreItem xmlns:ds="http://schemas.openxmlformats.org/officeDocument/2006/customXml" ds:itemID="{C5FD448C-0457-4095-97F2-E02567C6F77D}">
+<ds:datastoreItem xmlns:ds="http://schemas.openxmlformats.org/officeDocument/2006/customXml" ds:itemID="{4DFEC02C-9EEC-4DF4-ABA7-4F2FDEBF0333}">
   <ds:schemaRefs>
     <ds:schemaRef ds:uri="http://schemas.openxmlformats.org/officeDocument/2006/bibliography"/>
   </ds:schemaRefs>

--- a/Text/ВКР Давыдов Никита Анатольевич.docx
+++ b/Text/ВКР Давыдов Никита Анатольевич.docx
@@ -765,7 +765,6 @@
           <w:docPartUnique/>
         </w:docPartObj>
       </w:sdtPr>
-      <w:sdtEndPr/>
       <w:sdtContent>
         <w:p>
           <w:pPr>
@@ -4153,27 +4152,14 @@
       <w:r>
         <w:t xml:space="preserve">Рисунок </w:t>
       </w:r>
-      <w:r>
-        <w:fldChar w:fldCharType="begin"/>
-      </w:r>
-      <w:r>
-        <w:instrText xml:space="preserve"> SEQ Рисунок \* ARABIC </w:instrText>
-      </w:r>
-      <w:r>
-        <w:fldChar w:fldCharType="separate"/>
-      </w:r>
-      <w:r>
-        <w:rPr>
-          <w:noProof/>
-        </w:rPr>
-        <w:t>2</w:t>
-      </w:r>
-      <w:r>
-        <w:rPr>
-          <w:noProof/>
-        </w:rPr>
-        <w:fldChar w:fldCharType="end"/>
-      </w:r>
+      <w:fldSimple w:instr=" SEQ Рисунок \* ARABIC ">
+        <w:r>
+          <w:rPr>
+            <w:noProof/>
+          </w:rPr>
+          <w:t>2</w:t>
+        </w:r>
+      </w:fldSimple>
       <w:bookmarkEnd w:id="4"/>
       <w:r>
         <w:t>. Схема архитектуры модели глубокого обучения, используемой в работе (</w:t>
@@ -5140,27 +5126,14 @@
       <w:r>
         <w:t xml:space="preserve">Рисунок </w:t>
       </w:r>
-      <w:r>
-        <w:fldChar w:fldCharType="begin"/>
-      </w:r>
-      <w:r>
-        <w:instrText xml:space="preserve"> SEQ Рисунок \* ARABIC </w:instrText>
-      </w:r>
-      <w:r>
-        <w:fldChar w:fldCharType="separate"/>
-      </w:r>
-      <w:r>
-        <w:rPr>
-          <w:noProof/>
-        </w:rPr>
-        <w:t>3</w:t>
-      </w:r>
-      <w:r>
-        <w:rPr>
-          <w:noProof/>
-        </w:rPr>
-        <w:fldChar w:fldCharType="end"/>
-      </w:r>
+      <w:fldSimple w:instr=" SEQ Рисунок \* ARABIC ">
+        <w:r>
+          <w:rPr>
+            <w:noProof/>
+          </w:rPr>
+          <w:t>3</w:t>
+        </w:r>
+      </w:fldSimple>
       <w:bookmarkEnd w:id="6"/>
       <w:r>
         <w:t xml:space="preserve">. Архитектура модели </w:t>
@@ -5395,27 +5368,14 @@
       <w:r>
         <w:t xml:space="preserve">Рисунок </w:t>
       </w:r>
-      <w:r>
-        <w:fldChar w:fldCharType="begin"/>
-      </w:r>
-      <w:r>
-        <w:instrText xml:space="preserve"> SEQ Рисунок \* ARABIC </w:instrText>
-      </w:r>
-      <w:r>
-        <w:fldChar w:fldCharType="separate"/>
-      </w:r>
-      <w:r>
-        <w:rPr>
-          <w:noProof/>
-        </w:rPr>
-        <w:t>4</w:t>
-      </w:r>
-      <w:r>
-        <w:rPr>
-          <w:noProof/>
-        </w:rPr>
-        <w:fldChar w:fldCharType="end"/>
-      </w:r>
+      <w:fldSimple w:instr=" SEQ Рисунок \* ARABIC ">
+        <w:r>
+          <w:rPr>
+            <w:noProof/>
+          </w:rPr>
+          <w:t>4</w:t>
+        </w:r>
+      </w:fldSimple>
       <w:r>
         <w:t>. Схема архитектуры генеративной модели</w:t>
       </w:r>
@@ -17882,10 +17842,7 @@
         <w:t xml:space="preserve"> (0.95)</w:t>
       </w:r>
       <w:r>
-        <w:t>,</w:t>
-      </w:r>
-      <w:r>
-        <w:t xml:space="preserve"> </w:t>
+        <w:t xml:space="preserve">, </w:t>
       </w:r>
       <w:r>
         <w:rPr>
@@ -18327,8 +18284,6 @@
             </w:r>
           </w:p>
         </w:tc>
-        <w:bookmarkStart w:id="11" w:name="_GoBack"/>
-        <w:bookmarkEnd w:id="11"/>
       </w:tr>
       <w:tr>
         <w:tc>
@@ -18670,103 +18625,3031 @@
     <w:p/>
     <w:p>
       <w:pPr>
-        <w:rPr>
-          <w:lang w:val="en-US"/>
+        <w:pStyle w:val="2"/>
+        <w:rPr>
+          <w:rStyle w:val="21"/>
+          <w:b/>
+          <w:bCs/>
+          <w:iCs/>
+        </w:rPr>
+      </w:pPr>
+      <w:r>
+        <w:rPr>
+          <w:rStyle w:val="21"/>
+          <w:b/>
+          <w:bCs/>
+          <w:iCs/>
+        </w:rPr>
+        <w:t>Регуляризация моделей</w:t>
+      </w:r>
+    </w:p>
+    <w:p/>
+    <w:p>
+      <w:pPr>
+        <w:rPr>
+          <w:rFonts w:ascii="Courier New" w:eastAsia="Times New Roman" w:hAnsi="Courier New" w:cs="Courier New"/>
+          <w:color w:val="1F1F1F"/>
+          <w:sz w:val="21"/>
+          <w:szCs w:val="21"/>
+          <w:shd w:val="clear" w:color="auto" w:fill="FFFFFF"/>
+          <w:lang w:val="en-US" w:eastAsia="ru-RU"/>
         </w:rPr>
       </w:pPr>
     </w:p>
     <w:p>
       <w:pPr>
         <w:rPr>
-          <w:lang w:val="en-US"/>
-        </w:rPr>
-      </w:pPr>
+          <w:rFonts w:ascii="Courier New" w:eastAsia="Times New Roman" w:hAnsi="Courier New" w:cs="Courier New"/>
+          <w:color w:val="1F1F1F"/>
+          <w:sz w:val="21"/>
+          <w:szCs w:val="21"/>
+          <w:shd w:val="clear" w:color="auto" w:fill="FFFFFF"/>
+          <w:lang w:val="en-US" w:eastAsia="ru-RU"/>
+        </w:rPr>
+      </w:pPr>
+      <w:proofErr w:type="gramStart"/>
+      <w:r>
+        <w:rPr>
+          <w:rFonts w:ascii="Courier New" w:eastAsia="Times New Roman" w:hAnsi="Courier New" w:cs="Courier New"/>
+          <w:color w:val="1F1F1F"/>
+          <w:sz w:val="21"/>
+          <w:szCs w:val="21"/>
+          <w:shd w:val="clear" w:color="auto" w:fill="FFFFFF"/>
+          <w:lang w:val="en-US" w:eastAsia="ru-RU"/>
+        </w:rPr>
+        <w:t>Model  R</w:t>
+      </w:r>
+      <w:proofErr w:type="gramEnd"/>
+      <w:r>
+        <w:rPr>
+          <w:rFonts w:ascii="Courier New" w:eastAsia="Times New Roman" w:hAnsi="Courier New" w:cs="Courier New"/>
+          <w:color w:val="1F1F1F"/>
+          <w:sz w:val="21"/>
+          <w:szCs w:val="21"/>
+          <w:shd w:val="clear" w:color="auto" w:fill="FFFFFF"/>
+          <w:lang w:val="en-US" w:eastAsia="ru-RU"/>
+        </w:rPr>
+        <w:t>(train)   R(test)  RMSE(train)  RMSE(test)</w:t>
+      </w:r>
     </w:p>
     <w:p>
       <w:pPr>
         <w:rPr>
-          <w:lang w:val="en-US"/>
-        </w:rPr>
-      </w:pPr>
-      <w:r>
-        <w:rPr>
-          <w:lang w:val="en-US"/>
-        </w:rPr>
-        <w:t>Small dataset</w:t>
+          <w:rFonts w:ascii="Courier New" w:eastAsia="Times New Roman" w:hAnsi="Courier New" w:cs="Courier New"/>
+          <w:color w:val="1F1F1F"/>
+          <w:sz w:val="21"/>
+          <w:szCs w:val="21"/>
+          <w:shd w:val="clear" w:color="auto" w:fill="FFFFFF"/>
+          <w:lang w:val="en-US" w:eastAsia="ru-RU"/>
+        </w:rPr>
+      </w:pPr>
+      <w:r>
+        <w:rPr>
+          <w:rFonts w:ascii="Courier New" w:eastAsia="Times New Roman" w:hAnsi="Courier New" w:cs="Courier New"/>
+          <w:color w:val="1F1F1F"/>
+          <w:sz w:val="21"/>
+          <w:szCs w:val="21"/>
+          <w:shd w:val="clear" w:color="auto" w:fill="FFFFFF"/>
+          <w:lang w:val="en-US" w:eastAsia="ru-RU"/>
+        </w:rPr>
+        <w:t xml:space="preserve">1                     LASSO </w:t>
+      </w:r>
+      <w:proofErr w:type="gramStart"/>
+      <w:r>
+        <w:rPr>
+          <w:rFonts w:ascii="Courier New" w:eastAsia="Times New Roman" w:hAnsi="Courier New" w:cs="Courier New"/>
+          <w:color w:val="1F1F1F"/>
+          <w:sz w:val="21"/>
+          <w:szCs w:val="21"/>
+          <w:shd w:val="clear" w:color="auto" w:fill="FFFFFF"/>
+          <w:lang w:val="en-US" w:eastAsia="ru-RU"/>
+        </w:rPr>
+        <w:t>0  0.583006</w:t>
+      </w:r>
+      <w:proofErr w:type="gramEnd"/>
+      <w:r>
+        <w:rPr>
+          <w:rFonts w:ascii="Courier New" w:eastAsia="Times New Roman" w:hAnsi="Courier New" w:cs="Courier New"/>
+          <w:color w:val="1F1F1F"/>
+          <w:sz w:val="21"/>
+          <w:szCs w:val="21"/>
+          <w:shd w:val="clear" w:color="auto" w:fill="FFFFFF"/>
+          <w:lang w:val="en-US" w:eastAsia="ru-RU"/>
+        </w:rPr>
+        <w:t xml:space="preserve">  0.336578     1.855409    2.580552</w:t>
       </w:r>
     </w:p>
     <w:p>
       <w:pPr>
         <w:rPr>
-          <w:lang w:val="en-US"/>
-        </w:rPr>
-      </w:pPr>
-      <w:r>
-        <w:rPr>
-          <w:lang w:val="en-US"/>
-        </w:rPr>
-        <w:t>Noisy data</w:t>
+          <w:rFonts w:ascii="Courier New" w:eastAsia="Times New Roman" w:hAnsi="Courier New" w:cs="Courier New"/>
+          <w:color w:val="1F1F1F"/>
+          <w:sz w:val="21"/>
+          <w:szCs w:val="21"/>
+          <w:shd w:val="clear" w:color="auto" w:fill="FFFFFF"/>
+          <w:lang w:val="en-US" w:eastAsia="ru-RU"/>
+        </w:rPr>
+      </w:pPr>
+      <w:r>
+        <w:rPr>
+          <w:rFonts w:ascii="Courier New" w:eastAsia="Times New Roman" w:hAnsi="Courier New" w:cs="Courier New"/>
+          <w:color w:val="1F1F1F"/>
+          <w:sz w:val="21"/>
+          <w:szCs w:val="21"/>
+          <w:shd w:val="clear" w:color="auto" w:fill="FFFFFF"/>
+          <w:lang w:val="en-US" w:eastAsia="ru-RU"/>
+        </w:rPr>
+        <w:t xml:space="preserve">2                 LASSO </w:t>
+      </w:r>
+      <w:proofErr w:type="gramStart"/>
+      <w:r>
+        <w:rPr>
+          <w:rFonts w:ascii="Courier New" w:eastAsia="Times New Roman" w:hAnsi="Courier New" w:cs="Courier New"/>
+          <w:color w:val="1F1F1F"/>
+          <w:sz w:val="21"/>
+          <w:szCs w:val="21"/>
+          <w:shd w:val="clear" w:color="auto" w:fill="FFFFFF"/>
+          <w:lang w:val="en-US" w:eastAsia="ru-RU"/>
+        </w:rPr>
+        <w:t>0.001  0.577304</w:t>
+      </w:r>
+      <w:proofErr w:type="gramEnd"/>
+      <w:r>
+        <w:rPr>
+          <w:rFonts w:ascii="Courier New" w:eastAsia="Times New Roman" w:hAnsi="Courier New" w:cs="Courier New"/>
+          <w:color w:val="1F1F1F"/>
+          <w:sz w:val="21"/>
+          <w:szCs w:val="21"/>
+          <w:shd w:val="clear" w:color="auto" w:fill="FFFFFF"/>
+          <w:lang w:val="en-US" w:eastAsia="ru-RU"/>
+        </w:rPr>
+        <w:t xml:space="preserve">  0.327217     1.868052    2.598694</w:t>
       </w:r>
     </w:p>
     <w:p>
       <w:pPr>
         <w:rPr>
-          <w:lang w:val="en-US"/>
-        </w:rPr>
-      </w:pPr>
-      <w:r>
-        <w:rPr>
-          <w:lang w:val="en-US"/>
-        </w:rPr>
-        <w:t>Irrelevant features</w:t>
+          <w:rFonts w:ascii="Courier New" w:eastAsia="Times New Roman" w:hAnsi="Courier New" w:cs="Courier New"/>
+          <w:color w:val="1F1F1F"/>
+          <w:sz w:val="21"/>
+          <w:szCs w:val="21"/>
+          <w:shd w:val="clear" w:color="auto" w:fill="FFFFFF"/>
+          <w:lang w:val="en-US" w:eastAsia="ru-RU"/>
+        </w:rPr>
+      </w:pPr>
+      <w:r>
+        <w:rPr>
+          <w:rFonts w:ascii="Courier New" w:eastAsia="Times New Roman" w:hAnsi="Courier New" w:cs="Courier New"/>
+          <w:color w:val="1F1F1F"/>
+          <w:sz w:val="21"/>
+          <w:szCs w:val="21"/>
+          <w:shd w:val="clear" w:color="auto" w:fill="FFFFFF"/>
+          <w:lang w:val="en-US" w:eastAsia="ru-RU"/>
+        </w:rPr>
+        <w:t xml:space="preserve">3                  LASSO </w:t>
+      </w:r>
+      <w:proofErr w:type="gramStart"/>
+      <w:r>
+        <w:rPr>
+          <w:rFonts w:ascii="Courier New" w:eastAsia="Times New Roman" w:hAnsi="Courier New" w:cs="Courier New"/>
+          <w:color w:val="1F1F1F"/>
+          <w:sz w:val="21"/>
+          <w:szCs w:val="21"/>
+          <w:shd w:val="clear" w:color="auto" w:fill="FFFFFF"/>
+          <w:lang w:val="en-US" w:eastAsia="ru-RU"/>
+        </w:rPr>
+        <w:t>0.01  0.515840</w:t>
+      </w:r>
+      <w:proofErr w:type="gramEnd"/>
+      <w:r>
+        <w:rPr>
+          <w:rFonts w:ascii="Courier New" w:eastAsia="Times New Roman" w:hAnsi="Courier New" w:cs="Courier New"/>
+          <w:color w:val="1F1F1F"/>
+          <w:sz w:val="21"/>
+          <w:szCs w:val="21"/>
+          <w:shd w:val="clear" w:color="auto" w:fill="FFFFFF"/>
+          <w:lang w:val="en-US" w:eastAsia="ru-RU"/>
+        </w:rPr>
+        <w:t xml:space="preserve">  0.341037     1.999259    2.571865</w:t>
       </w:r>
     </w:p>
     <w:p>
       <w:pPr>
         <w:rPr>
-          <w:lang w:val="en-US"/>
-        </w:rPr>
-      </w:pPr>
-      <w:r>
-        <w:rPr>
-          <w:lang w:val="en-US"/>
-        </w:rPr>
-        <w:t>Complex models such as deep neural networks can detect subtle patterns in the data,</w:t>
+          <w:rFonts w:ascii="Courier New" w:eastAsia="Times New Roman" w:hAnsi="Courier New" w:cs="Courier New"/>
+          <w:color w:val="1F1F1F"/>
+          <w:sz w:val="21"/>
+          <w:szCs w:val="21"/>
+          <w:shd w:val="clear" w:color="auto" w:fill="FFFFFF"/>
+          <w:lang w:val="en-US" w:eastAsia="ru-RU"/>
+        </w:rPr>
+      </w:pPr>
+      <w:r>
+        <w:rPr>
+          <w:rFonts w:ascii="Courier New" w:eastAsia="Times New Roman" w:hAnsi="Courier New" w:cs="Courier New"/>
+          <w:color w:val="1F1F1F"/>
+          <w:sz w:val="21"/>
+          <w:szCs w:val="21"/>
+          <w:shd w:val="clear" w:color="auto" w:fill="FFFFFF"/>
+          <w:lang w:val="en-US" w:eastAsia="ru-RU"/>
+        </w:rPr>
+        <w:lastRenderedPageBreak/>
+        <w:t xml:space="preserve">4                  LASSO </w:t>
+      </w:r>
+      <w:proofErr w:type="gramStart"/>
+      <w:r>
+        <w:rPr>
+          <w:rFonts w:ascii="Courier New" w:eastAsia="Times New Roman" w:hAnsi="Courier New" w:cs="Courier New"/>
+          <w:color w:val="1F1F1F"/>
+          <w:sz w:val="21"/>
+          <w:szCs w:val="21"/>
+          <w:shd w:val="clear" w:color="auto" w:fill="FFFFFF"/>
+          <w:lang w:val="en-US" w:eastAsia="ru-RU"/>
+        </w:rPr>
+        <w:t>0.05  0.347816</w:t>
+      </w:r>
+      <w:proofErr w:type="gramEnd"/>
+      <w:r>
+        <w:rPr>
+          <w:rFonts w:ascii="Courier New" w:eastAsia="Times New Roman" w:hAnsi="Courier New" w:cs="Courier New"/>
+          <w:color w:val="1F1F1F"/>
+          <w:sz w:val="21"/>
+          <w:szCs w:val="21"/>
+          <w:shd w:val="clear" w:color="auto" w:fill="FFFFFF"/>
+          <w:lang w:val="en-US" w:eastAsia="ru-RU"/>
+        </w:rPr>
+        <w:t xml:space="preserve">  0.280104     2.320384    2.688145</w:t>
       </w:r>
     </w:p>
     <w:p>
       <w:pPr>
         <w:rPr>
-          <w:lang w:val="en-US"/>
-        </w:rPr>
-      </w:pPr>
+          <w:rFonts w:ascii="Courier New" w:eastAsia="Times New Roman" w:hAnsi="Courier New" w:cs="Courier New"/>
+          <w:color w:val="1F1F1F"/>
+          <w:sz w:val="21"/>
+          <w:szCs w:val="21"/>
+          <w:shd w:val="clear" w:color="auto" w:fill="FFFFFF"/>
+          <w:lang w:val="en-US" w:eastAsia="ru-RU"/>
+        </w:rPr>
+      </w:pPr>
+      <w:r>
+        <w:rPr>
+          <w:rFonts w:ascii="Courier New" w:eastAsia="Times New Roman" w:hAnsi="Courier New" w:cs="Courier New"/>
+          <w:color w:val="1F1F1F"/>
+          <w:sz w:val="21"/>
+          <w:szCs w:val="21"/>
+          <w:shd w:val="clear" w:color="auto" w:fill="FFFFFF"/>
+          <w:lang w:val="en-US" w:eastAsia="ru-RU"/>
+        </w:rPr>
+        <w:t xml:space="preserve">5                   LASSO </w:t>
+      </w:r>
       <w:proofErr w:type="gramStart"/>
       <w:r>
         <w:rPr>
-          <w:lang w:val="en-US"/>
-        </w:rPr>
-        <w:t>but</w:t>
+          <w:rFonts w:ascii="Courier New" w:eastAsia="Times New Roman" w:hAnsi="Courier New" w:cs="Courier New"/>
+          <w:color w:val="1F1F1F"/>
+          <w:sz w:val="21"/>
+          <w:szCs w:val="21"/>
+          <w:shd w:val="clear" w:color="auto" w:fill="FFFFFF"/>
+          <w:lang w:val="en-US" w:eastAsia="ru-RU"/>
+        </w:rPr>
+        <w:t>0.1  0.235885</w:t>
       </w:r>
       <w:proofErr w:type="gramEnd"/>
       <w:r>
         <w:rPr>
-          <w:lang w:val="en-US"/>
-        </w:rPr>
-        <w:t xml:space="preserve"> if the training set is noisy, or if it is too small (which introduces sampling noise),</w:t>
+          <w:rFonts w:ascii="Courier New" w:eastAsia="Times New Roman" w:hAnsi="Courier New" w:cs="Courier New"/>
+          <w:color w:val="1F1F1F"/>
+          <w:sz w:val="21"/>
+          <w:szCs w:val="21"/>
+          <w:shd w:val="clear" w:color="auto" w:fill="FFFFFF"/>
+          <w:lang w:val="en-US" w:eastAsia="ru-RU"/>
+        </w:rPr>
+        <w:t xml:space="preserve">  0.213281     2.511622    2.810137</w:t>
       </w:r>
     </w:p>
     <w:p>
       <w:pPr>
         <w:rPr>
+          <w:rFonts w:ascii="Courier New" w:eastAsia="Times New Roman" w:hAnsi="Courier New" w:cs="Courier New"/>
+          <w:color w:val="1F1F1F"/>
+          <w:sz w:val="21"/>
+          <w:szCs w:val="21"/>
+          <w:shd w:val="clear" w:color="auto" w:fill="FFFFFF"/>
+          <w:lang w:val="en-US" w:eastAsia="ru-RU"/>
+        </w:rPr>
+      </w:pPr>
+      <w:r>
+        <w:rPr>
+          <w:rFonts w:ascii="Courier New" w:eastAsia="Times New Roman" w:hAnsi="Courier New" w:cs="Courier New"/>
+          <w:color w:val="1F1F1F"/>
+          <w:sz w:val="21"/>
+          <w:szCs w:val="21"/>
+          <w:shd w:val="clear" w:color="auto" w:fill="FFFFFF"/>
+          <w:lang w:val="en-US" w:eastAsia="ru-RU"/>
+        </w:rPr>
+        <w:t xml:space="preserve">6                   LASSO </w:t>
+      </w:r>
+      <w:proofErr w:type="gramStart"/>
+      <w:r>
+        <w:rPr>
+          <w:rFonts w:ascii="Courier New" w:eastAsia="Times New Roman" w:hAnsi="Courier New" w:cs="Courier New"/>
+          <w:color w:val="1F1F1F"/>
+          <w:sz w:val="21"/>
+          <w:szCs w:val="21"/>
+          <w:shd w:val="clear" w:color="auto" w:fill="FFFFFF"/>
+          <w:lang w:val="en-US" w:eastAsia="ru-RU"/>
+        </w:rPr>
+        <w:t>0.2  0.147204</w:t>
+      </w:r>
+      <w:proofErr w:type="gramEnd"/>
+      <w:r>
+        <w:rPr>
+          <w:rFonts w:ascii="Courier New" w:eastAsia="Times New Roman" w:hAnsi="Courier New" w:cs="Courier New"/>
+          <w:color w:val="1F1F1F"/>
+          <w:sz w:val="21"/>
+          <w:szCs w:val="21"/>
+          <w:shd w:val="clear" w:color="auto" w:fill="FFFFFF"/>
+          <w:lang w:val="en-US" w:eastAsia="ru-RU"/>
+        </w:rPr>
+        <w:t xml:space="preserve">  0.116907     2.653367    2.977289</w:t>
+      </w:r>
+    </w:p>
+    <w:p>
+      <w:pPr>
+        <w:rPr>
+          <w:rFonts w:ascii="Courier New" w:eastAsia="Times New Roman" w:hAnsi="Courier New" w:cs="Courier New"/>
+          <w:color w:val="1F1F1F"/>
+          <w:sz w:val="21"/>
+          <w:szCs w:val="21"/>
+          <w:shd w:val="clear" w:color="auto" w:fill="FFFFFF"/>
+          <w:lang w:val="en-US" w:eastAsia="ru-RU"/>
+        </w:rPr>
+      </w:pPr>
+      <w:r>
+        <w:rPr>
+          <w:rFonts w:ascii="Courier New" w:eastAsia="Times New Roman" w:hAnsi="Courier New" w:cs="Courier New"/>
+          <w:color w:val="1F1F1F"/>
+          <w:sz w:val="21"/>
+          <w:szCs w:val="21"/>
+          <w:shd w:val="clear" w:color="auto" w:fill="FFFFFF"/>
+          <w:lang w:val="en-US" w:eastAsia="ru-RU"/>
+        </w:rPr>
+        <w:t xml:space="preserve">7   LASSO </w:t>
+      </w:r>
+      <w:proofErr w:type="gramStart"/>
+      <w:r>
+        <w:rPr>
+          <w:rFonts w:ascii="Courier New" w:eastAsia="Times New Roman" w:hAnsi="Courier New" w:cs="Courier New"/>
+          <w:color w:val="1F1F1F"/>
+          <w:sz w:val="21"/>
+          <w:szCs w:val="21"/>
+          <w:shd w:val="clear" w:color="auto" w:fill="FFFFFF"/>
+          <w:lang w:val="en-US" w:eastAsia="ru-RU"/>
+        </w:rPr>
+        <w:t>0.10974408095658218  0.227729</w:t>
+      </w:r>
+      <w:proofErr w:type="gramEnd"/>
+      <w:r>
+        <w:rPr>
+          <w:rFonts w:ascii="Courier New" w:eastAsia="Times New Roman" w:hAnsi="Courier New" w:cs="Courier New"/>
+          <w:color w:val="1F1F1F"/>
+          <w:sz w:val="21"/>
+          <w:szCs w:val="21"/>
+          <w:shd w:val="clear" w:color="auto" w:fill="FFFFFF"/>
+          <w:lang w:val="en-US" w:eastAsia="ru-RU"/>
+        </w:rPr>
+        <w:t xml:space="preserve">  0.203459     2.524991    2.827624</w:t>
+      </w:r>
+    </w:p>
+    <w:p>
+      <w:pPr>
+        <w:rPr>
           <w:lang w:val="en-US"/>
         </w:rPr>
       </w:pPr>
+    </w:p>
+    <w:p>
+      <w:pPr>
+        <w:rPr>
+          <w:rFonts w:ascii="Courier New" w:eastAsia="Times New Roman" w:hAnsi="Courier New" w:cs="Courier New"/>
+          <w:color w:val="1F1F1F"/>
+          <w:sz w:val="21"/>
+          <w:szCs w:val="21"/>
+          <w:shd w:val="clear" w:color="auto" w:fill="FFFFFF"/>
+          <w:lang w:val="en-US" w:eastAsia="ru-RU"/>
+        </w:rPr>
+      </w:pPr>
+      <w:r>
+        <w:rPr>
+          <w:rFonts w:ascii="Courier New" w:eastAsia="Times New Roman" w:hAnsi="Courier New" w:cs="Courier New"/>
+          <w:color w:val="1F1F1F"/>
+          <w:sz w:val="21"/>
+          <w:szCs w:val="21"/>
+          <w:shd w:val="clear" w:color="auto" w:fill="FFFFFF"/>
+          <w:lang w:val="en-US" w:eastAsia="ru-RU"/>
+        </w:rPr>
+        <w:t xml:space="preserve">                 </w:t>
+      </w:r>
       <w:proofErr w:type="gramStart"/>
       <w:r>
         <w:rPr>
+          <w:rFonts w:ascii="Courier New" w:eastAsia="Times New Roman" w:hAnsi="Courier New" w:cs="Courier New"/>
+          <w:color w:val="1F1F1F"/>
+          <w:sz w:val="21"/>
+          <w:szCs w:val="21"/>
+          <w:shd w:val="clear" w:color="auto" w:fill="FFFFFF"/>
+          <w:lang w:val="en-US" w:eastAsia="ru-RU"/>
+        </w:rPr>
+        <w:t>Model  R</w:t>
+      </w:r>
+      <w:proofErr w:type="gramEnd"/>
+      <w:r>
+        <w:rPr>
+          <w:rFonts w:ascii="Courier New" w:eastAsia="Times New Roman" w:hAnsi="Courier New" w:cs="Courier New"/>
+          <w:color w:val="1F1F1F"/>
+          <w:sz w:val="21"/>
+          <w:szCs w:val="21"/>
+          <w:shd w:val="clear" w:color="auto" w:fill="FFFFFF"/>
+          <w:lang w:val="en-US" w:eastAsia="ru-RU"/>
+        </w:rPr>
+        <w:t>(train)   R(test)  RMSE(train)  RMSE(test)</w:t>
+      </w:r>
+    </w:p>
+    <w:p>
+      <w:pPr>
+        <w:rPr>
+          <w:rFonts w:ascii="Courier New" w:eastAsia="Times New Roman" w:hAnsi="Courier New" w:cs="Courier New"/>
+          <w:color w:val="1F1F1F"/>
+          <w:sz w:val="21"/>
+          <w:szCs w:val="21"/>
+          <w:shd w:val="clear" w:color="auto" w:fill="FFFFFF"/>
+          <w:lang w:val="en-US" w:eastAsia="ru-RU"/>
+        </w:rPr>
+      </w:pPr>
+      <w:r>
+        <w:rPr>
+          <w:rFonts w:ascii="Courier New" w:eastAsia="Times New Roman" w:hAnsi="Courier New" w:cs="Courier New"/>
+          <w:color w:val="1F1F1F"/>
+          <w:sz w:val="21"/>
+          <w:szCs w:val="21"/>
+          <w:shd w:val="clear" w:color="auto" w:fill="FFFFFF"/>
+          <w:lang w:val="en-US" w:eastAsia="ru-RU"/>
+        </w:rPr>
+        <w:t xml:space="preserve">0                 </w:t>
+      </w:r>
+      <w:proofErr w:type="gramStart"/>
+      <w:r>
+        <w:rPr>
+          <w:rFonts w:ascii="Courier New" w:eastAsia="Times New Roman" w:hAnsi="Courier New" w:cs="Courier New"/>
+          <w:color w:val="1F1F1F"/>
+          <w:sz w:val="21"/>
+          <w:szCs w:val="21"/>
+          <w:shd w:val="clear" w:color="auto" w:fill="FFFFFF"/>
+          <w:lang w:val="en-US" w:eastAsia="ru-RU"/>
+        </w:rPr>
+        <w:t>Linear  0.583006</w:t>
+      </w:r>
+      <w:proofErr w:type="gramEnd"/>
+      <w:r>
+        <w:rPr>
+          <w:rFonts w:ascii="Courier New" w:eastAsia="Times New Roman" w:hAnsi="Courier New" w:cs="Courier New"/>
+          <w:color w:val="1F1F1F"/>
+          <w:sz w:val="21"/>
+          <w:szCs w:val="21"/>
+          <w:shd w:val="clear" w:color="auto" w:fill="FFFFFF"/>
+          <w:lang w:val="en-US" w:eastAsia="ru-RU"/>
+        </w:rPr>
+        <w:t xml:space="preserve">  0.334782     1.855409    2.584042</w:t>
+      </w:r>
+    </w:p>
+    <w:p>
+      <w:pPr>
+        <w:rPr>
+          <w:rFonts w:ascii="Courier New" w:eastAsia="Times New Roman" w:hAnsi="Courier New" w:cs="Courier New"/>
+          <w:color w:val="1F1F1F"/>
+          <w:sz w:val="21"/>
+          <w:szCs w:val="21"/>
+          <w:shd w:val="clear" w:color="auto" w:fill="FFFFFF"/>
+          <w:lang w:val="en-US" w:eastAsia="ru-RU"/>
+        </w:rPr>
+      </w:pPr>
+      <w:r>
+        <w:rPr>
+          <w:rFonts w:ascii="Courier New" w:eastAsia="Times New Roman" w:hAnsi="Courier New" w:cs="Courier New"/>
+          <w:color w:val="1F1F1F"/>
+          <w:sz w:val="21"/>
+          <w:szCs w:val="21"/>
+          <w:shd w:val="clear" w:color="auto" w:fill="FFFFFF"/>
+          <w:lang w:val="en-US" w:eastAsia="ru-RU"/>
+        </w:rPr>
+        <w:t xml:space="preserve">1                     </w:t>
+      </w:r>
+      <w:proofErr w:type="gramStart"/>
+      <w:r>
+        <w:rPr>
+          <w:rFonts w:ascii="Courier New" w:eastAsia="Times New Roman" w:hAnsi="Courier New" w:cs="Courier New"/>
+          <w:color w:val="1F1F1F"/>
+          <w:sz w:val="21"/>
+          <w:szCs w:val="21"/>
+          <w:shd w:val="clear" w:color="auto" w:fill="FFFFFF"/>
+          <w:lang w:val="en-US" w:eastAsia="ru-RU"/>
+        </w:rPr>
+        <w:t>DT  0.487389</w:t>
+      </w:r>
+      <w:proofErr w:type="gramEnd"/>
+      <w:r>
+        <w:rPr>
+          <w:rFonts w:ascii="Courier New" w:eastAsia="Times New Roman" w:hAnsi="Courier New" w:cs="Courier New"/>
+          <w:color w:val="1F1F1F"/>
+          <w:sz w:val="21"/>
+          <w:szCs w:val="21"/>
+          <w:shd w:val="clear" w:color="auto" w:fill="FFFFFF"/>
+          <w:lang w:val="en-US" w:eastAsia="ru-RU"/>
+        </w:rPr>
+        <w:t xml:space="preserve">  0.410083     2.057164    2.433397</w:t>
+      </w:r>
+    </w:p>
+    <w:p>
+      <w:pPr>
+        <w:rPr>
+          <w:rFonts w:ascii="Courier New" w:eastAsia="Times New Roman" w:hAnsi="Courier New" w:cs="Courier New"/>
+          <w:color w:val="1F1F1F"/>
+          <w:sz w:val="21"/>
+          <w:szCs w:val="21"/>
+          <w:shd w:val="clear" w:color="auto" w:fill="FFFFFF"/>
+          <w:lang w:val="en-US" w:eastAsia="ru-RU"/>
+        </w:rPr>
+      </w:pPr>
+      <w:r>
+        <w:rPr>
+          <w:rFonts w:ascii="Courier New" w:eastAsia="Times New Roman" w:hAnsi="Courier New" w:cs="Courier New"/>
+          <w:color w:val="1F1F1F"/>
+          <w:sz w:val="21"/>
+          <w:szCs w:val="21"/>
+          <w:shd w:val="clear" w:color="auto" w:fill="FFFFFF"/>
+          <w:lang w:val="en-US" w:eastAsia="ru-RU"/>
+        </w:rPr>
+        <w:t xml:space="preserve">2         DT </w:t>
+      </w:r>
+      <w:proofErr w:type="gramStart"/>
+      <w:r>
+        <w:rPr>
+          <w:rFonts w:ascii="Courier New" w:eastAsia="Times New Roman" w:hAnsi="Courier New" w:cs="Courier New"/>
+          <w:color w:val="1F1F1F"/>
+          <w:sz w:val="21"/>
+          <w:szCs w:val="21"/>
+          <w:shd w:val="clear" w:color="auto" w:fill="FFFFFF"/>
+          <w:lang w:val="en-US" w:eastAsia="ru-RU"/>
+        </w:rPr>
+        <w:t>regularized  0.492300</w:t>
+      </w:r>
+      <w:proofErr w:type="gramEnd"/>
+      <w:r>
+        <w:rPr>
+          <w:rFonts w:ascii="Courier New" w:eastAsia="Times New Roman" w:hAnsi="Courier New" w:cs="Courier New"/>
+          <w:color w:val="1F1F1F"/>
+          <w:sz w:val="21"/>
+          <w:szCs w:val="21"/>
+          <w:shd w:val="clear" w:color="auto" w:fill="FFFFFF"/>
+          <w:lang w:val="en-US" w:eastAsia="ru-RU"/>
+        </w:rPr>
+        <w:t xml:space="preserve">  0.417235     2.047285    2.418603</w:t>
+      </w:r>
+    </w:p>
+    <w:p>
+      <w:pPr>
+        <w:rPr>
+          <w:rFonts w:ascii="Courier New" w:eastAsia="Times New Roman" w:hAnsi="Courier New" w:cs="Courier New"/>
+          <w:color w:val="1F1F1F"/>
+          <w:sz w:val="21"/>
+          <w:szCs w:val="21"/>
+          <w:shd w:val="clear" w:color="auto" w:fill="FFFFFF"/>
+          <w:lang w:val="en-US" w:eastAsia="ru-RU"/>
+        </w:rPr>
+      </w:pPr>
+      <w:r>
+        <w:rPr>
+          <w:rFonts w:ascii="Courier New" w:eastAsia="Times New Roman" w:hAnsi="Courier New" w:cs="Courier New"/>
+          <w:color w:val="1F1F1F"/>
+          <w:sz w:val="21"/>
+          <w:szCs w:val="21"/>
+          <w:shd w:val="clear" w:color="auto" w:fill="FFFFFF"/>
+          <w:lang w:val="en-US" w:eastAsia="ru-RU"/>
+        </w:rPr>
+        <w:t xml:space="preserve">3                     </w:t>
+      </w:r>
+      <w:proofErr w:type="gramStart"/>
+      <w:r>
+        <w:rPr>
+          <w:rFonts w:ascii="Courier New" w:eastAsia="Times New Roman" w:hAnsi="Courier New" w:cs="Courier New"/>
+          <w:color w:val="1F1F1F"/>
+          <w:sz w:val="21"/>
+          <w:szCs w:val="21"/>
+          <w:shd w:val="clear" w:color="auto" w:fill="FFFFFF"/>
+          <w:lang w:val="en-US" w:eastAsia="ru-RU"/>
+        </w:rPr>
+        <w:t>RF  0.493838</w:t>
+      </w:r>
+      <w:proofErr w:type="gramEnd"/>
+      <w:r>
+        <w:rPr>
+          <w:rFonts w:ascii="Courier New" w:eastAsia="Times New Roman" w:hAnsi="Courier New" w:cs="Courier New"/>
+          <w:color w:val="1F1F1F"/>
+          <w:sz w:val="21"/>
+          <w:szCs w:val="21"/>
+          <w:shd w:val="clear" w:color="auto" w:fill="FFFFFF"/>
+          <w:lang w:val="en-US" w:eastAsia="ru-RU"/>
+        </w:rPr>
+        <w:t xml:space="preserve">  0.409046     2.044182    2.435535</w:t>
+      </w:r>
+    </w:p>
+    <w:p>
+      <w:pPr>
+        <w:rPr>
+          <w:rFonts w:ascii="Courier New" w:eastAsia="Times New Roman" w:hAnsi="Courier New" w:cs="Courier New"/>
+          <w:color w:val="1F1F1F"/>
+          <w:sz w:val="21"/>
+          <w:szCs w:val="21"/>
+          <w:shd w:val="clear" w:color="auto" w:fill="FFFFFF"/>
+          <w:lang w:val="en-US" w:eastAsia="ru-RU"/>
+        </w:rPr>
+      </w:pPr>
+      <w:r>
+        <w:rPr>
+          <w:rFonts w:ascii="Courier New" w:eastAsia="Times New Roman" w:hAnsi="Courier New" w:cs="Courier New"/>
+          <w:color w:val="1F1F1F"/>
+          <w:sz w:val="21"/>
+          <w:szCs w:val="21"/>
+          <w:shd w:val="clear" w:color="auto" w:fill="FFFFFF"/>
+          <w:lang w:val="en-US" w:eastAsia="ru-RU"/>
+        </w:rPr>
+        <w:t xml:space="preserve">4         RF </w:t>
+      </w:r>
+      <w:proofErr w:type="gramStart"/>
+      <w:r>
+        <w:rPr>
+          <w:rFonts w:ascii="Courier New" w:eastAsia="Times New Roman" w:hAnsi="Courier New" w:cs="Courier New"/>
+          <w:color w:val="1F1F1F"/>
+          <w:sz w:val="21"/>
+          <w:szCs w:val="21"/>
+          <w:shd w:val="clear" w:color="auto" w:fill="FFFFFF"/>
+          <w:lang w:val="en-US" w:eastAsia="ru-RU"/>
+        </w:rPr>
+        <w:t>regularized  0.679279</w:t>
+      </w:r>
+      <w:proofErr w:type="gramEnd"/>
+      <w:r>
+        <w:rPr>
+          <w:rFonts w:ascii="Courier New" w:eastAsia="Times New Roman" w:hAnsi="Courier New" w:cs="Courier New"/>
+          <w:color w:val="1F1F1F"/>
+          <w:sz w:val="21"/>
+          <w:szCs w:val="21"/>
+          <w:shd w:val="clear" w:color="auto" w:fill="FFFFFF"/>
+          <w:lang w:val="en-US" w:eastAsia="ru-RU"/>
+        </w:rPr>
+        <w:t xml:space="preserve">  0.563174     1.627192    2.093977</w:t>
+      </w:r>
+    </w:p>
+    <w:p>
+      <w:pPr>
+        <w:rPr>
+          <w:rFonts w:ascii="Courier New" w:eastAsia="Times New Roman" w:hAnsi="Courier New" w:cs="Courier New"/>
+          <w:color w:val="1F1F1F"/>
+          <w:sz w:val="21"/>
+          <w:szCs w:val="21"/>
+          <w:shd w:val="clear" w:color="auto" w:fill="FFFFFF"/>
+          <w:lang w:val="en-US" w:eastAsia="ru-RU"/>
+        </w:rPr>
+      </w:pPr>
+      <w:r>
+        <w:rPr>
+          <w:rFonts w:ascii="Courier New" w:eastAsia="Times New Roman" w:hAnsi="Courier New" w:cs="Courier New"/>
+          <w:color w:val="1F1F1F"/>
+          <w:sz w:val="21"/>
+          <w:szCs w:val="21"/>
+          <w:shd w:val="clear" w:color="auto" w:fill="FFFFFF"/>
+          <w:lang w:val="en-US" w:eastAsia="ru-RU"/>
+        </w:rPr>
+        <w:t xml:space="preserve">5                 </w:t>
+      </w:r>
+      <w:proofErr w:type="spellStart"/>
+      <w:proofErr w:type="gramStart"/>
+      <w:r>
+        <w:rPr>
+          <w:rFonts w:ascii="Courier New" w:eastAsia="Times New Roman" w:hAnsi="Courier New" w:cs="Courier New"/>
+          <w:color w:val="1F1F1F"/>
+          <w:sz w:val="21"/>
+          <w:szCs w:val="21"/>
+          <w:shd w:val="clear" w:color="auto" w:fill="FFFFFF"/>
+          <w:lang w:val="en-US" w:eastAsia="ru-RU"/>
+        </w:rPr>
+        <w:t>GBoost</w:t>
+      </w:r>
+      <w:proofErr w:type="spellEnd"/>
+      <w:r>
+        <w:rPr>
+          <w:rFonts w:ascii="Courier New" w:eastAsia="Times New Roman" w:hAnsi="Courier New" w:cs="Courier New"/>
+          <w:color w:val="1F1F1F"/>
+          <w:sz w:val="21"/>
+          <w:szCs w:val="21"/>
+          <w:shd w:val="clear" w:color="auto" w:fill="FFFFFF"/>
+          <w:lang w:val="en-US" w:eastAsia="ru-RU"/>
+        </w:rPr>
+        <w:t xml:space="preserve">  0.924267</w:t>
+      </w:r>
+      <w:proofErr w:type="gramEnd"/>
+      <w:r>
+        <w:rPr>
+          <w:rFonts w:ascii="Courier New" w:eastAsia="Times New Roman" w:hAnsi="Courier New" w:cs="Courier New"/>
+          <w:color w:val="1F1F1F"/>
+          <w:sz w:val="21"/>
+          <w:szCs w:val="21"/>
+          <w:shd w:val="clear" w:color="auto" w:fill="FFFFFF"/>
+          <w:lang w:val="en-US" w:eastAsia="ru-RU"/>
+        </w:rPr>
+        <w:t xml:space="preserve">  0.693439     0.790713    1.754187</w:t>
+      </w:r>
+    </w:p>
+    <w:p>
+      <w:pPr>
+        <w:rPr>
+          <w:rFonts w:ascii="Courier New" w:eastAsia="Times New Roman" w:hAnsi="Courier New" w:cs="Courier New"/>
+          <w:color w:val="1F1F1F"/>
+          <w:sz w:val="21"/>
+          <w:szCs w:val="21"/>
+          <w:shd w:val="clear" w:color="auto" w:fill="FFFFFF"/>
+          <w:lang w:val="en-US" w:eastAsia="ru-RU"/>
+        </w:rPr>
+      </w:pPr>
+      <w:r>
+        <w:rPr>
+          <w:rFonts w:ascii="Courier New" w:eastAsia="Times New Roman" w:hAnsi="Courier New" w:cs="Courier New"/>
+          <w:color w:val="1F1F1F"/>
+          <w:sz w:val="21"/>
+          <w:szCs w:val="21"/>
+          <w:shd w:val="clear" w:color="auto" w:fill="FFFFFF"/>
+          <w:lang w:val="en-US" w:eastAsia="ru-RU"/>
+        </w:rPr>
+        <w:t xml:space="preserve">6     </w:t>
+      </w:r>
+      <w:proofErr w:type="spellStart"/>
+      <w:r>
+        <w:rPr>
+          <w:rFonts w:ascii="Courier New" w:eastAsia="Times New Roman" w:hAnsi="Courier New" w:cs="Courier New"/>
+          <w:color w:val="1F1F1F"/>
+          <w:sz w:val="21"/>
+          <w:szCs w:val="21"/>
+          <w:shd w:val="clear" w:color="auto" w:fill="FFFFFF"/>
+          <w:lang w:val="en-US" w:eastAsia="ru-RU"/>
+        </w:rPr>
+        <w:t>GBoost</w:t>
+      </w:r>
+      <w:proofErr w:type="spellEnd"/>
+      <w:r>
+        <w:rPr>
+          <w:rFonts w:ascii="Courier New" w:eastAsia="Times New Roman" w:hAnsi="Courier New" w:cs="Courier New"/>
+          <w:color w:val="1F1F1F"/>
+          <w:sz w:val="21"/>
+          <w:szCs w:val="21"/>
+          <w:shd w:val="clear" w:color="auto" w:fill="FFFFFF"/>
+          <w:lang w:val="en-US" w:eastAsia="ru-RU"/>
+        </w:rPr>
+        <w:t xml:space="preserve"> </w:t>
+      </w:r>
+      <w:proofErr w:type="gramStart"/>
+      <w:r>
+        <w:rPr>
+          <w:rFonts w:ascii="Courier New" w:eastAsia="Times New Roman" w:hAnsi="Courier New" w:cs="Courier New"/>
+          <w:color w:val="1F1F1F"/>
+          <w:sz w:val="21"/>
+          <w:szCs w:val="21"/>
+          <w:shd w:val="clear" w:color="auto" w:fill="FFFFFF"/>
+          <w:lang w:val="en-US" w:eastAsia="ru-RU"/>
+        </w:rPr>
+        <w:t>regularized  0.788963</w:t>
+      </w:r>
+      <w:proofErr w:type="gramEnd"/>
+      <w:r>
+        <w:rPr>
+          <w:rFonts w:ascii="Courier New" w:eastAsia="Times New Roman" w:hAnsi="Courier New" w:cs="Courier New"/>
+          <w:color w:val="1F1F1F"/>
+          <w:sz w:val="21"/>
+          <w:szCs w:val="21"/>
+          <w:shd w:val="clear" w:color="auto" w:fill="FFFFFF"/>
+          <w:lang w:val="en-US" w:eastAsia="ru-RU"/>
+        </w:rPr>
+        <w:t xml:space="preserve">  0.634609     1.319938    1.915123</w:t>
+      </w:r>
+    </w:p>
+    <w:p>
+      <w:pPr>
+        <w:rPr>
+          <w:rFonts w:ascii="Courier New" w:eastAsia="Times New Roman" w:hAnsi="Courier New" w:cs="Courier New"/>
+          <w:color w:val="1F1F1F"/>
+          <w:sz w:val="21"/>
+          <w:szCs w:val="21"/>
+          <w:shd w:val="clear" w:color="auto" w:fill="FFFFFF"/>
+          <w:lang w:val="en-US" w:eastAsia="ru-RU"/>
+        </w:rPr>
+      </w:pPr>
+      <w:r>
+        <w:rPr>
+          <w:rFonts w:ascii="Courier New" w:eastAsia="Times New Roman" w:hAnsi="Courier New" w:cs="Courier New"/>
+          <w:color w:val="1F1F1F"/>
+          <w:sz w:val="21"/>
+          <w:szCs w:val="21"/>
+          <w:shd w:val="clear" w:color="auto" w:fill="FFFFFF"/>
+          <w:lang w:val="en-US" w:eastAsia="ru-RU"/>
+        </w:rPr>
+        <w:t xml:space="preserve">7                    </w:t>
+      </w:r>
+      <w:proofErr w:type="gramStart"/>
+      <w:r>
+        <w:rPr>
+          <w:rFonts w:ascii="Courier New" w:eastAsia="Times New Roman" w:hAnsi="Courier New" w:cs="Courier New"/>
+          <w:color w:val="1F1F1F"/>
+          <w:sz w:val="21"/>
+          <w:szCs w:val="21"/>
+          <w:shd w:val="clear" w:color="auto" w:fill="FFFFFF"/>
+          <w:lang w:val="en-US" w:eastAsia="ru-RU"/>
+        </w:rPr>
+        <w:t>KNN  0.530502</w:t>
+      </w:r>
+      <w:proofErr w:type="gramEnd"/>
+      <w:r>
+        <w:rPr>
+          <w:rFonts w:ascii="Courier New" w:eastAsia="Times New Roman" w:hAnsi="Courier New" w:cs="Courier New"/>
+          <w:color w:val="1F1F1F"/>
+          <w:sz w:val="21"/>
+          <w:szCs w:val="21"/>
+          <w:shd w:val="clear" w:color="auto" w:fill="FFFFFF"/>
+          <w:lang w:val="en-US" w:eastAsia="ru-RU"/>
+        </w:rPr>
+        <w:t xml:space="preserve">  0.464568     1.968756    2.318302</w:t>
+      </w:r>
+    </w:p>
+    <w:p>
+      <w:pPr>
+        <w:rPr>
+          <w:rFonts w:ascii="Courier New" w:eastAsia="Times New Roman" w:hAnsi="Courier New" w:cs="Courier New"/>
+          <w:color w:val="1F1F1F"/>
+          <w:sz w:val="21"/>
+          <w:szCs w:val="21"/>
+          <w:shd w:val="clear" w:color="auto" w:fill="FFFFFF"/>
+          <w:lang w:val="en-US" w:eastAsia="ru-RU"/>
+        </w:rPr>
+      </w:pPr>
+      <w:r>
+        <w:rPr>
+          <w:rFonts w:ascii="Courier New" w:eastAsia="Times New Roman" w:hAnsi="Courier New" w:cs="Courier New"/>
+          <w:color w:val="1F1F1F"/>
+          <w:sz w:val="21"/>
+          <w:szCs w:val="21"/>
+          <w:shd w:val="clear" w:color="auto" w:fill="FFFFFF"/>
+          <w:lang w:val="en-US" w:eastAsia="ru-RU"/>
+        </w:rPr>
+        <w:t xml:space="preserve">8        KNN </w:t>
+      </w:r>
+      <w:proofErr w:type="gramStart"/>
+      <w:r>
+        <w:rPr>
+          <w:rFonts w:ascii="Courier New" w:eastAsia="Times New Roman" w:hAnsi="Courier New" w:cs="Courier New"/>
+          <w:color w:val="1F1F1F"/>
+          <w:sz w:val="21"/>
+          <w:szCs w:val="21"/>
+          <w:shd w:val="clear" w:color="auto" w:fill="FFFFFF"/>
+          <w:lang w:val="en-US" w:eastAsia="ru-RU"/>
+        </w:rPr>
+        <w:t>regularized  0.998895</w:t>
+      </w:r>
+      <w:proofErr w:type="gramEnd"/>
+      <w:r>
+        <w:rPr>
+          <w:rFonts w:ascii="Courier New" w:eastAsia="Times New Roman" w:hAnsi="Courier New" w:cs="Courier New"/>
+          <w:color w:val="1F1F1F"/>
+          <w:sz w:val="21"/>
+          <w:szCs w:val="21"/>
+          <w:shd w:val="clear" w:color="auto" w:fill="FFFFFF"/>
+          <w:lang w:val="en-US" w:eastAsia="ru-RU"/>
+        </w:rPr>
+        <w:t xml:space="preserve">  0.599655     0.095512    2.004634</w:t>
+      </w:r>
+    </w:p>
+    <w:p>
+      <w:pPr>
+        <w:rPr>
+          <w:rFonts w:ascii="Courier New" w:eastAsia="Times New Roman" w:hAnsi="Courier New" w:cs="Courier New"/>
+          <w:color w:val="1F1F1F"/>
+          <w:sz w:val="21"/>
+          <w:szCs w:val="21"/>
+          <w:shd w:val="clear" w:color="auto" w:fill="FFFFFF"/>
+          <w:lang w:val="en-US" w:eastAsia="ru-RU"/>
+        </w:rPr>
+      </w:pPr>
+      <w:r>
+        <w:rPr>
+          <w:rFonts w:ascii="Courier New" w:eastAsia="Times New Roman" w:hAnsi="Courier New" w:cs="Courier New"/>
+          <w:color w:val="1F1F1F"/>
+          <w:sz w:val="21"/>
+          <w:szCs w:val="21"/>
+          <w:shd w:val="clear" w:color="auto" w:fill="FFFFFF"/>
+          <w:lang w:val="en-US" w:eastAsia="ru-RU"/>
+        </w:rPr>
+        <w:t xml:space="preserve">9               </w:t>
+      </w:r>
+      <w:proofErr w:type="spellStart"/>
+      <w:proofErr w:type="gramStart"/>
+      <w:r>
+        <w:rPr>
+          <w:rFonts w:ascii="Courier New" w:eastAsia="Times New Roman" w:hAnsi="Courier New" w:cs="Courier New"/>
+          <w:color w:val="1F1F1F"/>
+          <w:sz w:val="21"/>
+          <w:szCs w:val="21"/>
+          <w:shd w:val="clear" w:color="auto" w:fill="FFFFFF"/>
+          <w:lang w:val="en-US" w:eastAsia="ru-RU"/>
+        </w:rPr>
+        <w:t>Catboost</w:t>
+      </w:r>
+      <w:proofErr w:type="spellEnd"/>
+      <w:r>
+        <w:rPr>
+          <w:rFonts w:ascii="Courier New" w:eastAsia="Times New Roman" w:hAnsi="Courier New" w:cs="Courier New"/>
+          <w:color w:val="1F1F1F"/>
+          <w:sz w:val="21"/>
+          <w:szCs w:val="21"/>
+          <w:shd w:val="clear" w:color="auto" w:fill="FFFFFF"/>
+          <w:lang w:val="en-US" w:eastAsia="ru-RU"/>
+        </w:rPr>
+        <w:t xml:space="preserve">  0.938679</w:t>
+      </w:r>
+      <w:proofErr w:type="gramEnd"/>
+      <w:r>
+        <w:rPr>
+          <w:rFonts w:ascii="Courier New" w:eastAsia="Times New Roman" w:hAnsi="Courier New" w:cs="Courier New"/>
+          <w:color w:val="1F1F1F"/>
+          <w:sz w:val="21"/>
+          <w:szCs w:val="21"/>
+          <w:shd w:val="clear" w:color="auto" w:fill="FFFFFF"/>
+          <w:lang w:val="en-US" w:eastAsia="ru-RU"/>
+        </w:rPr>
+        <w:t xml:space="preserve">  0.700896     0.711506    1.732722</w:t>
+      </w:r>
+    </w:p>
+    <w:p>
+      <w:pPr>
+        <w:rPr>
+          <w:rFonts w:ascii="Courier New" w:eastAsia="Times New Roman" w:hAnsi="Courier New" w:cs="Courier New"/>
+          <w:color w:val="1F1F1F"/>
+          <w:sz w:val="21"/>
+          <w:szCs w:val="21"/>
+          <w:shd w:val="clear" w:color="auto" w:fill="FFFFFF"/>
+          <w:lang w:val="en-US" w:eastAsia="ru-RU"/>
+        </w:rPr>
+      </w:pPr>
+      <w:proofErr w:type="gramStart"/>
+      <w:r>
+        <w:rPr>
+          <w:rFonts w:ascii="Courier New" w:eastAsia="Times New Roman" w:hAnsi="Courier New" w:cs="Courier New"/>
+          <w:color w:val="1F1F1F"/>
+          <w:sz w:val="21"/>
+          <w:szCs w:val="21"/>
+          <w:shd w:val="clear" w:color="auto" w:fill="FFFFFF"/>
+          <w:lang w:val="en-US" w:eastAsia="ru-RU"/>
+        </w:rPr>
+        <w:t xml:space="preserve">10  </w:t>
+      </w:r>
+      <w:proofErr w:type="spellStart"/>
+      <w:r>
+        <w:rPr>
+          <w:rFonts w:ascii="Courier New" w:eastAsia="Times New Roman" w:hAnsi="Courier New" w:cs="Courier New"/>
+          <w:color w:val="1F1F1F"/>
+          <w:sz w:val="21"/>
+          <w:szCs w:val="21"/>
+          <w:shd w:val="clear" w:color="auto" w:fill="FFFFFF"/>
+          <w:lang w:val="en-US" w:eastAsia="ru-RU"/>
+        </w:rPr>
+        <w:t>Catboost</w:t>
+      </w:r>
+      <w:proofErr w:type="spellEnd"/>
+      <w:proofErr w:type="gramEnd"/>
+      <w:r>
+        <w:rPr>
+          <w:rFonts w:ascii="Courier New" w:eastAsia="Times New Roman" w:hAnsi="Courier New" w:cs="Courier New"/>
+          <w:color w:val="1F1F1F"/>
+          <w:sz w:val="21"/>
+          <w:szCs w:val="21"/>
+          <w:shd w:val="clear" w:color="auto" w:fill="FFFFFF"/>
+          <w:lang w:val="en-US" w:eastAsia="ru-RU"/>
+        </w:rPr>
+        <w:t xml:space="preserve"> regularized  0.774217  0.617259     1.365275    1.960062</w:t>
+      </w:r>
+    </w:p>
+    <w:p>
+      <w:pPr>
+        <w:rPr>
+          <w:rFonts w:ascii="Courier New" w:eastAsia="Times New Roman" w:hAnsi="Courier New" w:cs="Courier New"/>
+          <w:color w:val="1F1F1F"/>
+          <w:sz w:val="21"/>
+          <w:szCs w:val="21"/>
+          <w:shd w:val="clear" w:color="auto" w:fill="FFFFFF"/>
+          <w:lang w:eastAsia="ru-RU"/>
+        </w:rPr>
+      </w:pPr>
+      <w:r>
+        <w:rPr>
+          <w:rFonts w:ascii="Courier New" w:eastAsia="Times New Roman" w:hAnsi="Courier New" w:cs="Courier New"/>
+          <w:color w:val="1F1F1F"/>
+          <w:sz w:val="21"/>
+          <w:szCs w:val="21"/>
+          <w:shd w:val="clear" w:color="auto" w:fill="FFFFFF"/>
+          <w:lang w:eastAsia="ru-RU"/>
+        </w:rPr>
+        <w:t xml:space="preserve">11               </w:t>
+      </w:r>
+      <w:proofErr w:type="spellStart"/>
+      <w:r>
+        <w:rPr>
+          <w:rFonts w:ascii="Courier New" w:eastAsia="Times New Roman" w:hAnsi="Courier New" w:cs="Courier New"/>
+          <w:color w:val="1F1F1F"/>
+          <w:sz w:val="21"/>
+          <w:szCs w:val="21"/>
+          <w:shd w:val="clear" w:color="auto" w:fill="FFFFFF"/>
+          <w:lang w:val="en-US" w:eastAsia="ru-RU"/>
+        </w:rPr>
+        <w:t>XGBoost</w:t>
+      </w:r>
+      <w:proofErr w:type="spellEnd"/>
+      <w:r>
+        <w:rPr>
+          <w:rFonts w:ascii="Courier New" w:eastAsia="Times New Roman" w:hAnsi="Courier New" w:cs="Courier New"/>
+          <w:color w:val="1F1F1F"/>
+          <w:sz w:val="21"/>
+          <w:szCs w:val="21"/>
+          <w:shd w:val="clear" w:color="auto" w:fill="FFFFFF"/>
+          <w:lang w:eastAsia="ru-RU"/>
+        </w:rPr>
+        <w:t xml:space="preserve">  0.944094  0.705833     0.679366    1.718361</w:t>
+      </w:r>
+    </w:p>
+    <w:p>
+      <w:r>
+        <w:rPr>
+          <w:rFonts w:ascii="Courier New" w:eastAsia="Times New Roman" w:hAnsi="Courier New" w:cs="Courier New"/>
+          <w:color w:val="1F1F1F"/>
+          <w:sz w:val="21"/>
+          <w:szCs w:val="21"/>
+          <w:shd w:val="clear" w:color="auto" w:fill="FFFFFF"/>
+          <w:lang w:eastAsia="ru-RU"/>
+        </w:rPr>
+        <w:t xml:space="preserve">12    </w:t>
+      </w:r>
+      <w:proofErr w:type="spellStart"/>
+      <w:r>
+        <w:rPr>
+          <w:rFonts w:ascii="Courier New" w:eastAsia="Times New Roman" w:hAnsi="Courier New" w:cs="Courier New"/>
+          <w:color w:val="1F1F1F"/>
+          <w:sz w:val="21"/>
+          <w:szCs w:val="21"/>
+          <w:shd w:val="clear" w:color="auto" w:fill="FFFFFF"/>
+          <w:lang w:val="en-US" w:eastAsia="ru-RU"/>
+        </w:rPr>
+        <w:t>GBoost</w:t>
+      </w:r>
+      <w:proofErr w:type="spellEnd"/>
+      <w:r>
+        <w:rPr>
+          <w:rFonts w:ascii="Courier New" w:eastAsia="Times New Roman" w:hAnsi="Courier New" w:cs="Courier New"/>
+          <w:color w:val="1F1F1F"/>
+          <w:sz w:val="21"/>
+          <w:szCs w:val="21"/>
+          <w:shd w:val="clear" w:color="auto" w:fill="FFFFFF"/>
+          <w:lang w:eastAsia="ru-RU"/>
+        </w:rPr>
+        <w:t xml:space="preserve"> </w:t>
+      </w:r>
+      <w:r>
+        <w:rPr>
+          <w:rFonts w:ascii="Courier New" w:eastAsia="Times New Roman" w:hAnsi="Courier New" w:cs="Courier New"/>
+          <w:color w:val="1F1F1F"/>
+          <w:sz w:val="21"/>
+          <w:szCs w:val="21"/>
+          <w:shd w:val="clear" w:color="auto" w:fill="FFFFFF"/>
+          <w:lang w:val="en-US" w:eastAsia="ru-RU"/>
+        </w:rPr>
+        <w:t>regularized</w:t>
+      </w:r>
+      <w:r>
+        <w:rPr>
+          <w:rFonts w:ascii="Courier New" w:eastAsia="Times New Roman" w:hAnsi="Courier New" w:cs="Courier New"/>
+          <w:color w:val="1F1F1F"/>
+          <w:sz w:val="21"/>
+          <w:szCs w:val="21"/>
+          <w:shd w:val="clear" w:color="auto" w:fill="FFFFFF"/>
+          <w:lang w:eastAsia="ru-RU"/>
+        </w:rPr>
+        <w:t xml:space="preserve">  0.741595  0.578451     1.460581    2.057035</w:t>
+      </w:r>
+    </w:p>
+    <w:p/>
+    <w:p>
+      <w:r>
+        <w:t xml:space="preserve">Регуляризация только на втором </w:t>
+      </w:r>
+      <w:proofErr w:type="spellStart"/>
+      <w:r>
+        <w:t>датасете</w:t>
+      </w:r>
+      <w:proofErr w:type="spellEnd"/>
+      <w:r>
+        <w:t xml:space="preserve"> </w:t>
+      </w:r>
+    </w:p>
+    <w:p/>
+    <w:p>
+      <w:pPr>
+        <w:rPr>
+          <w:rFonts w:ascii="Courier New" w:eastAsia="Times New Roman" w:hAnsi="Courier New" w:cs="Courier New"/>
+          <w:color w:val="1F1F1F"/>
+          <w:sz w:val="21"/>
+          <w:szCs w:val="21"/>
+          <w:shd w:val="clear" w:color="auto" w:fill="FFFFFF"/>
+          <w:lang w:val="en-US" w:eastAsia="ru-RU"/>
+        </w:rPr>
+      </w:pPr>
+      <w:proofErr w:type="gramStart"/>
+      <w:r>
+        <w:rPr>
+          <w:rFonts w:ascii="Courier New" w:eastAsia="Times New Roman" w:hAnsi="Courier New" w:cs="Courier New"/>
+          <w:color w:val="1F1F1F"/>
+          <w:sz w:val="21"/>
+          <w:szCs w:val="21"/>
+          <w:shd w:val="clear" w:color="auto" w:fill="FFFFFF"/>
+          <w:lang w:val="en-US" w:eastAsia="ru-RU"/>
+        </w:rPr>
+        <w:t>Model  R</w:t>
+      </w:r>
+      <w:proofErr w:type="gramEnd"/>
+      <w:r>
+        <w:rPr>
+          <w:rFonts w:ascii="Courier New" w:eastAsia="Times New Roman" w:hAnsi="Courier New" w:cs="Courier New"/>
+          <w:color w:val="1F1F1F"/>
+          <w:sz w:val="21"/>
+          <w:szCs w:val="21"/>
+          <w:shd w:val="clear" w:color="auto" w:fill="FFFFFF"/>
+          <w:lang w:val="en-US" w:eastAsia="ru-RU"/>
+        </w:rPr>
+        <w:t>(train)   R(test)  RMSE(train)  RMSE(test)</w:t>
+      </w:r>
+    </w:p>
+    <w:p>
+      <w:pPr>
+        <w:rPr>
+          <w:rFonts w:ascii="Courier New" w:eastAsia="Times New Roman" w:hAnsi="Courier New" w:cs="Courier New"/>
+          <w:color w:val="1F1F1F"/>
+          <w:sz w:val="21"/>
+          <w:szCs w:val="21"/>
+          <w:shd w:val="clear" w:color="auto" w:fill="FFFFFF"/>
+          <w:lang w:val="en-US" w:eastAsia="ru-RU"/>
+        </w:rPr>
+      </w:pPr>
+      <w:r>
+        <w:rPr>
+          <w:rFonts w:ascii="Courier New" w:eastAsia="Times New Roman" w:hAnsi="Courier New" w:cs="Courier New"/>
+          <w:color w:val="1F1F1F"/>
+          <w:sz w:val="21"/>
+          <w:szCs w:val="21"/>
+          <w:shd w:val="clear" w:color="auto" w:fill="FFFFFF"/>
+          <w:lang w:val="en-US" w:eastAsia="ru-RU"/>
+        </w:rPr>
+        <w:t xml:space="preserve">0                 </w:t>
+      </w:r>
+      <w:proofErr w:type="gramStart"/>
+      <w:r>
+        <w:rPr>
+          <w:rFonts w:ascii="Courier New" w:eastAsia="Times New Roman" w:hAnsi="Courier New" w:cs="Courier New"/>
+          <w:color w:val="1F1F1F"/>
+          <w:sz w:val="21"/>
+          <w:szCs w:val="21"/>
+          <w:shd w:val="clear" w:color="auto" w:fill="FFFFFF"/>
+          <w:lang w:val="en-US" w:eastAsia="ru-RU"/>
+        </w:rPr>
+        <w:t>Linear  0.647850</w:t>
+      </w:r>
+      <w:proofErr w:type="gramEnd"/>
+      <w:r>
+        <w:rPr>
+          <w:rFonts w:ascii="Courier New" w:eastAsia="Times New Roman" w:hAnsi="Courier New" w:cs="Courier New"/>
+          <w:color w:val="1F1F1F"/>
+          <w:sz w:val="21"/>
+          <w:szCs w:val="21"/>
+          <w:shd w:val="clear" w:color="auto" w:fill="FFFFFF"/>
+          <w:lang w:val="en-US" w:eastAsia="ru-RU"/>
+        </w:rPr>
+        <w:t xml:space="preserve">  0.100517     1.604982    2.653136</w:t>
+      </w:r>
+    </w:p>
+    <w:p>
+      <w:pPr>
+        <w:rPr>
+          <w:rFonts w:ascii="Courier New" w:eastAsia="Times New Roman" w:hAnsi="Courier New" w:cs="Courier New"/>
+          <w:color w:val="1F1F1F"/>
+          <w:sz w:val="21"/>
+          <w:szCs w:val="21"/>
+          <w:shd w:val="clear" w:color="auto" w:fill="FFFFFF"/>
+          <w:lang w:val="en-US" w:eastAsia="ru-RU"/>
+        </w:rPr>
+      </w:pPr>
+      <w:r>
+        <w:rPr>
+          <w:rFonts w:ascii="Courier New" w:eastAsia="Times New Roman" w:hAnsi="Courier New" w:cs="Courier New"/>
+          <w:color w:val="1F1F1F"/>
+          <w:sz w:val="21"/>
+          <w:szCs w:val="21"/>
+          <w:shd w:val="clear" w:color="auto" w:fill="FFFFFF"/>
+          <w:lang w:val="en-US" w:eastAsia="ru-RU"/>
+        </w:rPr>
+        <w:t xml:space="preserve">1                     </w:t>
+      </w:r>
+      <w:proofErr w:type="gramStart"/>
+      <w:r>
+        <w:rPr>
+          <w:rFonts w:ascii="Courier New" w:eastAsia="Times New Roman" w:hAnsi="Courier New" w:cs="Courier New"/>
+          <w:color w:val="1F1F1F"/>
+          <w:sz w:val="21"/>
+          <w:szCs w:val="21"/>
+          <w:shd w:val="clear" w:color="auto" w:fill="FFFFFF"/>
+          <w:lang w:val="en-US" w:eastAsia="ru-RU"/>
+        </w:rPr>
+        <w:t>DT  0.590026</w:t>
+      </w:r>
+      <w:proofErr w:type="gramEnd"/>
+      <w:r>
+        <w:rPr>
+          <w:rFonts w:ascii="Courier New" w:eastAsia="Times New Roman" w:hAnsi="Courier New" w:cs="Courier New"/>
+          <w:color w:val="1F1F1F"/>
+          <w:sz w:val="21"/>
+          <w:szCs w:val="21"/>
+          <w:shd w:val="clear" w:color="auto" w:fill="FFFFFF"/>
+          <w:lang w:val="en-US" w:eastAsia="ru-RU"/>
+        </w:rPr>
+        <w:t xml:space="preserve">  0.183508     1.731745    2.527778</w:t>
+      </w:r>
+    </w:p>
+    <w:p>
+      <w:pPr>
+        <w:rPr>
+          <w:rFonts w:ascii="Courier New" w:eastAsia="Times New Roman" w:hAnsi="Courier New" w:cs="Courier New"/>
+          <w:color w:val="1F1F1F"/>
+          <w:sz w:val="21"/>
+          <w:szCs w:val="21"/>
+          <w:shd w:val="clear" w:color="auto" w:fill="FFFFFF"/>
+          <w:lang w:val="en-US" w:eastAsia="ru-RU"/>
+        </w:rPr>
+      </w:pPr>
+      <w:r>
+        <w:rPr>
+          <w:rFonts w:ascii="Courier New" w:eastAsia="Times New Roman" w:hAnsi="Courier New" w:cs="Courier New"/>
+          <w:color w:val="1F1F1F"/>
+          <w:sz w:val="21"/>
+          <w:szCs w:val="21"/>
+          <w:shd w:val="clear" w:color="auto" w:fill="FFFFFF"/>
+          <w:lang w:val="en-US" w:eastAsia="ru-RU"/>
+        </w:rPr>
+        <w:t xml:space="preserve">2         DT </w:t>
+      </w:r>
+      <w:proofErr w:type="gramStart"/>
+      <w:r>
+        <w:rPr>
+          <w:rFonts w:ascii="Courier New" w:eastAsia="Times New Roman" w:hAnsi="Courier New" w:cs="Courier New"/>
+          <w:color w:val="1F1F1F"/>
+          <w:sz w:val="21"/>
+          <w:szCs w:val="21"/>
+          <w:shd w:val="clear" w:color="auto" w:fill="FFFFFF"/>
+          <w:lang w:val="en-US" w:eastAsia="ru-RU"/>
+        </w:rPr>
+        <w:t>regularized  0.615646</w:t>
+      </w:r>
+      <w:proofErr w:type="gramEnd"/>
+      <w:r>
+        <w:rPr>
+          <w:rFonts w:ascii="Courier New" w:eastAsia="Times New Roman" w:hAnsi="Courier New" w:cs="Courier New"/>
+          <w:color w:val="1F1F1F"/>
+          <w:sz w:val="21"/>
+          <w:szCs w:val="21"/>
+          <w:shd w:val="clear" w:color="auto" w:fill="FFFFFF"/>
+          <w:lang w:val="en-US" w:eastAsia="ru-RU"/>
+        </w:rPr>
+        <w:t xml:space="preserve">  0.174339     1.676763    2.541933</w:t>
+      </w:r>
+    </w:p>
+    <w:p>
+      <w:pPr>
+        <w:rPr>
+          <w:rFonts w:ascii="Courier New" w:eastAsia="Times New Roman" w:hAnsi="Courier New" w:cs="Courier New"/>
+          <w:color w:val="1F1F1F"/>
+          <w:sz w:val="21"/>
+          <w:szCs w:val="21"/>
+          <w:shd w:val="clear" w:color="auto" w:fill="FFFFFF"/>
+          <w:lang w:val="en-US" w:eastAsia="ru-RU"/>
+        </w:rPr>
+      </w:pPr>
+      <w:r>
+        <w:rPr>
+          <w:rFonts w:ascii="Courier New" w:eastAsia="Times New Roman" w:hAnsi="Courier New" w:cs="Courier New"/>
+          <w:color w:val="1F1F1F"/>
+          <w:sz w:val="21"/>
+          <w:szCs w:val="21"/>
+          <w:shd w:val="clear" w:color="auto" w:fill="FFFFFF"/>
+          <w:lang w:val="en-US" w:eastAsia="ru-RU"/>
+        </w:rPr>
+        <w:t xml:space="preserve">3                     </w:t>
+      </w:r>
+      <w:proofErr w:type="gramStart"/>
+      <w:r>
+        <w:rPr>
+          <w:rFonts w:ascii="Courier New" w:eastAsia="Times New Roman" w:hAnsi="Courier New" w:cs="Courier New"/>
+          <w:color w:val="1F1F1F"/>
+          <w:sz w:val="21"/>
+          <w:szCs w:val="21"/>
+          <w:shd w:val="clear" w:color="auto" w:fill="FFFFFF"/>
+          <w:lang w:val="en-US" w:eastAsia="ru-RU"/>
+        </w:rPr>
+        <w:t>RF  0.644236</w:t>
+      </w:r>
+      <w:proofErr w:type="gramEnd"/>
+      <w:r>
+        <w:rPr>
+          <w:rFonts w:ascii="Courier New" w:eastAsia="Times New Roman" w:hAnsi="Courier New" w:cs="Courier New"/>
+          <w:color w:val="1F1F1F"/>
+          <w:sz w:val="21"/>
+          <w:szCs w:val="21"/>
+          <w:shd w:val="clear" w:color="auto" w:fill="FFFFFF"/>
+          <w:lang w:val="en-US" w:eastAsia="ru-RU"/>
+        </w:rPr>
+        <w:t xml:space="preserve">  0.336441     1.613196    2.278783</w:t>
+      </w:r>
+    </w:p>
+    <w:p>
+      <w:pPr>
+        <w:rPr>
+          <w:rFonts w:ascii="Courier New" w:eastAsia="Times New Roman" w:hAnsi="Courier New" w:cs="Courier New"/>
+          <w:color w:val="1F1F1F"/>
+          <w:sz w:val="21"/>
+          <w:szCs w:val="21"/>
+          <w:shd w:val="clear" w:color="auto" w:fill="FFFFFF"/>
+          <w:lang w:val="en-US" w:eastAsia="ru-RU"/>
+        </w:rPr>
+      </w:pPr>
+      <w:r>
+        <w:rPr>
+          <w:rFonts w:ascii="Courier New" w:eastAsia="Times New Roman" w:hAnsi="Courier New" w:cs="Courier New"/>
+          <w:color w:val="1F1F1F"/>
+          <w:sz w:val="21"/>
+          <w:szCs w:val="21"/>
+          <w:shd w:val="clear" w:color="auto" w:fill="FFFFFF"/>
+          <w:lang w:val="en-US" w:eastAsia="ru-RU"/>
+        </w:rPr>
+        <w:t xml:space="preserve">4         RF </w:t>
+      </w:r>
+      <w:proofErr w:type="gramStart"/>
+      <w:r>
+        <w:rPr>
+          <w:rFonts w:ascii="Courier New" w:eastAsia="Times New Roman" w:hAnsi="Courier New" w:cs="Courier New"/>
+          <w:color w:val="1F1F1F"/>
+          <w:sz w:val="21"/>
+          <w:szCs w:val="21"/>
+          <w:shd w:val="clear" w:color="auto" w:fill="FFFFFF"/>
+          <w:lang w:val="en-US" w:eastAsia="ru-RU"/>
+        </w:rPr>
+        <w:t>regularized  0.750141</w:t>
+      </w:r>
+      <w:proofErr w:type="gramEnd"/>
+      <w:r>
+        <w:rPr>
+          <w:rFonts w:ascii="Courier New" w:eastAsia="Times New Roman" w:hAnsi="Courier New" w:cs="Courier New"/>
+          <w:color w:val="1F1F1F"/>
+          <w:sz w:val="21"/>
+          <w:szCs w:val="21"/>
+          <w:shd w:val="clear" w:color="auto" w:fill="FFFFFF"/>
+          <w:lang w:val="en-US" w:eastAsia="ru-RU"/>
+        </w:rPr>
+        <w:t xml:space="preserve">  0.376319     1.351927    2.209247</w:t>
+      </w:r>
+    </w:p>
+    <w:p>
+      <w:pPr>
+        <w:rPr>
+          <w:rFonts w:ascii="Courier New" w:eastAsia="Times New Roman" w:hAnsi="Courier New" w:cs="Courier New"/>
+          <w:color w:val="1F1F1F"/>
+          <w:sz w:val="21"/>
+          <w:szCs w:val="21"/>
+          <w:shd w:val="clear" w:color="auto" w:fill="FFFFFF"/>
+          <w:lang w:val="en-US" w:eastAsia="ru-RU"/>
+        </w:rPr>
+      </w:pPr>
+      <w:r>
+        <w:rPr>
+          <w:rFonts w:ascii="Courier New" w:eastAsia="Times New Roman" w:hAnsi="Courier New" w:cs="Courier New"/>
+          <w:color w:val="1F1F1F"/>
+          <w:sz w:val="21"/>
+          <w:szCs w:val="21"/>
+          <w:shd w:val="clear" w:color="auto" w:fill="FFFFFF"/>
+          <w:lang w:val="en-US" w:eastAsia="ru-RU"/>
+        </w:rPr>
+        <w:t xml:space="preserve">5                 </w:t>
+      </w:r>
+      <w:proofErr w:type="spellStart"/>
+      <w:proofErr w:type="gramStart"/>
+      <w:r>
+        <w:rPr>
+          <w:rFonts w:ascii="Courier New" w:eastAsia="Times New Roman" w:hAnsi="Courier New" w:cs="Courier New"/>
+          <w:color w:val="1F1F1F"/>
+          <w:sz w:val="21"/>
+          <w:szCs w:val="21"/>
+          <w:shd w:val="clear" w:color="auto" w:fill="FFFFFF"/>
+          <w:lang w:val="en-US" w:eastAsia="ru-RU"/>
+        </w:rPr>
+        <w:t>GBoost</w:t>
+      </w:r>
+      <w:proofErr w:type="spellEnd"/>
+      <w:r>
+        <w:rPr>
+          <w:rFonts w:ascii="Courier New" w:eastAsia="Times New Roman" w:hAnsi="Courier New" w:cs="Courier New"/>
+          <w:color w:val="1F1F1F"/>
+          <w:sz w:val="21"/>
+          <w:szCs w:val="21"/>
+          <w:shd w:val="clear" w:color="auto" w:fill="FFFFFF"/>
+          <w:lang w:val="en-US" w:eastAsia="ru-RU"/>
+        </w:rPr>
+        <w:t xml:space="preserve">  0.959103</w:t>
+      </w:r>
+      <w:proofErr w:type="gramEnd"/>
+      <w:r>
+        <w:rPr>
+          <w:rFonts w:ascii="Courier New" w:eastAsia="Times New Roman" w:hAnsi="Courier New" w:cs="Courier New"/>
+          <w:color w:val="1F1F1F"/>
+          <w:sz w:val="21"/>
+          <w:szCs w:val="21"/>
+          <w:shd w:val="clear" w:color="auto" w:fill="FFFFFF"/>
+          <w:lang w:val="en-US" w:eastAsia="ru-RU"/>
+        </w:rPr>
+        <w:t xml:space="preserve">  0.470905     0.546955    2.034838</w:t>
+      </w:r>
+    </w:p>
+    <w:p>
+      <w:pPr>
+        <w:rPr>
+          <w:rFonts w:ascii="Courier New" w:eastAsia="Times New Roman" w:hAnsi="Courier New" w:cs="Courier New"/>
+          <w:color w:val="1F1F1F"/>
+          <w:sz w:val="21"/>
+          <w:szCs w:val="21"/>
+          <w:shd w:val="clear" w:color="auto" w:fill="FFFFFF"/>
+          <w:lang w:val="en-US" w:eastAsia="ru-RU"/>
+        </w:rPr>
+      </w:pPr>
+      <w:r>
+        <w:rPr>
+          <w:rFonts w:ascii="Courier New" w:eastAsia="Times New Roman" w:hAnsi="Courier New" w:cs="Courier New"/>
+          <w:color w:val="1F1F1F"/>
+          <w:sz w:val="21"/>
+          <w:szCs w:val="21"/>
+          <w:shd w:val="clear" w:color="auto" w:fill="FFFFFF"/>
+          <w:lang w:val="en-US" w:eastAsia="ru-RU"/>
+        </w:rPr>
+        <w:t xml:space="preserve">6     </w:t>
+      </w:r>
+      <w:proofErr w:type="spellStart"/>
+      <w:r>
+        <w:rPr>
+          <w:rFonts w:ascii="Courier New" w:eastAsia="Times New Roman" w:hAnsi="Courier New" w:cs="Courier New"/>
+          <w:color w:val="1F1F1F"/>
+          <w:sz w:val="21"/>
+          <w:szCs w:val="21"/>
+          <w:shd w:val="clear" w:color="auto" w:fill="FFFFFF"/>
+          <w:lang w:val="en-US" w:eastAsia="ru-RU"/>
+        </w:rPr>
+        <w:t>GBoost</w:t>
+      </w:r>
+      <w:proofErr w:type="spellEnd"/>
+      <w:r>
+        <w:rPr>
+          <w:rFonts w:ascii="Courier New" w:eastAsia="Times New Roman" w:hAnsi="Courier New" w:cs="Courier New"/>
+          <w:color w:val="1F1F1F"/>
+          <w:sz w:val="21"/>
+          <w:szCs w:val="21"/>
+          <w:shd w:val="clear" w:color="auto" w:fill="FFFFFF"/>
+          <w:lang w:val="en-US" w:eastAsia="ru-RU"/>
+        </w:rPr>
+        <w:t xml:space="preserve"> </w:t>
+      </w:r>
+      <w:proofErr w:type="gramStart"/>
+      <w:r>
+        <w:rPr>
+          <w:rFonts w:ascii="Courier New" w:eastAsia="Times New Roman" w:hAnsi="Courier New" w:cs="Courier New"/>
+          <w:color w:val="1F1F1F"/>
+          <w:sz w:val="21"/>
+          <w:szCs w:val="21"/>
+          <w:shd w:val="clear" w:color="auto" w:fill="FFFFFF"/>
+          <w:lang w:val="en-US" w:eastAsia="ru-RU"/>
+        </w:rPr>
+        <w:t>regularized  0.922614</w:t>
+      </w:r>
+      <w:proofErr w:type="gramEnd"/>
+      <w:r>
+        <w:rPr>
+          <w:rFonts w:ascii="Courier New" w:eastAsia="Times New Roman" w:hAnsi="Courier New" w:cs="Courier New"/>
+          <w:color w:val="1F1F1F"/>
+          <w:sz w:val="21"/>
+          <w:szCs w:val="21"/>
+          <w:shd w:val="clear" w:color="auto" w:fill="FFFFFF"/>
+          <w:lang w:val="en-US" w:eastAsia="ru-RU"/>
+        </w:rPr>
+        <w:t xml:space="preserve">  0.486708     0.752380    2.004219</w:t>
+      </w:r>
+    </w:p>
+    <w:p>
+      <w:pPr>
+        <w:rPr>
+          <w:rFonts w:ascii="Courier New" w:eastAsia="Times New Roman" w:hAnsi="Courier New" w:cs="Courier New"/>
+          <w:color w:val="1F1F1F"/>
+          <w:sz w:val="21"/>
+          <w:szCs w:val="21"/>
+          <w:shd w:val="clear" w:color="auto" w:fill="FFFFFF"/>
+          <w:lang w:val="en-US" w:eastAsia="ru-RU"/>
+        </w:rPr>
+      </w:pPr>
+      <w:r>
+        <w:rPr>
+          <w:rFonts w:ascii="Courier New" w:eastAsia="Times New Roman" w:hAnsi="Courier New" w:cs="Courier New"/>
+          <w:color w:val="1F1F1F"/>
+          <w:sz w:val="21"/>
+          <w:szCs w:val="21"/>
+          <w:shd w:val="clear" w:color="auto" w:fill="FFFFFF"/>
+          <w:lang w:val="en-US" w:eastAsia="ru-RU"/>
+        </w:rPr>
+        <w:t xml:space="preserve">7                    </w:t>
+      </w:r>
+      <w:proofErr w:type="gramStart"/>
+      <w:r>
+        <w:rPr>
+          <w:rFonts w:ascii="Courier New" w:eastAsia="Times New Roman" w:hAnsi="Courier New" w:cs="Courier New"/>
+          <w:color w:val="1F1F1F"/>
+          <w:sz w:val="21"/>
+          <w:szCs w:val="21"/>
+          <w:shd w:val="clear" w:color="auto" w:fill="FFFFFF"/>
+          <w:lang w:val="en-US" w:eastAsia="ru-RU"/>
+        </w:rPr>
+        <w:t>KNN  0.473925</w:t>
+      </w:r>
+      <w:proofErr w:type="gramEnd"/>
+      <w:r>
+        <w:rPr>
+          <w:rFonts w:ascii="Courier New" w:eastAsia="Times New Roman" w:hAnsi="Courier New" w:cs="Courier New"/>
+          <w:color w:val="1F1F1F"/>
+          <w:sz w:val="21"/>
+          <w:szCs w:val="21"/>
+          <w:shd w:val="clear" w:color="auto" w:fill="FFFFFF"/>
+          <w:lang w:val="en-US" w:eastAsia="ru-RU"/>
+        </w:rPr>
+        <w:t xml:space="preserve">  0.278915     1.961688    2.375507</w:t>
+      </w:r>
+    </w:p>
+    <w:p>
+      <w:pPr>
+        <w:rPr>
+          <w:rFonts w:ascii="Courier New" w:eastAsia="Times New Roman" w:hAnsi="Courier New" w:cs="Courier New"/>
+          <w:color w:val="1F1F1F"/>
+          <w:sz w:val="21"/>
+          <w:szCs w:val="21"/>
+          <w:shd w:val="clear" w:color="auto" w:fill="FFFFFF"/>
+          <w:lang w:val="en-US" w:eastAsia="ru-RU"/>
+        </w:rPr>
+      </w:pPr>
+      <w:r>
+        <w:rPr>
+          <w:rFonts w:ascii="Courier New" w:eastAsia="Times New Roman" w:hAnsi="Courier New" w:cs="Courier New"/>
+          <w:color w:val="1F1F1F"/>
+          <w:sz w:val="21"/>
+          <w:szCs w:val="21"/>
+          <w:shd w:val="clear" w:color="auto" w:fill="FFFFFF"/>
+          <w:lang w:val="en-US" w:eastAsia="ru-RU"/>
+        </w:rPr>
+        <w:t xml:space="preserve">8        KNN </w:t>
+      </w:r>
+      <w:proofErr w:type="gramStart"/>
+      <w:r>
+        <w:rPr>
+          <w:rFonts w:ascii="Courier New" w:eastAsia="Times New Roman" w:hAnsi="Courier New" w:cs="Courier New"/>
+          <w:color w:val="1F1F1F"/>
+          <w:sz w:val="21"/>
+          <w:szCs w:val="21"/>
+          <w:shd w:val="clear" w:color="auto" w:fill="FFFFFF"/>
+          <w:lang w:val="en-US" w:eastAsia="ru-RU"/>
+        </w:rPr>
+        <w:t>regularized  0.992901</w:t>
+      </w:r>
+      <w:proofErr w:type="gramEnd"/>
+      <w:r>
+        <w:rPr>
+          <w:rFonts w:ascii="Courier New" w:eastAsia="Times New Roman" w:hAnsi="Courier New" w:cs="Courier New"/>
+          <w:color w:val="1F1F1F"/>
+          <w:sz w:val="21"/>
+          <w:szCs w:val="21"/>
+          <w:shd w:val="clear" w:color="auto" w:fill="FFFFFF"/>
+          <w:lang w:val="en-US" w:eastAsia="ru-RU"/>
+        </w:rPr>
+        <w:t xml:space="preserve">  0.521582     0.227885    1.934937</w:t>
+      </w:r>
+    </w:p>
+    <w:p>
+      <w:pPr>
+        <w:rPr>
+          <w:rFonts w:ascii="Courier New" w:eastAsia="Times New Roman" w:hAnsi="Courier New" w:cs="Courier New"/>
+          <w:color w:val="1F1F1F"/>
+          <w:sz w:val="21"/>
+          <w:szCs w:val="21"/>
+          <w:shd w:val="clear" w:color="auto" w:fill="FFFFFF"/>
+          <w:lang w:val="en-US" w:eastAsia="ru-RU"/>
+        </w:rPr>
+      </w:pPr>
+      <w:r>
+        <w:rPr>
+          <w:rFonts w:ascii="Courier New" w:eastAsia="Times New Roman" w:hAnsi="Courier New" w:cs="Courier New"/>
+          <w:color w:val="1F1F1F"/>
+          <w:sz w:val="21"/>
+          <w:szCs w:val="21"/>
+          <w:shd w:val="clear" w:color="auto" w:fill="FFFFFF"/>
+          <w:lang w:val="en-US" w:eastAsia="ru-RU"/>
+        </w:rPr>
+        <w:t xml:space="preserve">9               </w:t>
+      </w:r>
+      <w:proofErr w:type="spellStart"/>
+      <w:proofErr w:type="gramStart"/>
+      <w:r>
+        <w:rPr>
+          <w:rFonts w:ascii="Courier New" w:eastAsia="Times New Roman" w:hAnsi="Courier New" w:cs="Courier New"/>
+          <w:color w:val="1F1F1F"/>
+          <w:sz w:val="21"/>
+          <w:szCs w:val="21"/>
+          <w:shd w:val="clear" w:color="auto" w:fill="FFFFFF"/>
+          <w:lang w:val="en-US" w:eastAsia="ru-RU"/>
+        </w:rPr>
+        <w:t>Catboost</w:t>
+      </w:r>
+      <w:proofErr w:type="spellEnd"/>
+      <w:r>
+        <w:rPr>
+          <w:rFonts w:ascii="Courier New" w:eastAsia="Times New Roman" w:hAnsi="Courier New" w:cs="Courier New"/>
+          <w:color w:val="1F1F1F"/>
+          <w:sz w:val="21"/>
+          <w:szCs w:val="21"/>
+          <w:shd w:val="clear" w:color="auto" w:fill="FFFFFF"/>
+          <w:lang w:val="en-US" w:eastAsia="ru-RU"/>
+        </w:rPr>
+        <w:t xml:space="preserve">  0.973223</w:t>
+      </w:r>
+      <w:proofErr w:type="gramEnd"/>
+      <w:r>
+        <w:rPr>
+          <w:rFonts w:ascii="Courier New" w:eastAsia="Times New Roman" w:hAnsi="Courier New" w:cs="Courier New"/>
+          <w:color w:val="1F1F1F"/>
+          <w:sz w:val="21"/>
+          <w:szCs w:val="21"/>
+          <w:shd w:val="clear" w:color="auto" w:fill="FFFFFF"/>
+          <w:lang w:val="en-US" w:eastAsia="ru-RU"/>
+        </w:rPr>
+        <w:t xml:space="preserve">  0.508504     0.442575    1.961205</w:t>
+      </w:r>
+    </w:p>
+    <w:p>
+      <w:pPr>
+        <w:rPr>
+          <w:rFonts w:ascii="Courier New" w:eastAsia="Times New Roman" w:hAnsi="Courier New" w:cs="Courier New"/>
+          <w:color w:val="1F1F1F"/>
+          <w:sz w:val="21"/>
+          <w:szCs w:val="21"/>
+          <w:shd w:val="clear" w:color="auto" w:fill="FFFFFF"/>
+          <w:lang w:val="en-US" w:eastAsia="ru-RU"/>
+        </w:rPr>
+      </w:pPr>
+      <w:proofErr w:type="gramStart"/>
+      <w:r>
+        <w:rPr>
+          <w:rFonts w:ascii="Courier New" w:eastAsia="Times New Roman" w:hAnsi="Courier New" w:cs="Courier New"/>
+          <w:color w:val="1F1F1F"/>
+          <w:sz w:val="21"/>
+          <w:szCs w:val="21"/>
+          <w:shd w:val="clear" w:color="auto" w:fill="FFFFFF"/>
+          <w:lang w:val="en-US" w:eastAsia="ru-RU"/>
+        </w:rPr>
+        <w:t xml:space="preserve">10  </w:t>
+      </w:r>
+      <w:proofErr w:type="spellStart"/>
+      <w:r>
+        <w:rPr>
+          <w:rFonts w:ascii="Courier New" w:eastAsia="Times New Roman" w:hAnsi="Courier New" w:cs="Courier New"/>
+          <w:color w:val="1F1F1F"/>
+          <w:sz w:val="21"/>
+          <w:szCs w:val="21"/>
+          <w:shd w:val="clear" w:color="auto" w:fill="FFFFFF"/>
+          <w:lang w:val="en-US" w:eastAsia="ru-RU"/>
+        </w:rPr>
+        <w:t>Catboost</w:t>
+      </w:r>
+      <w:proofErr w:type="spellEnd"/>
+      <w:proofErr w:type="gramEnd"/>
+      <w:r>
+        <w:rPr>
+          <w:rFonts w:ascii="Courier New" w:eastAsia="Times New Roman" w:hAnsi="Courier New" w:cs="Courier New"/>
+          <w:color w:val="1F1F1F"/>
+          <w:sz w:val="21"/>
+          <w:szCs w:val="21"/>
+          <w:shd w:val="clear" w:color="auto" w:fill="FFFFFF"/>
+          <w:lang w:val="en-US" w:eastAsia="ru-RU"/>
+        </w:rPr>
+        <w:t xml:space="preserve"> regularized  0.842315  0.476936     1.073992    2.023207</w:t>
+      </w:r>
+    </w:p>
+    <w:p>
+      <w:pPr>
+        <w:rPr>
+          <w:rFonts w:ascii="Courier New" w:eastAsia="Times New Roman" w:hAnsi="Courier New" w:cs="Courier New"/>
+          <w:color w:val="1F1F1F"/>
+          <w:sz w:val="21"/>
+          <w:szCs w:val="21"/>
+          <w:shd w:val="clear" w:color="auto" w:fill="FFFFFF"/>
+          <w:lang w:eastAsia="ru-RU"/>
+        </w:rPr>
+      </w:pPr>
+      <w:r>
+        <w:rPr>
+          <w:rFonts w:ascii="Courier New" w:eastAsia="Times New Roman" w:hAnsi="Courier New" w:cs="Courier New"/>
+          <w:color w:val="1F1F1F"/>
+          <w:sz w:val="21"/>
+          <w:szCs w:val="21"/>
+          <w:shd w:val="clear" w:color="auto" w:fill="FFFFFF"/>
+          <w:lang w:eastAsia="ru-RU"/>
+        </w:rPr>
+        <w:t xml:space="preserve">11               </w:t>
+      </w:r>
+      <w:proofErr w:type="spellStart"/>
+      <w:r>
+        <w:rPr>
+          <w:rFonts w:ascii="Courier New" w:eastAsia="Times New Roman" w:hAnsi="Courier New" w:cs="Courier New"/>
+          <w:color w:val="1F1F1F"/>
+          <w:sz w:val="21"/>
+          <w:szCs w:val="21"/>
+          <w:shd w:val="clear" w:color="auto" w:fill="FFFFFF"/>
+          <w:lang w:val="en-US" w:eastAsia="ru-RU"/>
+        </w:rPr>
+        <w:t>XGBoost</w:t>
+      </w:r>
+      <w:proofErr w:type="spellEnd"/>
+      <w:r>
+        <w:rPr>
+          <w:rFonts w:ascii="Courier New" w:eastAsia="Times New Roman" w:hAnsi="Courier New" w:cs="Courier New"/>
+          <w:color w:val="1F1F1F"/>
+          <w:sz w:val="21"/>
+          <w:szCs w:val="21"/>
+          <w:shd w:val="clear" w:color="auto" w:fill="FFFFFF"/>
+          <w:lang w:eastAsia="ru-RU"/>
+        </w:rPr>
+        <w:t xml:space="preserve">  0.974549  0.557791     0.431474    1.860273</w:t>
+      </w:r>
+    </w:p>
+    <w:p>
+      <w:r>
+        <w:rPr>
+          <w:rFonts w:ascii="Courier New" w:eastAsia="Times New Roman" w:hAnsi="Courier New" w:cs="Courier New"/>
+          <w:color w:val="1F1F1F"/>
+          <w:sz w:val="21"/>
+          <w:szCs w:val="21"/>
+          <w:shd w:val="clear" w:color="auto" w:fill="FFFFFF"/>
+          <w:lang w:eastAsia="ru-RU"/>
+        </w:rPr>
+        <w:t xml:space="preserve">12    </w:t>
+      </w:r>
+      <w:proofErr w:type="spellStart"/>
+      <w:r>
+        <w:rPr>
+          <w:rFonts w:ascii="Courier New" w:eastAsia="Times New Roman" w:hAnsi="Courier New" w:cs="Courier New"/>
+          <w:color w:val="1F1F1F"/>
+          <w:sz w:val="21"/>
+          <w:szCs w:val="21"/>
+          <w:shd w:val="clear" w:color="auto" w:fill="FFFFFF"/>
+          <w:lang w:val="en-US" w:eastAsia="ru-RU"/>
+        </w:rPr>
+        <w:t>GBoost</w:t>
+      </w:r>
+      <w:proofErr w:type="spellEnd"/>
+      <w:r>
+        <w:rPr>
+          <w:rFonts w:ascii="Courier New" w:eastAsia="Times New Roman" w:hAnsi="Courier New" w:cs="Courier New"/>
+          <w:color w:val="1F1F1F"/>
+          <w:sz w:val="21"/>
+          <w:szCs w:val="21"/>
+          <w:shd w:val="clear" w:color="auto" w:fill="FFFFFF"/>
+          <w:lang w:eastAsia="ru-RU"/>
+        </w:rPr>
+        <w:t xml:space="preserve"> </w:t>
+      </w:r>
+      <w:r>
+        <w:rPr>
+          <w:rFonts w:ascii="Courier New" w:eastAsia="Times New Roman" w:hAnsi="Courier New" w:cs="Courier New"/>
+          <w:color w:val="1F1F1F"/>
+          <w:sz w:val="21"/>
+          <w:szCs w:val="21"/>
+          <w:shd w:val="clear" w:color="auto" w:fill="FFFFFF"/>
+          <w:lang w:val="en-US" w:eastAsia="ru-RU"/>
+        </w:rPr>
+        <w:t>regularized</w:t>
+      </w:r>
+      <w:r>
+        <w:rPr>
+          <w:rFonts w:ascii="Courier New" w:eastAsia="Times New Roman" w:hAnsi="Courier New" w:cs="Courier New"/>
+          <w:color w:val="1F1F1F"/>
+          <w:sz w:val="21"/>
+          <w:szCs w:val="21"/>
+          <w:shd w:val="clear" w:color="auto" w:fill="FFFFFF"/>
+          <w:lang w:eastAsia="ru-RU"/>
+        </w:rPr>
+        <w:t xml:space="preserve">  0.797391  0.450524     1.217406    2.073659</w:t>
+      </w:r>
+    </w:p>
+    <w:p/>
+    <w:p>
+      <w:pPr>
+        <w:rPr>
+          <w:rFonts w:ascii="Courier New" w:eastAsia="Times New Roman" w:hAnsi="Courier New" w:cs="Courier New"/>
+          <w:color w:val="1F1F1F"/>
+          <w:sz w:val="21"/>
+          <w:szCs w:val="21"/>
+          <w:shd w:val="clear" w:color="auto" w:fill="FFFFFF"/>
+          <w:lang w:eastAsia="ru-RU"/>
+        </w:rPr>
+      </w:pPr>
+      <w:r>
+        <w:rPr>
+          <w:rFonts w:ascii="Courier New" w:eastAsia="Times New Roman" w:hAnsi="Courier New" w:cs="Courier New"/>
+          <w:color w:val="1F1F1F"/>
+          <w:sz w:val="21"/>
+          <w:szCs w:val="21"/>
+          <w:shd w:val="clear" w:color="auto" w:fill="FFFFFF"/>
+          <w:lang w:eastAsia="ru-RU"/>
+        </w:rPr>
+        <w:t xml:space="preserve">Регуляризация только на первом </w:t>
+      </w:r>
+      <w:proofErr w:type="spellStart"/>
+      <w:r>
+        <w:rPr>
+          <w:rFonts w:ascii="Courier New" w:eastAsia="Times New Roman" w:hAnsi="Courier New" w:cs="Courier New"/>
+          <w:color w:val="1F1F1F"/>
+          <w:sz w:val="21"/>
+          <w:szCs w:val="21"/>
+          <w:shd w:val="clear" w:color="auto" w:fill="FFFFFF"/>
+          <w:lang w:eastAsia="ru-RU"/>
+        </w:rPr>
+        <w:t>датасете</w:t>
+      </w:r>
+      <w:proofErr w:type="spellEnd"/>
+    </w:p>
+    <w:p>
+      <w:pPr>
+        <w:rPr>
+          <w:rFonts w:ascii="Courier New" w:eastAsia="Times New Roman" w:hAnsi="Courier New" w:cs="Courier New"/>
+          <w:color w:val="1F1F1F"/>
+          <w:sz w:val="21"/>
+          <w:szCs w:val="21"/>
+          <w:shd w:val="clear" w:color="auto" w:fill="FFFFFF"/>
+          <w:lang w:val="en-US" w:eastAsia="ru-RU"/>
+        </w:rPr>
+      </w:pPr>
+      <w:r>
+        <w:rPr>
+          <w:rFonts w:ascii="Courier New" w:eastAsia="Times New Roman" w:hAnsi="Courier New" w:cs="Courier New"/>
+          <w:color w:val="1F1F1F"/>
+          <w:sz w:val="21"/>
+          <w:szCs w:val="21"/>
+          <w:shd w:val="clear" w:color="auto" w:fill="FFFFFF"/>
+          <w:lang w:eastAsia="ru-RU"/>
+        </w:rPr>
+        <w:t xml:space="preserve">                   </w:t>
+      </w:r>
+      <w:proofErr w:type="gramStart"/>
+      <w:r>
+        <w:rPr>
+          <w:rFonts w:ascii="Courier New" w:eastAsia="Times New Roman" w:hAnsi="Courier New" w:cs="Courier New"/>
+          <w:color w:val="1F1F1F"/>
+          <w:sz w:val="21"/>
+          <w:szCs w:val="21"/>
+          <w:shd w:val="clear" w:color="auto" w:fill="FFFFFF"/>
+          <w:lang w:val="en-US" w:eastAsia="ru-RU"/>
+        </w:rPr>
+        <w:t>Model  R</w:t>
+      </w:r>
+      <w:proofErr w:type="gramEnd"/>
+      <w:r>
+        <w:rPr>
+          <w:rFonts w:ascii="Courier New" w:eastAsia="Times New Roman" w:hAnsi="Courier New" w:cs="Courier New"/>
+          <w:color w:val="1F1F1F"/>
+          <w:sz w:val="21"/>
+          <w:szCs w:val="21"/>
+          <w:shd w:val="clear" w:color="auto" w:fill="FFFFFF"/>
+          <w:lang w:val="en-US" w:eastAsia="ru-RU"/>
+        </w:rPr>
+        <w:t>(train)   R(test)  RMSE(train)  RMSE(test)</w:t>
+      </w:r>
+    </w:p>
+    <w:p>
+      <w:pPr>
+        <w:rPr>
+          <w:rFonts w:ascii="Courier New" w:eastAsia="Times New Roman" w:hAnsi="Courier New" w:cs="Courier New"/>
+          <w:color w:val="1F1F1F"/>
+          <w:sz w:val="21"/>
+          <w:szCs w:val="21"/>
+          <w:shd w:val="clear" w:color="auto" w:fill="FFFFFF"/>
+          <w:lang w:val="en-US" w:eastAsia="ru-RU"/>
+        </w:rPr>
+      </w:pPr>
+      <w:r>
+        <w:rPr>
+          <w:rFonts w:ascii="Courier New" w:eastAsia="Times New Roman" w:hAnsi="Courier New" w:cs="Courier New"/>
+          <w:color w:val="1F1F1F"/>
+          <w:sz w:val="21"/>
+          <w:szCs w:val="21"/>
+          <w:shd w:val="clear" w:color="auto" w:fill="FFFFFF"/>
+          <w:lang w:val="en-US" w:eastAsia="ru-RU"/>
+        </w:rPr>
+        <w:t xml:space="preserve">0                 </w:t>
+      </w:r>
+      <w:proofErr w:type="gramStart"/>
+      <w:r>
+        <w:rPr>
+          <w:rFonts w:ascii="Courier New" w:eastAsia="Times New Roman" w:hAnsi="Courier New" w:cs="Courier New"/>
+          <w:color w:val="1F1F1F"/>
+          <w:sz w:val="21"/>
+          <w:szCs w:val="21"/>
+          <w:shd w:val="clear" w:color="auto" w:fill="FFFFFF"/>
+          <w:lang w:val="en-US" w:eastAsia="ru-RU"/>
+        </w:rPr>
+        <w:t>Linear  0.711172</w:t>
+      </w:r>
+      <w:proofErr w:type="gramEnd"/>
+      <w:r>
+        <w:rPr>
+          <w:rFonts w:ascii="Courier New" w:eastAsia="Times New Roman" w:hAnsi="Courier New" w:cs="Courier New"/>
+          <w:color w:val="1F1F1F"/>
+          <w:sz w:val="21"/>
+          <w:szCs w:val="21"/>
+          <w:shd w:val="clear" w:color="auto" w:fill="FFFFFF"/>
+          <w:lang w:val="en-US" w:eastAsia="ru-RU"/>
+        </w:rPr>
+        <w:t xml:space="preserve">  0.562899     1.652307    2.030200</w:t>
+      </w:r>
+    </w:p>
+    <w:p>
+      <w:pPr>
+        <w:rPr>
+          <w:rFonts w:ascii="Courier New" w:eastAsia="Times New Roman" w:hAnsi="Courier New" w:cs="Courier New"/>
+          <w:color w:val="1F1F1F"/>
+          <w:sz w:val="21"/>
+          <w:szCs w:val="21"/>
+          <w:shd w:val="clear" w:color="auto" w:fill="FFFFFF"/>
+          <w:lang w:val="en-US" w:eastAsia="ru-RU"/>
+        </w:rPr>
+      </w:pPr>
+      <w:r>
+        <w:rPr>
+          <w:rFonts w:ascii="Courier New" w:eastAsia="Times New Roman" w:hAnsi="Courier New" w:cs="Courier New"/>
+          <w:color w:val="1F1F1F"/>
+          <w:sz w:val="21"/>
+          <w:szCs w:val="21"/>
+          <w:shd w:val="clear" w:color="auto" w:fill="FFFFFF"/>
+          <w:lang w:val="en-US" w:eastAsia="ru-RU"/>
+        </w:rPr>
+        <w:t xml:space="preserve">1                     </w:t>
+      </w:r>
+      <w:proofErr w:type="gramStart"/>
+      <w:r>
+        <w:rPr>
+          <w:rFonts w:ascii="Courier New" w:eastAsia="Times New Roman" w:hAnsi="Courier New" w:cs="Courier New"/>
+          <w:color w:val="1F1F1F"/>
+          <w:sz w:val="21"/>
+          <w:szCs w:val="21"/>
+          <w:shd w:val="clear" w:color="auto" w:fill="FFFFFF"/>
+          <w:lang w:val="en-US" w:eastAsia="ru-RU"/>
+        </w:rPr>
+        <w:t>DT  0.592097</w:t>
+      </w:r>
+      <w:proofErr w:type="gramEnd"/>
+      <w:r>
+        <w:rPr>
+          <w:rFonts w:ascii="Courier New" w:eastAsia="Times New Roman" w:hAnsi="Courier New" w:cs="Courier New"/>
+          <w:color w:val="1F1F1F"/>
+          <w:sz w:val="21"/>
+          <w:szCs w:val="21"/>
+          <w:shd w:val="clear" w:color="auto" w:fill="FFFFFF"/>
+          <w:lang w:val="en-US" w:eastAsia="ru-RU"/>
+        </w:rPr>
+        <w:t xml:space="preserve">  0.433344     1.963582    2.311574</w:t>
+      </w:r>
+    </w:p>
+    <w:p>
+      <w:pPr>
+        <w:rPr>
+          <w:rFonts w:ascii="Courier New" w:eastAsia="Times New Roman" w:hAnsi="Courier New" w:cs="Courier New"/>
+          <w:color w:val="1F1F1F"/>
+          <w:sz w:val="21"/>
+          <w:szCs w:val="21"/>
+          <w:shd w:val="clear" w:color="auto" w:fill="FFFFFF"/>
+          <w:lang w:val="en-US" w:eastAsia="ru-RU"/>
+        </w:rPr>
+      </w:pPr>
+      <w:r>
+        <w:rPr>
+          <w:rFonts w:ascii="Courier New" w:eastAsia="Times New Roman" w:hAnsi="Courier New" w:cs="Courier New"/>
+          <w:color w:val="1F1F1F"/>
+          <w:sz w:val="21"/>
+          <w:szCs w:val="21"/>
+          <w:shd w:val="clear" w:color="auto" w:fill="FFFFFF"/>
+          <w:lang w:val="en-US" w:eastAsia="ru-RU"/>
+        </w:rPr>
+        <w:t xml:space="preserve">2         DT </w:t>
+      </w:r>
+      <w:proofErr w:type="gramStart"/>
+      <w:r>
+        <w:rPr>
+          <w:rFonts w:ascii="Courier New" w:eastAsia="Times New Roman" w:hAnsi="Courier New" w:cs="Courier New"/>
+          <w:color w:val="1F1F1F"/>
+          <w:sz w:val="21"/>
+          <w:szCs w:val="21"/>
+          <w:shd w:val="clear" w:color="auto" w:fill="FFFFFF"/>
+          <w:lang w:val="en-US" w:eastAsia="ru-RU"/>
+        </w:rPr>
+        <w:t>regularized  0.672693</w:t>
+      </w:r>
+      <w:proofErr w:type="gramEnd"/>
+      <w:r>
+        <w:rPr>
+          <w:rFonts w:ascii="Courier New" w:eastAsia="Times New Roman" w:hAnsi="Courier New" w:cs="Courier New"/>
+          <w:color w:val="1F1F1F"/>
+          <w:sz w:val="21"/>
+          <w:szCs w:val="21"/>
+          <w:shd w:val="clear" w:color="auto" w:fill="FFFFFF"/>
+          <w:lang w:val="en-US" w:eastAsia="ru-RU"/>
+        </w:rPr>
+        <w:t xml:space="preserve">  0.461133     1.758930    2.254181</w:t>
+      </w:r>
+    </w:p>
+    <w:p>
+      <w:pPr>
+        <w:rPr>
+          <w:rFonts w:ascii="Courier New" w:eastAsia="Times New Roman" w:hAnsi="Courier New" w:cs="Courier New"/>
+          <w:color w:val="1F1F1F"/>
+          <w:sz w:val="21"/>
+          <w:szCs w:val="21"/>
+          <w:shd w:val="clear" w:color="auto" w:fill="FFFFFF"/>
+          <w:lang w:val="en-US" w:eastAsia="ru-RU"/>
+        </w:rPr>
+      </w:pPr>
+      <w:r>
+        <w:rPr>
+          <w:rFonts w:ascii="Courier New" w:eastAsia="Times New Roman" w:hAnsi="Courier New" w:cs="Courier New"/>
+          <w:color w:val="1F1F1F"/>
+          <w:sz w:val="21"/>
+          <w:szCs w:val="21"/>
+          <w:shd w:val="clear" w:color="auto" w:fill="FFFFFF"/>
+          <w:lang w:val="en-US" w:eastAsia="ru-RU"/>
+        </w:rPr>
+        <w:t xml:space="preserve">3                     </w:t>
+      </w:r>
+      <w:proofErr w:type="gramStart"/>
+      <w:r>
+        <w:rPr>
+          <w:rFonts w:ascii="Courier New" w:eastAsia="Times New Roman" w:hAnsi="Courier New" w:cs="Courier New"/>
+          <w:color w:val="1F1F1F"/>
+          <w:sz w:val="21"/>
+          <w:szCs w:val="21"/>
+          <w:shd w:val="clear" w:color="auto" w:fill="FFFFFF"/>
+          <w:lang w:val="en-US" w:eastAsia="ru-RU"/>
+        </w:rPr>
+        <w:t>RF  0.610288</w:t>
+      </w:r>
+      <w:proofErr w:type="gramEnd"/>
+      <w:r>
+        <w:rPr>
+          <w:rFonts w:ascii="Courier New" w:eastAsia="Times New Roman" w:hAnsi="Courier New" w:cs="Courier New"/>
+          <w:color w:val="1F1F1F"/>
+          <w:sz w:val="21"/>
+          <w:szCs w:val="21"/>
+          <w:shd w:val="clear" w:color="auto" w:fill="FFFFFF"/>
+          <w:lang w:val="en-US" w:eastAsia="ru-RU"/>
+        </w:rPr>
+        <w:t xml:space="preserve">  0.528536     1.919299    2.108493</w:t>
+      </w:r>
+    </w:p>
+    <w:p>
+      <w:pPr>
+        <w:rPr>
+          <w:rFonts w:ascii="Courier New" w:eastAsia="Times New Roman" w:hAnsi="Courier New" w:cs="Courier New"/>
+          <w:color w:val="1F1F1F"/>
+          <w:sz w:val="21"/>
+          <w:szCs w:val="21"/>
+          <w:shd w:val="clear" w:color="auto" w:fill="FFFFFF"/>
+          <w:lang w:val="en-US" w:eastAsia="ru-RU"/>
+        </w:rPr>
+      </w:pPr>
+      <w:r>
+        <w:rPr>
+          <w:rFonts w:ascii="Courier New" w:eastAsia="Times New Roman" w:hAnsi="Courier New" w:cs="Courier New"/>
+          <w:color w:val="1F1F1F"/>
+          <w:sz w:val="21"/>
+          <w:szCs w:val="21"/>
+          <w:shd w:val="clear" w:color="auto" w:fill="FFFFFF"/>
+          <w:lang w:val="en-US" w:eastAsia="ru-RU"/>
+        </w:rPr>
+        <w:t xml:space="preserve">4         RF </w:t>
+      </w:r>
+      <w:proofErr w:type="gramStart"/>
+      <w:r>
+        <w:rPr>
+          <w:rFonts w:ascii="Courier New" w:eastAsia="Times New Roman" w:hAnsi="Courier New" w:cs="Courier New"/>
+          <w:color w:val="1F1F1F"/>
+          <w:sz w:val="21"/>
+          <w:szCs w:val="21"/>
+          <w:shd w:val="clear" w:color="auto" w:fill="FFFFFF"/>
+          <w:lang w:val="en-US" w:eastAsia="ru-RU"/>
+        </w:rPr>
+        <w:t>regularized  0.778046</w:t>
+      </w:r>
+      <w:proofErr w:type="gramEnd"/>
+      <w:r>
+        <w:rPr>
+          <w:rFonts w:ascii="Courier New" w:eastAsia="Times New Roman" w:hAnsi="Courier New" w:cs="Courier New"/>
+          <w:color w:val="1F1F1F"/>
+          <w:sz w:val="21"/>
+          <w:szCs w:val="21"/>
+          <w:shd w:val="clear" w:color="auto" w:fill="FFFFFF"/>
+          <w:lang w:val="en-US" w:eastAsia="ru-RU"/>
+        </w:rPr>
+        <w:t xml:space="preserve">  0.652054     1.448444    1.811355</w:t>
+      </w:r>
+    </w:p>
+    <w:p>
+      <w:pPr>
+        <w:rPr>
+          <w:rFonts w:ascii="Courier New" w:eastAsia="Times New Roman" w:hAnsi="Courier New" w:cs="Courier New"/>
+          <w:color w:val="1F1F1F"/>
+          <w:sz w:val="21"/>
+          <w:szCs w:val="21"/>
+          <w:shd w:val="clear" w:color="auto" w:fill="FFFFFF"/>
+          <w:lang w:val="en-US" w:eastAsia="ru-RU"/>
+        </w:rPr>
+      </w:pPr>
+      <w:r>
+        <w:rPr>
+          <w:rFonts w:ascii="Courier New" w:eastAsia="Times New Roman" w:hAnsi="Courier New" w:cs="Courier New"/>
+          <w:color w:val="1F1F1F"/>
+          <w:sz w:val="21"/>
+          <w:szCs w:val="21"/>
+          <w:shd w:val="clear" w:color="auto" w:fill="FFFFFF"/>
+          <w:lang w:val="en-US" w:eastAsia="ru-RU"/>
+        </w:rPr>
+        <w:t xml:space="preserve">5                 </w:t>
+      </w:r>
+      <w:proofErr w:type="spellStart"/>
+      <w:proofErr w:type="gramStart"/>
+      <w:r>
+        <w:rPr>
+          <w:rFonts w:ascii="Courier New" w:eastAsia="Times New Roman" w:hAnsi="Courier New" w:cs="Courier New"/>
+          <w:color w:val="1F1F1F"/>
+          <w:sz w:val="21"/>
+          <w:szCs w:val="21"/>
+          <w:shd w:val="clear" w:color="auto" w:fill="FFFFFF"/>
+          <w:lang w:val="en-US" w:eastAsia="ru-RU"/>
+        </w:rPr>
+        <w:t>GBoost</w:t>
+      </w:r>
+      <w:proofErr w:type="spellEnd"/>
+      <w:r>
+        <w:rPr>
+          <w:rFonts w:ascii="Courier New" w:eastAsia="Times New Roman" w:hAnsi="Courier New" w:cs="Courier New"/>
+          <w:color w:val="1F1F1F"/>
+          <w:sz w:val="21"/>
+          <w:szCs w:val="21"/>
+          <w:shd w:val="clear" w:color="auto" w:fill="FFFFFF"/>
+          <w:lang w:val="en-US" w:eastAsia="ru-RU"/>
+        </w:rPr>
+        <w:t xml:space="preserve">  0.957395</w:t>
+      </w:r>
+      <w:proofErr w:type="gramEnd"/>
+      <w:r>
+        <w:rPr>
+          <w:rFonts w:ascii="Courier New" w:eastAsia="Times New Roman" w:hAnsi="Courier New" w:cs="Courier New"/>
+          <w:color w:val="1F1F1F"/>
+          <w:sz w:val="21"/>
+          <w:szCs w:val="21"/>
+          <w:shd w:val="clear" w:color="auto" w:fill="FFFFFF"/>
+          <w:lang w:val="en-US" w:eastAsia="ru-RU"/>
+        </w:rPr>
+        <w:t xml:space="preserve">  0.754683     0.634601    1.520940</w:t>
+      </w:r>
+    </w:p>
+    <w:p>
+      <w:pPr>
+        <w:rPr>
+          <w:rFonts w:ascii="Courier New" w:eastAsia="Times New Roman" w:hAnsi="Courier New" w:cs="Courier New"/>
+          <w:color w:val="1F1F1F"/>
+          <w:sz w:val="21"/>
+          <w:szCs w:val="21"/>
+          <w:shd w:val="clear" w:color="auto" w:fill="FFFFFF"/>
+          <w:lang w:val="en-US" w:eastAsia="ru-RU"/>
+        </w:rPr>
+      </w:pPr>
+      <w:r>
+        <w:rPr>
+          <w:rFonts w:ascii="Courier New" w:eastAsia="Times New Roman" w:hAnsi="Courier New" w:cs="Courier New"/>
+          <w:color w:val="1F1F1F"/>
+          <w:sz w:val="21"/>
+          <w:szCs w:val="21"/>
+          <w:shd w:val="clear" w:color="auto" w:fill="FFFFFF"/>
+          <w:lang w:val="en-US" w:eastAsia="ru-RU"/>
+        </w:rPr>
+        <w:t xml:space="preserve">6     </w:t>
+      </w:r>
+      <w:proofErr w:type="spellStart"/>
+      <w:r>
+        <w:rPr>
+          <w:rFonts w:ascii="Courier New" w:eastAsia="Times New Roman" w:hAnsi="Courier New" w:cs="Courier New"/>
+          <w:color w:val="1F1F1F"/>
+          <w:sz w:val="21"/>
+          <w:szCs w:val="21"/>
+          <w:shd w:val="clear" w:color="auto" w:fill="FFFFFF"/>
+          <w:lang w:val="en-US" w:eastAsia="ru-RU"/>
+        </w:rPr>
+        <w:t>GBoost</w:t>
+      </w:r>
+      <w:proofErr w:type="spellEnd"/>
+      <w:r>
+        <w:rPr>
+          <w:rFonts w:ascii="Courier New" w:eastAsia="Times New Roman" w:hAnsi="Courier New" w:cs="Courier New"/>
+          <w:color w:val="1F1F1F"/>
+          <w:sz w:val="21"/>
+          <w:szCs w:val="21"/>
+          <w:shd w:val="clear" w:color="auto" w:fill="FFFFFF"/>
+          <w:lang w:val="en-US" w:eastAsia="ru-RU"/>
+        </w:rPr>
+        <w:t xml:space="preserve"> </w:t>
+      </w:r>
+      <w:proofErr w:type="gramStart"/>
+      <w:r>
+        <w:rPr>
+          <w:rFonts w:ascii="Courier New" w:eastAsia="Times New Roman" w:hAnsi="Courier New" w:cs="Courier New"/>
+          <w:color w:val="1F1F1F"/>
+          <w:sz w:val="21"/>
+          <w:szCs w:val="21"/>
+          <w:shd w:val="clear" w:color="auto" w:fill="FFFFFF"/>
+          <w:lang w:val="en-US" w:eastAsia="ru-RU"/>
+        </w:rPr>
+        <w:t>regularized  0.942313</w:t>
+      </w:r>
+      <w:proofErr w:type="gramEnd"/>
+      <w:r>
+        <w:rPr>
+          <w:rFonts w:ascii="Courier New" w:eastAsia="Times New Roman" w:hAnsi="Courier New" w:cs="Courier New"/>
+          <w:color w:val="1F1F1F"/>
+          <w:sz w:val="21"/>
+          <w:szCs w:val="21"/>
+          <w:shd w:val="clear" w:color="auto" w:fill="FFFFFF"/>
+          <w:lang w:val="en-US" w:eastAsia="ru-RU"/>
+        </w:rPr>
+        <w:t xml:space="preserve">  0.778966     0.738428    1.443700</w:t>
+      </w:r>
+    </w:p>
+    <w:p>
+      <w:pPr>
+        <w:rPr>
+          <w:rFonts w:ascii="Courier New" w:eastAsia="Times New Roman" w:hAnsi="Courier New" w:cs="Courier New"/>
+          <w:color w:val="1F1F1F"/>
+          <w:sz w:val="21"/>
+          <w:szCs w:val="21"/>
+          <w:shd w:val="clear" w:color="auto" w:fill="FFFFFF"/>
+          <w:lang w:val="en-US" w:eastAsia="ru-RU"/>
+        </w:rPr>
+      </w:pPr>
+      <w:r>
+        <w:rPr>
+          <w:rFonts w:ascii="Courier New" w:eastAsia="Times New Roman" w:hAnsi="Courier New" w:cs="Courier New"/>
+          <w:color w:val="1F1F1F"/>
+          <w:sz w:val="21"/>
+          <w:szCs w:val="21"/>
+          <w:shd w:val="clear" w:color="auto" w:fill="FFFFFF"/>
+          <w:lang w:val="en-US" w:eastAsia="ru-RU"/>
+        </w:rPr>
+        <w:t xml:space="preserve">7                    </w:t>
+      </w:r>
+      <w:proofErr w:type="gramStart"/>
+      <w:r>
+        <w:rPr>
+          <w:rFonts w:ascii="Courier New" w:eastAsia="Times New Roman" w:hAnsi="Courier New" w:cs="Courier New"/>
+          <w:color w:val="1F1F1F"/>
+          <w:sz w:val="21"/>
+          <w:szCs w:val="21"/>
+          <w:shd w:val="clear" w:color="auto" w:fill="FFFFFF"/>
+          <w:lang w:val="en-US" w:eastAsia="ru-RU"/>
+        </w:rPr>
+        <w:t>KNN  0.582734</w:t>
+      </w:r>
+      <w:proofErr w:type="gramEnd"/>
+      <w:r>
+        <w:rPr>
+          <w:rFonts w:ascii="Courier New" w:eastAsia="Times New Roman" w:hAnsi="Courier New" w:cs="Courier New"/>
+          <w:color w:val="1F1F1F"/>
+          <w:sz w:val="21"/>
+          <w:szCs w:val="21"/>
+          <w:shd w:val="clear" w:color="auto" w:fill="FFFFFF"/>
+          <w:lang w:val="en-US" w:eastAsia="ru-RU"/>
+        </w:rPr>
+        <w:t xml:space="preserve">  0.535607     1.985990    2.092621</w:t>
+      </w:r>
+    </w:p>
+    <w:p>
+      <w:pPr>
+        <w:rPr>
+          <w:rFonts w:ascii="Courier New" w:eastAsia="Times New Roman" w:hAnsi="Courier New" w:cs="Courier New"/>
+          <w:color w:val="1F1F1F"/>
+          <w:sz w:val="21"/>
+          <w:szCs w:val="21"/>
+          <w:shd w:val="clear" w:color="auto" w:fill="FFFFFF"/>
+          <w:lang w:val="en-US" w:eastAsia="ru-RU"/>
+        </w:rPr>
+      </w:pPr>
+      <w:r>
+        <w:rPr>
+          <w:rFonts w:ascii="Courier New" w:eastAsia="Times New Roman" w:hAnsi="Courier New" w:cs="Courier New"/>
+          <w:color w:val="1F1F1F"/>
+          <w:sz w:val="21"/>
+          <w:szCs w:val="21"/>
+          <w:shd w:val="clear" w:color="auto" w:fill="FFFFFF"/>
+          <w:lang w:val="en-US" w:eastAsia="ru-RU"/>
+        </w:rPr>
+        <w:t xml:space="preserve">8        KNN </w:t>
+      </w:r>
+      <w:proofErr w:type="gramStart"/>
+      <w:r>
+        <w:rPr>
+          <w:rFonts w:ascii="Courier New" w:eastAsia="Times New Roman" w:hAnsi="Courier New" w:cs="Courier New"/>
+          <w:color w:val="1F1F1F"/>
+          <w:sz w:val="21"/>
+          <w:szCs w:val="21"/>
+          <w:shd w:val="clear" w:color="auto" w:fill="FFFFFF"/>
+          <w:lang w:val="en-US" w:eastAsia="ru-RU"/>
+        </w:rPr>
+        <w:t>regularized  0.999371</w:t>
+      </w:r>
+      <w:proofErr w:type="gramEnd"/>
+      <w:r>
+        <w:rPr>
+          <w:rFonts w:ascii="Courier New" w:eastAsia="Times New Roman" w:hAnsi="Courier New" w:cs="Courier New"/>
+          <w:color w:val="1F1F1F"/>
+          <w:sz w:val="21"/>
+          <w:szCs w:val="21"/>
+          <w:shd w:val="clear" w:color="auto" w:fill="FFFFFF"/>
+          <w:lang w:val="en-US" w:eastAsia="ru-RU"/>
+        </w:rPr>
+        <w:t xml:space="preserve">  0.718736     0.077099    1.628564</w:t>
+      </w:r>
+    </w:p>
+    <w:p>
+      <w:pPr>
+        <w:rPr>
+          <w:rFonts w:ascii="Courier New" w:eastAsia="Times New Roman" w:hAnsi="Courier New" w:cs="Courier New"/>
+          <w:color w:val="1F1F1F"/>
+          <w:sz w:val="21"/>
+          <w:szCs w:val="21"/>
+          <w:shd w:val="clear" w:color="auto" w:fill="FFFFFF"/>
+          <w:lang w:val="en-US" w:eastAsia="ru-RU"/>
+        </w:rPr>
+      </w:pPr>
+      <w:r>
+        <w:rPr>
+          <w:rFonts w:ascii="Courier New" w:eastAsia="Times New Roman" w:hAnsi="Courier New" w:cs="Courier New"/>
+          <w:color w:val="1F1F1F"/>
+          <w:sz w:val="21"/>
+          <w:szCs w:val="21"/>
+          <w:shd w:val="clear" w:color="auto" w:fill="FFFFFF"/>
+          <w:lang w:val="en-US" w:eastAsia="ru-RU"/>
+        </w:rPr>
+        <w:t xml:space="preserve">9               </w:t>
+      </w:r>
+      <w:proofErr w:type="spellStart"/>
+      <w:proofErr w:type="gramStart"/>
+      <w:r>
+        <w:rPr>
+          <w:rFonts w:ascii="Courier New" w:eastAsia="Times New Roman" w:hAnsi="Courier New" w:cs="Courier New"/>
+          <w:color w:val="1F1F1F"/>
+          <w:sz w:val="21"/>
+          <w:szCs w:val="21"/>
+          <w:shd w:val="clear" w:color="auto" w:fill="FFFFFF"/>
+          <w:lang w:val="en-US" w:eastAsia="ru-RU"/>
+        </w:rPr>
+        <w:t>Catboost</w:t>
+      </w:r>
+      <w:proofErr w:type="spellEnd"/>
+      <w:r>
+        <w:rPr>
+          <w:rFonts w:ascii="Courier New" w:eastAsia="Times New Roman" w:hAnsi="Courier New" w:cs="Courier New"/>
+          <w:color w:val="1F1F1F"/>
+          <w:sz w:val="21"/>
+          <w:szCs w:val="21"/>
+          <w:shd w:val="clear" w:color="auto" w:fill="FFFFFF"/>
+          <w:lang w:val="en-US" w:eastAsia="ru-RU"/>
+        </w:rPr>
+        <w:t xml:space="preserve">  0.972218</w:t>
+      </w:r>
+      <w:proofErr w:type="gramEnd"/>
+      <w:r>
+        <w:rPr>
+          <w:rFonts w:ascii="Courier New" w:eastAsia="Times New Roman" w:hAnsi="Courier New" w:cs="Courier New"/>
+          <w:color w:val="1F1F1F"/>
+          <w:sz w:val="21"/>
+          <w:szCs w:val="21"/>
+          <w:shd w:val="clear" w:color="auto" w:fill="FFFFFF"/>
+          <w:lang w:val="en-US" w:eastAsia="ru-RU"/>
+        </w:rPr>
+        <w:t xml:space="preserve">  0.764646     0.512448    1.489733</w:t>
+      </w:r>
+    </w:p>
+    <w:p>
+      <w:pPr>
+        <w:rPr>
+          <w:rFonts w:ascii="Courier New" w:eastAsia="Times New Roman" w:hAnsi="Courier New" w:cs="Courier New"/>
+          <w:color w:val="1F1F1F"/>
+          <w:sz w:val="21"/>
+          <w:szCs w:val="21"/>
+          <w:shd w:val="clear" w:color="auto" w:fill="FFFFFF"/>
+          <w:lang w:val="en-US" w:eastAsia="ru-RU"/>
+        </w:rPr>
+      </w:pPr>
+      <w:proofErr w:type="gramStart"/>
+      <w:r>
+        <w:rPr>
+          <w:rFonts w:ascii="Courier New" w:eastAsia="Times New Roman" w:hAnsi="Courier New" w:cs="Courier New"/>
+          <w:color w:val="1F1F1F"/>
+          <w:sz w:val="21"/>
+          <w:szCs w:val="21"/>
+          <w:shd w:val="clear" w:color="auto" w:fill="FFFFFF"/>
+          <w:lang w:val="en-US" w:eastAsia="ru-RU"/>
+        </w:rPr>
+        <w:t xml:space="preserve">10  </w:t>
+      </w:r>
+      <w:proofErr w:type="spellStart"/>
+      <w:r>
+        <w:rPr>
+          <w:rFonts w:ascii="Courier New" w:eastAsia="Times New Roman" w:hAnsi="Courier New" w:cs="Courier New"/>
+          <w:color w:val="1F1F1F"/>
+          <w:sz w:val="21"/>
+          <w:szCs w:val="21"/>
+          <w:shd w:val="clear" w:color="auto" w:fill="FFFFFF"/>
+          <w:lang w:val="en-US" w:eastAsia="ru-RU"/>
+        </w:rPr>
+        <w:t>Catboost</w:t>
+      </w:r>
+      <w:proofErr w:type="spellEnd"/>
+      <w:proofErr w:type="gramEnd"/>
+      <w:r>
+        <w:rPr>
+          <w:rFonts w:ascii="Courier New" w:eastAsia="Times New Roman" w:hAnsi="Courier New" w:cs="Courier New"/>
+          <w:color w:val="1F1F1F"/>
+          <w:sz w:val="21"/>
+          <w:szCs w:val="21"/>
+          <w:shd w:val="clear" w:color="auto" w:fill="FFFFFF"/>
+          <w:lang w:val="en-US" w:eastAsia="ru-RU"/>
+        </w:rPr>
+        <w:t xml:space="preserve"> regularized  0.972218  0.764646     0.512448    1.489733</w:t>
+      </w:r>
+    </w:p>
+    <w:p>
+      <w:pPr>
+        <w:rPr>
+          <w:rFonts w:ascii="Courier New" w:eastAsia="Times New Roman" w:hAnsi="Courier New" w:cs="Courier New"/>
+          <w:color w:val="1F1F1F"/>
+          <w:sz w:val="21"/>
+          <w:szCs w:val="21"/>
+          <w:shd w:val="clear" w:color="auto" w:fill="FFFFFF"/>
+          <w:lang w:val="en-US" w:eastAsia="ru-RU"/>
+        </w:rPr>
+      </w:pPr>
+      <w:r>
+        <w:rPr>
+          <w:rFonts w:ascii="Courier New" w:eastAsia="Times New Roman" w:hAnsi="Courier New" w:cs="Courier New"/>
+          <w:color w:val="1F1F1F"/>
+          <w:sz w:val="21"/>
+          <w:szCs w:val="21"/>
+          <w:shd w:val="clear" w:color="auto" w:fill="FFFFFF"/>
+          <w:lang w:val="en-US" w:eastAsia="ru-RU"/>
+        </w:rPr>
+        <w:t xml:space="preserve">11               </w:t>
+      </w:r>
+      <w:proofErr w:type="spellStart"/>
+      <w:proofErr w:type="gramStart"/>
+      <w:r>
+        <w:rPr>
+          <w:rFonts w:ascii="Courier New" w:eastAsia="Times New Roman" w:hAnsi="Courier New" w:cs="Courier New"/>
+          <w:color w:val="1F1F1F"/>
+          <w:sz w:val="21"/>
+          <w:szCs w:val="21"/>
+          <w:shd w:val="clear" w:color="auto" w:fill="FFFFFF"/>
+          <w:lang w:val="en-US" w:eastAsia="ru-RU"/>
+        </w:rPr>
+        <w:t>XGBoost</w:t>
+      </w:r>
+      <w:proofErr w:type="spellEnd"/>
+      <w:r>
+        <w:rPr>
+          <w:rFonts w:ascii="Courier New" w:eastAsia="Times New Roman" w:hAnsi="Courier New" w:cs="Courier New"/>
+          <w:color w:val="1F1F1F"/>
+          <w:sz w:val="21"/>
+          <w:szCs w:val="21"/>
+          <w:shd w:val="clear" w:color="auto" w:fill="FFFFFF"/>
+          <w:lang w:val="en-US" w:eastAsia="ru-RU"/>
+        </w:rPr>
+        <w:t xml:space="preserve">  0.973394</w:t>
+      </w:r>
+      <w:proofErr w:type="gramEnd"/>
+      <w:r>
+        <w:rPr>
+          <w:rFonts w:ascii="Courier New" w:eastAsia="Times New Roman" w:hAnsi="Courier New" w:cs="Courier New"/>
+          <w:color w:val="1F1F1F"/>
+          <w:sz w:val="21"/>
+          <w:szCs w:val="21"/>
+          <w:shd w:val="clear" w:color="auto" w:fill="FFFFFF"/>
+          <w:lang w:val="en-US" w:eastAsia="ru-RU"/>
+        </w:rPr>
+        <w:t xml:space="preserve">  0.771271     0.501492    1.468616</w:t>
+      </w:r>
+    </w:p>
+    <w:p>
+      <w:pPr>
+        <w:rPr>
           <w:lang w:val="en-US"/>
         </w:rPr>
+      </w:pPr>
+      <w:r>
+        <w:rPr>
+          <w:rFonts w:ascii="Courier New" w:eastAsia="Times New Roman" w:hAnsi="Courier New" w:cs="Courier New"/>
+          <w:color w:val="1F1F1F"/>
+          <w:sz w:val="21"/>
+          <w:szCs w:val="21"/>
+          <w:shd w:val="clear" w:color="auto" w:fill="FFFFFF"/>
+          <w:lang w:val="en-US" w:eastAsia="ru-RU"/>
+        </w:rPr>
+        <w:t xml:space="preserve">12    </w:t>
+      </w:r>
+      <w:proofErr w:type="spellStart"/>
+      <w:r>
+        <w:rPr>
+          <w:rFonts w:ascii="Courier New" w:eastAsia="Times New Roman" w:hAnsi="Courier New" w:cs="Courier New"/>
+          <w:color w:val="1F1F1F"/>
+          <w:sz w:val="21"/>
+          <w:szCs w:val="21"/>
+          <w:shd w:val="clear" w:color="auto" w:fill="FFFFFF"/>
+          <w:lang w:val="en-US" w:eastAsia="ru-RU"/>
+        </w:rPr>
+        <w:t>GBoost</w:t>
+      </w:r>
+      <w:proofErr w:type="spellEnd"/>
+      <w:r>
+        <w:rPr>
+          <w:rFonts w:ascii="Courier New" w:eastAsia="Times New Roman" w:hAnsi="Courier New" w:cs="Courier New"/>
+          <w:color w:val="1F1F1F"/>
+          <w:sz w:val="21"/>
+          <w:szCs w:val="21"/>
+          <w:shd w:val="clear" w:color="auto" w:fill="FFFFFF"/>
+          <w:lang w:val="en-US" w:eastAsia="ru-RU"/>
+        </w:rPr>
+        <w:t xml:space="preserve"> </w:t>
+      </w:r>
+      <w:proofErr w:type="gramStart"/>
+      <w:r>
+        <w:rPr>
+          <w:rFonts w:ascii="Courier New" w:eastAsia="Times New Roman" w:hAnsi="Courier New" w:cs="Courier New"/>
+          <w:color w:val="1F1F1F"/>
+          <w:sz w:val="21"/>
+          <w:szCs w:val="21"/>
+          <w:shd w:val="clear" w:color="auto" w:fill="FFFFFF"/>
+          <w:lang w:val="en-US" w:eastAsia="ru-RU"/>
+        </w:rPr>
+        <w:t>regularized  0.835640</w:t>
+      </w:r>
+      <w:proofErr w:type="gramEnd"/>
+      <w:r>
+        <w:rPr>
+          <w:rFonts w:ascii="Courier New" w:eastAsia="Times New Roman" w:hAnsi="Courier New" w:cs="Courier New"/>
+          <w:color w:val="1F1F1F"/>
+          <w:sz w:val="21"/>
+          <w:szCs w:val="21"/>
+          <w:shd w:val="clear" w:color="auto" w:fill="FFFFFF"/>
+          <w:lang w:val="en-US" w:eastAsia="ru-RU"/>
+        </w:rPr>
+        <w:t xml:space="preserve">  0.690429     1.246433    1.708550</w:t>
+      </w:r>
+    </w:p>
+    <w:p>
+      <w:pPr>
+        <w:rPr>
+          <w:lang w:val="en-US"/>
+        </w:rPr>
+      </w:pPr>
+    </w:p>
+    <w:p>
+      <w:pPr>
+        <w:pStyle w:val="2"/>
+        <w:rPr>
+          <w:rStyle w:val="21"/>
+          <w:lang w:val="en-US"/>
+        </w:rPr>
+      </w:pPr>
+      <w:r>
+        <w:rPr>
+          <w:rStyle w:val="21"/>
+          <w:lang w:val="en-US"/>
+        </w:rPr>
+        <w:t>Feature selection</w:t>
+      </w:r>
+      <w:r>
+        <w:rPr>
+          <w:rStyle w:val="21"/>
+          <w:lang w:val="en-US"/>
+        </w:rPr>
+        <w:t xml:space="preserve"> (first dataset)</w:t>
+      </w:r>
+    </w:p>
+    <w:p>
+      <w:pPr>
+        <w:rPr>
+          <w:lang w:val="en-US"/>
+        </w:rPr>
+      </w:pPr>
+      <w:proofErr w:type="spellStart"/>
+      <w:r>
+        <w:rPr>
+          <w:lang w:val="en-US"/>
+        </w:rPr>
+        <w:t>KBestFeatures</w:t>
+      </w:r>
+      <w:proofErr w:type="spellEnd"/>
+    </w:p>
+    <w:p>
+      <w:pPr>
+        <w:rPr>
+          <w:lang w:val="en-US"/>
+        </w:rPr>
+      </w:pPr>
+      <w:r>
+        <w:rPr>
+          <w:noProof/>
+          <w:lang w:eastAsia="ru-RU"/>
+        </w:rPr>
         <w:lastRenderedPageBreak/>
+        <w:drawing>
+          <wp:inline distT="0" distB="0" distL="0" distR="0" wp14:anchorId="20B04975" wp14:editId="5A243EE5">
+            <wp:extent cx="5113020" cy="2819400"/>
+            <wp:effectExtent l="0" t="0" r="11430" b="19050"/>
+            <wp:docPr id="4" name="Диаграмма 4"/>
+            <wp:cNvGraphicFramePr/>
+            <a:graphic xmlns:a="http://schemas.openxmlformats.org/drawingml/2006/main">
+              <a:graphicData uri="http://schemas.openxmlformats.org/drawingml/2006/chart">
+                <c:chart xmlns:c="http://schemas.openxmlformats.org/drawingml/2006/chart" xmlns:r="http://schemas.openxmlformats.org/officeDocument/2006/relationships" r:id="rId42"/>
+              </a:graphicData>
+            </a:graphic>
+          </wp:inline>
+        </w:drawing>
+      </w:r>
+    </w:p>
+    <w:p>
+      <w:pPr>
+        <w:rPr>
+          <w:lang w:val="en-US"/>
+        </w:rPr>
+      </w:pPr>
+      <w:r>
+        <w:rPr>
+          <w:noProof/>
+          <w:lang w:eastAsia="ru-RU"/>
+        </w:rPr>
+        <w:drawing>
+          <wp:inline distT="0" distB="0" distL="0" distR="0" wp14:anchorId="2D2331F9" wp14:editId="3B8DC2CA">
+            <wp:extent cx="5113020" cy="3459480"/>
+            <wp:effectExtent l="0" t="0" r="11430" b="26670"/>
+            <wp:docPr id="5" name="Диаграмма 5"/>
+            <wp:cNvGraphicFramePr/>
+            <a:graphic xmlns:a="http://schemas.openxmlformats.org/drawingml/2006/main">
+              <a:graphicData uri="http://schemas.openxmlformats.org/drawingml/2006/chart">
+                <c:chart xmlns:c="http://schemas.openxmlformats.org/drawingml/2006/chart" xmlns:r="http://schemas.openxmlformats.org/officeDocument/2006/relationships" r:id="rId43"/>
+              </a:graphicData>
+            </a:graphic>
+          </wp:inline>
+        </w:drawing>
+      </w:r>
+    </w:p>
+    <w:p>
+      <w:pPr>
+        <w:pStyle w:val="afe"/>
+        <w:rPr>
+          <w:lang w:val="en-US"/>
+        </w:rPr>
+      </w:pPr>
+    </w:p>
+    <w:p>
+      <w:pPr>
+        <w:pStyle w:val="afe"/>
+        <w:rPr>
+          <w:lang w:val="en-US"/>
+        </w:rPr>
+      </w:pPr>
+      <w:r>
+        <w:rPr>
+          <w:lang w:val="en-US"/>
+        </w:rPr>
+        <w:t>Recursive feature elimination</w:t>
+      </w:r>
+    </w:p>
+    <w:p>
+      <w:pPr>
+        <w:pStyle w:val="afe"/>
+        <w:rPr>
+          <w:lang w:val="en-US"/>
+        </w:rPr>
+      </w:pPr>
+      <w:r>
+        <w:rPr>
+          <w:noProof/>
+          <w:lang w:eastAsia="ru-RU"/>
+        </w:rPr>
+        <w:lastRenderedPageBreak/>
+        <w:drawing>
+          <wp:inline distT="0" distB="0" distL="0" distR="0" wp14:anchorId="3E56964F" wp14:editId="487692ED">
+            <wp:extent cx="4564380" cy="3413760"/>
+            <wp:effectExtent l="0" t="0" r="26670" b="15240"/>
+            <wp:docPr id="6" name="Диаграмма 6"/>
+            <wp:cNvGraphicFramePr/>
+            <a:graphic xmlns:a="http://schemas.openxmlformats.org/drawingml/2006/main">
+              <a:graphicData uri="http://schemas.openxmlformats.org/drawingml/2006/chart">
+                <c:chart xmlns:c="http://schemas.openxmlformats.org/drawingml/2006/chart" xmlns:r="http://schemas.openxmlformats.org/officeDocument/2006/relationships" r:id="rId44"/>
+              </a:graphicData>
+            </a:graphic>
+          </wp:inline>
+        </w:drawing>
+      </w:r>
+    </w:p>
+    <w:p>
+      <w:pPr>
+        <w:pStyle w:val="afe"/>
+        <w:rPr>
+          <w:lang w:val="en-US"/>
+        </w:rPr>
+      </w:pPr>
+      <w:r>
+        <w:rPr>
+          <w:noProof/>
+          <w:lang w:eastAsia="ru-RU"/>
+        </w:rPr>
+        <w:drawing>
+          <wp:inline distT="0" distB="0" distL="0" distR="0" wp14:anchorId="3129967C" wp14:editId="07EF7C3F">
+            <wp:extent cx="4564380" cy="3070860"/>
+            <wp:effectExtent l="0" t="0" r="26670" b="15240"/>
+            <wp:docPr id="7" name="Диаграмма 7"/>
+            <wp:cNvGraphicFramePr/>
+            <a:graphic xmlns:a="http://schemas.openxmlformats.org/drawingml/2006/main">
+              <a:graphicData uri="http://schemas.openxmlformats.org/drawingml/2006/chart">
+                <c:chart xmlns:c="http://schemas.openxmlformats.org/drawingml/2006/chart" xmlns:r="http://schemas.openxmlformats.org/officeDocument/2006/relationships" r:id="rId45"/>
+              </a:graphicData>
+            </a:graphic>
+          </wp:inline>
+        </w:drawing>
+      </w:r>
+    </w:p>
+    <w:p>
+      <w:pPr>
+        <w:pStyle w:val="afe"/>
+        <w:rPr>
+          <w:lang w:val="en-US"/>
+        </w:rPr>
+      </w:pPr>
+      <w:r>
+        <w:rPr>
+          <w:lang w:val="en-US"/>
+        </w:rPr>
+        <w:t>PCA feature transformation</w:t>
+      </w:r>
+    </w:p>
+    <w:p>
+      <w:pPr>
+        <w:pStyle w:val="afe"/>
+        <w:rPr>
+          <w:lang w:val="en-US"/>
+        </w:rPr>
+      </w:pPr>
+    </w:p>
+    <w:p>
+      <w:pPr>
+        <w:pStyle w:val="afe"/>
+        <w:rPr>
+          <w:lang w:val="en-US"/>
+        </w:rPr>
+      </w:pPr>
+      <w:r>
+        <w:rPr>
+          <w:lang w:val="en-US"/>
+        </w:rPr>
+        <w:lastRenderedPageBreak/>
+        <w:drawing>
+          <wp:inline distT="0" distB="0" distL="0" distR="0" wp14:anchorId="59DE5995" wp14:editId="640976ED">
+            <wp:extent cx="2994660" cy="2234112"/>
+            <wp:effectExtent l="0" t="0" r="0" b="0"/>
+            <wp:docPr id="11" name="Рисунок 11"/>
+            <wp:cNvGraphicFramePr>
+              <a:graphicFrameLocks xmlns:a="http://schemas.openxmlformats.org/drawingml/2006/main" noChangeAspect="1"/>
+            </wp:cNvGraphicFramePr>
+            <a:graphic xmlns:a="http://schemas.openxmlformats.org/drawingml/2006/main">
+              <a:graphicData uri="http://schemas.openxmlformats.org/drawingml/2006/picture">
+                <pic:pic xmlns:pic="http://schemas.openxmlformats.org/drawingml/2006/picture">
+                  <pic:nvPicPr>
+                    <pic:cNvPr id="0" name=""/>
+                    <pic:cNvPicPr/>
+                  </pic:nvPicPr>
+                  <pic:blipFill>
+                    <a:blip r:embed="rId46"/>
+                    <a:stretch>
+                      <a:fillRect/>
+                    </a:stretch>
+                  </pic:blipFill>
+                  <pic:spPr>
+                    <a:xfrm>
+                      <a:off x="0" y="0"/>
+                      <a:ext cx="2994022" cy="2233636"/>
+                    </a:xfrm>
+                    <a:prstGeom prst="rect">
+                      <a:avLst/>
+                    </a:prstGeom>
+                  </pic:spPr>
+                </pic:pic>
+              </a:graphicData>
+            </a:graphic>
+          </wp:inline>
+        </w:drawing>
+      </w:r>
+    </w:p>
+    <w:p>
+      <w:pPr>
+        <w:pStyle w:val="afe"/>
+        <w:rPr>
+          <w:lang w:val="en-US"/>
+        </w:rPr>
+      </w:pPr>
+      <w:r>
+        <w:rPr>
+          <w:noProof/>
+          <w:lang w:eastAsia="ru-RU"/>
+        </w:rPr>
+        <w:drawing>
+          <wp:inline distT="0" distB="0" distL="0" distR="0" wp14:anchorId="38F6F896" wp14:editId="097E30D1">
+            <wp:extent cx="4686300" cy="2956560"/>
+            <wp:effectExtent l="0" t="0" r="19050" b="15240"/>
+            <wp:docPr id="8" name="Диаграмма 8"/>
+            <wp:cNvGraphicFramePr/>
+            <a:graphic xmlns:a="http://schemas.openxmlformats.org/drawingml/2006/main">
+              <a:graphicData uri="http://schemas.openxmlformats.org/drawingml/2006/chart">
+                <c:chart xmlns:c="http://schemas.openxmlformats.org/drawingml/2006/chart" xmlns:r="http://schemas.openxmlformats.org/officeDocument/2006/relationships" r:id="rId47"/>
+              </a:graphicData>
+            </a:graphic>
+          </wp:inline>
+        </w:drawing>
+      </w:r>
+    </w:p>
+    <w:p>
+      <w:pPr>
+        <w:pStyle w:val="afe"/>
+        <w:rPr>
+          <w:lang w:val="en-US"/>
+        </w:rPr>
+      </w:pPr>
+      <w:r>
+        <w:rPr>
+          <w:noProof/>
+          <w:lang w:eastAsia="ru-RU"/>
+        </w:rPr>
+        <w:drawing>
+          <wp:inline distT="0" distB="0" distL="0" distR="0" wp14:anchorId="558A098A" wp14:editId="492370AE">
+            <wp:extent cx="4686300" cy="2971800"/>
+            <wp:effectExtent l="0" t="0" r="19050" b="19050"/>
+            <wp:docPr id="9" name="Диаграмма 9"/>
+            <wp:cNvGraphicFramePr/>
+            <a:graphic xmlns:a="http://schemas.openxmlformats.org/drawingml/2006/main">
+              <a:graphicData uri="http://schemas.openxmlformats.org/drawingml/2006/chart">
+                <c:chart xmlns:c="http://schemas.openxmlformats.org/drawingml/2006/chart" xmlns:r="http://schemas.openxmlformats.org/officeDocument/2006/relationships" r:id="rId48"/>
+              </a:graphicData>
+            </a:graphic>
+          </wp:inline>
+        </w:drawing>
+      </w:r>
+    </w:p>
+    <w:p>
+      <w:pPr>
+        <w:rPr>
+          <w:lang w:val="en-US"/>
+        </w:rPr>
+      </w:pPr>
+    </w:p>
+    <w:p>
+      <w:pPr>
+        <w:rPr>
+          <w:lang w:val="en-US"/>
+        </w:rPr>
+      </w:pPr>
+      <w:bookmarkStart w:id="11" w:name="_GoBack"/>
+      <w:bookmarkEnd w:id="11"/>
+      <w:r>
+        <w:rPr>
+          <w:lang w:val="en-US"/>
+        </w:rPr>
+        <w:t>Small dataset</w:t>
+      </w:r>
+    </w:p>
+    <w:p>
+      <w:pPr>
+        <w:rPr>
+          <w:lang w:val="en-US"/>
+        </w:rPr>
+      </w:pPr>
+      <w:r>
+        <w:rPr>
+          <w:lang w:val="en-US"/>
+        </w:rPr>
+        <w:t>Noisy data</w:t>
+      </w:r>
+    </w:p>
+    <w:p>
+      <w:pPr>
+        <w:rPr>
+          <w:lang w:val="en-US"/>
+        </w:rPr>
+      </w:pPr>
+      <w:r>
+        <w:rPr>
+          <w:lang w:val="en-US"/>
+        </w:rPr>
+        <w:lastRenderedPageBreak/>
+        <w:t>Irrelevant features</w:t>
+      </w:r>
+    </w:p>
+    <w:p>
+      <w:pPr>
+        <w:rPr>
+          <w:lang w:val="en-US"/>
+        </w:rPr>
+      </w:pPr>
+      <w:r>
+        <w:rPr>
+          <w:lang w:val="en-US"/>
+        </w:rPr>
+        <w:t>Complex models such as deep neural networks can detect subtle patterns in the data,</w:t>
+      </w:r>
+    </w:p>
+    <w:p>
+      <w:pPr>
+        <w:rPr>
+          <w:lang w:val="en-US"/>
+        </w:rPr>
+      </w:pPr>
+      <w:proofErr w:type="gramStart"/>
+      <w:r>
+        <w:rPr>
+          <w:lang w:val="en-US"/>
+        </w:rPr>
+        <w:t>but</w:t>
+      </w:r>
+      <w:proofErr w:type="gramEnd"/>
+      <w:r>
+        <w:rPr>
+          <w:lang w:val="en-US"/>
+        </w:rPr>
+        <w:t xml:space="preserve"> if the training set is noisy, or if it is too small (which introduces sampling noise),</w:t>
+      </w:r>
+    </w:p>
+    <w:p>
+      <w:pPr>
+        <w:rPr>
+          <w:lang w:val="en-US"/>
+        </w:rPr>
+      </w:pPr>
+      <w:proofErr w:type="gramStart"/>
+      <w:r>
+        <w:rPr>
+          <w:lang w:val="en-US"/>
+        </w:rPr>
         <w:t>then</w:t>
       </w:r>
       <w:proofErr w:type="gramEnd"/>
@@ -19162,8 +22045,8 @@
       </w:pPr>
     </w:p>
     <w:sectPr>
-      <w:headerReference w:type="default" r:id="rId42"/>
-      <w:footerReference w:type="default" r:id="rId43"/>
+      <w:headerReference w:type="default" r:id="rId49"/>
+      <w:footerReference w:type="default" r:id="rId50"/>
       <w:pgSz w:w="11906" w:h="16838" w:code="9"/>
       <w:pgMar w:top="1134" w:right="567" w:bottom="1134" w:left="1701" w:header="709" w:footer="709" w:gutter="0"/>
       <w:cols w:space="708"/>
@@ -19252,7 +22135,7 @@
             <w:sz w:val="26"/>
             <w:szCs w:val="26"/>
           </w:rPr>
-          <w:t>20</w:t>
+          <w:t>25</w:t>
         </w:r>
         <w:r>
           <w:rPr>
@@ -26096,6 +28979,4416 @@
 </w:styles>
 </file>
 
+<file path=word/charts/chart1.xml><?xml version="1.0" encoding="utf-8"?>
+<c:chartSpace xmlns:c="http://schemas.openxmlformats.org/drawingml/2006/chart" xmlns:a="http://schemas.openxmlformats.org/drawingml/2006/main" xmlns:r="http://schemas.openxmlformats.org/officeDocument/2006/relationships">
+  <c:date1904 val="0"/>
+  <c:lang val="ru-RU"/>
+  <c:roundedCorners val="0"/>
+  <mc:AlternateContent xmlns:mc="http://schemas.openxmlformats.org/markup-compatibility/2006">
+    <mc:Choice xmlns:c14="http://schemas.microsoft.com/office/drawing/2007/8/2/chart" Requires="c14">
+      <c14:style val="102"/>
+    </mc:Choice>
+    <mc:Fallback>
+      <c:style val="2"/>
+    </mc:Fallback>
+  </mc:AlternateContent>
+  <c:chart>
+    <c:autoTitleDeleted val="0"/>
+    <c:plotArea>
+      <c:layout/>
+      <c:scatterChart>
+        <c:scatterStyle val="lineMarker"/>
+        <c:varyColors val="0"/>
+        <c:ser>
+          <c:idx val="0"/>
+          <c:order val="0"/>
+          <c:tx>
+            <c:strRef>
+              <c:f>KBestFeatures!$B$3</c:f>
+              <c:strCache>
+                <c:ptCount val="1"/>
+                <c:pt idx="0">
+                  <c:v>Linear</c:v>
+                </c:pt>
+              </c:strCache>
+            </c:strRef>
+          </c:tx>
+          <c:xVal>
+            <c:numRef>
+              <c:f>KBestFeatures!$C$1:$L$1</c:f>
+              <c:numCache>
+                <c:formatCode>Основной</c:formatCode>
+                <c:ptCount val="10"/>
+                <c:pt idx="0">
+                  <c:v>3</c:v>
+                </c:pt>
+                <c:pt idx="1">
+                  <c:v>4</c:v>
+                </c:pt>
+                <c:pt idx="2">
+                  <c:v>5</c:v>
+                </c:pt>
+                <c:pt idx="3">
+                  <c:v>10</c:v>
+                </c:pt>
+                <c:pt idx="4">
+                  <c:v>15</c:v>
+                </c:pt>
+                <c:pt idx="5">
+                  <c:v>20</c:v>
+                </c:pt>
+                <c:pt idx="6">
+                  <c:v>25</c:v>
+                </c:pt>
+                <c:pt idx="7">
+                  <c:v>30</c:v>
+                </c:pt>
+                <c:pt idx="8">
+                  <c:v>35</c:v>
+                </c:pt>
+                <c:pt idx="9">
+                  <c:v>40</c:v>
+                </c:pt>
+              </c:numCache>
+            </c:numRef>
+          </c:xVal>
+          <c:yVal>
+            <c:numRef>
+              <c:f>KBestFeatures!$C$3:$L$3</c:f>
+              <c:numCache>
+                <c:formatCode>Основной</c:formatCode>
+                <c:ptCount val="10"/>
+                <c:pt idx="0">
+                  <c:v>0.31382700000000002</c:v>
+                </c:pt>
+                <c:pt idx="1">
+                  <c:v>0.31400699999999998</c:v>
+                </c:pt>
+                <c:pt idx="2">
+                  <c:v>0.35120299999999999</c:v>
+                </c:pt>
+                <c:pt idx="3">
+                  <c:v>0.41930899999999999</c:v>
+                </c:pt>
+                <c:pt idx="4">
+                  <c:v>0.46158900000000003</c:v>
+                </c:pt>
+                <c:pt idx="5">
+                  <c:v>0.56299100000000002</c:v>
+                </c:pt>
+                <c:pt idx="6">
+                  <c:v>0.60656900000000002</c:v>
+                </c:pt>
+                <c:pt idx="7">
+                  <c:v>0.65535500000000002</c:v>
+                </c:pt>
+                <c:pt idx="8">
+                  <c:v>0.66691299999999998</c:v>
+                </c:pt>
+                <c:pt idx="9">
+                  <c:v>0.68928</c:v>
+                </c:pt>
+              </c:numCache>
+            </c:numRef>
+          </c:yVal>
+          <c:smooth val="0"/>
+        </c:ser>
+        <c:ser>
+          <c:idx val="1"/>
+          <c:order val="1"/>
+          <c:tx>
+            <c:strRef>
+              <c:f>KBestFeatures!$B$4</c:f>
+              <c:strCache>
+                <c:ptCount val="1"/>
+                <c:pt idx="0">
+                  <c:v>DT</c:v>
+                </c:pt>
+              </c:strCache>
+            </c:strRef>
+          </c:tx>
+          <c:xVal>
+            <c:numRef>
+              <c:f>KBestFeatures!$C$1:$L$1</c:f>
+              <c:numCache>
+                <c:formatCode>Основной</c:formatCode>
+                <c:ptCount val="10"/>
+                <c:pt idx="0">
+                  <c:v>3</c:v>
+                </c:pt>
+                <c:pt idx="1">
+                  <c:v>4</c:v>
+                </c:pt>
+                <c:pt idx="2">
+                  <c:v>5</c:v>
+                </c:pt>
+                <c:pt idx="3">
+                  <c:v>10</c:v>
+                </c:pt>
+                <c:pt idx="4">
+                  <c:v>15</c:v>
+                </c:pt>
+                <c:pt idx="5">
+                  <c:v>20</c:v>
+                </c:pt>
+                <c:pt idx="6">
+                  <c:v>25</c:v>
+                </c:pt>
+                <c:pt idx="7">
+                  <c:v>30</c:v>
+                </c:pt>
+                <c:pt idx="8">
+                  <c:v>35</c:v>
+                </c:pt>
+                <c:pt idx="9">
+                  <c:v>40</c:v>
+                </c:pt>
+              </c:numCache>
+            </c:numRef>
+          </c:xVal>
+          <c:yVal>
+            <c:numRef>
+              <c:f>KBestFeatures!$C$4:$L$4</c:f>
+              <c:numCache>
+                <c:formatCode>Основной</c:formatCode>
+                <c:ptCount val="10"/>
+                <c:pt idx="0">
+                  <c:v>0.46096399999999998</c:v>
+                </c:pt>
+                <c:pt idx="1">
+                  <c:v>0.46118500000000001</c:v>
+                </c:pt>
+                <c:pt idx="2">
+                  <c:v>0.46760200000000002</c:v>
+                </c:pt>
+                <c:pt idx="3">
+                  <c:v>0.52668099999999995</c:v>
+                </c:pt>
+                <c:pt idx="4">
+                  <c:v>0.54145399999999999</c:v>
+                </c:pt>
+                <c:pt idx="5">
+                  <c:v>0.59095699999999995</c:v>
+                </c:pt>
+                <c:pt idx="6">
+                  <c:v>0.59209699999999998</c:v>
+                </c:pt>
+                <c:pt idx="7">
+                  <c:v>0.59209699999999998</c:v>
+                </c:pt>
+                <c:pt idx="8">
+                  <c:v>0.59209699999999998</c:v>
+                </c:pt>
+                <c:pt idx="9">
+                  <c:v>0.59209699999999998</c:v>
+                </c:pt>
+              </c:numCache>
+            </c:numRef>
+          </c:yVal>
+          <c:smooth val="0"/>
+        </c:ser>
+        <c:ser>
+          <c:idx val="2"/>
+          <c:order val="2"/>
+          <c:tx>
+            <c:strRef>
+              <c:f>KBestFeatures!$B$5</c:f>
+              <c:strCache>
+                <c:ptCount val="1"/>
+                <c:pt idx="0">
+                  <c:v>RF</c:v>
+                </c:pt>
+              </c:strCache>
+            </c:strRef>
+          </c:tx>
+          <c:xVal>
+            <c:numRef>
+              <c:f>KBestFeatures!$C$1:$L$1</c:f>
+              <c:numCache>
+                <c:formatCode>Основной</c:formatCode>
+                <c:ptCount val="10"/>
+                <c:pt idx="0">
+                  <c:v>3</c:v>
+                </c:pt>
+                <c:pt idx="1">
+                  <c:v>4</c:v>
+                </c:pt>
+                <c:pt idx="2">
+                  <c:v>5</c:v>
+                </c:pt>
+                <c:pt idx="3">
+                  <c:v>10</c:v>
+                </c:pt>
+                <c:pt idx="4">
+                  <c:v>15</c:v>
+                </c:pt>
+                <c:pt idx="5">
+                  <c:v>20</c:v>
+                </c:pt>
+                <c:pt idx="6">
+                  <c:v>25</c:v>
+                </c:pt>
+                <c:pt idx="7">
+                  <c:v>30</c:v>
+                </c:pt>
+                <c:pt idx="8">
+                  <c:v>35</c:v>
+                </c:pt>
+                <c:pt idx="9">
+                  <c:v>40</c:v>
+                </c:pt>
+              </c:numCache>
+            </c:numRef>
+          </c:xVal>
+          <c:yVal>
+            <c:numRef>
+              <c:f>KBestFeatures!$C$5:$L$5</c:f>
+              <c:numCache>
+                <c:formatCode>Основной</c:formatCode>
+                <c:ptCount val="10"/>
+                <c:pt idx="0">
+                  <c:v>0.52673199999999998</c:v>
+                </c:pt>
+                <c:pt idx="1">
+                  <c:v>0.52801299999999995</c:v>
+                </c:pt>
+                <c:pt idx="2">
+                  <c:v>0.53222599999999998</c:v>
+                </c:pt>
+                <c:pt idx="3">
+                  <c:v>0.60087500000000005</c:v>
+                </c:pt>
+                <c:pt idx="4">
+                  <c:v>0.60842700000000005</c:v>
+                </c:pt>
+                <c:pt idx="5">
+                  <c:v>0.65173899999999996</c:v>
+                </c:pt>
+                <c:pt idx="6">
+                  <c:v>0.66601100000000002</c:v>
+                </c:pt>
+                <c:pt idx="7">
+                  <c:v>0.667157</c:v>
+                </c:pt>
+                <c:pt idx="8">
+                  <c:v>0.65687799999999996</c:v>
+                </c:pt>
+                <c:pt idx="9">
+                  <c:v>0.65671400000000002</c:v>
+                </c:pt>
+              </c:numCache>
+            </c:numRef>
+          </c:yVal>
+          <c:smooth val="0"/>
+        </c:ser>
+        <c:ser>
+          <c:idx val="3"/>
+          <c:order val="3"/>
+          <c:tx>
+            <c:strRef>
+              <c:f>KBestFeatures!$B$6</c:f>
+              <c:strCache>
+                <c:ptCount val="1"/>
+                <c:pt idx="0">
+                  <c:v>GBoost</c:v>
+                </c:pt>
+              </c:strCache>
+            </c:strRef>
+          </c:tx>
+          <c:xVal>
+            <c:numRef>
+              <c:f>KBestFeatures!$C$1:$L$1</c:f>
+              <c:numCache>
+                <c:formatCode>Основной</c:formatCode>
+                <c:ptCount val="10"/>
+                <c:pt idx="0">
+                  <c:v>3</c:v>
+                </c:pt>
+                <c:pt idx="1">
+                  <c:v>4</c:v>
+                </c:pt>
+                <c:pt idx="2">
+                  <c:v>5</c:v>
+                </c:pt>
+                <c:pt idx="3">
+                  <c:v>10</c:v>
+                </c:pt>
+                <c:pt idx="4">
+                  <c:v>15</c:v>
+                </c:pt>
+                <c:pt idx="5">
+                  <c:v>20</c:v>
+                </c:pt>
+                <c:pt idx="6">
+                  <c:v>25</c:v>
+                </c:pt>
+                <c:pt idx="7">
+                  <c:v>30</c:v>
+                </c:pt>
+                <c:pt idx="8">
+                  <c:v>35</c:v>
+                </c:pt>
+                <c:pt idx="9">
+                  <c:v>40</c:v>
+                </c:pt>
+              </c:numCache>
+            </c:numRef>
+          </c:xVal>
+          <c:yVal>
+            <c:numRef>
+              <c:f>KBestFeatures!$C$6:$L$6</c:f>
+              <c:numCache>
+                <c:formatCode>Основной</c:formatCode>
+                <c:ptCount val="10"/>
+                <c:pt idx="0">
+                  <c:v>0.63796600000000003</c:v>
+                </c:pt>
+                <c:pt idx="1">
+                  <c:v>0.64414499999999997</c:v>
+                </c:pt>
+                <c:pt idx="2">
+                  <c:v>0.64806200000000003</c:v>
+                </c:pt>
+                <c:pt idx="3">
+                  <c:v>0.78274999999999995</c:v>
+                </c:pt>
+                <c:pt idx="4">
+                  <c:v>0.83265999999999996</c:v>
+                </c:pt>
+                <c:pt idx="5">
+                  <c:v>0.95277599999999996</c:v>
+                </c:pt>
+                <c:pt idx="6">
+                  <c:v>0.95648</c:v>
+                </c:pt>
+                <c:pt idx="7">
+                  <c:v>0.96092299999999997</c:v>
+                </c:pt>
+                <c:pt idx="8">
+                  <c:v>0.96097900000000003</c:v>
+                </c:pt>
+                <c:pt idx="9">
+                  <c:v>0.96067100000000005</c:v>
+                </c:pt>
+              </c:numCache>
+            </c:numRef>
+          </c:yVal>
+          <c:smooth val="0"/>
+        </c:ser>
+        <c:ser>
+          <c:idx val="4"/>
+          <c:order val="4"/>
+          <c:tx>
+            <c:strRef>
+              <c:f>KBestFeatures!$B$7</c:f>
+              <c:strCache>
+                <c:ptCount val="1"/>
+                <c:pt idx="0">
+                  <c:v>KNN</c:v>
+                </c:pt>
+              </c:strCache>
+            </c:strRef>
+          </c:tx>
+          <c:xVal>
+            <c:numRef>
+              <c:f>KBestFeatures!$C$1:$L$1</c:f>
+              <c:numCache>
+                <c:formatCode>Основной</c:formatCode>
+                <c:ptCount val="10"/>
+                <c:pt idx="0">
+                  <c:v>3</c:v>
+                </c:pt>
+                <c:pt idx="1">
+                  <c:v>4</c:v>
+                </c:pt>
+                <c:pt idx="2">
+                  <c:v>5</c:v>
+                </c:pt>
+                <c:pt idx="3">
+                  <c:v>10</c:v>
+                </c:pt>
+                <c:pt idx="4">
+                  <c:v>15</c:v>
+                </c:pt>
+                <c:pt idx="5">
+                  <c:v>20</c:v>
+                </c:pt>
+                <c:pt idx="6">
+                  <c:v>25</c:v>
+                </c:pt>
+                <c:pt idx="7">
+                  <c:v>30</c:v>
+                </c:pt>
+                <c:pt idx="8">
+                  <c:v>35</c:v>
+                </c:pt>
+                <c:pt idx="9">
+                  <c:v>40</c:v>
+                </c:pt>
+              </c:numCache>
+            </c:numRef>
+          </c:xVal>
+          <c:yVal>
+            <c:numRef>
+              <c:f>KBestFeatures!$C$7:$L$7</c:f>
+              <c:numCache>
+                <c:formatCode>Основной</c:formatCode>
+                <c:ptCount val="10"/>
+                <c:pt idx="0">
+                  <c:v>0.43460399999999999</c:v>
+                </c:pt>
+                <c:pt idx="1">
+                  <c:v>0.43260300000000002</c:v>
+                </c:pt>
+                <c:pt idx="2">
+                  <c:v>0.43460799999999999</c:v>
+                </c:pt>
+                <c:pt idx="3">
+                  <c:v>0.49658099999999999</c:v>
+                </c:pt>
+                <c:pt idx="4">
+                  <c:v>0.52392300000000003</c:v>
+                </c:pt>
+                <c:pt idx="5">
+                  <c:v>0.54781500000000005</c:v>
+                </c:pt>
+                <c:pt idx="6">
+                  <c:v>0.55643500000000001</c:v>
+                </c:pt>
+                <c:pt idx="7">
+                  <c:v>0.58819699999999997</c:v>
+                </c:pt>
+                <c:pt idx="8">
+                  <c:v>0.57616800000000001</c:v>
+                </c:pt>
+                <c:pt idx="9">
+                  <c:v>0.58263900000000002</c:v>
+                </c:pt>
+              </c:numCache>
+            </c:numRef>
+          </c:yVal>
+          <c:smooth val="0"/>
+        </c:ser>
+        <c:ser>
+          <c:idx val="5"/>
+          <c:order val="5"/>
+          <c:tx>
+            <c:strRef>
+              <c:f>KBestFeatures!$B$8</c:f>
+              <c:strCache>
+                <c:ptCount val="1"/>
+                <c:pt idx="0">
+                  <c:v>Catboost</c:v>
+                </c:pt>
+              </c:strCache>
+            </c:strRef>
+          </c:tx>
+          <c:xVal>
+            <c:numRef>
+              <c:f>KBestFeatures!$C$1:$L$1</c:f>
+              <c:numCache>
+                <c:formatCode>Основной</c:formatCode>
+                <c:ptCount val="10"/>
+                <c:pt idx="0">
+                  <c:v>3</c:v>
+                </c:pt>
+                <c:pt idx="1">
+                  <c:v>4</c:v>
+                </c:pt>
+                <c:pt idx="2">
+                  <c:v>5</c:v>
+                </c:pt>
+                <c:pt idx="3">
+                  <c:v>10</c:v>
+                </c:pt>
+                <c:pt idx="4">
+                  <c:v>15</c:v>
+                </c:pt>
+                <c:pt idx="5">
+                  <c:v>20</c:v>
+                </c:pt>
+                <c:pt idx="6">
+                  <c:v>25</c:v>
+                </c:pt>
+                <c:pt idx="7">
+                  <c:v>30</c:v>
+                </c:pt>
+                <c:pt idx="8">
+                  <c:v>35</c:v>
+                </c:pt>
+                <c:pt idx="9">
+                  <c:v>40</c:v>
+                </c:pt>
+              </c:numCache>
+            </c:numRef>
+          </c:xVal>
+          <c:yVal>
+            <c:numRef>
+              <c:f>KBestFeatures!$C$8:$L$8</c:f>
+              <c:numCache>
+                <c:formatCode>Основной</c:formatCode>
+                <c:ptCount val="10"/>
+                <c:pt idx="0">
+                  <c:v>0.64257500000000001</c:v>
+                </c:pt>
+                <c:pt idx="1">
+                  <c:v>0.64658599999999999</c:v>
+                </c:pt>
+                <c:pt idx="2">
+                  <c:v>0.65094300000000005</c:v>
+                </c:pt>
+                <c:pt idx="3">
+                  <c:v>0.78551000000000004</c:v>
+                </c:pt>
+                <c:pt idx="4">
+                  <c:v>0.84801400000000005</c:v>
+                </c:pt>
+                <c:pt idx="5">
+                  <c:v>0.96418099999999995</c:v>
+                </c:pt>
+                <c:pt idx="6">
+                  <c:v>0.97324900000000003</c:v>
+                </c:pt>
+                <c:pt idx="7">
+                  <c:v>0.97434100000000001</c:v>
+                </c:pt>
+                <c:pt idx="8">
+                  <c:v>0.97430799999999995</c:v>
+                </c:pt>
+                <c:pt idx="9">
+                  <c:v>0.97316400000000003</c:v>
+                </c:pt>
+              </c:numCache>
+            </c:numRef>
+          </c:yVal>
+          <c:smooth val="0"/>
+        </c:ser>
+        <c:ser>
+          <c:idx val="6"/>
+          <c:order val="6"/>
+          <c:tx>
+            <c:strRef>
+              <c:f>KBestFeatures!$B$9</c:f>
+              <c:strCache>
+                <c:ptCount val="1"/>
+                <c:pt idx="0">
+                  <c:v>XGBoost</c:v>
+                </c:pt>
+              </c:strCache>
+            </c:strRef>
+          </c:tx>
+          <c:xVal>
+            <c:numRef>
+              <c:f>KBestFeatures!$C$1:$L$1</c:f>
+              <c:numCache>
+                <c:formatCode>Основной</c:formatCode>
+                <c:ptCount val="10"/>
+                <c:pt idx="0">
+                  <c:v>3</c:v>
+                </c:pt>
+                <c:pt idx="1">
+                  <c:v>4</c:v>
+                </c:pt>
+                <c:pt idx="2">
+                  <c:v>5</c:v>
+                </c:pt>
+                <c:pt idx="3">
+                  <c:v>10</c:v>
+                </c:pt>
+                <c:pt idx="4">
+                  <c:v>15</c:v>
+                </c:pt>
+                <c:pt idx="5">
+                  <c:v>20</c:v>
+                </c:pt>
+                <c:pt idx="6">
+                  <c:v>25</c:v>
+                </c:pt>
+                <c:pt idx="7">
+                  <c:v>30</c:v>
+                </c:pt>
+                <c:pt idx="8">
+                  <c:v>35</c:v>
+                </c:pt>
+                <c:pt idx="9">
+                  <c:v>40</c:v>
+                </c:pt>
+              </c:numCache>
+            </c:numRef>
+          </c:xVal>
+          <c:yVal>
+            <c:numRef>
+              <c:f>KBestFeatures!$C$9:$L$9</c:f>
+              <c:numCache>
+                <c:formatCode>Основной</c:formatCode>
+                <c:ptCount val="10"/>
+                <c:pt idx="0">
+                  <c:v>0.64755399999999996</c:v>
+                </c:pt>
+                <c:pt idx="1">
+                  <c:v>0.65249500000000005</c:v>
+                </c:pt>
+                <c:pt idx="2">
+                  <c:v>0.65448099999999998</c:v>
+                </c:pt>
+                <c:pt idx="3">
+                  <c:v>0.79390799999999995</c:v>
+                </c:pt>
+                <c:pt idx="4">
+                  <c:v>0.84873900000000002</c:v>
+                </c:pt>
+                <c:pt idx="5">
+                  <c:v>0.96406199999999997</c:v>
+                </c:pt>
+                <c:pt idx="6">
+                  <c:v>0.971024</c:v>
+                </c:pt>
+                <c:pt idx="7">
+                  <c:v>0.97274899999999997</c:v>
+                </c:pt>
+                <c:pt idx="8">
+                  <c:v>0.97354300000000005</c:v>
+                </c:pt>
+                <c:pt idx="9">
+                  <c:v>0.97332200000000002</c:v>
+                </c:pt>
+              </c:numCache>
+            </c:numRef>
+          </c:yVal>
+          <c:smooth val="0"/>
+        </c:ser>
+        <c:dLbls>
+          <c:showLegendKey val="0"/>
+          <c:showVal val="0"/>
+          <c:showCatName val="0"/>
+          <c:showSerName val="0"/>
+          <c:showPercent val="0"/>
+          <c:showBubbleSize val="0"/>
+        </c:dLbls>
+        <c:axId val="450380928"/>
+        <c:axId val="450381504"/>
+      </c:scatterChart>
+      <c:valAx>
+        <c:axId val="450380928"/>
+        <c:scaling>
+          <c:orientation val="minMax"/>
+        </c:scaling>
+        <c:delete val="0"/>
+        <c:axPos val="b"/>
+        <c:numFmt formatCode="Основной" sourceLinked="1"/>
+        <c:majorTickMark val="out"/>
+        <c:minorTickMark val="none"/>
+        <c:tickLblPos val="nextTo"/>
+        <c:crossAx val="450381504"/>
+        <c:crosses val="autoZero"/>
+        <c:crossBetween val="midCat"/>
+      </c:valAx>
+      <c:valAx>
+        <c:axId val="450381504"/>
+        <c:scaling>
+          <c:orientation val="minMax"/>
+        </c:scaling>
+        <c:delete val="0"/>
+        <c:axPos val="l"/>
+        <c:majorGridlines/>
+        <c:numFmt formatCode="Основной" sourceLinked="1"/>
+        <c:majorTickMark val="out"/>
+        <c:minorTickMark val="none"/>
+        <c:tickLblPos val="nextTo"/>
+        <c:crossAx val="450380928"/>
+        <c:crosses val="autoZero"/>
+        <c:crossBetween val="midCat"/>
+      </c:valAx>
+    </c:plotArea>
+    <c:legend>
+      <c:legendPos val="r"/>
+      <c:overlay val="0"/>
+    </c:legend>
+    <c:plotVisOnly val="1"/>
+    <c:dispBlanksAs val="gap"/>
+    <c:showDLblsOverMax val="0"/>
+  </c:chart>
+  <c:externalData r:id="rId1">
+    <c:autoUpdate val="0"/>
+  </c:externalData>
+</c:chartSpace>
+</file>
+
+<file path=word/charts/chart2.xml><?xml version="1.0" encoding="utf-8"?>
+<c:chartSpace xmlns:c="http://schemas.openxmlformats.org/drawingml/2006/chart" xmlns:a="http://schemas.openxmlformats.org/drawingml/2006/main" xmlns:r="http://schemas.openxmlformats.org/officeDocument/2006/relationships">
+  <c:date1904 val="0"/>
+  <c:lang val="ru-RU"/>
+  <c:roundedCorners val="0"/>
+  <mc:AlternateContent xmlns:mc="http://schemas.openxmlformats.org/markup-compatibility/2006">
+    <mc:Choice xmlns:c14="http://schemas.microsoft.com/office/drawing/2007/8/2/chart" Requires="c14">
+      <c14:style val="102"/>
+    </mc:Choice>
+    <mc:Fallback>
+      <c:style val="2"/>
+    </mc:Fallback>
+  </mc:AlternateContent>
+  <c:chart>
+    <c:autoTitleDeleted val="0"/>
+    <c:plotArea>
+      <c:layout/>
+      <c:scatterChart>
+        <c:scatterStyle val="lineMarker"/>
+        <c:varyColors val="0"/>
+        <c:ser>
+          <c:idx val="0"/>
+          <c:order val="0"/>
+          <c:tx>
+            <c:strRef>
+              <c:f>KBestFeatures!$B$13</c:f>
+              <c:strCache>
+                <c:ptCount val="1"/>
+                <c:pt idx="0">
+                  <c:v>Linear</c:v>
+                </c:pt>
+              </c:strCache>
+            </c:strRef>
+          </c:tx>
+          <c:xVal>
+            <c:numRef>
+              <c:f>KBestFeatures!$C$1:$L$1</c:f>
+              <c:numCache>
+                <c:formatCode>Основной</c:formatCode>
+                <c:ptCount val="10"/>
+                <c:pt idx="0">
+                  <c:v>3</c:v>
+                </c:pt>
+                <c:pt idx="1">
+                  <c:v>4</c:v>
+                </c:pt>
+                <c:pt idx="2">
+                  <c:v>5</c:v>
+                </c:pt>
+                <c:pt idx="3">
+                  <c:v>10</c:v>
+                </c:pt>
+                <c:pt idx="4">
+                  <c:v>15</c:v>
+                </c:pt>
+                <c:pt idx="5">
+                  <c:v>20</c:v>
+                </c:pt>
+                <c:pt idx="6">
+                  <c:v>25</c:v>
+                </c:pt>
+                <c:pt idx="7">
+                  <c:v>30</c:v>
+                </c:pt>
+                <c:pt idx="8">
+                  <c:v>35</c:v>
+                </c:pt>
+                <c:pt idx="9">
+                  <c:v>40</c:v>
+                </c:pt>
+              </c:numCache>
+            </c:numRef>
+          </c:xVal>
+          <c:yVal>
+            <c:numRef>
+              <c:f>KBestFeatures!$C$13:$L$13</c:f>
+              <c:numCache>
+                <c:formatCode>Основной</c:formatCode>
+                <c:ptCount val="10"/>
+                <c:pt idx="0">
+                  <c:v>0.235904</c:v>
+                </c:pt>
+                <c:pt idx="1">
+                  <c:v>0.23522799999999999</c:v>
+                </c:pt>
+                <c:pt idx="2">
+                  <c:v>0.23078699999999999</c:v>
+                </c:pt>
+                <c:pt idx="3">
+                  <c:v>0.27206200000000003</c:v>
+                </c:pt>
+                <c:pt idx="4">
+                  <c:v>0.353213</c:v>
+                </c:pt>
+                <c:pt idx="5">
+                  <c:v>0.404416</c:v>
+                </c:pt>
+                <c:pt idx="6">
+                  <c:v>0.40140999999999999</c:v>
+                </c:pt>
+                <c:pt idx="7">
+                  <c:v>0.47045399999999998</c:v>
+                </c:pt>
+                <c:pt idx="8">
+                  <c:v>0.496226</c:v>
+                </c:pt>
+                <c:pt idx="9">
+                  <c:v>0.53565200000000002</c:v>
+                </c:pt>
+              </c:numCache>
+            </c:numRef>
+          </c:yVal>
+          <c:smooth val="0"/>
+        </c:ser>
+        <c:ser>
+          <c:idx val="1"/>
+          <c:order val="1"/>
+          <c:tx>
+            <c:strRef>
+              <c:f>KBestFeatures!$B$14</c:f>
+              <c:strCache>
+                <c:ptCount val="1"/>
+                <c:pt idx="0">
+                  <c:v>DT</c:v>
+                </c:pt>
+              </c:strCache>
+            </c:strRef>
+          </c:tx>
+          <c:xVal>
+            <c:numRef>
+              <c:f>KBestFeatures!$C$1:$L$1</c:f>
+              <c:numCache>
+                <c:formatCode>Основной</c:formatCode>
+                <c:ptCount val="10"/>
+                <c:pt idx="0">
+                  <c:v>3</c:v>
+                </c:pt>
+                <c:pt idx="1">
+                  <c:v>4</c:v>
+                </c:pt>
+                <c:pt idx="2">
+                  <c:v>5</c:v>
+                </c:pt>
+                <c:pt idx="3">
+                  <c:v>10</c:v>
+                </c:pt>
+                <c:pt idx="4">
+                  <c:v>15</c:v>
+                </c:pt>
+                <c:pt idx="5">
+                  <c:v>20</c:v>
+                </c:pt>
+                <c:pt idx="6">
+                  <c:v>25</c:v>
+                </c:pt>
+                <c:pt idx="7">
+                  <c:v>30</c:v>
+                </c:pt>
+                <c:pt idx="8">
+                  <c:v>35</c:v>
+                </c:pt>
+                <c:pt idx="9">
+                  <c:v>40</c:v>
+                </c:pt>
+              </c:numCache>
+            </c:numRef>
+          </c:xVal>
+          <c:yVal>
+            <c:numRef>
+              <c:f>KBestFeatures!$C$14:$L$14</c:f>
+              <c:numCache>
+                <c:formatCode>Основной</c:formatCode>
+                <c:ptCount val="10"/>
+                <c:pt idx="0">
+                  <c:v>0.35636200000000001</c:v>
+                </c:pt>
+                <c:pt idx="1">
+                  <c:v>0.37070799999999998</c:v>
+                </c:pt>
+                <c:pt idx="2">
+                  <c:v>0.41341099999999997</c:v>
+                </c:pt>
+                <c:pt idx="3">
+                  <c:v>0.38117800000000002</c:v>
+                </c:pt>
+                <c:pt idx="4">
+                  <c:v>0.39028499999999999</c:v>
+                </c:pt>
+                <c:pt idx="5">
+                  <c:v>0.43587100000000001</c:v>
+                </c:pt>
+                <c:pt idx="6">
+                  <c:v>0.43334400000000001</c:v>
+                </c:pt>
+                <c:pt idx="7">
+                  <c:v>0.43334400000000001</c:v>
+                </c:pt>
+                <c:pt idx="8">
+                  <c:v>0.43334400000000001</c:v>
+                </c:pt>
+                <c:pt idx="9">
+                  <c:v>0.43334400000000001</c:v>
+                </c:pt>
+              </c:numCache>
+            </c:numRef>
+          </c:yVal>
+          <c:smooth val="0"/>
+        </c:ser>
+        <c:ser>
+          <c:idx val="2"/>
+          <c:order val="2"/>
+          <c:tx>
+            <c:strRef>
+              <c:f>KBestFeatures!$B$15</c:f>
+              <c:strCache>
+                <c:ptCount val="1"/>
+                <c:pt idx="0">
+                  <c:v>RF</c:v>
+                </c:pt>
+              </c:strCache>
+            </c:strRef>
+          </c:tx>
+          <c:xVal>
+            <c:numRef>
+              <c:f>KBestFeatures!$C$1:$L$1</c:f>
+              <c:numCache>
+                <c:formatCode>Основной</c:formatCode>
+                <c:ptCount val="10"/>
+                <c:pt idx="0">
+                  <c:v>3</c:v>
+                </c:pt>
+                <c:pt idx="1">
+                  <c:v>4</c:v>
+                </c:pt>
+                <c:pt idx="2">
+                  <c:v>5</c:v>
+                </c:pt>
+                <c:pt idx="3">
+                  <c:v>10</c:v>
+                </c:pt>
+                <c:pt idx="4">
+                  <c:v>15</c:v>
+                </c:pt>
+                <c:pt idx="5">
+                  <c:v>20</c:v>
+                </c:pt>
+                <c:pt idx="6">
+                  <c:v>25</c:v>
+                </c:pt>
+                <c:pt idx="7">
+                  <c:v>30</c:v>
+                </c:pt>
+                <c:pt idx="8">
+                  <c:v>35</c:v>
+                </c:pt>
+                <c:pt idx="9">
+                  <c:v>40</c:v>
+                </c:pt>
+              </c:numCache>
+            </c:numRef>
+          </c:xVal>
+          <c:yVal>
+            <c:numRef>
+              <c:f>KBestFeatures!$C$15:$L$15</c:f>
+              <c:numCache>
+                <c:formatCode>Основной</c:formatCode>
+                <c:ptCount val="10"/>
+                <c:pt idx="0">
+                  <c:v>0.42097099999999998</c:v>
+                </c:pt>
+                <c:pt idx="1">
+                  <c:v>0.41968800000000001</c:v>
+                </c:pt>
+                <c:pt idx="2">
+                  <c:v>0.43660199999999999</c:v>
+                </c:pt>
+                <c:pt idx="3">
+                  <c:v>0.51004700000000003</c:v>
+                </c:pt>
+                <c:pt idx="4">
+                  <c:v>0.52235900000000002</c:v>
+                </c:pt>
+                <c:pt idx="5">
+                  <c:v>0.56600899999999998</c:v>
+                </c:pt>
+                <c:pt idx="6">
+                  <c:v>0.563805</c:v>
+                </c:pt>
+                <c:pt idx="7">
+                  <c:v>0.57543999999999995</c:v>
+                </c:pt>
+                <c:pt idx="8">
+                  <c:v>0.57526100000000002</c:v>
+                </c:pt>
+                <c:pt idx="9">
+                  <c:v>0.57591700000000001</c:v>
+                </c:pt>
+              </c:numCache>
+            </c:numRef>
+          </c:yVal>
+          <c:smooth val="0"/>
+        </c:ser>
+        <c:ser>
+          <c:idx val="3"/>
+          <c:order val="3"/>
+          <c:tx>
+            <c:strRef>
+              <c:f>KBestFeatures!$B$16</c:f>
+              <c:strCache>
+                <c:ptCount val="1"/>
+                <c:pt idx="0">
+                  <c:v>GBoost</c:v>
+                </c:pt>
+              </c:strCache>
+            </c:strRef>
+          </c:tx>
+          <c:xVal>
+            <c:numRef>
+              <c:f>KBestFeatures!$C$1:$L$1</c:f>
+              <c:numCache>
+                <c:formatCode>Основной</c:formatCode>
+                <c:ptCount val="10"/>
+                <c:pt idx="0">
+                  <c:v>3</c:v>
+                </c:pt>
+                <c:pt idx="1">
+                  <c:v>4</c:v>
+                </c:pt>
+                <c:pt idx="2">
+                  <c:v>5</c:v>
+                </c:pt>
+                <c:pt idx="3">
+                  <c:v>10</c:v>
+                </c:pt>
+                <c:pt idx="4">
+                  <c:v>15</c:v>
+                </c:pt>
+                <c:pt idx="5">
+                  <c:v>20</c:v>
+                </c:pt>
+                <c:pt idx="6">
+                  <c:v>25</c:v>
+                </c:pt>
+                <c:pt idx="7">
+                  <c:v>30</c:v>
+                </c:pt>
+                <c:pt idx="8">
+                  <c:v>35</c:v>
+                </c:pt>
+                <c:pt idx="9">
+                  <c:v>40</c:v>
+                </c:pt>
+              </c:numCache>
+            </c:numRef>
+          </c:xVal>
+          <c:yVal>
+            <c:numRef>
+              <c:f>KBestFeatures!$C$16:$L$16</c:f>
+              <c:numCache>
+                <c:formatCode>Основной</c:formatCode>
+                <c:ptCount val="10"/>
+                <c:pt idx="0">
+                  <c:v>0.45465299999999997</c:v>
+                </c:pt>
+                <c:pt idx="1">
+                  <c:v>0.43866899999999998</c:v>
+                </c:pt>
+                <c:pt idx="2">
+                  <c:v>0.44644800000000001</c:v>
+                </c:pt>
+                <c:pt idx="3">
+                  <c:v>0.58335099999999995</c:v>
+                </c:pt>
+                <c:pt idx="4">
+                  <c:v>0.57252599999999998</c:v>
+                </c:pt>
+                <c:pt idx="5">
+                  <c:v>0.73358500000000004</c:v>
+                </c:pt>
+                <c:pt idx="6">
+                  <c:v>0.74875199999999997</c:v>
+                </c:pt>
+                <c:pt idx="7">
+                  <c:v>0.73004599999999997</c:v>
+                </c:pt>
+                <c:pt idx="8">
+                  <c:v>0.748255</c:v>
+                </c:pt>
+                <c:pt idx="9">
+                  <c:v>0.75548099999999996</c:v>
+                </c:pt>
+              </c:numCache>
+            </c:numRef>
+          </c:yVal>
+          <c:smooth val="0"/>
+        </c:ser>
+        <c:ser>
+          <c:idx val="4"/>
+          <c:order val="4"/>
+          <c:tx>
+            <c:strRef>
+              <c:f>KBestFeatures!$B$17</c:f>
+              <c:strCache>
+                <c:ptCount val="1"/>
+                <c:pt idx="0">
+                  <c:v>KNN</c:v>
+                </c:pt>
+              </c:strCache>
+            </c:strRef>
+          </c:tx>
+          <c:xVal>
+            <c:numRef>
+              <c:f>KBestFeatures!$C$1:$L$1</c:f>
+              <c:numCache>
+                <c:formatCode>Основной</c:formatCode>
+                <c:ptCount val="10"/>
+                <c:pt idx="0">
+                  <c:v>3</c:v>
+                </c:pt>
+                <c:pt idx="1">
+                  <c:v>4</c:v>
+                </c:pt>
+                <c:pt idx="2">
+                  <c:v>5</c:v>
+                </c:pt>
+                <c:pt idx="3">
+                  <c:v>10</c:v>
+                </c:pt>
+                <c:pt idx="4">
+                  <c:v>15</c:v>
+                </c:pt>
+                <c:pt idx="5">
+                  <c:v>20</c:v>
+                </c:pt>
+                <c:pt idx="6">
+                  <c:v>25</c:v>
+                </c:pt>
+                <c:pt idx="7">
+                  <c:v>30</c:v>
+                </c:pt>
+                <c:pt idx="8">
+                  <c:v>35</c:v>
+                </c:pt>
+                <c:pt idx="9">
+                  <c:v>40</c:v>
+                </c:pt>
+              </c:numCache>
+            </c:numRef>
+          </c:xVal>
+          <c:yVal>
+            <c:numRef>
+              <c:f>KBestFeatures!$C$17:$L$17</c:f>
+              <c:numCache>
+                <c:formatCode>Основной</c:formatCode>
+                <c:ptCount val="10"/>
+                <c:pt idx="0">
+                  <c:v>0.36703000000000002</c:v>
+                </c:pt>
+                <c:pt idx="1">
+                  <c:v>0.33486199999999999</c:v>
+                </c:pt>
+                <c:pt idx="2">
+                  <c:v>0.333897</c:v>
+                </c:pt>
+                <c:pt idx="3">
+                  <c:v>0.45658900000000002</c:v>
+                </c:pt>
+                <c:pt idx="4">
+                  <c:v>0.38918799999999998</c:v>
+                </c:pt>
+                <c:pt idx="5">
+                  <c:v>0.44183800000000001</c:v>
+                </c:pt>
+                <c:pt idx="6">
+                  <c:v>0.45615099999999997</c:v>
+                </c:pt>
+                <c:pt idx="7">
+                  <c:v>0.55708500000000005</c:v>
+                </c:pt>
+                <c:pt idx="8">
+                  <c:v>0.53649599999999997</c:v>
+                </c:pt>
+                <c:pt idx="9">
+                  <c:v>0.52857200000000004</c:v>
+                </c:pt>
+              </c:numCache>
+            </c:numRef>
+          </c:yVal>
+          <c:smooth val="0"/>
+        </c:ser>
+        <c:ser>
+          <c:idx val="5"/>
+          <c:order val="5"/>
+          <c:tx>
+            <c:strRef>
+              <c:f>KBestFeatures!$B$18</c:f>
+              <c:strCache>
+                <c:ptCount val="1"/>
+                <c:pt idx="0">
+                  <c:v>Catboost</c:v>
+                </c:pt>
+              </c:strCache>
+            </c:strRef>
+          </c:tx>
+          <c:xVal>
+            <c:numRef>
+              <c:f>KBestFeatures!$C$1:$L$1</c:f>
+              <c:numCache>
+                <c:formatCode>Основной</c:formatCode>
+                <c:ptCount val="10"/>
+                <c:pt idx="0">
+                  <c:v>3</c:v>
+                </c:pt>
+                <c:pt idx="1">
+                  <c:v>4</c:v>
+                </c:pt>
+                <c:pt idx="2">
+                  <c:v>5</c:v>
+                </c:pt>
+                <c:pt idx="3">
+                  <c:v>10</c:v>
+                </c:pt>
+                <c:pt idx="4">
+                  <c:v>15</c:v>
+                </c:pt>
+                <c:pt idx="5">
+                  <c:v>20</c:v>
+                </c:pt>
+                <c:pt idx="6">
+                  <c:v>25</c:v>
+                </c:pt>
+                <c:pt idx="7">
+                  <c:v>30</c:v>
+                </c:pt>
+                <c:pt idx="8">
+                  <c:v>35</c:v>
+                </c:pt>
+                <c:pt idx="9">
+                  <c:v>40</c:v>
+                </c:pt>
+              </c:numCache>
+            </c:numRef>
+          </c:xVal>
+          <c:yVal>
+            <c:numRef>
+              <c:f>KBestFeatures!$C$18:$L$18</c:f>
+              <c:numCache>
+                <c:formatCode>Основной</c:formatCode>
+                <c:ptCount val="10"/>
+                <c:pt idx="0">
+                  <c:v>0.440357</c:v>
+                </c:pt>
+                <c:pt idx="1">
+                  <c:v>0.441301</c:v>
+                </c:pt>
+                <c:pt idx="2">
+                  <c:v>0.43434699999999998</c:v>
+                </c:pt>
+                <c:pt idx="3">
+                  <c:v>0.59570599999999996</c:v>
+                </c:pt>
+                <c:pt idx="4">
+                  <c:v>0.62061900000000003</c:v>
+                </c:pt>
+                <c:pt idx="5">
+                  <c:v>0.76312500000000005</c:v>
+                </c:pt>
+                <c:pt idx="6">
+                  <c:v>0.73932399999999998</c:v>
+                </c:pt>
+                <c:pt idx="7">
+                  <c:v>0.74476699999999996</c:v>
+                </c:pt>
+                <c:pt idx="8">
+                  <c:v>0.76875199999999999</c:v>
+                </c:pt>
+                <c:pt idx="9">
+                  <c:v>0.76490599999999997</c:v>
+                </c:pt>
+              </c:numCache>
+            </c:numRef>
+          </c:yVal>
+          <c:smooth val="0"/>
+        </c:ser>
+        <c:ser>
+          <c:idx val="6"/>
+          <c:order val="6"/>
+          <c:tx>
+            <c:strRef>
+              <c:f>KBestFeatures!$B$19</c:f>
+              <c:strCache>
+                <c:ptCount val="1"/>
+                <c:pt idx="0">
+                  <c:v>XGBoost</c:v>
+                </c:pt>
+              </c:strCache>
+            </c:strRef>
+          </c:tx>
+          <c:xVal>
+            <c:numRef>
+              <c:f>KBestFeatures!$C$1:$L$1</c:f>
+              <c:numCache>
+                <c:formatCode>Основной</c:formatCode>
+                <c:ptCount val="10"/>
+                <c:pt idx="0">
+                  <c:v>3</c:v>
+                </c:pt>
+                <c:pt idx="1">
+                  <c:v>4</c:v>
+                </c:pt>
+                <c:pt idx="2">
+                  <c:v>5</c:v>
+                </c:pt>
+                <c:pt idx="3">
+                  <c:v>10</c:v>
+                </c:pt>
+                <c:pt idx="4">
+                  <c:v>15</c:v>
+                </c:pt>
+                <c:pt idx="5">
+                  <c:v>20</c:v>
+                </c:pt>
+                <c:pt idx="6">
+                  <c:v>25</c:v>
+                </c:pt>
+                <c:pt idx="7">
+                  <c:v>30</c:v>
+                </c:pt>
+                <c:pt idx="8">
+                  <c:v>35</c:v>
+                </c:pt>
+                <c:pt idx="9">
+                  <c:v>40</c:v>
+                </c:pt>
+              </c:numCache>
+            </c:numRef>
+          </c:xVal>
+          <c:yVal>
+            <c:numRef>
+              <c:f>KBestFeatures!$C$19:$L$19</c:f>
+              <c:numCache>
+                <c:formatCode>Основной</c:formatCode>
+                <c:ptCount val="10"/>
+                <c:pt idx="0">
+                  <c:v>0.46133000000000002</c:v>
+                </c:pt>
+                <c:pt idx="1">
+                  <c:v>0.44927400000000001</c:v>
+                </c:pt>
+                <c:pt idx="2">
+                  <c:v>0.45797100000000002</c:v>
+                </c:pt>
+                <c:pt idx="3">
+                  <c:v>0.58711500000000005</c:v>
+                </c:pt>
+                <c:pt idx="4">
+                  <c:v>0.59402200000000005</c:v>
+                </c:pt>
+                <c:pt idx="5">
+                  <c:v>0.77320599999999995</c:v>
+                </c:pt>
+                <c:pt idx="6">
+                  <c:v>0.76281500000000002</c:v>
+                </c:pt>
+                <c:pt idx="7">
+                  <c:v>0.758274</c:v>
+                </c:pt>
+                <c:pt idx="8">
+                  <c:v>0.78309799999999996</c:v>
+                </c:pt>
+                <c:pt idx="9">
+                  <c:v>0.786748</c:v>
+                </c:pt>
+              </c:numCache>
+            </c:numRef>
+          </c:yVal>
+          <c:smooth val="0"/>
+        </c:ser>
+        <c:dLbls>
+          <c:showLegendKey val="0"/>
+          <c:showVal val="0"/>
+          <c:showCatName val="0"/>
+          <c:showSerName val="0"/>
+          <c:showPercent val="0"/>
+          <c:showBubbleSize val="0"/>
+        </c:dLbls>
+        <c:axId val="450383232"/>
+        <c:axId val="450383808"/>
+      </c:scatterChart>
+      <c:valAx>
+        <c:axId val="450383232"/>
+        <c:scaling>
+          <c:orientation val="minMax"/>
+        </c:scaling>
+        <c:delete val="0"/>
+        <c:axPos val="b"/>
+        <c:numFmt formatCode="Основной" sourceLinked="1"/>
+        <c:majorTickMark val="out"/>
+        <c:minorTickMark val="none"/>
+        <c:tickLblPos val="nextTo"/>
+        <c:crossAx val="450383808"/>
+        <c:crosses val="autoZero"/>
+        <c:crossBetween val="midCat"/>
+      </c:valAx>
+      <c:valAx>
+        <c:axId val="450383808"/>
+        <c:scaling>
+          <c:orientation val="minMax"/>
+        </c:scaling>
+        <c:delete val="0"/>
+        <c:axPos val="l"/>
+        <c:majorGridlines/>
+        <c:numFmt formatCode="Основной" sourceLinked="1"/>
+        <c:majorTickMark val="out"/>
+        <c:minorTickMark val="none"/>
+        <c:tickLblPos val="nextTo"/>
+        <c:crossAx val="450383232"/>
+        <c:crosses val="autoZero"/>
+        <c:crossBetween val="midCat"/>
+      </c:valAx>
+    </c:plotArea>
+    <c:legend>
+      <c:legendPos val="r"/>
+      <c:overlay val="0"/>
+    </c:legend>
+    <c:plotVisOnly val="1"/>
+    <c:dispBlanksAs val="gap"/>
+    <c:showDLblsOverMax val="0"/>
+  </c:chart>
+  <c:externalData r:id="rId1">
+    <c:autoUpdate val="0"/>
+  </c:externalData>
+</c:chartSpace>
+</file>
+
+<file path=word/charts/chart3.xml><?xml version="1.0" encoding="utf-8"?>
+<c:chartSpace xmlns:c="http://schemas.openxmlformats.org/drawingml/2006/chart" xmlns:a="http://schemas.openxmlformats.org/drawingml/2006/main" xmlns:r="http://schemas.openxmlformats.org/officeDocument/2006/relationships">
+  <c:date1904 val="0"/>
+  <c:lang val="ru-RU"/>
+  <c:roundedCorners val="0"/>
+  <mc:AlternateContent xmlns:mc="http://schemas.openxmlformats.org/markup-compatibility/2006">
+    <mc:Choice xmlns:c14="http://schemas.microsoft.com/office/drawing/2007/8/2/chart" Requires="c14">
+      <c14:style val="102"/>
+    </mc:Choice>
+    <mc:Fallback>
+      <c:style val="2"/>
+    </mc:Fallback>
+  </mc:AlternateContent>
+  <c:chart>
+    <c:autoTitleDeleted val="0"/>
+    <c:plotArea>
+      <c:layout/>
+      <c:scatterChart>
+        <c:scatterStyle val="lineMarker"/>
+        <c:varyColors val="0"/>
+        <c:ser>
+          <c:idx val="0"/>
+          <c:order val="0"/>
+          <c:tx>
+            <c:strRef>
+              <c:f>'RFE feature seleaction'!$B$3</c:f>
+              <c:strCache>
+                <c:ptCount val="1"/>
+                <c:pt idx="0">
+                  <c:v>Linear</c:v>
+                </c:pt>
+              </c:strCache>
+            </c:strRef>
+          </c:tx>
+          <c:xVal>
+            <c:numRef>
+              <c:f>'RFE feature seleaction'!$C$1:$L$1</c:f>
+              <c:numCache>
+                <c:formatCode>Основной</c:formatCode>
+                <c:ptCount val="10"/>
+                <c:pt idx="0">
+                  <c:v>3</c:v>
+                </c:pt>
+                <c:pt idx="1">
+                  <c:v>4</c:v>
+                </c:pt>
+                <c:pt idx="2">
+                  <c:v>5</c:v>
+                </c:pt>
+                <c:pt idx="3">
+                  <c:v>10</c:v>
+                </c:pt>
+                <c:pt idx="4">
+                  <c:v>15</c:v>
+                </c:pt>
+                <c:pt idx="5">
+                  <c:v>20</c:v>
+                </c:pt>
+                <c:pt idx="6">
+                  <c:v>25</c:v>
+                </c:pt>
+                <c:pt idx="7">
+                  <c:v>30</c:v>
+                </c:pt>
+                <c:pt idx="8">
+                  <c:v>35</c:v>
+                </c:pt>
+                <c:pt idx="9">
+                  <c:v>40</c:v>
+                </c:pt>
+              </c:numCache>
+            </c:numRef>
+          </c:xVal>
+          <c:yVal>
+            <c:numRef>
+              <c:f>'RFE feature seleaction'!$C$3:$L$3</c:f>
+              <c:numCache>
+                <c:formatCode>Основной</c:formatCode>
+                <c:ptCount val="10"/>
+                <c:pt idx="0">
+                  <c:v>0.30187900000000001</c:v>
+                </c:pt>
+                <c:pt idx="1">
+                  <c:v>0.30807800000000002</c:v>
+                </c:pt>
+                <c:pt idx="2">
+                  <c:v>0.31635600000000003</c:v>
+                </c:pt>
+                <c:pt idx="3">
+                  <c:v>0.47252499999999997</c:v>
+                </c:pt>
+                <c:pt idx="4">
+                  <c:v>0.53755900000000001</c:v>
+                </c:pt>
+                <c:pt idx="5">
+                  <c:v>0.55872299999999997</c:v>
+                </c:pt>
+                <c:pt idx="6">
+                  <c:v>0.64700299999999999</c:v>
+                </c:pt>
+                <c:pt idx="7">
+                  <c:v>0.66385799999999995</c:v>
+                </c:pt>
+                <c:pt idx="8">
+                  <c:v>0.69169599999999998</c:v>
+                </c:pt>
+                <c:pt idx="9">
+                  <c:v>0.70095600000000002</c:v>
+                </c:pt>
+              </c:numCache>
+            </c:numRef>
+          </c:yVal>
+          <c:smooth val="0"/>
+        </c:ser>
+        <c:ser>
+          <c:idx val="1"/>
+          <c:order val="1"/>
+          <c:tx>
+            <c:strRef>
+              <c:f>'RFE feature seleaction'!$B$4</c:f>
+              <c:strCache>
+                <c:ptCount val="1"/>
+                <c:pt idx="0">
+                  <c:v>DT</c:v>
+                </c:pt>
+              </c:strCache>
+            </c:strRef>
+          </c:tx>
+          <c:xVal>
+            <c:numRef>
+              <c:f>'RFE feature seleaction'!$C$1:$L$1</c:f>
+              <c:numCache>
+                <c:formatCode>Основной</c:formatCode>
+                <c:ptCount val="10"/>
+                <c:pt idx="0">
+                  <c:v>3</c:v>
+                </c:pt>
+                <c:pt idx="1">
+                  <c:v>4</c:v>
+                </c:pt>
+                <c:pt idx="2">
+                  <c:v>5</c:v>
+                </c:pt>
+                <c:pt idx="3">
+                  <c:v>10</c:v>
+                </c:pt>
+                <c:pt idx="4">
+                  <c:v>15</c:v>
+                </c:pt>
+                <c:pt idx="5">
+                  <c:v>20</c:v>
+                </c:pt>
+                <c:pt idx="6">
+                  <c:v>25</c:v>
+                </c:pt>
+                <c:pt idx="7">
+                  <c:v>30</c:v>
+                </c:pt>
+                <c:pt idx="8">
+                  <c:v>35</c:v>
+                </c:pt>
+                <c:pt idx="9">
+                  <c:v>40</c:v>
+                </c:pt>
+              </c:numCache>
+            </c:numRef>
+          </c:xVal>
+          <c:yVal>
+            <c:numRef>
+              <c:f>'RFE feature seleaction'!$C$4:$L$4</c:f>
+              <c:numCache>
+                <c:formatCode>Основной</c:formatCode>
+                <c:ptCount val="10"/>
+                <c:pt idx="0">
+                  <c:v>0.55102799999999996</c:v>
+                </c:pt>
+                <c:pt idx="1">
+                  <c:v>0.50938899999999998</c:v>
+                </c:pt>
+                <c:pt idx="2">
+                  <c:v>0.56191899999999995</c:v>
+                </c:pt>
+                <c:pt idx="3">
+                  <c:v>0.58751500000000001</c:v>
+                </c:pt>
+                <c:pt idx="4">
+                  <c:v>0.58816199999999996</c:v>
+                </c:pt>
+                <c:pt idx="5">
+                  <c:v>0.59212399999999998</c:v>
+                </c:pt>
+                <c:pt idx="6">
+                  <c:v>0.59209699999999998</c:v>
+                </c:pt>
+                <c:pt idx="7">
+                  <c:v>0.59209699999999998</c:v>
+                </c:pt>
+                <c:pt idx="8">
+                  <c:v>0.59209699999999998</c:v>
+                </c:pt>
+                <c:pt idx="9">
+                  <c:v>0.59209699999999998</c:v>
+                </c:pt>
+              </c:numCache>
+            </c:numRef>
+          </c:yVal>
+          <c:smooth val="0"/>
+        </c:ser>
+        <c:ser>
+          <c:idx val="2"/>
+          <c:order val="2"/>
+          <c:tx>
+            <c:strRef>
+              <c:f>'RFE feature seleaction'!$B$5</c:f>
+              <c:strCache>
+                <c:ptCount val="1"/>
+                <c:pt idx="0">
+                  <c:v>RF</c:v>
+                </c:pt>
+              </c:strCache>
+            </c:strRef>
+          </c:tx>
+          <c:xVal>
+            <c:numRef>
+              <c:f>'RFE feature seleaction'!$C$1:$L$1</c:f>
+              <c:numCache>
+                <c:formatCode>Основной</c:formatCode>
+                <c:ptCount val="10"/>
+                <c:pt idx="0">
+                  <c:v>3</c:v>
+                </c:pt>
+                <c:pt idx="1">
+                  <c:v>4</c:v>
+                </c:pt>
+                <c:pt idx="2">
+                  <c:v>5</c:v>
+                </c:pt>
+                <c:pt idx="3">
+                  <c:v>10</c:v>
+                </c:pt>
+                <c:pt idx="4">
+                  <c:v>15</c:v>
+                </c:pt>
+                <c:pt idx="5">
+                  <c:v>20</c:v>
+                </c:pt>
+                <c:pt idx="6">
+                  <c:v>25</c:v>
+                </c:pt>
+                <c:pt idx="7">
+                  <c:v>30</c:v>
+                </c:pt>
+                <c:pt idx="8">
+                  <c:v>35</c:v>
+                </c:pt>
+                <c:pt idx="9">
+                  <c:v>40</c:v>
+                </c:pt>
+              </c:numCache>
+            </c:numRef>
+          </c:xVal>
+          <c:yVal>
+            <c:numRef>
+              <c:f>'RFE feature seleaction'!$C$5:$L$5</c:f>
+              <c:numCache>
+                <c:formatCode>Основной</c:formatCode>
+                <c:ptCount val="10"/>
+                <c:pt idx="0">
+                  <c:v>0.62735600000000002</c:v>
+                </c:pt>
+                <c:pt idx="1">
+                  <c:v>0.62705999999999995</c:v>
+                </c:pt>
+                <c:pt idx="2">
+                  <c:v>0.65305800000000003</c:v>
+                </c:pt>
+                <c:pt idx="3">
+                  <c:v>0.70114500000000002</c:v>
+                </c:pt>
+                <c:pt idx="4">
+                  <c:v>0.70475100000000002</c:v>
+                </c:pt>
+                <c:pt idx="5">
+                  <c:v>0.68436300000000005</c:v>
+                </c:pt>
+                <c:pt idx="6">
+                  <c:v>0.67258399999999996</c:v>
+                </c:pt>
+                <c:pt idx="7">
+                  <c:v>0.66227499999999995</c:v>
+                </c:pt>
+                <c:pt idx="8">
+                  <c:v>0.65386999999999995</c:v>
+                </c:pt>
+                <c:pt idx="9">
+                  <c:v>0.64410900000000004</c:v>
+                </c:pt>
+              </c:numCache>
+            </c:numRef>
+          </c:yVal>
+          <c:smooth val="0"/>
+        </c:ser>
+        <c:ser>
+          <c:idx val="3"/>
+          <c:order val="3"/>
+          <c:tx>
+            <c:strRef>
+              <c:f>'RFE feature seleaction'!$B$6</c:f>
+              <c:strCache>
+                <c:ptCount val="1"/>
+                <c:pt idx="0">
+                  <c:v>GBoost</c:v>
+                </c:pt>
+              </c:strCache>
+            </c:strRef>
+          </c:tx>
+          <c:xVal>
+            <c:numRef>
+              <c:f>'RFE feature seleaction'!$C$1:$L$1</c:f>
+              <c:numCache>
+                <c:formatCode>Основной</c:formatCode>
+                <c:ptCount val="10"/>
+                <c:pt idx="0">
+                  <c:v>3</c:v>
+                </c:pt>
+                <c:pt idx="1">
+                  <c:v>4</c:v>
+                </c:pt>
+                <c:pt idx="2">
+                  <c:v>5</c:v>
+                </c:pt>
+                <c:pt idx="3">
+                  <c:v>10</c:v>
+                </c:pt>
+                <c:pt idx="4">
+                  <c:v>15</c:v>
+                </c:pt>
+                <c:pt idx="5">
+                  <c:v>20</c:v>
+                </c:pt>
+                <c:pt idx="6">
+                  <c:v>25</c:v>
+                </c:pt>
+                <c:pt idx="7">
+                  <c:v>30</c:v>
+                </c:pt>
+                <c:pt idx="8">
+                  <c:v>35</c:v>
+                </c:pt>
+                <c:pt idx="9">
+                  <c:v>40</c:v>
+                </c:pt>
+              </c:numCache>
+            </c:numRef>
+          </c:xVal>
+          <c:yVal>
+            <c:numRef>
+              <c:f>'RFE feature seleaction'!$C$6:$L$6</c:f>
+              <c:numCache>
+                <c:formatCode>Основной</c:formatCode>
+                <c:ptCount val="10"/>
+                <c:pt idx="0">
+                  <c:v>0.79056099999999996</c:v>
+                </c:pt>
+                <c:pt idx="1">
+                  <c:v>0.81189</c:v>
+                </c:pt>
+                <c:pt idx="2">
+                  <c:v>0.832677</c:v>
+                </c:pt>
+                <c:pt idx="3">
+                  <c:v>0.90666199999999997</c:v>
+                </c:pt>
+                <c:pt idx="4">
+                  <c:v>0.93261700000000003</c:v>
+                </c:pt>
+                <c:pt idx="5">
+                  <c:v>0.93737499999999996</c:v>
+                </c:pt>
+                <c:pt idx="6">
+                  <c:v>0.93900899999999998</c:v>
+                </c:pt>
+                <c:pt idx="7">
+                  <c:v>0.93973200000000001</c:v>
+                </c:pt>
+                <c:pt idx="8">
+                  <c:v>0.937782</c:v>
+                </c:pt>
+                <c:pt idx="9">
+                  <c:v>0.93880799999999998</c:v>
+                </c:pt>
+              </c:numCache>
+            </c:numRef>
+          </c:yVal>
+          <c:smooth val="0"/>
+        </c:ser>
+        <c:ser>
+          <c:idx val="4"/>
+          <c:order val="4"/>
+          <c:tx>
+            <c:strRef>
+              <c:f>'RFE feature seleaction'!$B$7</c:f>
+              <c:strCache>
+                <c:ptCount val="1"/>
+                <c:pt idx="0">
+                  <c:v>KNN</c:v>
+                </c:pt>
+              </c:strCache>
+            </c:strRef>
+          </c:tx>
+          <c:xVal>
+            <c:numRef>
+              <c:f>'RFE feature seleaction'!$C$1:$L$1</c:f>
+              <c:numCache>
+                <c:formatCode>Основной</c:formatCode>
+                <c:ptCount val="10"/>
+                <c:pt idx="0">
+                  <c:v>3</c:v>
+                </c:pt>
+                <c:pt idx="1">
+                  <c:v>4</c:v>
+                </c:pt>
+                <c:pt idx="2">
+                  <c:v>5</c:v>
+                </c:pt>
+                <c:pt idx="3">
+                  <c:v>10</c:v>
+                </c:pt>
+                <c:pt idx="4">
+                  <c:v>15</c:v>
+                </c:pt>
+                <c:pt idx="5">
+                  <c:v>20</c:v>
+                </c:pt>
+                <c:pt idx="6">
+                  <c:v>25</c:v>
+                </c:pt>
+                <c:pt idx="7">
+                  <c:v>30</c:v>
+                </c:pt>
+                <c:pt idx="8">
+                  <c:v>35</c:v>
+                </c:pt>
+                <c:pt idx="9">
+                  <c:v>40</c:v>
+                </c:pt>
+              </c:numCache>
+            </c:numRef>
+          </c:xVal>
+          <c:yVal>
+            <c:numRef>
+              <c:f>'RFE feature seleaction'!$C$7:$L$7</c:f>
+              <c:numCache>
+                <c:formatCode>Основной</c:formatCode>
+                <c:ptCount val="10"/>
+                <c:pt idx="0">
+                  <c:v>0.48982700000000001</c:v>
+                </c:pt>
+                <c:pt idx="1">
+                  <c:v>0.496367</c:v>
+                </c:pt>
+                <c:pt idx="2">
+                  <c:v>0.51908100000000001</c:v>
+                </c:pt>
+                <c:pt idx="3">
+                  <c:v>0.62804400000000005</c:v>
+                </c:pt>
+                <c:pt idx="4">
+                  <c:v>0.58617399999999997</c:v>
+                </c:pt>
+                <c:pt idx="5">
+                  <c:v>0.598132</c:v>
+                </c:pt>
+                <c:pt idx="6">
+                  <c:v>0.60531400000000002</c:v>
+                </c:pt>
+                <c:pt idx="7">
+                  <c:v>0.59731599999999996</c:v>
+                </c:pt>
+                <c:pt idx="8">
+                  <c:v>0.588866</c:v>
+                </c:pt>
+                <c:pt idx="9">
+                  <c:v>0.58683799999999997</c:v>
+                </c:pt>
+              </c:numCache>
+            </c:numRef>
+          </c:yVal>
+          <c:smooth val="0"/>
+        </c:ser>
+        <c:ser>
+          <c:idx val="5"/>
+          <c:order val="5"/>
+          <c:tx>
+            <c:strRef>
+              <c:f>'RFE feature seleaction'!$B$8</c:f>
+              <c:strCache>
+                <c:ptCount val="1"/>
+                <c:pt idx="0">
+                  <c:v>Catboost</c:v>
+                </c:pt>
+              </c:strCache>
+            </c:strRef>
+          </c:tx>
+          <c:xVal>
+            <c:numRef>
+              <c:f>'RFE feature seleaction'!$C$1:$L$1</c:f>
+              <c:numCache>
+                <c:formatCode>Основной</c:formatCode>
+                <c:ptCount val="10"/>
+                <c:pt idx="0">
+                  <c:v>3</c:v>
+                </c:pt>
+                <c:pt idx="1">
+                  <c:v>4</c:v>
+                </c:pt>
+                <c:pt idx="2">
+                  <c:v>5</c:v>
+                </c:pt>
+                <c:pt idx="3">
+                  <c:v>10</c:v>
+                </c:pt>
+                <c:pt idx="4">
+                  <c:v>15</c:v>
+                </c:pt>
+                <c:pt idx="5">
+                  <c:v>20</c:v>
+                </c:pt>
+                <c:pt idx="6">
+                  <c:v>25</c:v>
+                </c:pt>
+                <c:pt idx="7">
+                  <c:v>30</c:v>
+                </c:pt>
+                <c:pt idx="8">
+                  <c:v>35</c:v>
+                </c:pt>
+                <c:pt idx="9">
+                  <c:v>40</c:v>
+                </c:pt>
+              </c:numCache>
+            </c:numRef>
+          </c:xVal>
+          <c:yVal>
+            <c:numRef>
+              <c:f>'RFE feature seleaction'!$C$8:$L$8</c:f>
+              <c:numCache>
+                <c:formatCode>Основной</c:formatCode>
+                <c:ptCount val="10"/>
+                <c:pt idx="0">
+                  <c:v>0.81067800000000001</c:v>
+                </c:pt>
+                <c:pt idx="1">
+                  <c:v>0.84271499999999999</c:v>
+                </c:pt>
+                <c:pt idx="2">
+                  <c:v>0.86577499999999996</c:v>
+                </c:pt>
+                <c:pt idx="3">
+                  <c:v>0.94530999999999998</c:v>
+                </c:pt>
+                <c:pt idx="4">
+                  <c:v>0.96844699999999995</c:v>
+                </c:pt>
+                <c:pt idx="5">
+                  <c:v>0.97306800000000004</c:v>
+                </c:pt>
+                <c:pt idx="6">
+                  <c:v>0.97430799999999995</c:v>
+                </c:pt>
+                <c:pt idx="7">
+                  <c:v>0.97398799999999996</c:v>
+                </c:pt>
+                <c:pt idx="8">
+                  <c:v>0.97389800000000004</c:v>
+                </c:pt>
+                <c:pt idx="9">
+                  <c:v>0.97415099999999999</c:v>
+                </c:pt>
+              </c:numCache>
+            </c:numRef>
+          </c:yVal>
+          <c:smooth val="0"/>
+        </c:ser>
+        <c:ser>
+          <c:idx val="6"/>
+          <c:order val="6"/>
+          <c:tx>
+            <c:strRef>
+              <c:f>'RFE feature seleaction'!$B$9</c:f>
+              <c:strCache>
+                <c:ptCount val="1"/>
+                <c:pt idx="0">
+                  <c:v>XGBoost</c:v>
+                </c:pt>
+              </c:strCache>
+            </c:strRef>
+          </c:tx>
+          <c:xVal>
+            <c:numRef>
+              <c:f>'RFE feature seleaction'!$C$1:$L$1</c:f>
+              <c:numCache>
+                <c:formatCode>Основной</c:formatCode>
+                <c:ptCount val="10"/>
+                <c:pt idx="0">
+                  <c:v>3</c:v>
+                </c:pt>
+                <c:pt idx="1">
+                  <c:v>4</c:v>
+                </c:pt>
+                <c:pt idx="2">
+                  <c:v>5</c:v>
+                </c:pt>
+                <c:pt idx="3">
+                  <c:v>10</c:v>
+                </c:pt>
+                <c:pt idx="4">
+                  <c:v>15</c:v>
+                </c:pt>
+                <c:pt idx="5">
+                  <c:v>20</c:v>
+                </c:pt>
+                <c:pt idx="6">
+                  <c:v>25</c:v>
+                </c:pt>
+                <c:pt idx="7">
+                  <c:v>30</c:v>
+                </c:pt>
+                <c:pt idx="8">
+                  <c:v>35</c:v>
+                </c:pt>
+                <c:pt idx="9">
+                  <c:v>40</c:v>
+                </c:pt>
+              </c:numCache>
+            </c:numRef>
+          </c:xVal>
+          <c:yVal>
+            <c:numRef>
+              <c:f>'RFE feature seleaction'!$C$9:$L$9</c:f>
+              <c:numCache>
+                <c:formatCode>Основной</c:formatCode>
+                <c:ptCount val="10"/>
+                <c:pt idx="0">
+                  <c:v>0.81624099999999999</c:v>
+                </c:pt>
+                <c:pt idx="1">
+                  <c:v>0.84698700000000005</c:v>
+                </c:pt>
+                <c:pt idx="2">
+                  <c:v>0.86841000000000002</c:v>
+                </c:pt>
+                <c:pt idx="3">
+                  <c:v>0.943577</c:v>
+                </c:pt>
+                <c:pt idx="4">
+                  <c:v>0.96338699999999999</c:v>
+                </c:pt>
+                <c:pt idx="5">
+                  <c:v>0.96406800000000004</c:v>
+                </c:pt>
+                <c:pt idx="6">
+                  <c:v>0.96757000000000004</c:v>
+                </c:pt>
+                <c:pt idx="7">
+                  <c:v>0.96752199999999999</c:v>
+                </c:pt>
+                <c:pt idx="8">
+                  <c:v>0.96865999999999997</c:v>
+                </c:pt>
+                <c:pt idx="9">
+                  <c:v>0.968001</c:v>
+                </c:pt>
+              </c:numCache>
+            </c:numRef>
+          </c:yVal>
+          <c:smooth val="0"/>
+        </c:ser>
+        <c:dLbls>
+          <c:showLegendKey val="0"/>
+          <c:showVal val="0"/>
+          <c:showCatName val="0"/>
+          <c:showSerName val="0"/>
+          <c:showPercent val="0"/>
+          <c:showBubbleSize val="0"/>
+        </c:dLbls>
+        <c:axId val="450385536"/>
+        <c:axId val="450386112"/>
+      </c:scatterChart>
+      <c:valAx>
+        <c:axId val="450385536"/>
+        <c:scaling>
+          <c:orientation val="minMax"/>
+        </c:scaling>
+        <c:delete val="0"/>
+        <c:axPos val="b"/>
+        <c:numFmt formatCode="Основной" sourceLinked="1"/>
+        <c:majorTickMark val="out"/>
+        <c:minorTickMark val="none"/>
+        <c:tickLblPos val="nextTo"/>
+        <c:crossAx val="450386112"/>
+        <c:crosses val="autoZero"/>
+        <c:crossBetween val="midCat"/>
+      </c:valAx>
+      <c:valAx>
+        <c:axId val="450386112"/>
+        <c:scaling>
+          <c:orientation val="minMax"/>
+        </c:scaling>
+        <c:delete val="0"/>
+        <c:axPos val="l"/>
+        <c:majorGridlines/>
+        <c:numFmt formatCode="Основной" sourceLinked="1"/>
+        <c:majorTickMark val="out"/>
+        <c:minorTickMark val="none"/>
+        <c:tickLblPos val="nextTo"/>
+        <c:crossAx val="450385536"/>
+        <c:crosses val="autoZero"/>
+        <c:crossBetween val="midCat"/>
+      </c:valAx>
+    </c:plotArea>
+    <c:legend>
+      <c:legendPos val="r"/>
+      <c:overlay val="0"/>
+    </c:legend>
+    <c:plotVisOnly val="1"/>
+    <c:dispBlanksAs val="gap"/>
+    <c:showDLblsOverMax val="0"/>
+  </c:chart>
+  <c:externalData r:id="rId1">
+    <c:autoUpdate val="0"/>
+  </c:externalData>
+</c:chartSpace>
+</file>
+
+<file path=word/charts/chart4.xml><?xml version="1.0" encoding="utf-8"?>
+<c:chartSpace xmlns:c="http://schemas.openxmlformats.org/drawingml/2006/chart" xmlns:a="http://schemas.openxmlformats.org/drawingml/2006/main" xmlns:r="http://schemas.openxmlformats.org/officeDocument/2006/relationships">
+  <c:date1904 val="0"/>
+  <c:lang val="ru-RU"/>
+  <c:roundedCorners val="0"/>
+  <mc:AlternateContent xmlns:mc="http://schemas.openxmlformats.org/markup-compatibility/2006">
+    <mc:Choice xmlns:c14="http://schemas.microsoft.com/office/drawing/2007/8/2/chart" Requires="c14">
+      <c14:style val="102"/>
+    </mc:Choice>
+    <mc:Fallback>
+      <c:style val="2"/>
+    </mc:Fallback>
+  </mc:AlternateContent>
+  <c:chart>
+    <c:autoTitleDeleted val="0"/>
+    <c:plotArea>
+      <c:layout/>
+      <c:scatterChart>
+        <c:scatterStyle val="lineMarker"/>
+        <c:varyColors val="0"/>
+        <c:ser>
+          <c:idx val="0"/>
+          <c:order val="0"/>
+          <c:tx>
+            <c:strRef>
+              <c:f>'RFE feature seleaction'!$B$13</c:f>
+              <c:strCache>
+                <c:ptCount val="1"/>
+                <c:pt idx="0">
+                  <c:v>Linear</c:v>
+                </c:pt>
+              </c:strCache>
+            </c:strRef>
+          </c:tx>
+          <c:xVal>
+            <c:numRef>
+              <c:f>'RFE feature seleaction'!$C$1:$L$1</c:f>
+              <c:numCache>
+                <c:formatCode>Основной</c:formatCode>
+                <c:ptCount val="10"/>
+                <c:pt idx="0">
+                  <c:v>3</c:v>
+                </c:pt>
+                <c:pt idx="1">
+                  <c:v>4</c:v>
+                </c:pt>
+                <c:pt idx="2">
+                  <c:v>5</c:v>
+                </c:pt>
+                <c:pt idx="3">
+                  <c:v>10</c:v>
+                </c:pt>
+                <c:pt idx="4">
+                  <c:v>15</c:v>
+                </c:pt>
+                <c:pt idx="5">
+                  <c:v>20</c:v>
+                </c:pt>
+                <c:pt idx="6">
+                  <c:v>25</c:v>
+                </c:pt>
+                <c:pt idx="7">
+                  <c:v>30</c:v>
+                </c:pt>
+                <c:pt idx="8">
+                  <c:v>35</c:v>
+                </c:pt>
+                <c:pt idx="9">
+                  <c:v>40</c:v>
+                </c:pt>
+              </c:numCache>
+            </c:numRef>
+          </c:xVal>
+          <c:yVal>
+            <c:numRef>
+              <c:f>'RFE feature seleaction'!$C$13:$L$13</c:f>
+              <c:numCache>
+                <c:formatCode>Основной</c:formatCode>
+                <c:ptCount val="10"/>
+                <c:pt idx="0">
+                  <c:v>0.18694</c:v>
+                </c:pt>
+                <c:pt idx="1">
+                  <c:v>0.19481599999999999</c:v>
+                </c:pt>
+                <c:pt idx="2">
+                  <c:v>0.19392999999999999</c:v>
+                </c:pt>
+                <c:pt idx="3">
+                  <c:v>0.26972000000000002</c:v>
+                </c:pt>
+                <c:pt idx="4">
+                  <c:v>0.29992400000000002</c:v>
+                </c:pt>
+                <c:pt idx="5">
+                  <c:v>0.38097300000000001</c:v>
+                </c:pt>
+                <c:pt idx="6">
+                  <c:v>0.46187800000000001</c:v>
+                </c:pt>
+                <c:pt idx="7">
+                  <c:v>0.45621299999999998</c:v>
+                </c:pt>
+                <c:pt idx="8">
+                  <c:v>0.52975000000000005</c:v>
+                </c:pt>
+                <c:pt idx="9">
+                  <c:v>0.54510599999999998</c:v>
+                </c:pt>
+              </c:numCache>
+            </c:numRef>
+          </c:yVal>
+          <c:smooth val="0"/>
+        </c:ser>
+        <c:ser>
+          <c:idx val="1"/>
+          <c:order val="1"/>
+          <c:tx>
+            <c:strRef>
+              <c:f>'RFE feature seleaction'!$B$14</c:f>
+              <c:strCache>
+                <c:ptCount val="1"/>
+                <c:pt idx="0">
+                  <c:v>DT</c:v>
+                </c:pt>
+              </c:strCache>
+            </c:strRef>
+          </c:tx>
+          <c:xVal>
+            <c:numRef>
+              <c:f>'RFE feature seleaction'!$C$1:$L$1</c:f>
+              <c:numCache>
+                <c:formatCode>Основной</c:formatCode>
+                <c:ptCount val="10"/>
+                <c:pt idx="0">
+                  <c:v>3</c:v>
+                </c:pt>
+                <c:pt idx="1">
+                  <c:v>4</c:v>
+                </c:pt>
+                <c:pt idx="2">
+                  <c:v>5</c:v>
+                </c:pt>
+                <c:pt idx="3">
+                  <c:v>10</c:v>
+                </c:pt>
+                <c:pt idx="4">
+                  <c:v>15</c:v>
+                </c:pt>
+                <c:pt idx="5">
+                  <c:v>20</c:v>
+                </c:pt>
+                <c:pt idx="6">
+                  <c:v>25</c:v>
+                </c:pt>
+                <c:pt idx="7">
+                  <c:v>30</c:v>
+                </c:pt>
+                <c:pt idx="8">
+                  <c:v>35</c:v>
+                </c:pt>
+                <c:pt idx="9">
+                  <c:v>40</c:v>
+                </c:pt>
+              </c:numCache>
+            </c:numRef>
+          </c:xVal>
+          <c:yVal>
+            <c:numRef>
+              <c:f>'RFE feature seleaction'!$C$14:$L$14</c:f>
+              <c:numCache>
+                <c:formatCode>Основной</c:formatCode>
+                <c:ptCount val="10"/>
+                <c:pt idx="0">
+                  <c:v>0.40235100000000001</c:v>
+                </c:pt>
+                <c:pt idx="1">
+                  <c:v>0.37807000000000002</c:v>
+                </c:pt>
+                <c:pt idx="2">
+                  <c:v>0.48909900000000001</c:v>
+                </c:pt>
+                <c:pt idx="3">
+                  <c:v>0.446714</c:v>
+                </c:pt>
+                <c:pt idx="4">
+                  <c:v>0.422649</c:v>
+                </c:pt>
+                <c:pt idx="5">
+                  <c:v>0.43301400000000001</c:v>
+                </c:pt>
+                <c:pt idx="6">
+                  <c:v>0.43334400000000001</c:v>
+                </c:pt>
+                <c:pt idx="7">
+                  <c:v>0.43334400000000001</c:v>
+                </c:pt>
+                <c:pt idx="8">
+                  <c:v>0.43334400000000001</c:v>
+                </c:pt>
+                <c:pt idx="9">
+                  <c:v>0.43334400000000001</c:v>
+                </c:pt>
+              </c:numCache>
+            </c:numRef>
+          </c:yVal>
+          <c:smooth val="0"/>
+        </c:ser>
+        <c:ser>
+          <c:idx val="2"/>
+          <c:order val="2"/>
+          <c:tx>
+            <c:strRef>
+              <c:f>'RFE feature seleaction'!$B$15</c:f>
+              <c:strCache>
+                <c:ptCount val="1"/>
+                <c:pt idx="0">
+                  <c:v>RF</c:v>
+                </c:pt>
+              </c:strCache>
+            </c:strRef>
+          </c:tx>
+          <c:xVal>
+            <c:numRef>
+              <c:f>'RFE feature seleaction'!$C$1:$L$1</c:f>
+              <c:numCache>
+                <c:formatCode>Основной</c:formatCode>
+                <c:ptCount val="10"/>
+                <c:pt idx="0">
+                  <c:v>3</c:v>
+                </c:pt>
+                <c:pt idx="1">
+                  <c:v>4</c:v>
+                </c:pt>
+                <c:pt idx="2">
+                  <c:v>5</c:v>
+                </c:pt>
+                <c:pt idx="3">
+                  <c:v>10</c:v>
+                </c:pt>
+                <c:pt idx="4">
+                  <c:v>15</c:v>
+                </c:pt>
+                <c:pt idx="5">
+                  <c:v>20</c:v>
+                </c:pt>
+                <c:pt idx="6">
+                  <c:v>25</c:v>
+                </c:pt>
+                <c:pt idx="7">
+                  <c:v>30</c:v>
+                </c:pt>
+                <c:pt idx="8">
+                  <c:v>35</c:v>
+                </c:pt>
+                <c:pt idx="9">
+                  <c:v>40</c:v>
+                </c:pt>
+              </c:numCache>
+            </c:numRef>
+          </c:xVal>
+          <c:yVal>
+            <c:numRef>
+              <c:f>'RFE feature seleaction'!$C$15:$L$15</c:f>
+              <c:numCache>
+                <c:formatCode>Основной</c:formatCode>
+                <c:ptCount val="10"/>
+                <c:pt idx="0">
+                  <c:v>0.48846200000000001</c:v>
+                </c:pt>
+                <c:pt idx="1">
+                  <c:v>0.50611799999999996</c:v>
+                </c:pt>
+                <c:pt idx="2">
+                  <c:v>0.53883400000000004</c:v>
+                </c:pt>
+                <c:pt idx="3">
+                  <c:v>0.58301899999999995</c:v>
+                </c:pt>
+                <c:pt idx="4">
+                  <c:v>0.60961100000000001</c:v>
+                </c:pt>
+                <c:pt idx="5">
+                  <c:v>0.58874899999999997</c:v>
+                </c:pt>
+                <c:pt idx="6">
+                  <c:v>0.58780299999999996</c:v>
+                </c:pt>
+                <c:pt idx="7">
+                  <c:v>0.55603000000000002</c:v>
+                </c:pt>
+                <c:pt idx="8">
+                  <c:v>0.56156700000000004</c:v>
+                </c:pt>
+                <c:pt idx="9">
+                  <c:v>0.55118100000000003</c:v>
+                </c:pt>
+              </c:numCache>
+            </c:numRef>
+          </c:yVal>
+          <c:smooth val="0"/>
+        </c:ser>
+        <c:ser>
+          <c:idx val="3"/>
+          <c:order val="3"/>
+          <c:tx>
+            <c:strRef>
+              <c:f>'RFE feature seleaction'!$B$16</c:f>
+              <c:strCache>
+                <c:ptCount val="1"/>
+                <c:pt idx="0">
+                  <c:v>GBoost</c:v>
+                </c:pt>
+              </c:strCache>
+            </c:strRef>
+          </c:tx>
+          <c:xVal>
+            <c:numRef>
+              <c:f>'RFE feature seleaction'!$C$1:$L$1</c:f>
+              <c:numCache>
+                <c:formatCode>Основной</c:formatCode>
+                <c:ptCount val="10"/>
+                <c:pt idx="0">
+                  <c:v>3</c:v>
+                </c:pt>
+                <c:pt idx="1">
+                  <c:v>4</c:v>
+                </c:pt>
+                <c:pt idx="2">
+                  <c:v>5</c:v>
+                </c:pt>
+                <c:pt idx="3">
+                  <c:v>10</c:v>
+                </c:pt>
+                <c:pt idx="4">
+                  <c:v>15</c:v>
+                </c:pt>
+                <c:pt idx="5">
+                  <c:v>20</c:v>
+                </c:pt>
+                <c:pt idx="6">
+                  <c:v>25</c:v>
+                </c:pt>
+                <c:pt idx="7">
+                  <c:v>30</c:v>
+                </c:pt>
+                <c:pt idx="8">
+                  <c:v>35</c:v>
+                </c:pt>
+                <c:pt idx="9">
+                  <c:v>40</c:v>
+                </c:pt>
+              </c:numCache>
+            </c:numRef>
+          </c:xVal>
+          <c:yVal>
+            <c:numRef>
+              <c:f>'RFE feature seleaction'!$C$16:$L$16</c:f>
+              <c:numCache>
+                <c:formatCode>Основной</c:formatCode>
+                <c:ptCount val="10"/>
+                <c:pt idx="0">
+                  <c:v>0.55465299999999995</c:v>
+                </c:pt>
+                <c:pt idx="1">
+                  <c:v>0.62443000000000004</c:v>
+                </c:pt>
+                <c:pt idx="2">
+                  <c:v>0.61419800000000002</c:v>
+                </c:pt>
+                <c:pt idx="3">
+                  <c:v>0.68820000000000003</c:v>
+                </c:pt>
+                <c:pt idx="4">
+                  <c:v>0.73297500000000004</c:v>
+                </c:pt>
+                <c:pt idx="5">
+                  <c:v>0.74224800000000002</c:v>
+                </c:pt>
+                <c:pt idx="6">
+                  <c:v>0.74967200000000001</c:v>
+                </c:pt>
+                <c:pt idx="7">
+                  <c:v>0.77075499999999997</c:v>
+                </c:pt>
+                <c:pt idx="8">
+                  <c:v>0.78115199999999996</c:v>
+                </c:pt>
+                <c:pt idx="9">
+                  <c:v>0.76586100000000001</c:v>
+                </c:pt>
+              </c:numCache>
+            </c:numRef>
+          </c:yVal>
+          <c:smooth val="0"/>
+        </c:ser>
+        <c:ser>
+          <c:idx val="4"/>
+          <c:order val="4"/>
+          <c:tx>
+            <c:strRef>
+              <c:f>'RFE feature seleaction'!$B$17</c:f>
+              <c:strCache>
+                <c:ptCount val="1"/>
+                <c:pt idx="0">
+                  <c:v>KNN</c:v>
+                </c:pt>
+              </c:strCache>
+            </c:strRef>
+          </c:tx>
+          <c:xVal>
+            <c:numRef>
+              <c:f>'RFE feature seleaction'!$C$1:$L$1</c:f>
+              <c:numCache>
+                <c:formatCode>Основной</c:formatCode>
+                <c:ptCount val="10"/>
+                <c:pt idx="0">
+                  <c:v>3</c:v>
+                </c:pt>
+                <c:pt idx="1">
+                  <c:v>4</c:v>
+                </c:pt>
+                <c:pt idx="2">
+                  <c:v>5</c:v>
+                </c:pt>
+                <c:pt idx="3">
+                  <c:v>10</c:v>
+                </c:pt>
+                <c:pt idx="4">
+                  <c:v>15</c:v>
+                </c:pt>
+                <c:pt idx="5">
+                  <c:v>20</c:v>
+                </c:pt>
+                <c:pt idx="6">
+                  <c:v>25</c:v>
+                </c:pt>
+                <c:pt idx="7">
+                  <c:v>30</c:v>
+                </c:pt>
+                <c:pt idx="8">
+                  <c:v>35</c:v>
+                </c:pt>
+                <c:pt idx="9">
+                  <c:v>40</c:v>
+                </c:pt>
+              </c:numCache>
+            </c:numRef>
+          </c:xVal>
+          <c:yVal>
+            <c:numRef>
+              <c:f>'RFE feature seleaction'!$C$17:$L$17</c:f>
+              <c:numCache>
+                <c:formatCode>Основной</c:formatCode>
+                <c:ptCount val="10"/>
+                <c:pt idx="0">
+                  <c:v>0.380185</c:v>
+                </c:pt>
+                <c:pt idx="1">
+                  <c:v>0.39944200000000002</c:v>
+                </c:pt>
+                <c:pt idx="2">
+                  <c:v>0.44884600000000002</c:v>
+                </c:pt>
+                <c:pt idx="3">
+                  <c:v>0.54324300000000003</c:v>
+                </c:pt>
+                <c:pt idx="4">
+                  <c:v>0.47469299999999998</c:v>
+                </c:pt>
+                <c:pt idx="5">
+                  <c:v>0.55108000000000001</c:v>
+                </c:pt>
+                <c:pt idx="6">
+                  <c:v>0.55655200000000005</c:v>
+                </c:pt>
+                <c:pt idx="7">
+                  <c:v>0.55378799999999995</c:v>
+                </c:pt>
+                <c:pt idx="8">
+                  <c:v>0.53662900000000002</c:v>
+                </c:pt>
+                <c:pt idx="9">
+                  <c:v>0.52918200000000004</c:v>
+                </c:pt>
+              </c:numCache>
+            </c:numRef>
+          </c:yVal>
+          <c:smooth val="0"/>
+        </c:ser>
+        <c:ser>
+          <c:idx val="5"/>
+          <c:order val="5"/>
+          <c:tx>
+            <c:strRef>
+              <c:f>'RFE feature seleaction'!$B$18</c:f>
+              <c:strCache>
+                <c:ptCount val="1"/>
+                <c:pt idx="0">
+                  <c:v>Catboost</c:v>
+                </c:pt>
+              </c:strCache>
+            </c:strRef>
+          </c:tx>
+          <c:xVal>
+            <c:numRef>
+              <c:f>'RFE feature seleaction'!$C$1:$L$1</c:f>
+              <c:numCache>
+                <c:formatCode>Основной</c:formatCode>
+                <c:ptCount val="10"/>
+                <c:pt idx="0">
+                  <c:v>3</c:v>
+                </c:pt>
+                <c:pt idx="1">
+                  <c:v>4</c:v>
+                </c:pt>
+                <c:pt idx="2">
+                  <c:v>5</c:v>
+                </c:pt>
+                <c:pt idx="3">
+                  <c:v>10</c:v>
+                </c:pt>
+                <c:pt idx="4">
+                  <c:v>15</c:v>
+                </c:pt>
+                <c:pt idx="5">
+                  <c:v>20</c:v>
+                </c:pt>
+                <c:pt idx="6">
+                  <c:v>25</c:v>
+                </c:pt>
+                <c:pt idx="7">
+                  <c:v>30</c:v>
+                </c:pt>
+                <c:pt idx="8">
+                  <c:v>35</c:v>
+                </c:pt>
+                <c:pt idx="9">
+                  <c:v>40</c:v>
+                </c:pt>
+              </c:numCache>
+            </c:numRef>
+          </c:xVal>
+          <c:yVal>
+            <c:numRef>
+              <c:f>'RFE feature seleaction'!$C$18:$L$18</c:f>
+              <c:numCache>
+                <c:formatCode>Основной</c:formatCode>
+                <c:ptCount val="10"/>
+                <c:pt idx="0">
+                  <c:v>0.58631299999999997</c:v>
+                </c:pt>
+                <c:pt idx="1">
+                  <c:v>0.62420100000000001</c:v>
+                </c:pt>
+                <c:pt idx="2">
+                  <c:v>0.61379099999999998</c:v>
+                </c:pt>
+                <c:pt idx="3">
+                  <c:v>0.68268700000000004</c:v>
+                </c:pt>
+                <c:pt idx="4">
+                  <c:v>0.71830899999999998</c:v>
+                </c:pt>
+                <c:pt idx="5">
+                  <c:v>0.77609099999999998</c:v>
+                </c:pt>
+                <c:pt idx="6">
+                  <c:v>0.76863499999999996</c:v>
+                </c:pt>
+                <c:pt idx="7">
+                  <c:v>0.76603299999999996</c:v>
+                </c:pt>
+                <c:pt idx="8">
+                  <c:v>0.78806200000000004</c:v>
+                </c:pt>
+                <c:pt idx="9">
+                  <c:v>0.77044900000000005</c:v>
+                </c:pt>
+              </c:numCache>
+            </c:numRef>
+          </c:yVal>
+          <c:smooth val="0"/>
+        </c:ser>
+        <c:ser>
+          <c:idx val="6"/>
+          <c:order val="6"/>
+          <c:tx>
+            <c:strRef>
+              <c:f>'RFE feature seleaction'!$B$19</c:f>
+              <c:strCache>
+                <c:ptCount val="1"/>
+                <c:pt idx="0">
+                  <c:v>XGBoost</c:v>
+                </c:pt>
+              </c:strCache>
+            </c:strRef>
+          </c:tx>
+          <c:xVal>
+            <c:numRef>
+              <c:f>'RFE feature seleaction'!$C$1:$L$1</c:f>
+              <c:numCache>
+                <c:formatCode>Основной</c:formatCode>
+                <c:ptCount val="10"/>
+                <c:pt idx="0">
+                  <c:v>3</c:v>
+                </c:pt>
+                <c:pt idx="1">
+                  <c:v>4</c:v>
+                </c:pt>
+                <c:pt idx="2">
+                  <c:v>5</c:v>
+                </c:pt>
+                <c:pt idx="3">
+                  <c:v>10</c:v>
+                </c:pt>
+                <c:pt idx="4">
+                  <c:v>15</c:v>
+                </c:pt>
+                <c:pt idx="5">
+                  <c:v>20</c:v>
+                </c:pt>
+                <c:pt idx="6">
+                  <c:v>25</c:v>
+                </c:pt>
+                <c:pt idx="7">
+                  <c:v>30</c:v>
+                </c:pt>
+                <c:pt idx="8">
+                  <c:v>35</c:v>
+                </c:pt>
+                <c:pt idx="9">
+                  <c:v>40</c:v>
+                </c:pt>
+              </c:numCache>
+            </c:numRef>
+          </c:xVal>
+          <c:yVal>
+            <c:numRef>
+              <c:f>'RFE feature seleaction'!$C$19:$L$19</c:f>
+              <c:numCache>
+                <c:formatCode>Основной</c:formatCode>
+                <c:ptCount val="10"/>
+                <c:pt idx="0">
+                  <c:v>0.54933200000000004</c:v>
+                </c:pt>
+                <c:pt idx="1">
+                  <c:v>0.62039800000000001</c:v>
+                </c:pt>
+                <c:pt idx="2">
+                  <c:v>0.63570300000000002</c:v>
+                </c:pt>
+                <c:pt idx="3">
+                  <c:v>0.68895200000000001</c:v>
+                </c:pt>
+                <c:pt idx="4">
+                  <c:v>0.74309400000000003</c:v>
+                </c:pt>
+                <c:pt idx="5">
+                  <c:v>0.76506099999999999</c:v>
+                </c:pt>
+                <c:pt idx="6">
+                  <c:v>0.76758199999999999</c:v>
+                </c:pt>
+                <c:pt idx="7">
+                  <c:v>0.75034199999999995</c:v>
+                </c:pt>
+                <c:pt idx="8">
+                  <c:v>0.75952500000000001</c:v>
+                </c:pt>
+                <c:pt idx="9">
+                  <c:v>0.77751800000000004</c:v>
+                </c:pt>
+              </c:numCache>
+            </c:numRef>
+          </c:yVal>
+          <c:smooth val="0"/>
+        </c:ser>
+        <c:dLbls>
+          <c:showLegendKey val="0"/>
+          <c:showVal val="0"/>
+          <c:showCatName val="0"/>
+          <c:showSerName val="0"/>
+          <c:showPercent val="0"/>
+          <c:showBubbleSize val="0"/>
+        </c:dLbls>
+        <c:axId val="620609536"/>
+        <c:axId val="620610112"/>
+      </c:scatterChart>
+      <c:valAx>
+        <c:axId val="620609536"/>
+        <c:scaling>
+          <c:orientation val="minMax"/>
+        </c:scaling>
+        <c:delete val="0"/>
+        <c:axPos val="b"/>
+        <c:numFmt formatCode="Основной" sourceLinked="1"/>
+        <c:majorTickMark val="out"/>
+        <c:minorTickMark val="none"/>
+        <c:tickLblPos val="nextTo"/>
+        <c:crossAx val="620610112"/>
+        <c:crosses val="autoZero"/>
+        <c:crossBetween val="midCat"/>
+      </c:valAx>
+      <c:valAx>
+        <c:axId val="620610112"/>
+        <c:scaling>
+          <c:orientation val="minMax"/>
+        </c:scaling>
+        <c:delete val="0"/>
+        <c:axPos val="l"/>
+        <c:majorGridlines/>
+        <c:numFmt formatCode="Основной" sourceLinked="1"/>
+        <c:majorTickMark val="out"/>
+        <c:minorTickMark val="none"/>
+        <c:tickLblPos val="nextTo"/>
+        <c:crossAx val="620609536"/>
+        <c:crosses val="autoZero"/>
+        <c:crossBetween val="midCat"/>
+      </c:valAx>
+    </c:plotArea>
+    <c:legend>
+      <c:legendPos val="r"/>
+      <c:overlay val="0"/>
+    </c:legend>
+    <c:plotVisOnly val="1"/>
+    <c:dispBlanksAs val="gap"/>
+    <c:showDLblsOverMax val="0"/>
+  </c:chart>
+  <c:externalData r:id="rId1">
+    <c:autoUpdate val="0"/>
+  </c:externalData>
+</c:chartSpace>
+</file>
+
+<file path=word/charts/chart5.xml><?xml version="1.0" encoding="utf-8"?>
+<c:chartSpace xmlns:c="http://schemas.openxmlformats.org/drawingml/2006/chart" xmlns:a="http://schemas.openxmlformats.org/drawingml/2006/main" xmlns:r="http://schemas.openxmlformats.org/officeDocument/2006/relationships">
+  <c:date1904 val="0"/>
+  <c:lang val="ru-RU"/>
+  <c:roundedCorners val="0"/>
+  <mc:AlternateContent xmlns:mc="http://schemas.openxmlformats.org/markup-compatibility/2006">
+    <mc:Choice xmlns:c14="http://schemas.microsoft.com/office/drawing/2007/8/2/chart" Requires="c14">
+      <c14:style val="102"/>
+    </mc:Choice>
+    <mc:Fallback>
+      <c:style val="2"/>
+    </mc:Fallback>
+  </mc:AlternateContent>
+  <c:chart>
+    <c:autoTitleDeleted val="0"/>
+    <c:plotArea>
+      <c:layout/>
+      <c:scatterChart>
+        <c:scatterStyle val="lineMarker"/>
+        <c:varyColors val="0"/>
+        <c:ser>
+          <c:idx val="0"/>
+          <c:order val="0"/>
+          <c:tx>
+            <c:strRef>
+              <c:f>'PCA feature seleaction'!$B$3</c:f>
+              <c:strCache>
+                <c:ptCount val="1"/>
+                <c:pt idx="0">
+                  <c:v>Linear</c:v>
+                </c:pt>
+              </c:strCache>
+            </c:strRef>
+          </c:tx>
+          <c:xVal>
+            <c:numRef>
+              <c:f>'PCA feature seleaction'!$C$1:$L$1</c:f>
+              <c:numCache>
+                <c:formatCode>Основной</c:formatCode>
+                <c:ptCount val="10"/>
+                <c:pt idx="0">
+                  <c:v>3</c:v>
+                </c:pt>
+                <c:pt idx="1">
+                  <c:v>4</c:v>
+                </c:pt>
+                <c:pt idx="2">
+                  <c:v>5</c:v>
+                </c:pt>
+                <c:pt idx="3">
+                  <c:v>10</c:v>
+                </c:pt>
+                <c:pt idx="4">
+                  <c:v>15</c:v>
+                </c:pt>
+                <c:pt idx="5">
+                  <c:v>20</c:v>
+                </c:pt>
+                <c:pt idx="6">
+                  <c:v>25</c:v>
+                </c:pt>
+                <c:pt idx="7">
+                  <c:v>30</c:v>
+                </c:pt>
+                <c:pt idx="8">
+                  <c:v>35</c:v>
+                </c:pt>
+                <c:pt idx="9">
+                  <c:v>40</c:v>
+                </c:pt>
+              </c:numCache>
+            </c:numRef>
+          </c:xVal>
+          <c:yVal>
+            <c:numRef>
+              <c:f>'PCA feature seleaction'!$C$3:$L$3</c:f>
+              <c:numCache>
+                <c:formatCode>Основной</c:formatCode>
+                <c:ptCount val="10"/>
+                <c:pt idx="0">
+                  <c:v>0.34987099999999999</c:v>
+                </c:pt>
+                <c:pt idx="1">
+                  <c:v>0.35146300000000003</c:v>
+                </c:pt>
+                <c:pt idx="2">
+                  <c:v>0.39876899999999998</c:v>
+                </c:pt>
+                <c:pt idx="3">
+                  <c:v>0.44791300000000001</c:v>
+                </c:pt>
+                <c:pt idx="4">
+                  <c:v>0.56097900000000001</c:v>
+                </c:pt>
+                <c:pt idx="5">
+                  <c:v>0.59167099999999995</c:v>
+                </c:pt>
+                <c:pt idx="6">
+                  <c:v>0.64412000000000003</c:v>
+                </c:pt>
+                <c:pt idx="7">
+                  <c:v>0.65432400000000002</c:v>
+                </c:pt>
+                <c:pt idx="8">
+                  <c:v>0.66630999999999996</c:v>
+                </c:pt>
+                <c:pt idx="9">
+                  <c:v>0.68418900000000005</c:v>
+                </c:pt>
+              </c:numCache>
+            </c:numRef>
+          </c:yVal>
+          <c:smooth val="0"/>
+        </c:ser>
+        <c:ser>
+          <c:idx val="1"/>
+          <c:order val="1"/>
+          <c:tx>
+            <c:strRef>
+              <c:f>'PCA feature seleaction'!$B$4</c:f>
+              <c:strCache>
+                <c:ptCount val="1"/>
+                <c:pt idx="0">
+                  <c:v>DT</c:v>
+                </c:pt>
+              </c:strCache>
+            </c:strRef>
+          </c:tx>
+          <c:xVal>
+            <c:numRef>
+              <c:f>'PCA feature seleaction'!$C$1:$L$1</c:f>
+              <c:numCache>
+                <c:formatCode>Основной</c:formatCode>
+                <c:ptCount val="10"/>
+                <c:pt idx="0">
+                  <c:v>3</c:v>
+                </c:pt>
+                <c:pt idx="1">
+                  <c:v>4</c:v>
+                </c:pt>
+                <c:pt idx="2">
+                  <c:v>5</c:v>
+                </c:pt>
+                <c:pt idx="3">
+                  <c:v>10</c:v>
+                </c:pt>
+                <c:pt idx="4">
+                  <c:v>15</c:v>
+                </c:pt>
+                <c:pt idx="5">
+                  <c:v>20</c:v>
+                </c:pt>
+                <c:pt idx="6">
+                  <c:v>25</c:v>
+                </c:pt>
+                <c:pt idx="7">
+                  <c:v>30</c:v>
+                </c:pt>
+                <c:pt idx="8">
+                  <c:v>35</c:v>
+                </c:pt>
+                <c:pt idx="9">
+                  <c:v>40</c:v>
+                </c:pt>
+              </c:numCache>
+            </c:numRef>
+          </c:xVal>
+          <c:yVal>
+            <c:numRef>
+              <c:f>'PCA feature seleaction'!$C$4:$L$4</c:f>
+              <c:numCache>
+                <c:formatCode>Основной</c:formatCode>
+                <c:ptCount val="10"/>
+                <c:pt idx="0">
+                  <c:v>0.48217900000000002</c:v>
+                </c:pt>
+                <c:pt idx="1">
+                  <c:v>0.48289300000000002</c:v>
+                </c:pt>
+                <c:pt idx="2">
+                  <c:v>0.50061699999999998</c:v>
+                </c:pt>
+                <c:pt idx="3">
+                  <c:v>0.52360799999999996</c:v>
+                </c:pt>
+                <c:pt idx="4">
+                  <c:v>0.60730300000000004</c:v>
+                </c:pt>
+                <c:pt idx="5">
+                  <c:v>0.60780800000000001</c:v>
+                </c:pt>
+                <c:pt idx="6">
+                  <c:v>0.60661799999999999</c:v>
+                </c:pt>
+                <c:pt idx="7">
+                  <c:v>0.60663699999999998</c:v>
+                </c:pt>
+                <c:pt idx="8">
+                  <c:v>0.60663699999999998</c:v>
+                </c:pt>
+                <c:pt idx="9">
+                  <c:v>0.60663699999999998</c:v>
+                </c:pt>
+              </c:numCache>
+            </c:numRef>
+          </c:yVal>
+          <c:smooth val="0"/>
+        </c:ser>
+        <c:ser>
+          <c:idx val="2"/>
+          <c:order val="2"/>
+          <c:tx>
+            <c:strRef>
+              <c:f>'PCA feature seleaction'!$B$5</c:f>
+              <c:strCache>
+                <c:ptCount val="1"/>
+                <c:pt idx="0">
+                  <c:v>RF</c:v>
+                </c:pt>
+              </c:strCache>
+            </c:strRef>
+          </c:tx>
+          <c:xVal>
+            <c:numRef>
+              <c:f>'PCA feature seleaction'!$C$1:$L$1</c:f>
+              <c:numCache>
+                <c:formatCode>Основной</c:formatCode>
+                <c:ptCount val="10"/>
+                <c:pt idx="0">
+                  <c:v>3</c:v>
+                </c:pt>
+                <c:pt idx="1">
+                  <c:v>4</c:v>
+                </c:pt>
+                <c:pt idx="2">
+                  <c:v>5</c:v>
+                </c:pt>
+                <c:pt idx="3">
+                  <c:v>10</c:v>
+                </c:pt>
+                <c:pt idx="4">
+                  <c:v>15</c:v>
+                </c:pt>
+                <c:pt idx="5">
+                  <c:v>20</c:v>
+                </c:pt>
+                <c:pt idx="6">
+                  <c:v>25</c:v>
+                </c:pt>
+                <c:pt idx="7">
+                  <c:v>30</c:v>
+                </c:pt>
+                <c:pt idx="8">
+                  <c:v>35</c:v>
+                </c:pt>
+                <c:pt idx="9">
+                  <c:v>40</c:v>
+                </c:pt>
+              </c:numCache>
+            </c:numRef>
+          </c:xVal>
+          <c:yVal>
+            <c:numRef>
+              <c:f>'PCA feature seleaction'!$C$5:$L$5</c:f>
+              <c:numCache>
+                <c:formatCode>Основной</c:formatCode>
+                <c:ptCount val="10"/>
+                <c:pt idx="0">
+                  <c:v>0.61624599999999996</c:v>
+                </c:pt>
+                <c:pt idx="1">
+                  <c:v>0.62788299999999997</c:v>
+                </c:pt>
+                <c:pt idx="2">
+                  <c:v>0.65237400000000001</c:v>
+                </c:pt>
+                <c:pt idx="3">
+                  <c:v>0.69200200000000001</c:v>
+                </c:pt>
+                <c:pt idx="4">
+                  <c:v>0.72725700000000004</c:v>
+                </c:pt>
+                <c:pt idx="5">
+                  <c:v>0.71033599999999997</c:v>
+                </c:pt>
+                <c:pt idx="6">
+                  <c:v>0.69991099999999995</c:v>
+                </c:pt>
+                <c:pt idx="7">
+                  <c:v>0.68887699999999996</c:v>
+                </c:pt>
+                <c:pt idx="8">
+                  <c:v>0.666099</c:v>
+                </c:pt>
+                <c:pt idx="9">
+                  <c:v>0.65939099999999995</c:v>
+                </c:pt>
+              </c:numCache>
+            </c:numRef>
+          </c:yVal>
+          <c:smooth val="0"/>
+        </c:ser>
+        <c:ser>
+          <c:idx val="3"/>
+          <c:order val="3"/>
+          <c:tx>
+            <c:strRef>
+              <c:f>'PCA feature seleaction'!$B$6</c:f>
+              <c:strCache>
+                <c:ptCount val="1"/>
+                <c:pt idx="0">
+                  <c:v>GBoost</c:v>
+                </c:pt>
+              </c:strCache>
+            </c:strRef>
+          </c:tx>
+          <c:xVal>
+            <c:numRef>
+              <c:f>'PCA feature seleaction'!$C$1:$L$1</c:f>
+              <c:numCache>
+                <c:formatCode>Основной</c:formatCode>
+                <c:ptCount val="10"/>
+                <c:pt idx="0">
+                  <c:v>3</c:v>
+                </c:pt>
+                <c:pt idx="1">
+                  <c:v>4</c:v>
+                </c:pt>
+                <c:pt idx="2">
+                  <c:v>5</c:v>
+                </c:pt>
+                <c:pt idx="3">
+                  <c:v>10</c:v>
+                </c:pt>
+                <c:pt idx="4">
+                  <c:v>15</c:v>
+                </c:pt>
+                <c:pt idx="5">
+                  <c:v>20</c:v>
+                </c:pt>
+                <c:pt idx="6">
+                  <c:v>25</c:v>
+                </c:pt>
+                <c:pt idx="7">
+                  <c:v>30</c:v>
+                </c:pt>
+                <c:pt idx="8">
+                  <c:v>35</c:v>
+                </c:pt>
+                <c:pt idx="9">
+                  <c:v>40</c:v>
+                </c:pt>
+              </c:numCache>
+            </c:numRef>
+          </c:xVal>
+          <c:yVal>
+            <c:numRef>
+              <c:f>'PCA feature seleaction'!$C$6:$L$6</c:f>
+              <c:numCache>
+                <c:formatCode>Основной</c:formatCode>
+                <c:ptCount val="10"/>
+                <c:pt idx="0">
+                  <c:v>0.83665199999999995</c:v>
+                </c:pt>
+                <c:pt idx="1">
+                  <c:v>0.84756699999999996</c:v>
+                </c:pt>
+                <c:pt idx="2">
+                  <c:v>0.85694700000000001</c:v>
+                </c:pt>
+                <c:pt idx="3">
+                  <c:v>0.91539899999999996</c:v>
+                </c:pt>
+                <c:pt idx="4">
+                  <c:v>0.94550400000000001</c:v>
+                </c:pt>
+                <c:pt idx="5">
+                  <c:v>0.95784000000000002</c:v>
+                </c:pt>
+                <c:pt idx="6">
+                  <c:v>0.96169700000000002</c:v>
+                </c:pt>
+                <c:pt idx="7">
+                  <c:v>0.96759700000000004</c:v>
+                </c:pt>
+                <c:pt idx="8">
+                  <c:v>0.97044399999999997</c:v>
+                </c:pt>
+                <c:pt idx="9">
+                  <c:v>0.96932499999999999</c:v>
+                </c:pt>
+              </c:numCache>
+            </c:numRef>
+          </c:yVal>
+          <c:smooth val="0"/>
+        </c:ser>
+        <c:ser>
+          <c:idx val="4"/>
+          <c:order val="4"/>
+          <c:tx>
+            <c:strRef>
+              <c:f>'PCA feature seleaction'!$B$7</c:f>
+              <c:strCache>
+                <c:ptCount val="1"/>
+                <c:pt idx="0">
+                  <c:v>KNN</c:v>
+                </c:pt>
+              </c:strCache>
+            </c:strRef>
+          </c:tx>
+          <c:xVal>
+            <c:numRef>
+              <c:f>'PCA feature seleaction'!$C$1:$L$1</c:f>
+              <c:numCache>
+                <c:formatCode>Основной</c:formatCode>
+                <c:ptCount val="10"/>
+                <c:pt idx="0">
+                  <c:v>3</c:v>
+                </c:pt>
+                <c:pt idx="1">
+                  <c:v>4</c:v>
+                </c:pt>
+                <c:pt idx="2">
+                  <c:v>5</c:v>
+                </c:pt>
+                <c:pt idx="3">
+                  <c:v>10</c:v>
+                </c:pt>
+                <c:pt idx="4">
+                  <c:v>15</c:v>
+                </c:pt>
+                <c:pt idx="5">
+                  <c:v>20</c:v>
+                </c:pt>
+                <c:pt idx="6">
+                  <c:v>25</c:v>
+                </c:pt>
+                <c:pt idx="7">
+                  <c:v>30</c:v>
+                </c:pt>
+                <c:pt idx="8">
+                  <c:v>35</c:v>
+                </c:pt>
+                <c:pt idx="9">
+                  <c:v>40</c:v>
+                </c:pt>
+              </c:numCache>
+            </c:numRef>
+          </c:xVal>
+          <c:yVal>
+            <c:numRef>
+              <c:f>'PCA feature seleaction'!$C$7:$L$7</c:f>
+              <c:numCache>
+                <c:formatCode>Основной</c:formatCode>
+                <c:ptCount val="10"/>
+                <c:pt idx="0">
+                  <c:v>0.46884700000000001</c:v>
+                </c:pt>
+                <c:pt idx="1">
+                  <c:v>0.45930799999999999</c:v>
+                </c:pt>
+                <c:pt idx="2">
+                  <c:v>0.47344799999999998</c:v>
+                </c:pt>
+                <c:pt idx="3">
+                  <c:v>0.499392</c:v>
+                </c:pt>
+                <c:pt idx="4">
+                  <c:v>0.55970799999999998</c:v>
+                </c:pt>
+                <c:pt idx="5">
+                  <c:v>0.57970699999999997</c:v>
+                </c:pt>
+                <c:pt idx="6">
+                  <c:v>0.56146399999999996</c:v>
+                </c:pt>
+                <c:pt idx="7">
+                  <c:v>0.55543900000000002</c:v>
+                </c:pt>
+                <c:pt idx="8">
+                  <c:v>0.55715000000000003</c:v>
+                </c:pt>
+                <c:pt idx="9">
+                  <c:v>0.56283300000000003</c:v>
+                </c:pt>
+              </c:numCache>
+            </c:numRef>
+          </c:yVal>
+          <c:smooth val="0"/>
+        </c:ser>
+        <c:ser>
+          <c:idx val="5"/>
+          <c:order val="5"/>
+          <c:tx>
+            <c:strRef>
+              <c:f>'PCA feature seleaction'!$B$8</c:f>
+              <c:strCache>
+                <c:ptCount val="1"/>
+                <c:pt idx="0">
+                  <c:v>Catboost</c:v>
+                </c:pt>
+              </c:strCache>
+            </c:strRef>
+          </c:tx>
+          <c:xVal>
+            <c:numRef>
+              <c:f>'PCA feature seleaction'!$C$1:$L$1</c:f>
+              <c:numCache>
+                <c:formatCode>Основной</c:formatCode>
+                <c:ptCount val="10"/>
+                <c:pt idx="0">
+                  <c:v>3</c:v>
+                </c:pt>
+                <c:pt idx="1">
+                  <c:v>4</c:v>
+                </c:pt>
+                <c:pt idx="2">
+                  <c:v>5</c:v>
+                </c:pt>
+                <c:pt idx="3">
+                  <c:v>10</c:v>
+                </c:pt>
+                <c:pt idx="4">
+                  <c:v>15</c:v>
+                </c:pt>
+                <c:pt idx="5">
+                  <c:v>20</c:v>
+                </c:pt>
+                <c:pt idx="6">
+                  <c:v>25</c:v>
+                </c:pt>
+                <c:pt idx="7">
+                  <c:v>30</c:v>
+                </c:pt>
+                <c:pt idx="8">
+                  <c:v>35</c:v>
+                </c:pt>
+                <c:pt idx="9">
+                  <c:v>40</c:v>
+                </c:pt>
+              </c:numCache>
+            </c:numRef>
+          </c:xVal>
+          <c:yVal>
+            <c:numRef>
+              <c:f>'PCA feature seleaction'!$C$8:$L$8</c:f>
+              <c:numCache>
+                <c:formatCode>Основной</c:formatCode>
+                <c:ptCount val="10"/>
+                <c:pt idx="0">
+                  <c:v>0.86079600000000001</c:v>
+                </c:pt>
+                <c:pt idx="1">
+                  <c:v>0.88563499999999995</c:v>
+                </c:pt>
+                <c:pt idx="2">
+                  <c:v>0.90401500000000001</c:v>
+                </c:pt>
+                <c:pt idx="3">
+                  <c:v>0.95874400000000004</c:v>
+                </c:pt>
+                <c:pt idx="4">
+                  <c:v>0.975966</c:v>
+                </c:pt>
+                <c:pt idx="5">
+                  <c:v>0.98106800000000005</c:v>
+                </c:pt>
+                <c:pt idx="6">
+                  <c:v>0.98544399999999999</c:v>
+                </c:pt>
+                <c:pt idx="7">
+                  <c:v>0.98729</c:v>
+                </c:pt>
+                <c:pt idx="8">
+                  <c:v>0.98952700000000005</c:v>
+                </c:pt>
+                <c:pt idx="9">
+                  <c:v>0.99021300000000001</c:v>
+                </c:pt>
+              </c:numCache>
+            </c:numRef>
+          </c:yVal>
+          <c:smooth val="0"/>
+        </c:ser>
+        <c:ser>
+          <c:idx val="6"/>
+          <c:order val="6"/>
+          <c:tx>
+            <c:strRef>
+              <c:f>'PCA feature seleaction'!$B$9</c:f>
+              <c:strCache>
+                <c:ptCount val="1"/>
+                <c:pt idx="0">
+                  <c:v>XGBoost</c:v>
+                </c:pt>
+              </c:strCache>
+            </c:strRef>
+          </c:tx>
+          <c:xVal>
+            <c:numRef>
+              <c:f>'PCA feature seleaction'!$C$1:$L$1</c:f>
+              <c:numCache>
+                <c:formatCode>Основной</c:formatCode>
+                <c:ptCount val="10"/>
+                <c:pt idx="0">
+                  <c:v>3</c:v>
+                </c:pt>
+                <c:pt idx="1">
+                  <c:v>4</c:v>
+                </c:pt>
+                <c:pt idx="2">
+                  <c:v>5</c:v>
+                </c:pt>
+                <c:pt idx="3">
+                  <c:v>10</c:v>
+                </c:pt>
+                <c:pt idx="4">
+                  <c:v>15</c:v>
+                </c:pt>
+                <c:pt idx="5">
+                  <c:v>20</c:v>
+                </c:pt>
+                <c:pt idx="6">
+                  <c:v>25</c:v>
+                </c:pt>
+                <c:pt idx="7">
+                  <c:v>30</c:v>
+                </c:pt>
+                <c:pt idx="8">
+                  <c:v>35</c:v>
+                </c:pt>
+                <c:pt idx="9">
+                  <c:v>40</c:v>
+                </c:pt>
+              </c:numCache>
+            </c:numRef>
+          </c:xVal>
+          <c:yVal>
+            <c:numRef>
+              <c:f>'PCA feature seleaction'!$C$9:$L$9</c:f>
+              <c:numCache>
+                <c:formatCode>Основной</c:formatCode>
+                <c:ptCount val="10"/>
+                <c:pt idx="0">
+                  <c:v>0.87098200000000003</c:v>
+                </c:pt>
+                <c:pt idx="1">
+                  <c:v>0.89499200000000001</c:v>
+                </c:pt>
+                <c:pt idx="2">
+                  <c:v>0.91113</c:v>
+                </c:pt>
+                <c:pt idx="3">
+                  <c:v>0.96065699999999998</c:v>
+                </c:pt>
+                <c:pt idx="4">
+                  <c:v>0.97642200000000001</c:v>
+                </c:pt>
+                <c:pt idx="5">
+                  <c:v>0.98427799999999999</c:v>
+                </c:pt>
+                <c:pt idx="6">
+                  <c:v>0.98614800000000002</c:v>
+                </c:pt>
+                <c:pt idx="7">
+                  <c:v>0.98901700000000003</c:v>
+                </c:pt>
+                <c:pt idx="8">
+                  <c:v>0.98998799999999998</c:v>
+                </c:pt>
+                <c:pt idx="9">
+                  <c:v>0.99151599999999995</c:v>
+                </c:pt>
+              </c:numCache>
+            </c:numRef>
+          </c:yVal>
+          <c:smooth val="0"/>
+        </c:ser>
+        <c:dLbls>
+          <c:showLegendKey val="0"/>
+          <c:showVal val="0"/>
+          <c:showCatName val="0"/>
+          <c:showSerName val="0"/>
+          <c:showPercent val="0"/>
+          <c:showBubbleSize val="0"/>
+        </c:dLbls>
+        <c:axId val="620611840"/>
+        <c:axId val="620612416"/>
+      </c:scatterChart>
+      <c:valAx>
+        <c:axId val="620611840"/>
+        <c:scaling>
+          <c:orientation val="minMax"/>
+        </c:scaling>
+        <c:delete val="0"/>
+        <c:axPos val="b"/>
+        <c:numFmt formatCode="Основной" sourceLinked="1"/>
+        <c:majorTickMark val="out"/>
+        <c:minorTickMark val="none"/>
+        <c:tickLblPos val="nextTo"/>
+        <c:crossAx val="620612416"/>
+        <c:crosses val="autoZero"/>
+        <c:crossBetween val="midCat"/>
+      </c:valAx>
+      <c:valAx>
+        <c:axId val="620612416"/>
+        <c:scaling>
+          <c:orientation val="minMax"/>
+        </c:scaling>
+        <c:delete val="0"/>
+        <c:axPos val="l"/>
+        <c:majorGridlines/>
+        <c:numFmt formatCode="Основной" sourceLinked="1"/>
+        <c:majorTickMark val="out"/>
+        <c:minorTickMark val="none"/>
+        <c:tickLblPos val="nextTo"/>
+        <c:crossAx val="620611840"/>
+        <c:crosses val="autoZero"/>
+        <c:crossBetween val="midCat"/>
+      </c:valAx>
+    </c:plotArea>
+    <c:legend>
+      <c:legendPos val="r"/>
+      <c:overlay val="0"/>
+    </c:legend>
+    <c:plotVisOnly val="1"/>
+    <c:dispBlanksAs val="gap"/>
+    <c:showDLblsOverMax val="0"/>
+  </c:chart>
+  <c:externalData r:id="rId1">
+    <c:autoUpdate val="0"/>
+  </c:externalData>
+</c:chartSpace>
+</file>
+
+<file path=word/charts/chart6.xml><?xml version="1.0" encoding="utf-8"?>
+<c:chartSpace xmlns:c="http://schemas.openxmlformats.org/drawingml/2006/chart" xmlns:a="http://schemas.openxmlformats.org/drawingml/2006/main" xmlns:r="http://schemas.openxmlformats.org/officeDocument/2006/relationships">
+  <c:date1904 val="0"/>
+  <c:lang val="ru-RU"/>
+  <c:roundedCorners val="0"/>
+  <mc:AlternateContent xmlns:mc="http://schemas.openxmlformats.org/markup-compatibility/2006">
+    <mc:Choice xmlns:c14="http://schemas.microsoft.com/office/drawing/2007/8/2/chart" Requires="c14">
+      <c14:style val="102"/>
+    </mc:Choice>
+    <mc:Fallback>
+      <c:style val="2"/>
+    </mc:Fallback>
+  </mc:AlternateContent>
+  <c:chart>
+    <c:autoTitleDeleted val="0"/>
+    <c:plotArea>
+      <c:layout/>
+      <c:scatterChart>
+        <c:scatterStyle val="lineMarker"/>
+        <c:varyColors val="0"/>
+        <c:ser>
+          <c:idx val="0"/>
+          <c:order val="0"/>
+          <c:tx>
+            <c:strRef>
+              <c:f>'PCA feature seleaction'!$B$13</c:f>
+              <c:strCache>
+                <c:ptCount val="1"/>
+                <c:pt idx="0">
+                  <c:v>Linear</c:v>
+                </c:pt>
+              </c:strCache>
+            </c:strRef>
+          </c:tx>
+          <c:xVal>
+            <c:numRef>
+              <c:f>'PCA feature seleaction'!$C$1:$L$1</c:f>
+              <c:numCache>
+                <c:formatCode>Основной</c:formatCode>
+                <c:ptCount val="10"/>
+                <c:pt idx="0">
+                  <c:v>3</c:v>
+                </c:pt>
+                <c:pt idx="1">
+                  <c:v>4</c:v>
+                </c:pt>
+                <c:pt idx="2">
+                  <c:v>5</c:v>
+                </c:pt>
+                <c:pt idx="3">
+                  <c:v>10</c:v>
+                </c:pt>
+                <c:pt idx="4">
+                  <c:v>15</c:v>
+                </c:pt>
+                <c:pt idx="5">
+                  <c:v>20</c:v>
+                </c:pt>
+                <c:pt idx="6">
+                  <c:v>25</c:v>
+                </c:pt>
+                <c:pt idx="7">
+                  <c:v>30</c:v>
+                </c:pt>
+                <c:pt idx="8">
+                  <c:v>35</c:v>
+                </c:pt>
+                <c:pt idx="9">
+                  <c:v>40</c:v>
+                </c:pt>
+              </c:numCache>
+            </c:numRef>
+          </c:xVal>
+          <c:yVal>
+            <c:numRef>
+              <c:f>'PCA feature seleaction'!$C$13:$L$13</c:f>
+              <c:numCache>
+                <c:formatCode>Основной</c:formatCode>
+                <c:ptCount val="10"/>
+                <c:pt idx="0">
+                  <c:v>0.31505100000000003</c:v>
+                </c:pt>
+                <c:pt idx="1">
+                  <c:v>0.32217000000000001</c:v>
+                </c:pt>
+                <c:pt idx="2">
+                  <c:v>0.37554100000000001</c:v>
+                </c:pt>
+                <c:pt idx="3">
+                  <c:v>0.35584100000000002</c:v>
+                </c:pt>
+                <c:pt idx="4">
+                  <c:v>0.370091</c:v>
+                </c:pt>
+                <c:pt idx="5">
+                  <c:v>0.31544800000000001</c:v>
+                </c:pt>
+                <c:pt idx="6">
+                  <c:v>0.429618</c:v>
+                </c:pt>
+                <c:pt idx="7">
+                  <c:v>0.45276499999999997</c:v>
+                </c:pt>
+                <c:pt idx="8">
+                  <c:v>0.47160200000000002</c:v>
+                </c:pt>
+                <c:pt idx="9">
+                  <c:v>0.48118499999999997</c:v>
+                </c:pt>
+              </c:numCache>
+            </c:numRef>
+          </c:yVal>
+          <c:smooth val="0"/>
+        </c:ser>
+        <c:ser>
+          <c:idx val="1"/>
+          <c:order val="1"/>
+          <c:tx>
+            <c:strRef>
+              <c:f>'PCA feature seleaction'!$B$14</c:f>
+              <c:strCache>
+                <c:ptCount val="1"/>
+                <c:pt idx="0">
+                  <c:v>DT</c:v>
+                </c:pt>
+              </c:strCache>
+            </c:strRef>
+          </c:tx>
+          <c:xVal>
+            <c:numRef>
+              <c:f>'PCA feature seleaction'!$C$1:$L$1</c:f>
+              <c:numCache>
+                <c:formatCode>Основной</c:formatCode>
+                <c:ptCount val="10"/>
+                <c:pt idx="0">
+                  <c:v>3</c:v>
+                </c:pt>
+                <c:pt idx="1">
+                  <c:v>4</c:v>
+                </c:pt>
+                <c:pt idx="2">
+                  <c:v>5</c:v>
+                </c:pt>
+                <c:pt idx="3">
+                  <c:v>10</c:v>
+                </c:pt>
+                <c:pt idx="4">
+                  <c:v>15</c:v>
+                </c:pt>
+                <c:pt idx="5">
+                  <c:v>20</c:v>
+                </c:pt>
+                <c:pt idx="6">
+                  <c:v>25</c:v>
+                </c:pt>
+                <c:pt idx="7">
+                  <c:v>30</c:v>
+                </c:pt>
+                <c:pt idx="8">
+                  <c:v>35</c:v>
+                </c:pt>
+                <c:pt idx="9">
+                  <c:v>40</c:v>
+                </c:pt>
+              </c:numCache>
+            </c:numRef>
+          </c:xVal>
+          <c:yVal>
+            <c:numRef>
+              <c:f>'PCA feature seleaction'!$C$14:$L$14</c:f>
+              <c:numCache>
+                <c:formatCode>Основной</c:formatCode>
+                <c:ptCount val="10"/>
+                <c:pt idx="0">
+                  <c:v>0.36340499999999998</c:v>
+                </c:pt>
+                <c:pt idx="1">
+                  <c:v>0.35042000000000001</c:v>
+                </c:pt>
+                <c:pt idx="2">
+                  <c:v>0.39270699999999997</c:v>
+                </c:pt>
+                <c:pt idx="3">
+                  <c:v>0.39615899999999998</c:v>
+                </c:pt>
+                <c:pt idx="4">
+                  <c:v>0.40091300000000002</c:v>
+                </c:pt>
+                <c:pt idx="5">
+                  <c:v>0.39983000000000002</c:v>
+                </c:pt>
+                <c:pt idx="6">
+                  <c:v>0.40060000000000001</c:v>
+                </c:pt>
+                <c:pt idx="7">
+                  <c:v>0.400561</c:v>
+                </c:pt>
+                <c:pt idx="8">
+                  <c:v>0.400561</c:v>
+                </c:pt>
+                <c:pt idx="9">
+                  <c:v>0.400561</c:v>
+                </c:pt>
+              </c:numCache>
+            </c:numRef>
+          </c:yVal>
+          <c:smooth val="0"/>
+        </c:ser>
+        <c:ser>
+          <c:idx val="2"/>
+          <c:order val="2"/>
+          <c:tx>
+            <c:strRef>
+              <c:f>'PCA feature seleaction'!$B$15</c:f>
+              <c:strCache>
+                <c:ptCount val="1"/>
+                <c:pt idx="0">
+                  <c:v>RF</c:v>
+                </c:pt>
+              </c:strCache>
+            </c:strRef>
+          </c:tx>
+          <c:xVal>
+            <c:numRef>
+              <c:f>'PCA feature seleaction'!$C$1:$L$1</c:f>
+              <c:numCache>
+                <c:formatCode>Основной</c:formatCode>
+                <c:ptCount val="10"/>
+                <c:pt idx="0">
+                  <c:v>3</c:v>
+                </c:pt>
+                <c:pt idx="1">
+                  <c:v>4</c:v>
+                </c:pt>
+                <c:pt idx="2">
+                  <c:v>5</c:v>
+                </c:pt>
+                <c:pt idx="3">
+                  <c:v>10</c:v>
+                </c:pt>
+                <c:pt idx="4">
+                  <c:v>15</c:v>
+                </c:pt>
+                <c:pt idx="5">
+                  <c:v>20</c:v>
+                </c:pt>
+                <c:pt idx="6">
+                  <c:v>25</c:v>
+                </c:pt>
+                <c:pt idx="7">
+                  <c:v>30</c:v>
+                </c:pt>
+                <c:pt idx="8">
+                  <c:v>35</c:v>
+                </c:pt>
+                <c:pt idx="9">
+                  <c:v>40</c:v>
+                </c:pt>
+              </c:numCache>
+            </c:numRef>
+          </c:xVal>
+          <c:yVal>
+            <c:numRef>
+              <c:f>'PCA feature seleaction'!$C$15:$L$15</c:f>
+              <c:numCache>
+                <c:formatCode>Основной</c:formatCode>
+                <c:ptCount val="10"/>
+                <c:pt idx="0">
+                  <c:v>0.48772700000000002</c:v>
+                </c:pt>
+                <c:pt idx="1">
+                  <c:v>0.51938700000000004</c:v>
+                </c:pt>
+                <c:pt idx="2">
+                  <c:v>0.51721099999999998</c:v>
+                </c:pt>
+                <c:pt idx="3">
+                  <c:v>0.55378400000000005</c:v>
+                </c:pt>
+                <c:pt idx="4">
+                  <c:v>0.57061099999999998</c:v>
+                </c:pt>
+                <c:pt idx="5">
+                  <c:v>0.55282100000000001</c:v>
+                </c:pt>
+                <c:pt idx="6">
+                  <c:v>0.54214399999999996</c:v>
+                </c:pt>
+                <c:pt idx="7">
+                  <c:v>0.53958799999999996</c:v>
+                </c:pt>
+                <c:pt idx="8">
+                  <c:v>0.54978800000000005</c:v>
+                </c:pt>
+                <c:pt idx="9">
+                  <c:v>0.52159100000000003</c:v>
+                </c:pt>
+              </c:numCache>
+            </c:numRef>
+          </c:yVal>
+          <c:smooth val="0"/>
+        </c:ser>
+        <c:ser>
+          <c:idx val="3"/>
+          <c:order val="3"/>
+          <c:tx>
+            <c:strRef>
+              <c:f>'PCA feature seleaction'!$B$16</c:f>
+              <c:strCache>
+                <c:ptCount val="1"/>
+                <c:pt idx="0">
+                  <c:v>GBoost</c:v>
+                </c:pt>
+              </c:strCache>
+            </c:strRef>
+          </c:tx>
+          <c:xVal>
+            <c:numRef>
+              <c:f>'PCA feature seleaction'!$C$1:$L$1</c:f>
+              <c:numCache>
+                <c:formatCode>Основной</c:formatCode>
+                <c:ptCount val="10"/>
+                <c:pt idx="0">
+                  <c:v>3</c:v>
+                </c:pt>
+                <c:pt idx="1">
+                  <c:v>4</c:v>
+                </c:pt>
+                <c:pt idx="2">
+                  <c:v>5</c:v>
+                </c:pt>
+                <c:pt idx="3">
+                  <c:v>10</c:v>
+                </c:pt>
+                <c:pt idx="4">
+                  <c:v>15</c:v>
+                </c:pt>
+                <c:pt idx="5">
+                  <c:v>20</c:v>
+                </c:pt>
+                <c:pt idx="6">
+                  <c:v>25</c:v>
+                </c:pt>
+                <c:pt idx="7">
+                  <c:v>30</c:v>
+                </c:pt>
+                <c:pt idx="8">
+                  <c:v>35</c:v>
+                </c:pt>
+                <c:pt idx="9">
+                  <c:v>40</c:v>
+                </c:pt>
+              </c:numCache>
+            </c:numRef>
+          </c:xVal>
+          <c:yVal>
+            <c:numRef>
+              <c:f>'PCA feature seleaction'!$C$16:$L$16</c:f>
+              <c:numCache>
+                <c:formatCode>Основной</c:formatCode>
+                <c:ptCount val="10"/>
+                <c:pt idx="0">
+                  <c:v>0.56424399999999997</c:v>
+                </c:pt>
+                <c:pt idx="1">
+                  <c:v>0.58045199999999997</c:v>
+                </c:pt>
+                <c:pt idx="2">
+                  <c:v>0.606572</c:v>
+                </c:pt>
+                <c:pt idx="3">
+                  <c:v>0.63702099999999995</c:v>
+                </c:pt>
+                <c:pt idx="4">
+                  <c:v>0.67594200000000004</c:v>
+                </c:pt>
+                <c:pt idx="5">
+                  <c:v>0.66975700000000005</c:v>
+                </c:pt>
+                <c:pt idx="6">
+                  <c:v>0.68436300000000005</c:v>
+                </c:pt>
+                <c:pt idx="7">
+                  <c:v>0.66810000000000003</c:v>
+                </c:pt>
+                <c:pt idx="8">
+                  <c:v>0.69082500000000002</c:v>
+                </c:pt>
+                <c:pt idx="9">
+                  <c:v>0.65526399999999996</c:v>
+                </c:pt>
+              </c:numCache>
+            </c:numRef>
+          </c:yVal>
+          <c:smooth val="0"/>
+        </c:ser>
+        <c:ser>
+          <c:idx val="4"/>
+          <c:order val="4"/>
+          <c:tx>
+            <c:strRef>
+              <c:f>'PCA feature seleaction'!$B$17</c:f>
+              <c:strCache>
+                <c:ptCount val="1"/>
+                <c:pt idx="0">
+                  <c:v>KNN</c:v>
+                </c:pt>
+              </c:strCache>
+            </c:strRef>
+          </c:tx>
+          <c:xVal>
+            <c:numRef>
+              <c:f>'PCA feature seleaction'!$C$1:$L$1</c:f>
+              <c:numCache>
+                <c:formatCode>Основной</c:formatCode>
+                <c:ptCount val="10"/>
+                <c:pt idx="0">
+                  <c:v>3</c:v>
+                </c:pt>
+                <c:pt idx="1">
+                  <c:v>4</c:v>
+                </c:pt>
+                <c:pt idx="2">
+                  <c:v>5</c:v>
+                </c:pt>
+                <c:pt idx="3">
+                  <c:v>10</c:v>
+                </c:pt>
+                <c:pt idx="4">
+                  <c:v>15</c:v>
+                </c:pt>
+                <c:pt idx="5">
+                  <c:v>20</c:v>
+                </c:pt>
+                <c:pt idx="6">
+                  <c:v>25</c:v>
+                </c:pt>
+                <c:pt idx="7">
+                  <c:v>30</c:v>
+                </c:pt>
+                <c:pt idx="8">
+                  <c:v>35</c:v>
+                </c:pt>
+                <c:pt idx="9">
+                  <c:v>40</c:v>
+                </c:pt>
+              </c:numCache>
+            </c:numRef>
+          </c:xVal>
+          <c:yVal>
+            <c:numRef>
+              <c:f>'PCA feature seleaction'!$C$17:$L$17</c:f>
+              <c:numCache>
+                <c:formatCode>Основной</c:formatCode>
+                <c:ptCount val="10"/>
+                <c:pt idx="0">
+                  <c:v>0.43696200000000002</c:v>
+                </c:pt>
+                <c:pt idx="1">
+                  <c:v>0.41728900000000002</c:v>
+                </c:pt>
+                <c:pt idx="2">
+                  <c:v>0.43643599999999999</c:v>
+                </c:pt>
+                <c:pt idx="3">
+                  <c:v>0.46390999999999999</c:v>
+                </c:pt>
+                <c:pt idx="4">
+                  <c:v>0.49308200000000002</c:v>
+                </c:pt>
+                <c:pt idx="5">
+                  <c:v>0.52517400000000003</c:v>
+                </c:pt>
+                <c:pt idx="6">
+                  <c:v>0.512791</c:v>
+                </c:pt>
+                <c:pt idx="7">
+                  <c:v>0.517293</c:v>
+                </c:pt>
+                <c:pt idx="8">
+                  <c:v>0.51966900000000005</c:v>
+                </c:pt>
+                <c:pt idx="9">
+                  <c:v>0.522339</c:v>
+                </c:pt>
+              </c:numCache>
+            </c:numRef>
+          </c:yVal>
+          <c:smooth val="0"/>
+        </c:ser>
+        <c:ser>
+          <c:idx val="5"/>
+          <c:order val="5"/>
+          <c:tx>
+            <c:strRef>
+              <c:f>'PCA feature seleaction'!$B$18</c:f>
+              <c:strCache>
+                <c:ptCount val="1"/>
+                <c:pt idx="0">
+                  <c:v>Catboost</c:v>
+                </c:pt>
+              </c:strCache>
+            </c:strRef>
+          </c:tx>
+          <c:xVal>
+            <c:numRef>
+              <c:f>'PCA feature seleaction'!$C$1:$L$1</c:f>
+              <c:numCache>
+                <c:formatCode>Основной</c:formatCode>
+                <c:ptCount val="10"/>
+                <c:pt idx="0">
+                  <c:v>3</c:v>
+                </c:pt>
+                <c:pt idx="1">
+                  <c:v>4</c:v>
+                </c:pt>
+                <c:pt idx="2">
+                  <c:v>5</c:v>
+                </c:pt>
+                <c:pt idx="3">
+                  <c:v>10</c:v>
+                </c:pt>
+                <c:pt idx="4">
+                  <c:v>15</c:v>
+                </c:pt>
+                <c:pt idx="5">
+                  <c:v>20</c:v>
+                </c:pt>
+                <c:pt idx="6">
+                  <c:v>25</c:v>
+                </c:pt>
+                <c:pt idx="7">
+                  <c:v>30</c:v>
+                </c:pt>
+                <c:pt idx="8">
+                  <c:v>35</c:v>
+                </c:pt>
+                <c:pt idx="9">
+                  <c:v>40</c:v>
+                </c:pt>
+              </c:numCache>
+            </c:numRef>
+          </c:xVal>
+          <c:yVal>
+            <c:numRef>
+              <c:f>'PCA feature seleaction'!$C$18:$L$18</c:f>
+              <c:numCache>
+                <c:formatCode>Основной</c:formatCode>
+                <c:ptCount val="10"/>
+                <c:pt idx="0">
+                  <c:v>0.58116699999999999</c:v>
+                </c:pt>
+                <c:pt idx="1">
+                  <c:v>0.62989600000000001</c:v>
+                </c:pt>
+                <c:pt idx="2">
+                  <c:v>0.64540799999999998</c:v>
+                </c:pt>
+                <c:pt idx="3">
+                  <c:v>0.70276300000000003</c:v>
+                </c:pt>
+                <c:pt idx="4">
+                  <c:v>0.66960200000000003</c:v>
+                </c:pt>
+                <c:pt idx="5">
+                  <c:v>0.68886999999999998</c:v>
+                </c:pt>
+                <c:pt idx="6">
+                  <c:v>0.74399300000000002</c:v>
+                </c:pt>
+                <c:pt idx="7">
+                  <c:v>0.71667400000000003</c:v>
+                </c:pt>
+                <c:pt idx="8">
+                  <c:v>0.737371</c:v>
+                </c:pt>
+                <c:pt idx="9">
+                  <c:v>0.69867400000000002</c:v>
+                </c:pt>
+              </c:numCache>
+            </c:numRef>
+          </c:yVal>
+          <c:smooth val="0"/>
+        </c:ser>
+        <c:ser>
+          <c:idx val="6"/>
+          <c:order val="6"/>
+          <c:tx>
+            <c:strRef>
+              <c:f>'PCA feature seleaction'!$B$19</c:f>
+              <c:strCache>
+                <c:ptCount val="1"/>
+                <c:pt idx="0">
+                  <c:v>XGBoost</c:v>
+                </c:pt>
+              </c:strCache>
+            </c:strRef>
+          </c:tx>
+          <c:xVal>
+            <c:numRef>
+              <c:f>'PCA feature seleaction'!$C$1:$L$1</c:f>
+              <c:numCache>
+                <c:formatCode>Основной</c:formatCode>
+                <c:ptCount val="10"/>
+                <c:pt idx="0">
+                  <c:v>3</c:v>
+                </c:pt>
+                <c:pt idx="1">
+                  <c:v>4</c:v>
+                </c:pt>
+                <c:pt idx="2">
+                  <c:v>5</c:v>
+                </c:pt>
+                <c:pt idx="3">
+                  <c:v>10</c:v>
+                </c:pt>
+                <c:pt idx="4">
+                  <c:v>15</c:v>
+                </c:pt>
+                <c:pt idx="5">
+                  <c:v>20</c:v>
+                </c:pt>
+                <c:pt idx="6">
+                  <c:v>25</c:v>
+                </c:pt>
+                <c:pt idx="7">
+                  <c:v>30</c:v>
+                </c:pt>
+                <c:pt idx="8">
+                  <c:v>35</c:v>
+                </c:pt>
+                <c:pt idx="9">
+                  <c:v>40</c:v>
+                </c:pt>
+              </c:numCache>
+            </c:numRef>
+          </c:xVal>
+          <c:yVal>
+            <c:numRef>
+              <c:f>'PCA feature seleaction'!$C$19:$L$19</c:f>
+              <c:numCache>
+                <c:formatCode>Основной</c:formatCode>
+                <c:ptCount val="10"/>
+                <c:pt idx="0">
+                  <c:v>0.54321900000000001</c:v>
+                </c:pt>
+                <c:pt idx="1">
+                  <c:v>0.56588700000000003</c:v>
+                </c:pt>
+                <c:pt idx="2">
+                  <c:v>0.60228700000000002</c:v>
+                </c:pt>
+                <c:pt idx="3">
+                  <c:v>0.66356000000000004</c:v>
+                </c:pt>
+                <c:pt idx="4">
+                  <c:v>0.69015300000000002</c:v>
+                </c:pt>
+                <c:pt idx="5">
+                  <c:v>0.69771300000000003</c:v>
+                </c:pt>
+                <c:pt idx="6">
+                  <c:v>0.71202299999999996</c:v>
+                </c:pt>
+                <c:pt idx="7">
+                  <c:v>0.71596099999999996</c:v>
+                </c:pt>
+                <c:pt idx="8">
+                  <c:v>0.72427699999999995</c:v>
+                </c:pt>
+                <c:pt idx="9">
+                  <c:v>0.74206300000000003</c:v>
+                </c:pt>
+              </c:numCache>
+            </c:numRef>
+          </c:yVal>
+          <c:smooth val="0"/>
+        </c:ser>
+        <c:dLbls>
+          <c:showLegendKey val="0"/>
+          <c:showVal val="0"/>
+          <c:showCatName val="0"/>
+          <c:showSerName val="0"/>
+          <c:showPercent val="0"/>
+          <c:showBubbleSize val="0"/>
+        </c:dLbls>
+        <c:axId val="620614144"/>
+        <c:axId val="620614720"/>
+      </c:scatterChart>
+      <c:valAx>
+        <c:axId val="620614144"/>
+        <c:scaling>
+          <c:orientation val="minMax"/>
+        </c:scaling>
+        <c:delete val="0"/>
+        <c:axPos val="b"/>
+        <c:numFmt formatCode="Основной" sourceLinked="1"/>
+        <c:majorTickMark val="out"/>
+        <c:minorTickMark val="none"/>
+        <c:tickLblPos val="nextTo"/>
+        <c:crossAx val="620614720"/>
+        <c:crosses val="autoZero"/>
+        <c:crossBetween val="midCat"/>
+      </c:valAx>
+      <c:valAx>
+        <c:axId val="620614720"/>
+        <c:scaling>
+          <c:orientation val="minMax"/>
+        </c:scaling>
+        <c:delete val="0"/>
+        <c:axPos val="l"/>
+        <c:majorGridlines/>
+        <c:numFmt formatCode="Основной" sourceLinked="1"/>
+        <c:majorTickMark val="out"/>
+        <c:minorTickMark val="none"/>
+        <c:tickLblPos val="nextTo"/>
+        <c:crossAx val="620614144"/>
+        <c:crosses val="autoZero"/>
+        <c:crossBetween val="midCat"/>
+      </c:valAx>
+    </c:plotArea>
+    <c:legend>
+      <c:legendPos val="r"/>
+      <c:overlay val="0"/>
+    </c:legend>
+    <c:plotVisOnly val="1"/>
+    <c:dispBlanksAs val="gap"/>
+    <c:showDLblsOverMax val="0"/>
+  </c:chart>
+  <c:externalData r:id="rId1">
+    <c:autoUpdate val="0"/>
+  </c:externalData>
+</c:chartSpace>
+</file>
+
 <file path=word/theme/theme1.xml><?xml version="1.0" encoding="utf-8"?>
 <a:theme xmlns:a="http://schemas.openxmlformats.org/drawingml/2006/main" name="Тема Office">
   <a:themeElements>
@@ -26386,7 +33679,7 @@
 </file>
 
 <file path=customXml/itemProps1.xml><?xml version="1.0" encoding="utf-8"?>
-<ds:datastoreItem xmlns:ds="http://schemas.openxmlformats.org/officeDocument/2006/customXml" ds:itemID="{4DFEC02C-9EEC-4DF4-ABA7-4F2FDEBF0333}">
+<ds:datastoreItem xmlns:ds="http://schemas.openxmlformats.org/officeDocument/2006/customXml" ds:itemID="{86FA260F-2BEA-491B-B8F9-4CEEE912153D}">
   <ds:schemaRefs>
     <ds:schemaRef ds:uri="http://schemas.openxmlformats.org/officeDocument/2006/bibliography"/>
   </ds:schemaRefs>
